--- a/res/Resumes/Temp.docx
+++ b/res/Resumes/Temp.docx
@@ -45,11 +45,9 @@
         <w:spacing w:after="0"/>
         <w:rPr>
           <w:rFonts w:ascii="Garamond" w:eastAsia="Times New Roman" w:hAnsi="Garamond" w:cs="Times New Roman"/>
-          <w:b/>
-          <w:bCs/>
           <w:color w:val="000000"/>
-          <w:sz w:val="32"/>
-          <w:szCs w:val="32"/>
+          <w:sz w:val="28"/>
+          <w:szCs w:val="28"/>
           <w:lang w:val="en-IN" w:eastAsia="en-IN"/>
         </w:rPr>
       </w:pPr>
@@ -63,12 +61,69 @@
           <w:szCs w:val="32"/>
           <w:lang w:val="en-IN" w:eastAsia="en-IN"/>
         </w:rPr>
-        <w:t>Senior Frontend Engineer | AI &amp; Developer Experience</w:t>
+        <w:t xml:space="preserve">Senior Frontend Engineer | </w:t>
       </w:r>
-    </w:p>
-    <w:p>
-      <w:pPr>
-        <w:spacing w:after="0" w:line="312" w:lineRule="auto"/>
+      <w:r>
+        <w:rPr>
+          <w:rFonts w:ascii="Garamond" w:eastAsia="Times New Roman" w:hAnsi="Garamond" w:cs="Times New Roman"/>
+          <w:b/>
+          <w:bCs/>
+          <w:color w:val="000000"/>
+          <w:sz w:val="32"/>
+          <w:szCs w:val="32"/>
+          <w:lang w:val="en-IN" w:eastAsia="en-IN"/>
+        </w:rPr>
+        <w:t>Scalable</w:t>
+      </w:r>
+      <w:r>
+        <w:rPr>
+          <w:rFonts w:ascii="Garamond" w:eastAsia="Times New Roman" w:hAnsi="Garamond" w:cs="Times New Roman"/>
+          <w:b/>
+          <w:bCs/>
+          <w:color w:val="000000"/>
+          <w:sz w:val="32"/>
+          <w:szCs w:val="32"/>
+          <w:lang w:val="en-IN" w:eastAsia="en-IN"/>
+        </w:rPr>
+        <w:t xml:space="preserve"> UI</w:t>
+      </w:r>
+      <w:r>
+        <w:rPr>
+          <w:rFonts w:ascii="Garamond" w:eastAsia="Times New Roman" w:hAnsi="Garamond" w:cs="Times New Roman"/>
+          <w:b/>
+          <w:bCs/>
+          <w:color w:val="000000"/>
+          <w:sz w:val="32"/>
+          <w:szCs w:val="32"/>
+          <w:lang w:val="en-IN" w:eastAsia="en-IN"/>
+        </w:rPr>
+        <w:t xml:space="preserve"> Systems | </w:t>
+      </w:r>
+      <w:r>
+        <w:rPr>
+          <w:rFonts w:ascii="Garamond" w:eastAsia="Times New Roman" w:hAnsi="Garamond" w:cs="Times New Roman"/>
+          <w:b/>
+          <w:bCs/>
+          <w:color w:val="000000"/>
+          <w:sz w:val="32"/>
+          <w:szCs w:val="32"/>
+          <w:lang w:val="en-IN" w:eastAsia="en-IN"/>
+        </w:rPr>
+        <w:t>Performance &amp; Architecture</w:t>
+      </w:r>
+      <w:r>
+        <w:rPr>
+          <w:rFonts w:ascii="Garamond" w:eastAsia="Times New Roman" w:hAnsi="Garamond" w:cs="Times New Roman"/>
+          <w:b/>
+          <w:bCs/>
+          <w:color w:val="000000"/>
+          <w:sz w:val="32"/>
+          <w:szCs w:val="32"/>
+          <w:lang w:val="en-IN" w:eastAsia="en-IN"/>
+        </w:rPr>
+        <w:t xml:space="preserve"> </w:t>
+      </w:r>
+      <w:r>
         <w:rPr>
           <w:rFonts w:ascii="Garamond" w:eastAsia="Times New Roman" w:hAnsi="Garamond" w:cs="Times New Roman"/>
           <w:color w:val="000000"/>
@@ -76,7 +131,8 @@
           <w:szCs w:val="28"/>
           <w:lang w:val="en-IN" w:eastAsia="en-IN"/>
         </w:rPr>
-      </w:pPr>
+        <w:t>vigneshwar.s1996@gmail.com | +9</w:t>
+      </w:r>
       <w:r>
         <w:rPr>
           <w:rFonts w:ascii="Garamond" w:eastAsia="Times New Roman" w:hAnsi="Garamond" w:cs="Times New Roman"/>
@@ -85,7 +141,7 @@
           <w:szCs w:val="28"/>
           <w:lang w:val="en-IN" w:eastAsia="en-IN"/>
         </w:rPr>
-        <w:t>vigneshwar.s1996@gmail.com | +9</w:t>
+        <w:t>1 9500013901 | Chennai, India</w:t>
       </w:r>
       <w:r>
         <w:rPr>
@@ -95,7 +151,15 @@
           <w:szCs w:val="28"/>
           <w:lang w:val="en-IN" w:eastAsia="en-IN"/>
         </w:rPr>
-        <w:t>1 9500013901 | Chennai, India</w:t>
+        <w:t xml:space="preserve"> | </w:t>
+      </w:r>
+      <w:r>
+        <w:rPr>
+          <w:rFonts w:ascii="Garamond" w:hAnsi="Garamond"/>
+          <w:sz w:val="28"/>
+          <w:szCs w:val="28"/>
+        </w:rPr>
+        <w:t>Open to Relocation (UK)</w:t>
       </w:r>
     </w:p>
     <w:p>
@@ -292,90 +356,11 @@
       </w:pPr>
       <w:r>
         <w:rPr>
-          <w:rFonts w:ascii="Garamond" w:eastAsia="Times New Roman" w:hAnsi="Garamond" w:cs="Times New Roman"/>
-          <w:i/>
-          <w:color w:val="111111"/>
-          <w:lang w:val="en-IN" w:eastAsia="en-IN"/>
-        </w:rPr>
-        <w:t>Open to</w:t>
-      </w:r>
-      <w:r>
-        <w:rPr>
-          <w:rFonts w:ascii="Garamond" w:eastAsia="Times New Roman" w:hAnsi="Garamond" w:cs="Times New Roman"/>
-          <w:i/>
-          <w:color w:val="111111"/>
-          <w:lang w:val="en-IN" w:eastAsia="en-IN"/>
-          <w14:textFill>
-            <w14:solidFill>
-              <w14:srgbClr w14:val="111111">
-                <w14:lumMod w14:val="50000"/>
-              </w14:srgbClr>
-            </w14:solidFill>
-          </w14:textFill>
-        </w:rPr>
-        <w:t xml:space="preserve"> </w:t>
-      </w:r>
-      <w:r>
-        <w:rPr>
-          <w:rFonts w:ascii="Garamond" w:eastAsia="Times New Roman" w:hAnsi="Garamond" w:cs="Times New Roman"/>
-          <w:i/>
-          <w:color w:val="111111"/>
-          <w:lang w:val="en-IN" w:eastAsia="en-IN"/>
-        </w:rPr>
-        <w:t>relocation</w:t>
-      </w:r>
-      <w:r>
-        <w:rPr>
-          <w:rFonts w:ascii="Garamond" w:eastAsia="Times New Roman" w:hAnsi="Garamond" w:cs="Times New Roman"/>
-          <w:i/>
-          <w:color w:val="111111"/>
-          <w:lang w:val="en-IN" w:eastAsia="en-IN"/>
-        </w:rPr>
-        <w:t xml:space="preserve"> </w:t>
-      </w:r>
-      <w:r>
-        <w:rPr>
-          <w:rFonts w:ascii="Garamond" w:eastAsia="Times New Roman" w:hAnsi="Garamond" w:cs="Times New Roman"/>
-          <w:i/>
-          <w:color w:val="111111"/>
-          <w:lang w:val="en-IN" w:eastAsia="en-IN"/>
-          <w14:textFill>
-            <w14:solidFill>
-              <w14:srgbClr w14:val="111111">
-                <w14:lumMod w14:val="50000"/>
-              </w14:srgbClr>
-            </w14:solidFill>
-          </w14:textFill>
-        </w:rPr>
-        <w:t xml:space="preserve">| Visa </w:t>
-      </w:r>
-      <w:r>
-        <w:rPr>
-          <w:rFonts w:ascii="Garamond" w:eastAsia="Times New Roman" w:hAnsi="Garamond" w:cs="Times New Roman"/>
-          <w:i/>
-          <w:color w:val="111111"/>
-          <w:lang w:val="en-IN" w:eastAsia="en-IN"/>
-        </w:rPr>
-        <w:t>Sponsorship Required</w:t>
-      </w:r>
-    </w:p>
-    <w:p>
-      <w:pPr>
-        <w:spacing w:after="0" w:line="336" w:lineRule="auto"/>
-        <w:rPr>
-          <w:rFonts w:ascii="Garamond" w:eastAsia="Times New Roman" w:hAnsi="Garamond" w:cs="Times New Roman"/>
-          <w:i/>
-          <w:color w:val="111111"/>
-          <w:lang w:val="en-IN" w:eastAsia="en-IN"/>
-        </w:rPr>
-      </w:pPr>
-      <w:r>
-        <w:rPr>
           <w:rFonts w:ascii="Garamond" w:hAnsi="Garamond"/>
           <w:color w:val="000000" w:themeColor="text1"/>
         </w:rPr>
         <w:pict>
-          <v:rect id="_x0000_i1049" style="width:0;height:1.5pt" o:hralign="center" o:hrstd="t" o:hr="t" fillcolor="#a0a0a0" stroked="f"/>
+          <v:rect id="_x0000_i1229" style="width:0;height:1.5pt" o:hralign="center" o:hrstd="t" o:hr="t" fillcolor="#a0a0a0" stroked="f"/>
         </w:pict>
       </w:r>
     </w:p>
@@ -385,9 +370,8 @@
         <w:spacing w:line="240" w:lineRule="auto"/>
         <w:rPr>
           <w:rFonts w:ascii="Garamond" w:hAnsi="Garamond"/>
-          <w:color w:val="000000" w:themeColor="text1"/>
-          <w:sz w:val="23"/>
-          <w:szCs w:val="23"/>
+          <w:sz w:val="24"/>
+          <w:szCs w:val="24"/>
         </w:rPr>
       </w:pPr>
       <w:r>
@@ -396,9 +380,8 @@
           <w:rFonts w:ascii="Garamond" w:hAnsi="Garamond"/>
           <w:b/>
           <w:bCs/>
-          <w:color w:val="000000" w:themeColor="text1"/>
-          <w:sz w:val="23"/>
-          <w:szCs w:val="23"/>
+          <w:sz w:val="24"/>
+          <w:szCs w:val="24"/>
         </w:rPr>
         <w:t>SUMMARY</w:t>
       </w:r>
@@ -408,46 +391,834 @@
         <w:pStyle w:val="NormalWeb"/>
         <w:rPr>
           <w:rFonts w:ascii="Garamond" w:hAnsi="Garamond"/>
-          <w:color w:val="000000" w:themeColor="text1"/>
-          <w:sz w:val="23"/>
-          <w:szCs w:val="23"/>
         </w:rPr>
       </w:pPr>
       <w:r>
         <w:rPr>
           <w:rFonts w:ascii="Garamond" w:hAnsi="Garamond"/>
-          <w:color w:val="000000" w:themeColor="text1"/>
-          <w:sz w:val="23"/>
-          <w:szCs w:val="23"/>
-        </w:rPr>
-        <w:t xml:space="preserve">Senior Frontend Engineer with 5+ years of experience building </w:t>
+        </w:rPr>
+        <w:t xml:space="preserve">Senior Frontend Engineer with </w:t>
       </w:r>
       <w:r>
         <w:rPr>
           <w:rStyle w:val="Strong"/>
           <w:rFonts w:ascii="Garamond" w:hAnsi="Garamond"/>
-          <w:color w:val="000000" w:themeColor="text1"/>
-          <w:sz w:val="23"/>
-          <w:szCs w:val="23"/>
-        </w:rPr>
-        <w:t>high-performance, scalable web applications</w:t>
+        </w:rPr>
+        <w:t>8 years of experience</w:t>
       </w:r>
       <w:r>
         <w:rPr>
           <w:rFonts w:ascii="Garamond" w:hAnsi="Garamond"/>
-          <w:color w:val="000000" w:themeColor="text1"/>
-          <w:sz w:val="23"/>
-          <w:szCs w:val="23"/>
-        </w:rPr>
-        <w:t xml:space="preserve"> using React and </w:t>
+        </w:rPr>
+        <w:t xml:space="preserve"> building scalable, high-performance web applications. Strong expertise in </w:t>
+      </w:r>
+      <w:r>
+        <w:rPr>
+          <w:rStyle w:val="Strong"/>
+          <w:rFonts w:ascii="Garamond" w:hAnsi="Garamond"/>
+        </w:rPr>
+        <w:t>frontend architecture, performance optimisation, and system design</w:t>
+      </w:r>
+      <w:r>
+        <w:rPr>
+          <w:rFonts w:ascii="Garamond" w:hAnsi="Garamond"/>
+        </w:rPr>
+        <w:t>, with a focus on delivering maintainable and reliable applications in production environments.</w:t>
+      </w:r>
+    </w:p>
+    <w:p>
+      <w:pPr>
+        <w:pStyle w:val="NormalWeb"/>
+        <w:rPr>
+          <w:rFonts w:ascii="Garamond" w:hAnsi="Garamond"/>
+        </w:rPr>
+      </w:pPr>
+      <w:r>
+        <w:rPr>
+          <w:rFonts w:ascii="Garamond" w:hAnsi="Garamond"/>
+        </w:rPr>
+        <w:t xml:space="preserve">Experienced in working within </w:t>
+      </w:r>
+      <w:r>
+        <w:rPr>
+          <w:rStyle w:val="Strong"/>
+          <w:rFonts w:ascii="Garamond" w:hAnsi="Garamond"/>
+        </w:rPr>
+        <w:t>agile delivery models</w:t>
+      </w:r>
+      <w:r>
+        <w:rPr>
+          <w:rFonts w:ascii="Garamond" w:hAnsi="Garamond"/>
+        </w:rPr>
+        <w:t>, collaborating across teams, and contributing to engineering best practices, code quality, and system stability.</w:t>
+      </w:r>
+    </w:p>
+    <w:p>
+      <w:pPr>
+        <w:spacing w:line="240" w:lineRule="auto"/>
+        <w:rPr>
+          <w:rFonts w:ascii="Garamond" w:hAnsi="Garamond"/>
+          <w:sz w:val="24"/>
+          <w:szCs w:val="24"/>
+        </w:rPr>
+      </w:pPr>
+      <w:r>
+        <w:rPr>
+          <w:rFonts w:ascii="Garamond" w:hAnsi="Garamond"/>
+          <w:sz w:val="24"/>
+          <w:szCs w:val="24"/>
+        </w:rPr>
+        <w:pict>
+          <v:rect id="_x0000_i1604" style="width:0;height:1.5pt" o:hralign="center" o:hrstd="t" o:hr="t" fillcolor="#a0a0a0" stroked="f"/>
+        </w:pict>
+      </w:r>
+    </w:p>
+    <w:p>
+      <w:pPr>
+        <w:pStyle w:val="Heading2"/>
+        <w:spacing w:line="240" w:lineRule="auto"/>
+        <w:rPr>
+          <w:rFonts w:ascii="Garamond" w:hAnsi="Garamond"/>
+          <w:sz w:val="24"/>
+          <w:szCs w:val="24"/>
+        </w:rPr>
+      </w:pPr>
+      <w:r>
+        <w:rPr>
+          <w:rStyle w:val="Strong"/>
+          <w:rFonts w:ascii="Garamond" w:hAnsi="Garamond"/>
+          <w:b/>
+          <w:bCs/>
+          <w:sz w:val="24"/>
+          <w:szCs w:val="24"/>
+        </w:rPr>
+        <w:t>WORK EXPERIENCE</w:t>
+      </w:r>
+    </w:p>
+    <w:p>
+      <w:pPr>
+        <w:pStyle w:val="Heading3"/>
+        <w:spacing w:line="240" w:lineRule="auto"/>
+        <w:rPr>
+          <w:rFonts w:ascii="Garamond" w:hAnsi="Garamond"/>
+          <w:sz w:val="24"/>
+          <w:szCs w:val="24"/>
+        </w:rPr>
+      </w:pPr>
+      <w:r>
+        <w:rPr>
+          <w:rStyle w:val="Strong"/>
+          <w:rFonts w:ascii="Garamond" w:hAnsi="Garamond"/>
+          <w:b/>
+          <w:bCs/>
+          <w:sz w:val="24"/>
+          <w:szCs w:val="24"/>
+        </w:rPr>
+        <w:t>ZOHO Corporation</w:t>
+      </w:r>
+      <w:r>
+        <w:rPr>
+          <w:rFonts w:ascii="Garamond" w:hAnsi="Garamond"/>
+          <w:sz w:val="24"/>
+          <w:szCs w:val="24"/>
+        </w:rPr>
+        <w:t xml:space="preserve"> — Chennai, India</w:t>
+      </w:r>
+    </w:p>
+    <w:p>
+      <w:pPr>
+        <w:pStyle w:val="NormalWeb"/>
+        <w:rPr>
+          <w:rFonts w:ascii="Garamond" w:hAnsi="Garamond"/>
+        </w:rPr>
+      </w:pPr>
+      <w:r>
+        <w:rPr>
+          <w:rStyle w:val="Strong"/>
+          <w:rFonts w:ascii="Garamond" w:hAnsi="Garamond"/>
+        </w:rPr>
+        <w:t>Web Developer (Frontend)</w:t>
+      </w:r>
+      <w:r>
+        <w:rPr>
+          <w:rFonts w:ascii="Garamond" w:hAnsi="Garamond"/>
+        </w:rPr>
+        <w:t xml:space="preserve"> | Feb 2020 – Present</w:t>
+      </w:r>
+    </w:p>
+    <w:p>
+      <w:pPr>
+        <w:numPr>
+          <w:ilvl w:val="0"/>
+          <w:numId w:val="7"/>
+        </w:numPr>
+        <w:spacing w:before="100" w:beforeAutospacing="1" w:after="100" w:afterAutospacing="1" w:line="240" w:lineRule="auto"/>
+        <w:rPr>
+          <w:rFonts w:ascii="Garamond" w:hAnsi="Garamond"/>
+          <w:sz w:val="24"/>
+          <w:szCs w:val="24"/>
+        </w:rPr>
+      </w:pPr>
+      <w:r>
+        <w:rPr>
+          <w:rFonts w:ascii="Garamond" w:hAnsi="Garamond"/>
+          <w:sz w:val="24"/>
+          <w:szCs w:val="24"/>
+        </w:rPr>
+        <w:t xml:space="preserve">Owned frontend development for </w:t>
+      </w:r>
+      <w:r>
+        <w:rPr>
+          <w:rStyle w:val="Strong"/>
+          <w:rFonts w:ascii="Garamond" w:hAnsi="Garamond"/>
+          <w:sz w:val="24"/>
+          <w:szCs w:val="24"/>
+        </w:rPr>
+        <w:t>Japan CRM Academy</w:t>
+      </w:r>
+      <w:r>
+        <w:rPr>
+          <w:rFonts w:ascii="Garamond" w:hAnsi="Garamond"/>
+          <w:sz w:val="24"/>
+          <w:szCs w:val="24"/>
+        </w:rPr>
+        <w:t xml:space="preserve">, improving </w:t>
+      </w:r>
+      <w:r>
+        <w:rPr>
+          <w:rStyle w:val="Strong"/>
+          <w:rFonts w:ascii="Garamond" w:hAnsi="Garamond"/>
+          <w:sz w:val="24"/>
+          <w:szCs w:val="24"/>
+        </w:rPr>
+        <w:t>sign-up conversion by ~30%</w:t>
+      </w:r>
+      <w:r>
+        <w:rPr>
+          <w:rFonts w:ascii="Garamond" w:hAnsi="Garamond"/>
+          <w:sz w:val="24"/>
+          <w:szCs w:val="24"/>
+        </w:rPr>
+        <w:t xml:space="preserve"> through performance and UX improvements </w:t>
+      </w:r>
+    </w:p>
+    <w:p>
+      <w:pPr>
+        <w:pStyle w:val="Heading3"/>
+        <w:spacing w:line="240" w:lineRule="auto"/>
+        <w:rPr>
+          <w:rFonts w:ascii="Garamond" w:hAnsi="Garamond"/>
+          <w:sz w:val="24"/>
+          <w:szCs w:val="24"/>
+        </w:rPr>
+      </w:pPr>
+      <w:r>
+        <w:rPr>
+          <w:rStyle w:val="Strong"/>
+          <w:rFonts w:ascii="Garamond" w:hAnsi="Garamond"/>
+          <w:b/>
+          <w:bCs/>
+          <w:sz w:val="24"/>
+          <w:szCs w:val="24"/>
+        </w:rPr>
+        <w:t>Architecture, Scalability &amp; Performance</w:t>
+      </w:r>
+    </w:p>
+    <w:p>
+      <w:pPr>
+        <w:numPr>
+          <w:ilvl w:val="0"/>
+          <w:numId w:val="8"/>
+        </w:numPr>
+        <w:spacing w:before="100" w:beforeAutospacing="1" w:after="100" w:afterAutospacing="1" w:line="240" w:lineRule="auto"/>
+        <w:rPr>
+          <w:rFonts w:ascii="Garamond" w:hAnsi="Garamond"/>
+          <w:sz w:val="24"/>
+          <w:szCs w:val="24"/>
+        </w:rPr>
+      </w:pPr>
+      <w:r>
+        <w:rPr>
+          <w:rFonts w:ascii="Garamond" w:hAnsi="Garamond"/>
+          <w:sz w:val="24"/>
+          <w:szCs w:val="24"/>
+        </w:rPr>
+        <w:t xml:space="preserve">Designed and implemented </w:t>
+      </w:r>
+      <w:r>
+        <w:rPr>
+          <w:rStyle w:val="Strong"/>
+          <w:rFonts w:ascii="Garamond" w:hAnsi="Garamond"/>
+          <w:sz w:val="24"/>
+          <w:szCs w:val="24"/>
+        </w:rPr>
+        <w:t>reusable UI systems and frontend architecture</w:t>
+      </w:r>
+      <w:r>
+        <w:rPr>
+          <w:rFonts w:ascii="Garamond" w:hAnsi="Garamond"/>
+          <w:sz w:val="24"/>
+          <w:szCs w:val="24"/>
+        </w:rPr>
+        <w:t xml:space="preserve"> to support scalable and maintainable applications </w:t>
+      </w:r>
+    </w:p>
+    <w:p>
+      <w:pPr>
+        <w:numPr>
+          <w:ilvl w:val="0"/>
+          <w:numId w:val="8"/>
+        </w:numPr>
+        <w:spacing w:before="100" w:beforeAutospacing="1" w:after="100" w:afterAutospacing="1" w:line="240" w:lineRule="auto"/>
+        <w:rPr>
+          <w:rFonts w:ascii="Garamond" w:hAnsi="Garamond"/>
+          <w:sz w:val="24"/>
+          <w:szCs w:val="24"/>
+        </w:rPr>
+      </w:pPr>
+      <w:r>
+        <w:rPr>
+          <w:rFonts w:ascii="Garamond" w:hAnsi="Garamond"/>
+          <w:sz w:val="24"/>
+          <w:szCs w:val="24"/>
+        </w:rPr>
+        <w:t xml:space="preserve">Led </w:t>
+      </w:r>
+      <w:r>
+        <w:rPr>
+          <w:rStyle w:val="Strong"/>
+          <w:rFonts w:ascii="Garamond" w:hAnsi="Garamond"/>
+          <w:sz w:val="24"/>
+          <w:szCs w:val="24"/>
+        </w:rPr>
+        <w:t xml:space="preserve">Core Web Vitals </w:t>
       </w:r>
       <w:proofErr w:type="spellStart"/>
       <w:r>
         <w:rPr>
-          <w:rFonts w:ascii="Garamond" w:hAnsi="Garamond"/>
-          <w:color w:val="000000" w:themeColor="text1"/>
-          <w:sz w:val="23"/>
-          <w:szCs w:val="23"/>
+          <w:rStyle w:val="Strong"/>
+          <w:rFonts w:ascii="Garamond" w:hAnsi="Garamond"/>
+          <w:sz w:val="24"/>
+          <w:szCs w:val="24"/>
+        </w:rPr>
+        <w:t>optimisation</w:t>
+      </w:r>
+      <w:proofErr w:type="spellEnd"/>
+      <w:r>
+        <w:rPr>
+          <w:rStyle w:val="Strong"/>
+          <w:rFonts w:ascii="Garamond" w:hAnsi="Garamond"/>
+          <w:sz w:val="24"/>
+          <w:szCs w:val="24"/>
+        </w:rPr>
+        <w:t xml:space="preserve"> (LCP, CLS, FID)</w:t>
+      </w:r>
+      <w:r>
+        <w:rPr>
+          <w:rFonts w:ascii="Garamond" w:hAnsi="Garamond"/>
+          <w:sz w:val="24"/>
+          <w:szCs w:val="24"/>
+        </w:rPr>
+        <w:t xml:space="preserve">, improving load time, responsiveness, and overall performance </w:t>
+      </w:r>
+    </w:p>
+    <w:p>
+      <w:pPr>
+        <w:numPr>
+          <w:ilvl w:val="0"/>
+          <w:numId w:val="8"/>
+        </w:numPr>
+        <w:spacing w:before="100" w:beforeAutospacing="1" w:after="100" w:afterAutospacing="1" w:line="240" w:lineRule="auto"/>
+        <w:rPr>
+          <w:rFonts w:ascii="Garamond" w:hAnsi="Garamond"/>
+          <w:sz w:val="24"/>
+          <w:szCs w:val="24"/>
+        </w:rPr>
+      </w:pPr>
+      <w:proofErr w:type="spellStart"/>
+      <w:r>
+        <w:rPr>
+          <w:rFonts w:ascii="Garamond" w:hAnsi="Garamond"/>
+          <w:sz w:val="24"/>
+          <w:szCs w:val="24"/>
+        </w:rPr>
+        <w:t>Optimised</w:t>
+      </w:r>
+      <w:proofErr w:type="spellEnd"/>
+      <w:r>
+        <w:rPr>
+          <w:rFonts w:ascii="Garamond" w:hAnsi="Garamond"/>
+          <w:sz w:val="24"/>
+          <w:szCs w:val="24"/>
+        </w:rPr>
+        <w:t xml:space="preserve"> frontend build pipelines using </w:t>
+      </w:r>
+      <w:proofErr w:type="spellStart"/>
+      <w:r>
+        <w:rPr>
+          <w:rStyle w:val="Strong"/>
+          <w:rFonts w:ascii="Garamond" w:hAnsi="Garamond"/>
+          <w:sz w:val="24"/>
+          <w:szCs w:val="24"/>
+        </w:rPr>
+        <w:t>Webpack</w:t>
+      </w:r>
+      <w:proofErr w:type="spellEnd"/>
+      <w:r>
+        <w:rPr>
+          <w:rStyle w:val="Strong"/>
+          <w:rFonts w:ascii="Garamond" w:hAnsi="Garamond"/>
+          <w:sz w:val="24"/>
+          <w:szCs w:val="24"/>
+        </w:rPr>
+        <w:t xml:space="preserve"> and </w:t>
+      </w:r>
+      <w:proofErr w:type="spellStart"/>
+      <w:r>
+        <w:rPr>
+          <w:rStyle w:val="Strong"/>
+          <w:rFonts w:ascii="Garamond" w:hAnsi="Garamond"/>
+          <w:sz w:val="24"/>
+          <w:szCs w:val="24"/>
+        </w:rPr>
+        <w:t>Vite</w:t>
+      </w:r>
+      <w:proofErr w:type="spellEnd"/>
+      <w:r>
+        <w:rPr>
+          <w:rFonts w:ascii="Garamond" w:hAnsi="Garamond"/>
+          <w:sz w:val="24"/>
+          <w:szCs w:val="24"/>
+        </w:rPr>
+        <w:t xml:space="preserve"> </w:t>
+      </w:r>
+    </w:p>
+    <w:p>
+      <w:pPr>
+        <w:pStyle w:val="Heading3"/>
+        <w:spacing w:line="240" w:lineRule="auto"/>
+        <w:rPr>
+          <w:rFonts w:ascii="Garamond" w:hAnsi="Garamond"/>
+          <w:sz w:val="24"/>
+          <w:szCs w:val="24"/>
+        </w:rPr>
+      </w:pPr>
+      <w:r>
+        <w:rPr>
+          <w:rStyle w:val="Strong"/>
+          <w:rFonts w:ascii="Garamond" w:hAnsi="Garamond"/>
+          <w:b/>
+          <w:bCs/>
+          <w:sz w:val="24"/>
+          <w:szCs w:val="24"/>
+        </w:rPr>
+        <w:t>Engineering Quality &amp; Reliability</w:t>
+      </w:r>
+    </w:p>
+    <w:p>
+      <w:pPr>
+        <w:numPr>
+          <w:ilvl w:val="0"/>
+          <w:numId w:val="9"/>
+        </w:numPr>
+        <w:spacing w:before="100" w:beforeAutospacing="1" w:after="100" w:afterAutospacing="1" w:line="240" w:lineRule="auto"/>
+        <w:rPr>
+          <w:rFonts w:ascii="Garamond" w:hAnsi="Garamond"/>
+          <w:sz w:val="24"/>
+          <w:szCs w:val="24"/>
+        </w:rPr>
+      </w:pPr>
+      <w:r>
+        <w:rPr>
+          <w:rFonts w:ascii="Garamond" w:hAnsi="Garamond"/>
+          <w:sz w:val="24"/>
+          <w:szCs w:val="24"/>
+        </w:rPr>
+        <w:t xml:space="preserve">Developed clean, maintainable, and scalable code following structured engineering practices </w:t>
+      </w:r>
+    </w:p>
+    <w:p>
+      <w:pPr>
+        <w:numPr>
+          <w:ilvl w:val="0"/>
+          <w:numId w:val="9"/>
+        </w:numPr>
+        <w:spacing w:before="100" w:beforeAutospacing="1" w:after="100" w:afterAutospacing="1" w:line="240" w:lineRule="auto"/>
+        <w:rPr>
+          <w:rFonts w:ascii="Garamond" w:hAnsi="Garamond"/>
+          <w:sz w:val="24"/>
+          <w:szCs w:val="24"/>
+        </w:rPr>
+      </w:pPr>
+      <w:r>
+        <w:rPr>
+          <w:rFonts w:ascii="Garamond" w:hAnsi="Garamond"/>
+          <w:sz w:val="24"/>
+          <w:szCs w:val="24"/>
+        </w:rPr>
+        <w:t xml:space="preserve">Applied testing and debugging practices to improve application stability and reduce production issues </w:t>
+      </w:r>
+    </w:p>
+    <w:p>
+      <w:pPr>
+        <w:pStyle w:val="Heading3"/>
+        <w:spacing w:line="240" w:lineRule="auto"/>
+        <w:rPr>
+          <w:rFonts w:ascii="Garamond" w:hAnsi="Garamond"/>
+          <w:sz w:val="24"/>
+          <w:szCs w:val="24"/>
+        </w:rPr>
+      </w:pPr>
+      <w:r>
+        <w:rPr>
+          <w:rStyle w:val="Strong"/>
+          <w:rFonts w:ascii="Garamond" w:hAnsi="Garamond"/>
+          <w:b/>
+          <w:bCs/>
+          <w:sz w:val="24"/>
+          <w:szCs w:val="24"/>
+        </w:rPr>
+        <w:t>Delivery &amp; Ownership</w:t>
+      </w:r>
+    </w:p>
+    <w:p>
+      <w:pPr>
+        <w:numPr>
+          <w:ilvl w:val="0"/>
+          <w:numId w:val="10"/>
+        </w:numPr>
+        <w:spacing w:before="100" w:beforeAutospacing="1" w:after="100" w:afterAutospacing="1" w:line="240" w:lineRule="auto"/>
+        <w:rPr>
+          <w:rFonts w:ascii="Garamond" w:hAnsi="Garamond"/>
+          <w:sz w:val="24"/>
+          <w:szCs w:val="24"/>
+        </w:rPr>
+      </w:pPr>
+      <w:r>
+        <w:rPr>
+          <w:rFonts w:ascii="Garamond" w:hAnsi="Garamond"/>
+          <w:sz w:val="24"/>
+          <w:szCs w:val="24"/>
+        </w:rPr>
+        <w:t xml:space="preserve">Worked within structured delivery workflows, contributing to planning, execution, and release cycles </w:t>
+      </w:r>
+    </w:p>
+    <w:p>
+      <w:pPr>
+        <w:numPr>
+          <w:ilvl w:val="0"/>
+          <w:numId w:val="10"/>
+        </w:numPr>
+        <w:spacing w:before="100" w:beforeAutospacing="1" w:after="100" w:afterAutospacing="1" w:line="240" w:lineRule="auto"/>
+        <w:rPr>
+          <w:rFonts w:ascii="Garamond" w:hAnsi="Garamond"/>
+          <w:sz w:val="24"/>
+          <w:szCs w:val="24"/>
+        </w:rPr>
+      </w:pPr>
+      <w:r>
+        <w:rPr>
+          <w:rFonts w:ascii="Garamond" w:hAnsi="Garamond"/>
+          <w:sz w:val="24"/>
+          <w:szCs w:val="24"/>
+        </w:rPr>
+        <w:t xml:space="preserve">Took ownership of features from development through to production, ensuring quality and reliability </w:t>
+      </w:r>
+    </w:p>
+    <w:p>
+      <w:pPr>
+        <w:pStyle w:val="Heading3"/>
+        <w:spacing w:line="240" w:lineRule="auto"/>
+        <w:rPr>
+          <w:rFonts w:ascii="Garamond" w:hAnsi="Garamond"/>
+          <w:sz w:val="24"/>
+          <w:szCs w:val="24"/>
+        </w:rPr>
+      </w:pPr>
+      <w:r>
+        <w:rPr>
+          <w:rStyle w:val="Strong"/>
+          <w:rFonts w:ascii="Garamond" w:hAnsi="Garamond"/>
+          <w:b/>
+          <w:bCs/>
+          <w:sz w:val="24"/>
+          <w:szCs w:val="24"/>
+        </w:rPr>
+        <w:t>Collaboration &amp; Agile</w:t>
+      </w:r>
+    </w:p>
+    <w:p>
+      <w:pPr>
+        <w:numPr>
+          <w:ilvl w:val="0"/>
+          <w:numId w:val="11"/>
+        </w:numPr>
+        <w:spacing w:before="100" w:beforeAutospacing="1" w:after="100" w:afterAutospacing="1" w:line="240" w:lineRule="auto"/>
+        <w:rPr>
+          <w:rFonts w:ascii="Garamond" w:hAnsi="Garamond"/>
+          <w:sz w:val="24"/>
+          <w:szCs w:val="24"/>
+        </w:rPr>
+      </w:pPr>
+      <w:r>
+        <w:rPr>
+          <w:rFonts w:ascii="Garamond" w:hAnsi="Garamond"/>
+          <w:sz w:val="24"/>
+          <w:szCs w:val="24"/>
+        </w:rPr>
+        <w:t xml:space="preserve">Collaborated with cross-functional teams including designers, backend engineers, and stakeholders </w:t>
+      </w:r>
+    </w:p>
+    <w:p>
+      <w:pPr>
+        <w:numPr>
+          <w:ilvl w:val="0"/>
+          <w:numId w:val="11"/>
+        </w:numPr>
+        <w:spacing w:before="100" w:beforeAutospacing="1" w:after="100" w:afterAutospacing="1" w:line="240" w:lineRule="auto"/>
+        <w:rPr>
+          <w:rFonts w:ascii="Garamond" w:hAnsi="Garamond"/>
+          <w:sz w:val="24"/>
+          <w:szCs w:val="24"/>
+        </w:rPr>
+      </w:pPr>
+      <w:r>
+        <w:rPr>
+          <w:rFonts w:ascii="Garamond" w:hAnsi="Garamond"/>
+          <w:sz w:val="24"/>
+          <w:szCs w:val="24"/>
+        </w:rPr>
+        <w:t xml:space="preserve">Participated in technical discussions and contributed to decision-making processes </w:t>
+      </w:r>
+    </w:p>
+    <w:p>
+      <w:pPr>
+        <w:numPr>
+          <w:ilvl w:val="0"/>
+          <w:numId w:val="11"/>
+        </w:numPr>
+        <w:spacing w:before="100" w:beforeAutospacing="1" w:after="100" w:afterAutospacing="1" w:line="240" w:lineRule="auto"/>
+        <w:rPr>
+          <w:rFonts w:ascii="Garamond" w:hAnsi="Garamond"/>
+          <w:sz w:val="24"/>
+          <w:szCs w:val="24"/>
+        </w:rPr>
+      </w:pPr>
+      <w:r>
+        <w:rPr>
+          <w:rFonts w:ascii="Garamond" w:hAnsi="Garamond"/>
+          <w:sz w:val="24"/>
+          <w:szCs w:val="24"/>
+        </w:rPr>
+        <w:t xml:space="preserve">Supported code reviews and maintained engineering standards across the team </w:t>
+      </w:r>
+    </w:p>
+    <w:p>
+      <w:pPr>
+        <w:pStyle w:val="Heading3"/>
+        <w:spacing w:line="240" w:lineRule="auto"/>
+        <w:rPr>
+          <w:rFonts w:ascii="Garamond" w:hAnsi="Garamond"/>
+          <w:sz w:val="24"/>
+          <w:szCs w:val="24"/>
+        </w:rPr>
+      </w:pPr>
+      <w:r>
+        <w:rPr>
+          <w:rStyle w:val="Strong"/>
+          <w:rFonts w:ascii="Garamond" w:hAnsi="Garamond"/>
+          <w:b/>
+          <w:bCs/>
+          <w:sz w:val="24"/>
+          <w:szCs w:val="24"/>
+        </w:rPr>
+        <w:t>K2B Solutions</w:t>
+      </w:r>
+      <w:r>
+        <w:rPr>
+          <w:rFonts w:ascii="Garamond" w:hAnsi="Garamond"/>
+          <w:sz w:val="24"/>
+          <w:szCs w:val="24"/>
+        </w:rPr>
+        <w:t xml:space="preserve"> — Chennai, India</w:t>
+      </w:r>
+    </w:p>
+    <w:p>
+      <w:pPr>
+        <w:pStyle w:val="NormalWeb"/>
+        <w:rPr>
+          <w:rFonts w:ascii="Garamond" w:hAnsi="Garamond"/>
+        </w:rPr>
+      </w:pPr>
+      <w:r>
+        <w:rPr>
+          <w:rStyle w:val="Strong"/>
+          <w:rFonts w:ascii="Garamond" w:hAnsi="Garamond"/>
+        </w:rPr>
+        <w:t>UI Developer</w:t>
+      </w:r>
+      <w:r>
+        <w:rPr>
+          <w:rFonts w:ascii="Garamond" w:hAnsi="Garamond"/>
+        </w:rPr>
+        <w:t xml:space="preserve"> | Jan 2018 – Feb 2020</w:t>
+      </w:r>
+    </w:p>
+    <w:p>
+      <w:pPr>
+        <w:numPr>
+          <w:ilvl w:val="0"/>
+          <w:numId w:val="12"/>
+        </w:numPr>
+        <w:spacing w:before="100" w:beforeAutospacing="1" w:after="100" w:afterAutospacing="1" w:line="240" w:lineRule="auto"/>
+        <w:rPr>
+          <w:rFonts w:ascii="Garamond" w:hAnsi="Garamond"/>
+          <w:sz w:val="24"/>
+          <w:szCs w:val="24"/>
+        </w:rPr>
+      </w:pPr>
+      <w:r>
+        <w:rPr>
+          <w:rFonts w:ascii="Garamond" w:hAnsi="Garamond"/>
+          <w:sz w:val="24"/>
+          <w:szCs w:val="24"/>
+        </w:rPr>
+        <w:lastRenderedPageBreak/>
+        <w:t xml:space="preserve">Built scalable UI applications for international clients (UK, Singapore, Australia) </w:t>
+      </w:r>
+    </w:p>
+    <w:p>
+      <w:pPr>
+        <w:numPr>
+          <w:ilvl w:val="0"/>
+          <w:numId w:val="12"/>
+        </w:numPr>
+        <w:spacing w:before="100" w:beforeAutospacing="1" w:after="100" w:afterAutospacing="1" w:line="240" w:lineRule="auto"/>
+        <w:rPr>
+          <w:rFonts w:ascii="Garamond" w:hAnsi="Garamond"/>
+          <w:sz w:val="24"/>
+          <w:szCs w:val="24"/>
+        </w:rPr>
+      </w:pPr>
+      <w:r>
+        <w:rPr>
+          <w:rFonts w:ascii="Garamond" w:hAnsi="Garamond"/>
+          <w:sz w:val="24"/>
+          <w:szCs w:val="24"/>
+        </w:rPr>
+        <w:t xml:space="preserve">Delivered an </w:t>
+      </w:r>
+      <w:proofErr w:type="spellStart"/>
+      <w:r>
+        <w:rPr>
+          <w:rStyle w:val="Strong"/>
+          <w:rFonts w:ascii="Garamond" w:hAnsi="Garamond"/>
+          <w:sz w:val="24"/>
+          <w:szCs w:val="24"/>
+        </w:rPr>
+        <w:t>Awwwards-recognised</w:t>
+      </w:r>
+      <w:proofErr w:type="spellEnd"/>
+      <w:r>
+        <w:rPr>
+          <w:rStyle w:val="Strong"/>
+          <w:rFonts w:ascii="Garamond" w:hAnsi="Garamond"/>
+          <w:sz w:val="24"/>
+          <w:szCs w:val="24"/>
+        </w:rPr>
+        <w:t xml:space="preserve"> website</w:t>
+      </w:r>
+      <w:r>
+        <w:rPr>
+          <w:rFonts w:ascii="Garamond" w:hAnsi="Garamond"/>
+          <w:sz w:val="24"/>
+          <w:szCs w:val="24"/>
+        </w:rPr>
+        <w:t xml:space="preserve">, demonstrating strong frontend and UX execution </w:t>
+      </w:r>
+    </w:p>
+    <w:p>
+      <w:pPr>
+        <w:spacing w:after="0" w:line="240" w:lineRule="auto"/>
+        <w:rPr>
+          <w:rFonts w:ascii="Garamond" w:hAnsi="Garamond"/>
+          <w:sz w:val="24"/>
+          <w:szCs w:val="24"/>
+        </w:rPr>
+      </w:pPr>
+      <w:r>
+        <w:rPr>
+          <w:rFonts w:ascii="Garamond" w:hAnsi="Garamond"/>
+          <w:sz w:val="24"/>
+          <w:szCs w:val="24"/>
+        </w:rPr>
+        <w:pict>
+          <v:rect id="_x0000_i1606" style="width:0;height:1.5pt" o:hralign="center" o:hrstd="t" o:hr="t" fillcolor="#a0a0a0" stroked="f"/>
+        </w:pict>
+      </w:r>
+    </w:p>
+    <w:p>
+      <w:pPr>
+        <w:pStyle w:val="Heading2"/>
+        <w:spacing w:line="240" w:lineRule="auto"/>
+        <w:rPr>
+          <w:rFonts w:ascii="Garamond" w:hAnsi="Garamond"/>
+          <w:sz w:val="24"/>
+          <w:szCs w:val="24"/>
+        </w:rPr>
+      </w:pPr>
+      <w:r>
+        <w:rPr>
+          <w:rStyle w:val="Strong"/>
+          <w:rFonts w:ascii="Garamond" w:hAnsi="Garamond"/>
+          <w:b/>
+          <w:bCs/>
+          <w:sz w:val="24"/>
+          <w:szCs w:val="24"/>
+        </w:rPr>
+        <w:t>SKILLS</w:t>
+      </w:r>
+    </w:p>
+    <w:p>
+      <w:pPr>
+        <w:pStyle w:val="NormalWeb"/>
+        <w:rPr>
+          <w:rFonts w:ascii="Garamond" w:hAnsi="Garamond"/>
+        </w:rPr>
+      </w:pPr>
+      <w:r>
+        <w:rPr>
+          <w:rStyle w:val="Strong"/>
+          <w:rFonts w:ascii="Garamond" w:hAnsi="Garamond"/>
+        </w:rPr>
+        <w:t>Frontend</w:t>
+      </w:r>
+      <w:proofErr w:type="gramStart"/>
+      <w:r>
+        <w:rPr>
+          <w:rStyle w:val="Strong"/>
+          <w:rFonts w:ascii="Garamond" w:hAnsi="Garamond"/>
+        </w:rPr>
+        <w:t>:</w:t>
+      </w:r>
+      <w:proofErr w:type="gramEnd"/>
+      <w:r>
+        <w:rPr>
+          <w:rFonts w:ascii="Garamond" w:hAnsi="Garamond"/>
+        </w:rPr>
+        <w:br/>
+        <w:t>React,</w:t>
+      </w:r>
+      <w:r>
+        <w:rPr>
+          <w:rFonts w:ascii="Garamond" w:hAnsi="Garamond"/>
+        </w:rPr>
+        <w:t xml:space="preserve"> </w:t>
+      </w:r>
+      <w:proofErr w:type="spellStart"/>
+      <w:r>
+        <w:rPr>
+          <w:rFonts w:ascii="Garamond" w:hAnsi="Garamond"/>
         </w:rPr>
         <w:t>TypeScript</w:t>
       </w:r>
@@ -455,39 +1226,433 @@
       <w:r>
         <w:rPr>
           <w:rFonts w:ascii="Garamond" w:hAnsi="Garamond"/>
-          <w:color w:val="000000" w:themeColor="text1"/>
-          <w:sz w:val="23"/>
-          <w:szCs w:val="23"/>
-        </w:rPr>
-        <w:t xml:space="preserve">. Proven track record in </w:t>
+        </w:rPr>
+        <w:t>, JavaScript (ES6+), HTML5, CSS3, SASS/LESS</w:t>
+      </w:r>
+    </w:p>
+    <w:p>
+      <w:pPr>
+        <w:pStyle w:val="NormalWeb"/>
+        <w:rPr>
+          <w:rFonts w:ascii="Garamond" w:hAnsi="Garamond"/>
+        </w:rPr>
+      </w:pPr>
+      <w:r>
+        <w:rPr>
+          <w:rStyle w:val="Strong"/>
+          <w:rFonts w:ascii="Garamond" w:hAnsi="Garamond"/>
+        </w:rPr>
+        <w:t>Architecture &amp; Systems</w:t>
+      </w:r>
+      <w:proofErr w:type="gramStart"/>
+      <w:r>
+        <w:rPr>
+          <w:rStyle w:val="Strong"/>
+          <w:rFonts w:ascii="Garamond" w:hAnsi="Garamond"/>
+        </w:rPr>
+        <w:t>:</w:t>
+      </w:r>
+      <w:proofErr w:type="gramEnd"/>
+      <w:r>
+        <w:rPr>
+          <w:rFonts w:ascii="Garamond" w:hAnsi="Garamond"/>
+        </w:rPr>
+        <w:br/>
+        <w:t>Component-driven development, Design Systems, Web Components, Micro Frontends, i18n</w:t>
+      </w:r>
+    </w:p>
+    <w:p>
+      <w:pPr>
+        <w:pStyle w:val="NormalWeb"/>
+        <w:rPr>
+          <w:rFonts w:ascii="Garamond" w:hAnsi="Garamond"/>
+        </w:rPr>
+      </w:pPr>
+      <w:r>
+        <w:rPr>
+          <w:rStyle w:val="Strong"/>
+          <w:rFonts w:ascii="Garamond" w:hAnsi="Garamond"/>
+        </w:rPr>
+        <w:t>Engineering Practices</w:t>
+      </w:r>
+      <w:proofErr w:type="gramStart"/>
+      <w:r>
+        <w:rPr>
+          <w:rStyle w:val="Strong"/>
+          <w:rFonts w:ascii="Garamond" w:hAnsi="Garamond"/>
+        </w:rPr>
+        <w:t>:</w:t>
+      </w:r>
+      <w:proofErr w:type="gramEnd"/>
+      <w:r>
+        <w:rPr>
+          <w:rFonts w:ascii="Garamond" w:hAnsi="Garamond"/>
+        </w:rPr>
+        <w:br/>
+        <w:t>SDLC, CI/CD pipelines, Code Reviews, Debugging, Production Support, Agile</w:t>
+      </w:r>
+    </w:p>
+    <w:p>
+      <w:pPr>
+        <w:pStyle w:val="NormalWeb"/>
+        <w:rPr>
+          <w:rFonts w:ascii="Garamond" w:hAnsi="Garamond"/>
+        </w:rPr>
+      </w:pPr>
+      <w:r>
+        <w:rPr>
+          <w:rStyle w:val="Strong"/>
+          <w:rFonts w:ascii="Garamond" w:hAnsi="Garamond"/>
+        </w:rPr>
+        <w:t>Performance</w:t>
+      </w:r>
+      <w:proofErr w:type="gramStart"/>
+      <w:r>
+        <w:rPr>
+          <w:rStyle w:val="Strong"/>
+          <w:rFonts w:ascii="Garamond" w:hAnsi="Garamond"/>
+        </w:rPr>
+        <w:t>:</w:t>
+      </w:r>
+      <w:proofErr w:type="gramEnd"/>
+      <w:r>
+        <w:rPr>
+          <w:rFonts w:ascii="Garamond" w:hAnsi="Garamond"/>
+        </w:rPr>
+        <w:br/>
+        <w:t>Core Web Vitals (LCP, CLS, FID), Performance optimisation</w:t>
+      </w:r>
+    </w:p>
+    <w:p>
+      <w:pPr>
+        <w:pStyle w:val="NormalWeb"/>
+        <w:rPr>
+          <w:rFonts w:ascii="Garamond" w:hAnsi="Garamond"/>
+        </w:rPr>
+      </w:pPr>
+      <w:r>
+        <w:rPr>
+          <w:rStyle w:val="Strong"/>
+          <w:rFonts w:ascii="Garamond" w:hAnsi="Garamond"/>
+        </w:rPr>
+        <w:t>State &amp; Data</w:t>
+      </w:r>
+      <w:proofErr w:type="gramStart"/>
+      <w:r>
+        <w:rPr>
+          <w:rStyle w:val="Strong"/>
+          <w:rFonts w:ascii="Garamond" w:hAnsi="Garamond"/>
+        </w:rPr>
+        <w:t>:</w:t>
+      </w:r>
+      <w:proofErr w:type="gramEnd"/>
+      <w:r>
+        <w:rPr>
+          <w:rFonts w:ascii="Garamond" w:hAnsi="Garamond"/>
+        </w:rPr>
+        <w:br/>
+      </w:r>
+      <w:proofErr w:type="spellStart"/>
+      <w:r>
+        <w:rPr>
+          <w:rFonts w:ascii="Garamond" w:hAnsi="Garamond"/>
+        </w:rPr>
+        <w:t>Redux</w:t>
+      </w:r>
+      <w:proofErr w:type="spellEnd"/>
+      <w:r>
+        <w:rPr>
+          <w:rFonts w:ascii="Garamond" w:hAnsi="Garamond"/>
+        </w:rPr>
+        <w:t xml:space="preserve"> Toolkit, RTK Query, Context API, REST APIs</w:t>
+      </w:r>
+    </w:p>
+    <w:p>
+      <w:pPr>
+        <w:pStyle w:val="NormalWeb"/>
+        <w:rPr>
+          <w:rFonts w:ascii="Garamond" w:hAnsi="Garamond"/>
+        </w:rPr>
+      </w:pPr>
+      <w:r>
+        <w:rPr>
+          <w:rStyle w:val="Strong"/>
+          <w:rFonts w:ascii="Garamond" w:hAnsi="Garamond"/>
+        </w:rPr>
+        <w:t>Testing &amp; Quality</w:t>
+      </w:r>
+      <w:proofErr w:type="gramStart"/>
+      <w:r>
+        <w:rPr>
+          <w:rStyle w:val="Strong"/>
+          <w:rFonts w:ascii="Garamond" w:hAnsi="Garamond"/>
+        </w:rPr>
+        <w:t>:</w:t>
+      </w:r>
+      <w:proofErr w:type="gramEnd"/>
+      <w:r>
+        <w:rPr>
+          <w:rFonts w:ascii="Garamond" w:hAnsi="Garamond"/>
+        </w:rPr>
+        <w:br/>
+        <w:t>Jest, React Testing Library</w:t>
+      </w:r>
+    </w:p>
+    <w:p>
+      <w:pPr>
+        <w:pStyle w:val="NormalWeb"/>
+        <w:rPr>
+          <w:rFonts w:ascii="Garamond" w:hAnsi="Garamond"/>
+        </w:rPr>
+      </w:pPr>
+      <w:r>
+        <w:rPr>
+          <w:rStyle w:val="Strong"/>
+          <w:rFonts w:ascii="Garamond" w:hAnsi="Garamond"/>
+        </w:rPr>
+        <w:t>Tools</w:t>
+      </w:r>
+      <w:proofErr w:type="gramStart"/>
+      <w:r>
+        <w:rPr>
+          <w:rStyle w:val="Strong"/>
+          <w:rFonts w:ascii="Garamond" w:hAnsi="Garamond"/>
+        </w:rPr>
+        <w:t>:</w:t>
+      </w:r>
+      <w:proofErr w:type="gramEnd"/>
+      <w:r>
+        <w:rPr>
+          <w:rFonts w:ascii="Garamond" w:hAnsi="Garamond"/>
+        </w:rPr>
+        <w:br/>
+      </w:r>
+      <w:proofErr w:type="spellStart"/>
+      <w:r>
+        <w:rPr>
+          <w:rFonts w:ascii="Garamond" w:hAnsi="Garamond"/>
+        </w:rPr>
+        <w:t>Webpack</w:t>
+      </w:r>
+      <w:proofErr w:type="spellEnd"/>
+      <w:r>
+        <w:rPr>
+          <w:rFonts w:ascii="Garamond" w:hAnsi="Garamond"/>
+        </w:rPr>
+        <w:t xml:space="preserve">, </w:t>
+      </w:r>
+      <w:proofErr w:type="spellStart"/>
+      <w:r>
+        <w:rPr>
+          <w:rFonts w:ascii="Garamond" w:hAnsi="Garamond"/>
+        </w:rPr>
+        <w:t>Vite</w:t>
+      </w:r>
+      <w:proofErr w:type="spellEnd"/>
+      <w:r>
+        <w:rPr>
+          <w:rFonts w:ascii="Garamond" w:hAnsi="Garamond"/>
+        </w:rPr>
+        <w:t xml:space="preserve">, Git, </w:t>
+      </w:r>
+      <w:proofErr w:type="spellStart"/>
+      <w:r>
+        <w:rPr>
+          <w:rFonts w:ascii="Garamond" w:hAnsi="Garamond"/>
+        </w:rPr>
+        <w:t>npm</w:t>
+      </w:r>
+      <w:proofErr w:type="spellEnd"/>
+    </w:p>
+    <w:p>
+      <w:pPr>
+        <w:spacing w:line="240" w:lineRule="auto"/>
+        <w:rPr>
+          <w:rFonts w:ascii="Garamond" w:hAnsi="Garamond"/>
+          <w:sz w:val="24"/>
+          <w:szCs w:val="24"/>
+        </w:rPr>
+      </w:pPr>
+      <w:r>
+        <w:rPr>
+          <w:rFonts w:ascii="Garamond" w:hAnsi="Garamond"/>
+          <w:sz w:val="24"/>
+          <w:szCs w:val="24"/>
+        </w:rPr>
+        <w:pict>
+          <v:rect id="_x0000_i1607" style="width:0;height:1.5pt" o:hralign="center" o:hrstd="t" o:hr="t" fillcolor="#a0a0a0" stroked="f"/>
+        </w:pict>
+      </w:r>
+    </w:p>
+    <w:p>
+      <w:pPr>
+        <w:pStyle w:val="Heading2"/>
+        <w:spacing w:line="240" w:lineRule="auto"/>
+        <w:rPr>
+          <w:rFonts w:ascii="Garamond" w:hAnsi="Garamond"/>
+          <w:sz w:val="24"/>
+          <w:szCs w:val="24"/>
+        </w:rPr>
+      </w:pPr>
+      <w:r>
+        <w:rPr>
+          <w:rStyle w:val="Strong"/>
+          <w:rFonts w:ascii="Garamond" w:hAnsi="Garamond"/>
+          <w:b/>
+          <w:bCs/>
+          <w:sz w:val="24"/>
+          <w:szCs w:val="24"/>
+        </w:rPr>
+        <w:t>KEY PROJECTS</w:t>
+      </w:r>
+    </w:p>
+    <w:p>
+      <w:pPr>
+        <w:pStyle w:val="NormalWeb"/>
+        <w:rPr>
+          <w:rFonts w:ascii="Garamond" w:hAnsi="Garamond"/>
+        </w:rPr>
+      </w:pPr>
+      <w:r>
+        <w:rPr>
+          <w:rStyle w:val="Strong"/>
+          <w:rFonts w:ascii="Garamond" w:hAnsi="Garamond"/>
+        </w:rPr>
+        <w:t>Japan CRM Academy:</w:t>
       </w:r>
       <w:r>
         <w:rPr>
-          <w:rStyle w:val="Strong"/>
-          <w:rFonts w:ascii="Garamond" w:hAnsi="Garamond"/>
-          <w:color w:val="000000" w:themeColor="text1"/>
-          <w:sz w:val="23"/>
-          <w:szCs w:val="23"/>
-        </w:rPr>
-        <w:t>frontend architecture, system design, and performance optimisation</w:t>
+          <w:rFonts w:ascii="Garamond" w:hAnsi="Garamond"/>
+        </w:rPr>
+        <w:t xml:space="preserve"> Built and localized a production platform improving conversion by ~30% through performance and UX improvements </w:t>
       </w:r>
       <w:r>
         <w:rPr>
-          <w:rFonts w:ascii="Garamond" w:hAnsi="Garamond"/>
-          <w:color w:val="000000" w:themeColor="text1"/>
-          <w:sz w:val="23"/>
-          <w:szCs w:val="23"/>
-        </w:rPr>
-        <w:t>, delivering production-grade UI systems used across global markets.</w:t>
+          <w:rStyle w:val="Emphasis"/>
+          <w:rFonts w:ascii="Garamond" w:eastAsiaTheme="majorEastAsia" w:hAnsi="Garamond"/>
+        </w:rPr>
+        <w:t>(Tech: JavaScript, SCSS, REST APIs, i18n)</w:t>
+      </w:r>
+    </w:p>
+    <w:p>
+      <w:pPr>
+        <w:pStyle w:val="NormalWeb"/>
+        <w:rPr>
+          <w:rFonts w:ascii="Garamond" w:hAnsi="Garamond"/>
+        </w:rPr>
+      </w:pPr>
+      <w:r>
+        <w:rPr>
+          <w:rStyle w:val="Strong"/>
+          <w:rFonts w:ascii="Garamond" w:hAnsi="Garamond"/>
+        </w:rPr>
+        <w:t>AI Productivity &amp; Automation Tools:</w:t>
       </w:r>
       <w:r>
         <w:rPr>
           <w:rFonts w:ascii="Garamond" w:hAnsi="Garamond"/>
-          <w:color w:val="000000" w:themeColor="text1"/>
-          <w:sz w:val="23"/>
-          <w:szCs w:val="23"/>
-        </w:rPr>
-        <w:t>hwar</w:t>
+        </w:rPr>
+        <w:t xml:space="preserve"> Developed AI-assisted Chrome extensions and internal tools to automate workflows and reduce manual effort by ~30% </w:t>
+      </w:r>
+      <w:r>
+        <w:rPr>
+          <w:rStyle w:val="Emphasis"/>
+          <w:rFonts w:ascii="Garamond" w:eastAsiaTheme="majorEastAsia" w:hAnsi="Garamond"/>
+        </w:rPr>
+        <w:t>(Tech: JavaScript, Chrome Extension, GPT, Claude APIs)</w:t>
+      </w:r>
+    </w:p>
+    <w:p>
+      <w:pPr>
+        <w:pStyle w:val="NormalWeb"/>
+        <w:rPr>
+          <w:rFonts w:ascii="Garamond" w:hAnsi="Garamond"/>
+        </w:rPr>
+      </w:pPr>
+      <w:proofErr w:type="spellStart"/>
+      <w:r>
+        <w:rPr>
+          <w:rStyle w:val="Strong"/>
+          <w:rFonts w:ascii="Garamond" w:hAnsi="Garamond"/>
+        </w:rPr>
+        <w:t>JobHunter</w:t>
+      </w:r>
+      <w:proofErr w:type="spellEnd"/>
+      <w:r>
+        <w:rPr>
+          <w:rStyle w:val="Strong"/>
+          <w:rFonts w:ascii="Garamond" w:hAnsi="Garamond"/>
+        </w:rPr>
+        <w:t xml:space="preserve"> Chrome Extension:</w:t>
+      </w:r>
+      <w:r>
+        <w:rPr>
+          <w:rFonts w:ascii="Garamond" w:hAnsi="Garamond"/>
+        </w:rPr>
+        <w:t xml:space="preserve"> Built an AI-powered Chrome extension to </w:t>
+      </w:r>
+      <w:proofErr w:type="spellStart"/>
+      <w:r>
+        <w:rPr>
+          <w:rFonts w:ascii="Garamond" w:hAnsi="Garamond"/>
+        </w:rPr>
+        <w:t>analyze</w:t>
+      </w:r>
+      <w:proofErr w:type="spellEnd"/>
+      <w:r>
+        <w:rPr>
+          <w:rFonts w:ascii="Garamond" w:hAnsi="Garamond"/>
+        </w:rPr>
+        <w:t xml:space="preserve"> job listings and streamline application workflows </w:t>
+      </w:r>
+      <w:r>
+        <w:rPr>
+          <w:rStyle w:val="Emphasis"/>
+          <w:rFonts w:ascii="Garamond" w:eastAsiaTheme="majorEastAsia" w:hAnsi="Garamond"/>
+        </w:rPr>
+        <w:t>(Tech: JavaScript, Chrome Extension, Claude)</w:t>
+      </w:r>
+    </w:p>
+    <w:p>
+      <w:pPr>
+        <w:spacing w:line="240" w:lineRule="auto"/>
+        <w:rPr>
+          <w:rFonts w:ascii="Garamond" w:hAnsi="Garamond"/>
+          <w:sz w:val="24"/>
+          <w:szCs w:val="24"/>
+        </w:rPr>
+      </w:pPr>
+      <w:r>
+        <w:rPr>
+          <w:rFonts w:ascii="Garamond" w:hAnsi="Garamond"/>
+          <w:sz w:val="24"/>
+          <w:szCs w:val="24"/>
+        </w:rPr>
+        <w:pict>
+          <v:rect id="_x0000_i1608" style="width:0;height:1.5pt" o:hralign="center" o:hrstd="t" o:hr="t" fillcolor="#a0a0a0" stroked="f"/>
+        </w:pict>
+      </w:r>
+    </w:p>
+    <w:p>
+      <w:pPr>
+        <w:pStyle w:val="Heading2"/>
+        <w:spacing w:line="240" w:lineRule="auto"/>
+        <w:rPr>
+          <w:rFonts w:ascii="Garamond" w:hAnsi="Garamond"/>
+          <w:sz w:val="24"/>
+          <w:szCs w:val="24"/>
+        </w:rPr>
+      </w:pPr>
+      <w:r>
+        <w:rPr>
+          <w:rStyle w:val="Strong"/>
+          <w:rFonts w:ascii="Garamond" w:hAnsi="Garamond"/>
+          <w:b/>
+          <w:bCs/>
+          <w:sz w:val="24"/>
+          <w:szCs w:val="24"/>
+        </w:rPr>
+        <w:t>EDUCATION</w:t>
       </w:r>
       <w:bookmarkStart w:id="0" w:name="_GoBack"/>
       <w:bookmarkEnd w:id="0"/>
@@ -497,76 +1662,37 @@
         <w:pStyle w:val="NormalWeb"/>
         <w:rPr>
           <w:rFonts w:ascii="Garamond" w:hAnsi="Garamond"/>
-          <w:color w:val="000000" w:themeColor="text1"/>
-          <w:sz w:val="23"/>
-          <w:szCs w:val="23"/>
         </w:rPr>
       </w:pPr>
       <w:r>
         <w:rPr>
           <w:rFonts w:ascii="Garamond" w:hAnsi="Garamond"/>
-          <w:color w:val="000000" w:themeColor="text1"/>
-          <w:sz w:val="23"/>
-          <w:szCs w:val="23"/>
-        </w:rPr>
-        <w:t xml:space="preserve">Experienced in </w:t>
+          <w:b/>
+        </w:rPr>
+        <w:t xml:space="preserve">Anna University, </w:t>
+      </w:r>
+      <w:proofErr w:type="spellStart"/>
+      <w:r>
+        <w:rPr>
+          <w:rFonts w:ascii="Garamond" w:hAnsi="Garamond"/>
+          <w:b/>
+        </w:rPr>
+        <w:t>Jawahar</w:t>
+      </w:r>
+      <w:proofErr w:type="spellEnd"/>
+      <w:r>
+        <w:rPr>
+          <w:rFonts w:ascii="Garamond" w:hAnsi="Garamond"/>
+          <w:b/>
+        </w:rPr>
+        <w:t xml:space="preserve"> Engineering College — Chennai, India | 2013 – 2017</w:t>
       </w:r>
       <w:r>
         <w:rPr>
-          <w:rStyle w:val="Strong"/>
-          <w:rFonts w:ascii="Garamond" w:hAnsi="Garamond"/>
-          <w:color w:val="000000" w:themeColor="text1"/>
-          <w:sz w:val="23"/>
-          <w:szCs w:val="23"/>
-        </w:rPr>
-        <w:t>component-driven development, CI/CD workflows, and Core Web Vitals optimisation</w:t>
-      </w:r>
-      <w:r>
-        <w:rPr>
-          <w:rFonts w:ascii="Garamond" w:hAnsi="Garamond"/>
-          <w:color w:val="000000" w:themeColor="text1"/>
-          <w:sz w:val="23"/>
-          <w:szCs w:val="23"/>
-        </w:rPr>
-        <w:t xml:space="preserve">, with strong focus on </w:t>
-      </w:r>
-      <w:r>
-        <w:rPr>
-          <w:rStyle w:val="Strong"/>
-          <w:rFonts w:ascii="Garamond" w:hAnsi="Garamond"/>
-          <w:color w:val="000000" w:themeColor="text1"/>
-          <w:sz w:val="23"/>
-          <w:szCs w:val="23"/>
-        </w:rPr>
-        <w:t>code quality, maintainability, and developer productivity</w:t>
-      </w:r>
-      <w:r>
-        <w:rPr>
-          <w:rFonts w:ascii="Garamond" w:hAnsi="Garamond"/>
-          <w:color w:val="000000" w:themeColor="text1"/>
-          <w:sz w:val="23"/>
-          <w:szCs w:val="23"/>
-        </w:rPr>
-        <w:t xml:space="preserve">. Adept at working in </w:t>
-      </w:r>
-      <w:r>
-        <w:rPr>
-          <w:rStyle w:val="Strong"/>
-          <w:rFonts w:ascii="Garamond" w:hAnsi="Garamond"/>
-          <w:color w:val="000000" w:themeColor="text1"/>
-          <w:sz w:val="23"/>
-          <w:szCs w:val="23"/>
-        </w:rPr>
-        <w:t>large, collaborative teams</w:t>
-      </w:r>
-      <w:r>
-        <w:rPr>
-          <w:rFonts w:ascii="Garamond" w:hAnsi="Garamond"/>
-          <w:color w:val="000000" w:themeColor="text1"/>
-          <w:sz w:val="23"/>
-          <w:szCs w:val="23"/>
-        </w:rPr>
-        <w:t>, contributing to full SDLC from design to deployment.</w:t>
+          <w:rFonts w:ascii="Garamond" w:hAnsi="Garamond"/>
+        </w:rPr>
+        <w:br/>
+        <w:t>Bachelor of Engineering (Electronics &amp; Communication Engineering)</w:t>
       </w:r>
     </w:p>
     <w:p>
@@ -574,20 +1700,18 @@
         <w:spacing w:line="240" w:lineRule="auto"/>
         <w:rPr>
           <w:rFonts w:ascii="Garamond" w:hAnsi="Garamond"/>
-          <w:color w:val="000000" w:themeColor="text1"/>
-          <w:sz w:val="23"/>
-          <w:szCs w:val="23"/>
+          <w:sz w:val="24"/>
+          <w:szCs w:val="24"/>
         </w:rPr>
       </w:pPr>
       <w:r>
         <w:rPr>
           <w:rFonts w:ascii="Garamond" w:hAnsi="Garamond"/>
-          <w:color w:val="000000" w:themeColor="text1"/>
-          <w:sz w:val="23"/>
-          <w:szCs w:val="23"/>
+          <w:sz w:val="24"/>
+          <w:szCs w:val="24"/>
         </w:rPr>
         <w:pict>
-          <v:rect id="_x0000_i1116" style="width:0;height:1.5pt" o:hralign="center" o:hrstd="t" o:hr="t" fillcolor="#a0a0a0" stroked="f"/>
+          <v:rect id="_x0000_i1609" style="width:0;height:1.5pt" o:hralign="center" o:hrstd="t" o:hr="t" fillcolor="#a0a0a0" stroked="f"/>
         </w:pict>
       </w:r>
     </w:p>
@@ -597,9 +1721,8 @@
         <w:spacing w:line="240" w:lineRule="auto"/>
         <w:rPr>
           <w:rFonts w:ascii="Garamond" w:hAnsi="Garamond"/>
-          <w:color w:val="000000" w:themeColor="text1"/>
-          <w:sz w:val="23"/>
-          <w:szCs w:val="23"/>
+          <w:sz w:val="24"/>
+          <w:szCs w:val="24"/>
         </w:rPr>
       </w:pPr>
       <w:r>
@@ -608,1735 +1731,8 @@
           <w:rFonts w:ascii="Garamond" w:hAnsi="Garamond"/>
           <w:b/>
           <w:bCs/>
-          <w:color w:val="000000" w:themeColor="text1"/>
-          <w:sz w:val="23"/>
-          <w:szCs w:val="23"/>
-        </w:rPr>
-        <w:t>WORK EXPERIENCE</w:t>
-      </w:r>
-    </w:p>
-    <w:p>
-      <w:pPr>
-        <w:pStyle w:val="Heading3"/>
-        <w:spacing w:line="240" w:lineRule="auto"/>
-        <w:rPr>
-          <w:rFonts w:ascii="Garamond" w:hAnsi="Garamond"/>
-          <w:color w:val="000000" w:themeColor="text1"/>
-          <w:sz w:val="23"/>
-          <w:szCs w:val="23"/>
-        </w:rPr>
-      </w:pPr>
-      <w:r>
-        <w:rPr>
-          <w:rStyle w:val="Strong"/>
-          <w:rFonts w:ascii="Garamond" w:hAnsi="Garamond"/>
-          <w:b/>
-          <w:bCs/>
-          <w:color w:val="000000" w:themeColor="text1"/>
-          <w:sz w:val="23"/>
-          <w:szCs w:val="23"/>
-        </w:rPr>
-        <w:t>ZOHO Corporation</w:t>
-      </w:r>
-      <w:r>
-        <w:rPr>
-          <w:rFonts w:ascii="Garamond" w:hAnsi="Garamond"/>
-          <w:color w:val="000000" w:themeColor="text1"/>
-          <w:sz w:val="23"/>
-          <w:szCs w:val="23"/>
-        </w:rPr>
-        <w:t xml:space="preserve"> — Chennai, India</w:t>
-      </w:r>
-    </w:p>
-    <w:p>
-      <w:pPr>
-        <w:pStyle w:val="NormalWeb"/>
-        <w:rPr>
-          <w:rFonts w:ascii="Garamond" w:hAnsi="Garamond"/>
-          <w:color w:val="000000" w:themeColor="text1"/>
-          <w:sz w:val="23"/>
-          <w:szCs w:val="23"/>
-        </w:rPr>
-      </w:pPr>
-      <w:r>
-        <w:rPr>
-          <w:rStyle w:val="Strong"/>
-          <w:rFonts w:ascii="Garamond" w:hAnsi="Garamond"/>
-          <w:color w:val="000000" w:themeColor="text1"/>
-          <w:sz w:val="23"/>
-          <w:szCs w:val="23"/>
-        </w:rPr>
-        <w:t>Web Developer (Frontend)</w:t>
-      </w:r>
-      <w:r>
-        <w:rPr>
-          <w:rFonts w:ascii="Garamond" w:hAnsi="Garamond"/>
-          <w:color w:val="000000" w:themeColor="text1"/>
-          <w:sz w:val="23"/>
-          <w:szCs w:val="23"/>
-        </w:rPr>
-        <w:t xml:space="preserve"> | Feb 2020 – Present</w:t>
-      </w:r>
-    </w:p>
-    <w:p>
-      <w:pPr>
-        <w:numPr>
-          <w:ilvl w:val="0"/>
-          <w:numId w:val="30"/>
-        </w:numPr>
-        <w:spacing w:before="100" w:beforeAutospacing="1" w:after="100" w:afterAutospacing="1" w:line="240" w:lineRule="auto"/>
-        <w:rPr>
-          <w:rFonts w:ascii="Garamond" w:hAnsi="Garamond"/>
-          <w:color w:val="000000" w:themeColor="text1"/>
-          <w:sz w:val="23"/>
-          <w:szCs w:val="23"/>
-        </w:rPr>
-      </w:pPr>
-      <w:r>
-        <w:rPr>
-          <w:rFonts w:ascii="Garamond" w:hAnsi="Garamond"/>
-          <w:color w:val="000000" w:themeColor="text1"/>
-          <w:sz w:val="23"/>
-          <w:szCs w:val="23"/>
-        </w:rPr>
-        <w:t xml:space="preserve">Architected and owned frontend for </w:t>
-      </w:r>
-      <w:r>
-        <w:rPr>
-          <w:rStyle w:val="Strong"/>
-          <w:rFonts w:ascii="Garamond" w:hAnsi="Garamond"/>
-          <w:color w:val="000000" w:themeColor="text1"/>
-          <w:sz w:val="23"/>
-          <w:szCs w:val="23"/>
-        </w:rPr>
-        <w:t>Japan CRM Academy</w:t>
-      </w:r>
-      <w:r>
-        <w:rPr>
-          <w:rFonts w:ascii="Garamond" w:hAnsi="Garamond"/>
-          <w:color w:val="000000" w:themeColor="text1"/>
-          <w:sz w:val="23"/>
-          <w:szCs w:val="23"/>
-        </w:rPr>
-        <w:t xml:space="preserve">, a production platform, improving </w:t>
-      </w:r>
-      <w:r>
-        <w:rPr>
-          <w:rStyle w:val="Strong"/>
-          <w:rFonts w:ascii="Garamond" w:hAnsi="Garamond"/>
-          <w:color w:val="000000" w:themeColor="text1"/>
-          <w:sz w:val="23"/>
-          <w:szCs w:val="23"/>
-        </w:rPr>
-        <w:t>sign-up conversion by ~30%</w:t>
-      </w:r>
-      <w:r>
-        <w:rPr>
-          <w:rFonts w:ascii="Garamond" w:hAnsi="Garamond"/>
-          <w:color w:val="000000" w:themeColor="text1"/>
-          <w:sz w:val="23"/>
-          <w:szCs w:val="23"/>
-        </w:rPr>
-        <w:t xml:space="preserve"> through performance-focused UI engineering </w:t>
-      </w:r>
-    </w:p>
-    <w:p>
-      <w:pPr>
-        <w:numPr>
-          <w:ilvl w:val="0"/>
-          <w:numId w:val="30"/>
-        </w:numPr>
-        <w:spacing w:before="100" w:beforeAutospacing="1" w:after="100" w:afterAutospacing="1" w:line="240" w:lineRule="auto"/>
-        <w:rPr>
-          <w:rFonts w:ascii="Garamond" w:hAnsi="Garamond"/>
-          <w:color w:val="000000" w:themeColor="text1"/>
-          <w:sz w:val="23"/>
-          <w:szCs w:val="23"/>
-        </w:rPr>
-      </w:pPr>
-      <w:r>
-        <w:rPr>
-          <w:rFonts w:ascii="Garamond" w:hAnsi="Garamond"/>
-          <w:color w:val="000000" w:themeColor="text1"/>
-          <w:sz w:val="23"/>
-          <w:szCs w:val="23"/>
-        </w:rPr>
-        <w:t xml:space="preserve">Developed and delivered </w:t>
-      </w:r>
-      <w:r>
-        <w:rPr>
-          <w:rStyle w:val="Strong"/>
-          <w:rFonts w:ascii="Garamond" w:hAnsi="Garamond"/>
-          <w:color w:val="000000" w:themeColor="text1"/>
-          <w:sz w:val="23"/>
-          <w:szCs w:val="23"/>
-        </w:rPr>
-        <w:t xml:space="preserve">scalable, </w:t>
-      </w:r>
-      <w:proofErr w:type="spellStart"/>
-      <w:r>
-        <w:rPr>
-          <w:rStyle w:val="Strong"/>
-          <w:rFonts w:ascii="Garamond" w:hAnsi="Garamond"/>
-          <w:color w:val="000000" w:themeColor="text1"/>
-          <w:sz w:val="23"/>
-          <w:szCs w:val="23"/>
-        </w:rPr>
-        <w:t>localised</w:t>
-      </w:r>
-      <w:proofErr w:type="spellEnd"/>
-      <w:r>
-        <w:rPr>
-          <w:rStyle w:val="Strong"/>
-          <w:rFonts w:ascii="Garamond" w:hAnsi="Garamond"/>
-          <w:color w:val="000000" w:themeColor="text1"/>
-          <w:sz w:val="23"/>
-          <w:szCs w:val="23"/>
-        </w:rPr>
-        <w:t xml:space="preserve"> UI systems</w:t>
-      </w:r>
-      <w:r>
-        <w:rPr>
-          <w:rFonts w:ascii="Garamond" w:hAnsi="Garamond"/>
-          <w:color w:val="000000" w:themeColor="text1"/>
-          <w:sz w:val="23"/>
-          <w:szCs w:val="23"/>
-        </w:rPr>
-        <w:t xml:space="preserve"> for Japan-market products, improving adoption across regional users </w:t>
-      </w:r>
-    </w:p>
-    <w:p>
-      <w:pPr>
-        <w:numPr>
-          <w:ilvl w:val="0"/>
-          <w:numId w:val="30"/>
-        </w:numPr>
-        <w:spacing w:before="100" w:beforeAutospacing="1" w:after="100" w:afterAutospacing="1" w:line="240" w:lineRule="auto"/>
-        <w:rPr>
-          <w:rFonts w:ascii="Garamond" w:hAnsi="Garamond"/>
-          <w:color w:val="000000" w:themeColor="text1"/>
-          <w:sz w:val="23"/>
-          <w:szCs w:val="23"/>
-        </w:rPr>
-      </w:pPr>
-      <w:r>
-        <w:rPr>
-          <w:rFonts w:ascii="Garamond" w:hAnsi="Garamond"/>
-          <w:color w:val="000000" w:themeColor="text1"/>
-          <w:sz w:val="23"/>
-          <w:szCs w:val="23"/>
-        </w:rPr>
-        <w:t xml:space="preserve">Led </w:t>
-      </w:r>
-      <w:r>
-        <w:rPr>
-          <w:rStyle w:val="Strong"/>
-          <w:rFonts w:ascii="Garamond" w:hAnsi="Garamond"/>
-          <w:color w:val="000000" w:themeColor="text1"/>
-          <w:sz w:val="23"/>
-          <w:szCs w:val="23"/>
-        </w:rPr>
-        <w:t xml:space="preserve">Core Web Vitals </w:t>
-      </w:r>
-      <w:proofErr w:type="spellStart"/>
-      <w:r>
-        <w:rPr>
-          <w:rStyle w:val="Strong"/>
-          <w:rFonts w:ascii="Garamond" w:hAnsi="Garamond"/>
-          <w:color w:val="000000" w:themeColor="text1"/>
-          <w:sz w:val="23"/>
-          <w:szCs w:val="23"/>
-        </w:rPr>
-        <w:t>optimisation</w:t>
-      </w:r>
-      <w:proofErr w:type="spellEnd"/>
-      <w:r>
-        <w:rPr>
-          <w:rStyle w:val="Strong"/>
-          <w:rFonts w:ascii="Garamond" w:hAnsi="Garamond"/>
-          <w:color w:val="000000" w:themeColor="text1"/>
-          <w:sz w:val="23"/>
-          <w:szCs w:val="23"/>
-        </w:rPr>
-        <w:t xml:space="preserve"> (LCP, CLS, FID)</w:t>
-      </w:r>
-      <w:r>
-        <w:rPr>
-          <w:rFonts w:ascii="Garamond" w:hAnsi="Garamond"/>
-          <w:color w:val="000000" w:themeColor="text1"/>
-          <w:sz w:val="23"/>
-          <w:szCs w:val="23"/>
-        </w:rPr>
-        <w:t xml:space="preserve"> and improved bundle performance using </w:t>
-      </w:r>
-      <w:proofErr w:type="spellStart"/>
-      <w:r>
-        <w:rPr>
-          <w:rStyle w:val="Strong"/>
-          <w:rFonts w:ascii="Garamond" w:hAnsi="Garamond"/>
-          <w:color w:val="000000" w:themeColor="text1"/>
-          <w:sz w:val="23"/>
-          <w:szCs w:val="23"/>
-        </w:rPr>
-        <w:t>Webpack</w:t>
-      </w:r>
-      <w:proofErr w:type="spellEnd"/>
-      <w:r>
-        <w:rPr>
-          <w:rStyle w:val="Strong"/>
-          <w:rFonts w:ascii="Garamond" w:hAnsi="Garamond"/>
-          <w:color w:val="000000" w:themeColor="text1"/>
-          <w:sz w:val="23"/>
-          <w:szCs w:val="23"/>
-        </w:rPr>
-        <w:t>/</w:t>
-      </w:r>
-      <w:proofErr w:type="spellStart"/>
-      <w:r>
-        <w:rPr>
-          <w:rStyle w:val="Strong"/>
-          <w:rFonts w:ascii="Garamond" w:hAnsi="Garamond"/>
-          <w:color w:val="000000" w:themeColor="text1"/>
-          <w:sz w:val="23"/>
-          <w:szCs w:val="23"/>
-        </w:rPr>
-        <w:t>Vite</w:t>
-      </w:r>
-      <w:proofErr w:type="spellEnd"/>
-      <w:r>
-        <w:rPr>
-          <w:rFonts w:ascii="Garamond" w:hAnsi="Garamond"/>
-          <w:color w:val="000000" w:themeColor="text1"/>
-          <w:sz w:val="23"/>
-          <w:szCs w:val="23"/>
-        </w:rPr>
-        <w:t xml:space="preserve">, enhancing application responsiveness </w:t>
-      </w:r>
-    </w:p>
-    <w:p>
-      <w:pPr>
-        <w:numPr>
-          <w:ilvl w:val="0"/>
-          <w:numId w:val="30"/>
-        </w:numPr>
-        <w:spacing w:before="100" w:beforeAutospacing="1" w:after="100" w:afterAutospacing="1" w:line="240" w:lineRule="auto"/>
-        <w:rPr>
-          <w:rFonts w:ascii="Garamond" w:hAnsi="Garamond"/>
-          <w:color w:val="000000" w:themeColor="text1"/>
-          <w:sz w:val="23"/>
-          <w:szCs w:val="23"/>
-        </w:rPr>
-      </w:pPr>
-      <w:r>
-        <w:rPr>
-          <w:rFonts w:ascii="Garamond" w:hAnsi="Garamond"/>
-          <w:color w:val="000000" w:themeColor="text1"/>
-          <w:sz w:val="23"/>
-          <w:szCs w:val="23"/>
-        </w:rPr>
-        <w:t xml:space="preserve">Designed and implemented </w:t>
-      </w:r>
-      <w:r>
-        <w:rPr>
-          <w:rStyle w:val="Strong"/>
-          <w:rFonts w:ascii="Garamond" w:hAnsi="Garamond"/>
-          <w:color w:val="000000" w:themeColor="text1"/>
-          <w:sz w:val="23"/>
-          <w:szCs w:val="23"/>
-        </w:rPr>
-        <w:t>component-driven architecture (Web Components, design systems)</w:t>
-      </w:r>
-      <w:r>
-        <w:rPr>
-          <w:rFonts w:ascii="Garamond" w:hAnsi="Garamond"/>
-          <w:color w:val="000000" w:themeColor="text1"/>
-          <w:sz w:val="23"/>
-          <w:szCs w:val="23"/>
-        </w:rPr>
-        <w:t xml:space="preserve"> to </w:t>
-      </w:r>
-      <w:proofErr w:type="spellStart"/>
-      <w:r>
-        <w:rPr>
-          <w:rFonts w:ascii="Garamond" w:hAnsi="Garamond"/>
-          <w:color w:val="000000" w:themeColor="text1"/>
-          <w:sz w:val="23"/>
-          <w:szCs w:val="23"/>
-        </w:rPr>
-        <w:t>standardise</w:t>
-      </w:r>
-      <w:proofErr w:type="spellEnd"/>
-      <w:r>
-        <w:rPr>
-          <w:rFonts w:ascii="Garamond" w:hAnsi="Garamond"/>
-          <w:color w:val="000000" w:themeColor="text1"/>
-          <w:sz w:val="23"/>
-          <w:szCs w:val="23"/>
-        </w:rPr>
-        <w:t xml:space="preserve"> UI patterns across multiple products </w:t>
-      </w:r>
-    </w:p>
-    <w:p>
-      <w:pPr>
-        <w:numPr>
-          <w:ilvl w:val="0"/>
-          <w:numId w:val="30"/>
-        </w:numPr>
-        <w:spacing w:before="100" w:beforeAutospacing="1" w:after="100" w:afterAutospacing="1" w:line="240" w:lineRule="auto"/>
-        <w:rPr>
-          <w:rFonts w:ascii="Garamond" w:hAnsi="Garamond"/>
-          <w:color w:val="000000" w:themeColor="text1"/>
-          <w:sz w:val="23"/>
-          <w:szCs w:val="23"/>
-        </w:rPr>
-      </w:pPr>
-      <w:r>
-        <w:rPr>
-          <w:rFonts w:ascii="Garamond" w:hAnsi="Garamond"/>
-          <w:color w:val="000000" w:themeColor="text1"/>
-          <w:sz w:val="23"/>
-          <w:szCs w:val="23"/>
-        </w:rPr>
-        <w:t xml:space="preserve">Built </w:t>
-      </w:r>
-      <w:r>
-        <w:rPr>
-          <w:rStyle w:val="Strong"/>
-          <w:rFonts w:ascii="Garamond" w:hAnsi="Garamond"/>
-          <w:color w:val="000000" w:themeColor="text1"/>
-          <w:sz w:val="23"/>
-          <w:szCs w:val="23"/>
-        </w:rPr>
-        <w:t>reusable abstractions and internal tooling</w:t>
-      </w:r>
-      <w:r>
-        <w:rPr>
-          <w:rFonts w:ascii="Garamond" w:hAnsi="Garamond"/>
-          <w:color w:val="000000" w:themeColor="text1"/>
-          <w:sz w:val="23"/>
-          <w:szCs w:val="23"/>
-        </w:rPr>
-        <w:t xml:space="preserve">, accelerating development cycles and improving engineering efficiency </w:t>
-      </w:r>
-    </w:p>
-    <w:p>
-      <w:pPr>
-        <w:pStyle w:val="NormalWeb"/>
-        <w:rPr>
-          <w:rFonts w:ascii="Garamond" w:hAnsi="Garamond"/>
-          <w:color w:val="000000" w:themeColor="text1"/>
-          <w:sz w:val="23"/>
-          <w:szCs w:val="23"/>
-        </w:rPr>
-      </w:pPr>
-      <w:r>
-        <w:rPr>
-          <w:rStyle w:val="Strong"/>
-          <w:rFonts w:ascii="Garamond" w:hAnsi="Garamond"/>
-          <w:color w:val="000000" w:themeColor="text1"/>
-          <w:sz w:val="23"/>
-          <w:szCs w:val="23"/>
-        </w:rPr>
-        <w:t>Code Quality, SDLC &amp; Engineering Practices:</w:t>
-      </w:r>
-    </w:p>
-    <w:p>
-      <w:pPr>
-        <w:numPr>
-          <w:ilvl w:val="0"/>
-          <w:numId w:val="31"/>
-        </w:numPr>
-        <w:spacing w:before="100" w:beforeAutospacing="1" w:after="100" w:afterAutospacing="1" w:line="240" w:lineRule="auto"/>
-        <w:rPr>
-          <w:rFonts w:ascii="Garamond" w:hAnsi="Garamond"/>
-          <w:color w:val="000000" w:themeColor="text1"/>
-          <w:sz w:val="23"/>
-          <w:szCs w:val="23"/>
-        </w:rPr>
-      </w:pPr>
-      <w:r>
-        <w:rPr>
-          <w:rFonts w:ascii="Garamond" w:hAnsi="Garamond"/>
-          <w:color w:val="000000" w:themeColor="text1"/>
-          <w:sz w:val="23"/>
-          <w:szCs w:val="23"/>
-        </w:rPr>
-        <w:t xml:space="preserve">Actively contributed to </w:t>
-      </w:r>
-      <w:r>
-        <w:rPr>
-          <w:rStyle w:val="Strong"/>
-          <w:rFonts w:ascii="Garamond" w:hAnsi="Garamond"/>
-          <w:color w:val="000000" w:themeColor="text1"/>
-          <w:sz w:val="23"/>
-          <w:szCs w:val="23"/>
-        </w:rPr>
-        <w:t>code reviews, debugging, and resolving merge conflicts</w:t>
-      </w:r>
-      <w:r>
-        <w:rPr>
-          <w:rFonts w:ascii="Garamond" w:hAnsi="Garamond"/>
-          <w:color w:val="000000" w:themeColor="text1"/>
-          <w:sz w:val="23"/>
-          <w:szCs w:val="23"/>
-        </w:rPr>
-        <w:t xml:space="preserve">, ensuring high-quality production code </w:t>
-      </w:r>
-    </w:p>
-    <w:p>
-      <w:pPr>
-        <w:numPr>
-          <w:ilvl w:val="0"/>
-          <w:numId w:val="31"/>
-        </w:numPr>
-        <w:spacing w:before="100" w:beforeAutospacing="1" w:after="100" w:afterAutospacing="1" w:line="240" w:lineRule="auto"/>
-        <w:rPr>
-          <w:rFonts w:ascii="Garamond" w:hAnsi="Garamond"/>
-          <w:color w:val="000000" w:themeColor="text1"/>
-          <w:sz w:val="23"/>
-          <w:szCs w:val="23"/>
-        </w:rPr>
-      </w:pPr>
-      <w:r>
-        <w:rPr>
-          <w:rFonts w:ascii="Garamond" w:hAnsi="Garamond"/>
-          <w:color w:val="000000" w:themeColor="text1"/>
-          <w:sz w:val="23"/>
-          <w:szCs w:val="23"/>
-        </w:rPr>
-        <w:t xml:space="preserve">Worked across </w:t>
-      </w:r>
-      <w:r>
-        <w:rPr>
-          <w:rStyle w:val="Strong"/>
-          <w:rFonts w:ascii="Garamond" w:hAnsi="Garamond"/>
-          <w:color w:val="000000" w:themeColor="text1"/>
-          <w:sz w:val="23"/>
-          <w:szCs w:val="23"/>
-        </w:rPr>
-        <w:t xml:space="preserve">CI/CD pipelines, </w:t>
-      </w:r>
-      <w:proofErr w:type="spellStart"/>
-      <w:r>
-        <w:rPr>
-          <w:rStyle w:val="Strong"/>
-          <w:rFonts w:ascii="Garamond" w:hAnsi="Garamond"/>
-          <w:color w:val="000000" w:themeColor="text1"/>
-          <w:sz w:val="23"/>
-          <w:szCs w:val="23"/>
-        </w:rPr>
-        <w:t>Git</w:t>
-      </w:r>
-      <w:proofErr w:type="spellEnd"/>
-      <w:r>
-        <w:rPr>
-          <w:rStyle w:val="Strong"/>
-          <w:rFonts w:ascii="Garamond" w:hAnsi="Garamond"/>
-          <w:color w:val="000000" w:themeColor="text1"/>
-          <w:sz w:val="23"/>
-          <w:szCs w:val="23"/>
-        </w:rPr>
-        <w:t xml:space="preserve"> workflows, and release processes</w:t>
-      </w:r>
-      <w:r>
-        <w:rPr>
-          <w:rFonts w:ascii="Garamond" w:hAnsi="Garamond"/>
-          <w:color w:val="000000" w:themeColor="text1"/>
-          <w:sz w:val="23"/>
-          <w:szCs w:val="23"/>
-        </w:rPr>
-        <w:t xml:space="preserve"> to maintain stable deployments </w:t>
-      </w:r>
-    </w:p>
-    <w:p>
-      <w:pPr>
-        <w:numPr>
-          <w:ilvl w:val="0"/>
-          <w:numId w:val="31"/>
-        </w:numPr>
-        <w:spacing w:before="100" w:beforeAutospacing="1" w:after="100" w:afterAutospacing="1" w:line="240" w:lineRule="auto"/>
-        <w:rPr>
-          <w:rFonts w:ascii="Garamond" w:hAnsi="Garamond"/>
-          <w:color w:val="000000" w:themeColor="text1"/>
-          <w:sz w:val="23"/>
-          <w:szCs w:val="23"/>
-        </w:rPr>
-      </w:pPr>
-      <w:r>
-        <w:rPr>
-          <w:rFonts w:ascii="Garamond" w:hAnsi="Garamond"/>
-          <w:color w:val="000000" w:themeColor="text1"/>
-          <w:sz w:val="23"/>
-          <w:szCs w:val="23"/>
-        </w:rPr>
-        <w:t xml:space="preserve">Collaborated with cross-functional teams to influence </w:t>
-      </w:r>
-      <w:r>
-        <w:rPr>
-          <w:rStyle w:val="Strong"/>
-          <w:rFonts w:ascii="Garamond" w:hAnsi="Garamond"/>
-          <w:color w:val="000000" w:themeColor="text1"/>
-          <w:sz w:val="23"/>
-          <w:szCs w:val="23"/>
-        </w:rPr>
-        <w:t>product design decisions and UI architecture</w:t>
-      </w:r>
-      <w:r>
-        <w:rPr>
-          <w:rFonts w:ascii="Garamond" w:hAnsi="Garamond"/>
-          <w:color w:val="000000" w:themeColor="text1"/>
-          <w:sz w:val="23"/>
-          <w:szCs w:val="23"/>
-        </w:rPr>
-        <w:t xml:space="preserve"> </w:t>
-      </w:r>
-    </w:p>
-    <w:p>
-      <w:pPr>
-        <w:pStyle w:val="NormalWeb"/>
-        <w:rPr>
-          <w:rFonts w:ascii="Garamond" w:hAnsi="Garamond"/>
-          <w:color w:val="000000" w:themeColor="text1"/>
-          <w:sz w:val="23"/>
-          <w:szCs w:val="23"/>
-        </w:rPr>
-      </w:pPr>
-      <w:r>
-        <w:rPr>
-          <w:rStyle w:val="Strong"/>
-          <w:rFonts w:ascii="Garamond" w:hAnsi="Garamond"/>
-          <w:color w:val="000000" w:themeColor="text1"/>
-          <w:sz w:val="23"/>
-          <w:szCs w:val="23"/>
-        </w:rPr>
-        <w:t>Advanced Engineering &amp; Automation:</w:t>
-      </w:r>
-    </w:p>
-    <w:p>
-      <w:pPr>
-        <w:numPr>
-          <w:ilvl w:val="0"/>
-          <w:numId w:val="32"/>
-        </w:numPr>
-        <w:spacing w:before="100" w:beforeAutospacing="1" w:after="100" w:afterAutospacing="1" w:line="240" w:lineRule="auto"/>
-        <w:rPr>
-          <w:rFonts w:ascii="Garamond" w:hAnsi="Garamond"/>
-          <w:color w:val="000000" w:themeColor="text1"/>
-          <w:sz w:val="23"/>
-          <w:szCs w:val="23"/>
-        </w:rPr>
-      </w:pPr>
-      <w:r>
-        <w:rPr>
-          <w:rFonts w:ascii="Garamond" w:hAnsi="Garamond"/>
-          <w:color w:val="000000" w:themeColor="text1"/>
-          <w:sz w:val="23"/>
-          <w:szCs w:val="23"/>
-        </w:rPr>
-        <w:t xml:space="preserve">Developed internal tools (SEO checker, schema validator, automation utilities) reducing manual QA effort by ~25% </w:t>
-      </w:r>
-    </w:p>
-    <w:p>
-      <w:pPr>
-        <w:numPr>
-          <w:ilvl w:val="0"/>
-          <w:numId w:val="32"/>
-        </w:numPr>
-        <w:spacing w:before="100" w:beforeAutospacing="1" w:after="100" w:afterAutospacing="1" w:line="240" w:lineRule="auto"/>
-        <w:rPr>
-          <w:rFonts w:ascii="Garamond" w:hAnsi="Garamond"/>
-          <w:color w:val="000000" w:themeColor="text1"/>
-          <w:sz w:val="23"/>
-          <w:szCs w:val="23"/>
-        </w:rPr>
-      </w:pPr>
-      <w:r>
-        <w:rPr>
-          <w:rFonts w:ascii="Garamond" w:hAnsi="Garamond"/>
-          <w:color w:val="000000" w:themeColor="text1"/>
-          <w:sz w:val="23"/>
-          <w:szCs w:val="23"/>
-        </w:rPr>
-        <w:t xml:space="preserve">Implemented structured workflows and automation to improve </w:t>
-      </w:r>
-      <w:r>
-        <w:rPr>
-          <w:rStyle w:val="Strong"/>
-          <w:rFonts w:ascii="Garamond" w:hAnsi="Garamond"/>
-          <w:color w:val="000000" w:themeColor="text1"/>
-          <w:sz w:val="23"/>
-          <w:szCs w:val="23"/>
-        </w:rPr>
-        <w:t>developer productivity and consistency in UI delivery</w:t>
-      </w:r>
-      <w:r>
-        <w:rPr>
-          <w:rFonts w:ascii="Garamond" w:hAnsi="Garamond"/>
-          <w:color w:val="000000" w:themeColor="text1"/>
-          <w:sz w:val="23"/>
-          <w:szCs w:val="23"/>
-        </w:rPr>
-        <w:t xml:space="preserve"> </w:t>
-      </w:r>
-    </w:p>
-    <w:p>
-      <w:pPr>
-        <w:spacing w:after="0" w:line="240" w:lineRule="auto"/>
-        <w:rPr>
-          <w:rFonts w:ascii="Garamond" w:hAnsi="Garamond"/>
-          <w:color w:val="000000" w:themeColor="text1"/>
-          <w:sz w:val="23"/>
-          <w:szCs w:val="23"/>
-        </w:rPr>
-      </w:pPr>
-      <w:r>
-        <w:rPr>
-          <w:rFonts w:ascii="Garamond" w:hAnsi="Garamond"/>
-          <w:color w:val="000000" w:themeColor="text1"/>
-          <w:sz w:val="23"/>
-          <w:szCs w:val="23"/>
-        </w:rPr>
-        <w:pict>
-          <v:rect id="_x0000_i1132" style="width:0;height:1.5pt" o:hralign="center" o:hrstd="t" o:hr="t" fillcolor="#a0a0a0" stroked="f"/>
-        </w:pict>
-      </w:r>
-    </w:p>
-    <w:p>
-      <w:pPr>
-        <w:pStyle w:val="Heading3"/>
-        <w:spacing w:line="240" w:lineRule="auto"/>
-        <w:rPr>
-          <w:rFonts w:ascii="Garamond" w:hAnsi="Garamond"/>
-          <w:color w:val="000000" w:themeColor="text1"/>
-          <w:sz w:val="23"/>
-          <w:szCs w:val="23"/>
-        </w:rPr>
-      </w:pPr>
-      <w:r>
-        <w:rPr>
-          <w:rStyle w:val="Strong"/>
-          <w:rFonts w:ascii="Garamond" w:hAnsi="Garamond"/>
-          <w:b/>
-          <w:bCs/>
-          <w:color w:val="000000" w:themeColor="text1"/>
-          <w:sz w:val="23"/>
-          <w:szCs w:val="23"/>
-        </w:rPr>
-        <w:t>K2B Solutions</w:t>
-      </w:r>
-      <w:r>
-        <w:rPr>
-          <w:rFonts w:ascii="Garamond" w:hAnsi="Garamond"/>
-          <w:color w:val="000000" w:themeColor="text1"/>
-          <w:sz w:val="23"/>
-          <w:szCs w:val="23"/>
-        </w:rPr>
-        <w:t xml:space="preserve"> — Chennai, India</w:t>
-      </w:r>
-    </w:p>
-    <w:p>
-      <w:pPr>
-        <w:pStyle w:val="NormalWeb"/>
-        <w:rPr>
-          <w:rFonts w:ascii="Garamond" w:hAnsi="Garamond"/>
-          <w:color w:val="000000" w:themeColor="text1"/>
-          <w:sz w:val="23"/>
-          <w:szCs w:val="23"/>
-        </w:rPr>
-      </w:pPr>
-      <w:r>
-        <w:rPr>
-          <w:rStyle w:val="Strong"/>
-          <w:rFonts w:ascii="Garamond" w:hAnsi="Garamond"/>
-          <w:color w:val="000000" w:themeColor="text1"/>
-          <w:sz w:val="23"/>
-          <w:szCs w:val="23"/>
-        </w:rPr>
-        <w:t>UI Developer</w:t>
-      </w:r>
-      <w:r>
-        <w:rPr>
-          <w:rFonts w:ascii="Garamond" w:hAnsi="Garamond"/>
-          <w:color w:val="000000" w:themeColor="text1"/>
-          <w:sz w:val="23"/>
-          <w:szCs w:val="23"/>
-        </w:rPr>
-        <w:t xml:space="preserve"> | Jan 2018 – Feb 2020</w:t>
-      </w:r>
-    </w:p>
-    <w:p>
-      <w:pPr>
-        <w:numPr>
-          <w:ilvl w:val="0"/>
-          <w:numId w:val="33"/>
-        </w:numPr>
-        <w:spacing w:before="100" w:beforeAutospacing="1" w:after="100" w:afterAutospacing="1" w:line="240" w:lineRule="auto"/>
-        <w:rPr>
-          <w:rFonts w:ascii="Garamond" w:hAnsi="Garamond"/>
-          <w:color w:val="000000" w:themeColor="text1"/>
-          <w:sz w:val="23"/>
-          <w:szCs w:val="23"/>
-        </w:rPr>
-      </w:pPr>
-      <w:r>
-        <w:rPr>
-          <w:rFonts w:ascii="Garamond" w:hAnsi="Garamond"/>
-          <w:color w:val="000000" w:themeColor="text1"/>
-          <w:sz w:val="23"/>
-          <w:szCs w:val="23"/>
-        </w:rPr>
-        <w:lastRenderedPageBreak/>
-        <w:t xml:space="preserve">Built </w:t>
-      </w:r>
-      <w:r>
-        <w:rPr>
-          <w:rStyle w:val="Strong"/>
-          <w:rFonts w:ascii="Garamond" w:hAnsi="Garamond"/>
-          <w:color w:val="000000" w:themeColor="text1"/>
-          <w:sz w:val="23"/>
-          <w:szCs w:val="23"/>
-        </w:rPr>
-        <w:t>pixel-perfect, responsive UI applications</w:t>
-      </w:r>
-      <w:r>
-        <w:rPr>
-          <w:rFonts w:ascii="Garamond" w:hAnsi="Garamond"/>
-          <w:color w:val="000000" w:themeColor="text1"/>
-          <w:sz w:val="23"/>
-          <w:szCs w:val="23"/>
-        </w:rPr>
-        <w:t xml:space="preserve"> for international clients (UK, Singapore, Australia) </w:t>
-      </w:r>
-    </w:p>
-    <w:p>
-      <w:pPr>
-        <w:numPr>
-          <w:ilvl w:val="0"/>
-          <w:numId w:val="33"/>
-        </w:numPr>
-        <w:spacing w:before="100" w:beforeAutospacing="1" w:after="100" w:afterAutospacing="1" w:line="240" w:lineRule="auto"/>
-        <w:rPr>
-          <w:rFonts w:ascii="Garamond" w:hAnsi="Garamond"/>
-          <w:color w:val="000000" w:themeColor="text1"/>
-          <w:sz w:val="23"/>
-          <w:szCs w:val="23"/>
-        </w:rPr>
-      </w:pPr>
-      <w:r>
-        <w:rPr>
-          <w:rFonts w:ascii="Garamond" w:hAnsi="Garamond"/>
-          <w:color w:val="000000" w:themeColor="text1"/>
-          <w:sz w:val="23"/>
-          <w:szCs w:val="23"/>
-        </w:rPr>
-        <w:t xml:space="preserve">Delivered an </w:t>
-      </w:r>
-      <w:proofErr w:type="spellStart"/>
-      <w:r>
-        <w:rPr>
-          <w:rStyle w:val="Strong"/>
-          <w:rFonts w:ascii="Garamond" w:hAnsi="Garamond"/>
-          <w:color w:val="000000" w:themeColor="text1"/>
-          <w:sz w:val="23"/>
-          <w:szCs w:val="23"/>
-        </w:rPr>
-        <w:t>Awwwards-recognised</w:t>
-      </w:r>
-      <w:proofErr w:type="spellEnd"/>
-      <w:r>
-        <w:rPr>
-          <w:rStyle w:val="Strong"/>
-          <w:rFonts w:ascii="Garamond" w:hAnsi="Garamond"/>
-          <w:color w:val="000000" w:themeColor="text1"/>
-          <w:sz w:val="23"/>
-          <w:szCs w:val="23"/>
-        </w:rPr>
-        <w:t xml:space="preserve"> website</w:t>
-      </w:r>
-      <w:r>
-        <w:rPr>
-          <w:rFonts w:ascii="Garamond" w:hAnsi="Garamond"/>
-          <w:color w:val="000000" w:themeColor="text1"/>
-          <w:sz w:val="23"/>
-          <w:szCs w:val="23"/>
-        </w:rPr>
-        <w:t xml:space="preserve"> for UK client Bluestone98 </w:t>
-      </w:r>
-    </w:p>
-    <w:p>
-      <w:pPr>
-        <w:numPr>
-          <w:ilvl w:val="0"/>
-          <w:numId w:val="33"/>
-        </w:numPr>
-        <w:spacing w:before="100" w:beforeAutospacing="1" w:after="100" w:afterAutospacing="1" w:line="240" w:lineRule="auto"/>
-        <w:rPr>
-          <w:rFonts w:ascii="Garamond" w:hAnsi="Garamond"/>
-          <w:color w:val="000000" w:themeColor="text1"/>
-          <w:sz w:val="23"/>
-          <w:szCs w:val="23"/>
-        </w:rPr>
-      </w:pPr>
-      <w:r>
-        <w:rPr>
-          <w:rFonts w:ascii="Garamond" w:hAnsi="Garamond"/>
-          <w:color w:val="000000" w:themeColor="text1"/>
-          <w:sz w:val="23"/>
-          <w:szCs w:val="23"/>
-        </w:rPr>
-        <w:t xml:space="preserve">Developed UI systems for </w:t>
-      </w:r>
-      <w:r>
-        <w:rPr>
-          <w:rStyle w:val="Strong"/>
-          <w:rFonts w:ascii="Garamond" w:hAnsi="Garamond"/>
-          <w:color w:val="000000" w:themeColor="text1"/>
-          <w:sz w:val="23"/>
-          <w:szCs w:val="23"/>
-        </w:rPr>
-        <w:t>Singapore Land Authority</w:t>
-      </w:r>
-      <w:r>
-        <w:rPr>
-          <w:rFonts w:ascii="Garamond" w:hAnsi="Garamond"/>
-          <w:color w:val="000000" w:themeColor="text1"/>
-          <w:sz w:val="23"/>
-          <w:szCs w:val="23"/>
-        </w:rPr>
-        <w:t xml:space="preserve">, ensuring high-quality frontend delivery </w:t>
-      </w:r>
-    </w:p>
-    <w:p>
-      <w:pPr>
-        <w:numPr>
-          <w:ilvl w:val="0"/>
-          <w:numId w:val="33"/>
-        </w:numPr>
-        <w:spacing w:before="100" w:beforeAutospacing="1" w:after="100" w:afterAutospacing="1" w:line="240" w:lineRule="auto"/>
-        <w:rPr>
-          <w:rFonts w:ascii="Garamond" w:hAnsi="Garamond"/>
-          <w:color w:val="000000" w:themeColor="text1"/>
-          <w:sz w:val="23"/>
-          <w:szCs w:val="23"/>
-        </w:rPr>
-      </w:pPr>
-      <w:r>
-        <w:rPr>
-          <w:rFonts w:ascii="Garamond" w:hAnsi="Garamond"/>
-          <w:color w:val="000000" w:themeColor="text1"/>
-          <w:sz w:val="23"/>
-          <w:szCs w:val="23"/>
-        </w:rPr>
-        <w:t xml:space="preserve">Improved navigation architecture for an Australian real estate platform, enhancing usability and engagement </w:t>
-      </w:r>
-    </w:p>
-    <w:p>
-      <w:pPr>
-        <w:spacing w:after="0" w:line="240" w:lineRule="auto"/>
-        <w:rPr>
-          <w:rFonts w:ascii="Garamond" w:hAnsi="Garamond"/>
-          <w:color w:val="000000" w:themeColor="text1"/>
-          <w:sz w:val="23"/>
-          <w:szCs w:val="23"/>
-        </w:rPr>
-      </w:pPr>
-      <w:r>
-        <w:rPr>
-          <w:rFonts w:ascii="Garamond" w:hAnsi="Garamond"/>
-          <w:color w:val="000000" w:themeColor="text1"/>
-          <w:sz w:val="23"/>
-          <w:szCs w:val="23"/>
-        </w:rPr>
-        <w:pict>
-          <v:rect id="_x0000_i1118" style="width:0;height:1.5pt" o:hralign="center" o:hrstd="t" o:hr="t" fillcolor="#a0a0a0" stroked="f"/>
-        </w:pict>
-      </w:r>
-    </w:p>
-    <w:p>
-      <w:pPr>
-        <w:pStyle w:val="Heading2"/>
-        <w:spacing w:line="240" w:lineRule="auto"/>
-        <w:rPr>
-          <w:rFonts w:ascii="Garamond" w:hAnsi="Garamond"/>
-          <w:color w:val="000000" w:themeColor="text1"/>
-          <w:sz w:val="23"/>
-          <w:szCs w:val="23"/>
-        </w:rPr>
-      </w:pPr>
-      <w:r>
-        <w:rPr>
-          <w:rStyle w:val="Strong"/>
-          <w:rFonts w:ascii="Garamond" w:hAnsi="Garamond"/>
-          <w:b/>
-          <w:bCs/>
-          <w:color w:val="000000" w:themeColor="text1"/>
-          <w:sz w:val="23"/>
-          <w:szCs w:val="23"/>
-        </w:rPr>
-        <w:t>SKILLS</w:t>
-      </w:r>
-    </w:p>
-    <w:p>
-      <w:pPr>
-        <w:pStyle w:val="NormalWeb"/>
-        <w:rPr>
-          <w:rFonts w:ascii="Garamond" w:hAnsi="Garamond"/>
-          <w:color w:val="000000" w:themeColor="text1"/>
-          <w:sz w:val="23"/>
-          <w:szCs w:val="23"/>
-        </w:rPr>
-      </w:pPr>
-      <w:r>
-        <w:rPr>
-          <w:rStyle w:val="Strong"/>
-          <w:rFonts w:ascii="Garamond" w:hAnsi="Garamond"/>
-          <w:color w:val="000000" w:themeColor="text1"/>
-          <w:sz w:val="23"/>
-          <w:szCs w:val="23"/>
-        </w:rPr>
-        <w:t>Frontend Development</w:t>
-      </w:r>
-      <w:proofErr w:type="gramStart"/>
-      <w:r>
-        <w:rPr>
-          <w:rStyle w:val="Strong"/>
-          <w:rFonts w:ascii="Garamond" w:hAnsi="Garamond"/>
-          <w:color w:val="000000" w:themeColor="text1"/>
-          <w:sz w:val="23"/>
-          <w:szCs w:val="23"/>
-        </w:rPr>
-        <w:t>:</w:t>
-      </w:r>
-      <w:proofErr w:type="gramEnd"/>
-      <w:r>
-        <w:rPr>
-          <w:rFonts w:ascii="Garamond" w:hAnsi="Garamond"/>
-          <w:color w:val="000000" w:themeColor="text1"/>
-          <w:sz w:val="23"/>
-          <w:szCs w:val="23"/>
-        </w:rPr>
-        <w:br/>
-        <w:t xml:space="preserve">React, </w:t>
-      </w:r>
-      <w:proofErr w:type="spellStart"/>
-      <w:r>
-        <w:rPr>
-          <w:rFonts w:ascii="Garamond" w:hAnsi="Garamond"/>
-          <w:color w:val="000000" w:themeColor="text1"/>
-          <w:sz w:val="23"/>
-          <w:szCs w:val="23"/>
-        </w:rPr>
-        <w:t>TypeScript</w:t>
-      </w:r>
-      <w:proofErr w:type="spellEnd"/>
-      <w:r>
-        <w:rPr>
-          <w:rFonts w:ascii="Garamond" w:hAnsi="Garamond"/>
-          <w:color w:val="000000" w:themeColor="text1"/>
-          <w:sz w:val="23"/>
-          <w:szCs w:val="23"/>
-        </w:rPr>
-        <w:t>, JavaScript (ES6+), HTML5, CSS3, SCSS</w:t>
-      </w:r>
-    </w:p>
-    <w:p>
-      <w:pPr>
-        <w:pStyle w:val="NormalWeb"/>
-        <w:rPr>
-          <w:rFonts w:ascii="Garamond" w:hAnsi="Garamond"/>
-          <w:color w:val="000000" w:themeColor="text1"/>
-          <w:sz w:val="23"/>
-          <w:szCs w:val="23"/>
-        </w:rPr>
-      </w:pPr>
-      <w:r>
-        <w:rPr>
-          <w:rStyle w:val="Strong"/>
-          <w:rFonts w:ascii="Garamond" w:hAnsi="Garamond"/>
-          <w:color w:val="000000" w:themeColor="text1"/>
-          <w:sz w:val="23"/>
-          <w:szCs w:val="23"/>
-        </w:rPr>
-        <w:t>Architecture &amp; Systems</w:t>
-      </w:r>
-      <w:proofErr w:type="gramStart"/>
-      <w:r>
-        <w:rPr>
-          <w:rStyle w:val="Strong"/>
-          <w:rFonts w:ascii="Garamond" w:hAnsi="Garamond"/>
-          <w:color w:val="000000" w:themeColor="text1"/>
-          <w:sz w:val="23"/>
-          <w:szCs w:val="23"/>
-        </w:rPr>
-        <w:t>:</w:t>
-      </w:r>
-      <w:proofErr w:type="gramEnd"/>
-      <w:r>
-        <w:rPr>
-          <w:rFonts w:ascii="Garamond" w:hAnsi="Garamond"/>
-          <w:color w:val="000000" w:themeColor="text1"/>
-          <w:sz w:val="23"/>
-          <w:szCs w:val="23"/>
-        </w:rPr>
-        <w:br/>
-        <w:t>Component-driven development, Micro Frontends, Web Components, Design Systems, i18n, RTL</w:t>
-      </w:r>
-    </w:p>
-    <w:p>
-      <w:pPr>
-        <w:pStyle w:val="NormalWeb"/>
-        <w:rPr>
-          <w:rFonts w:ascii="Garamond" w:hAnsi="Garamond"/>
-          <w:color w:val="000000" w:themeColor="text1"/>
-          <w:sz w:val="23"/>
-          <w:szCs w:val="23"/>
-        </w:rPr>
-      </w:pPr>
-      <w:r>
-        <w:rPr>
-          <w:rStyle w:val="Strong"/>
-          <w:rFonts w:ascii="Garamond" w:hAnsi="Garamond"/>
-          <w:color w:val="000000" w:themeColor="text1"/>
-          <w:sz w:val="23"/>
-          <w:szCs w:val="23"/>
-        </w:rPr>
-        <w:t>State &amp; Data Management</w:t>
-      </w:r>
-      <w:proofErr w:type="gramStart"/>
-      <w:r>
-        <w:rPr>
-          <w:rStyle w:val="Strong"/>
-          <w:rFonts w:ascii="Garamond" w:hAnsi="Garamond"/>
-          <w:color w:val="000000" w:themeColor="text1"/>
-          <w:sz w:val="23"/>
-          <w:szCs w:val="23"/>
-        </w:rPr>
-        <w:t>:</w:t>
-      </w:r>
-      <w:proofErr w:type="gramEnd"/>
-      <w:r>
-        <w:rPr>
-          <w:rFonts w:ascii="Garamond" w:hAnsi="Garamond"/>
-          <w:color w:val="000000" w:themeColor="text1"/>
-          <w:sz w:val="23"/>
-          <w:szCs w:val="23"/>
-        </w:rPr>
-        <w:br/>
-      </w:r>
-      <w:proofErr w:type="spellStart"/>
-      <w:r>
-        <w:rPr>
-          <w:rFonts w:ascii="Garamond" w:hAnsi="Garamond"/>
-          <w:color w:val="000000" w:themeColor="text1"/>
-          <w:sz w:val="23"/>
-          <w:szCs w:val="23"/>
-        </w:rPr>
-        <w:t>Redux</w:t>
-      </w:r>
-      <w:proofErr w:type="spellEnd"/>
-      <w:r>
-        <w:rPr>
-          <w:rFonts w:ascii="Garamond" w:hAnsi="Garamond"/>
-          <w:color w:val="000000" w:themeColor="text1"/>
-          <w:sz w:val="23"/>
-          <w:szCs w:val="23"/>
-        </w:rPr>
-        <w:t xml:space="preserve"> Toolkit, RTK Query, Context API, REST APIs</w:t>
-      </w:r>
-    </w:p>
-    <w:p>
-      <w:pPr>
-        <w:pStyle w:val="NormalWeb"/>
-        <w:rPr>
-          <w:rFonts w:ascii="Garamond" w:hAnsi="Garamond"/>
-          <w:color w:val="000000" w:themeColor="text1"/>
-          <w:sz w:val="23"/>
-          <w:szCs w:val="23"/>
-        </w:rPr>
-      </w:pPr>
-      <w:r>
-        <w:rPr>
-          <w:rStyle w:val="Strong"/>
-          <w:rFonts w:ascii="Garamond" w:hAnsi="Garamond"/>
-          <w:color w:val="000000" w:themeColor="text1"/>
-          <w:sz w:val="23"/>
-          <w:szCs w:val="23"/>
-        </w:rPr>
-        <w:t>Testing, Performance &amp; Quality</w:t>
-      </w:r>
-      <w:proofErr w:type="gramStart"/>
-      <w:r>
-        <w:rPr>
-          <w:rStyle w:val="Strong"/>
-          <w:rFonts w:ascii="Garamond" w:hAnsi="Garamond"/>
-          <w:color w:val="000000" w:themeColor="text1"/>
-          <w:sz w:val="23"/>
-          <w:szCs w:val="23"/>
-        </w:rPr>
-        <w:t>:</w:t>
-      </w:r>
-      <w:proofErr w:type="gramEnd"/>
-      <w:r>
-        <w:rPr>
-          <w:rFonts w:ascii="Garamond" w:hAnsi="Garamond"/>
-          <w:color w:val="000000" w:themeColor="text1"/>
-          <w:sz w:val="23"/>
-          <w:szCs w:val="23"/>
-        </w:rPr>
-        <w:br/>
-        <w:t>Jest, React Testing Library, Core Web Vitals (LCP, CLS, FID), Cross-browser compatibility, WCAG 2.2</w:t>
-      </w:r>
-    </w:p>
-    <w:p>
-      <w:pPr>
-        <w:pStyle w:val="NormalWeb"/>
-        <w:rPr>
-          <w:rFonts w:ascii="Garamond" w:hAnsi="Garamond"/>
-          <w:color w:val="000000" w:themeColor="text1"/>
-          <w:sz w:val="23"/>
-          <w:szCs w:val="23"/>
-        </w:rPr>
-      </w:pPr>
-      <w:r>
-        <w:rPr>
-          <w:rStyle w:val="Strong"/>
-          <w:rFonts w:ascii="Garamond" w:hAnsi="Garamond"/>
-          <w:color w:val="000000" w:themeColor="text1"/>
-          <w:sz w:val="23"/>
-          <w:szCs w:val="23"/>
-        </w:rPr>
-        <w:t>Build &amp; DevOps</w:t>
-      </w:r>
-      <w:proofErr w:type="gramStart"/>
-      <w:r>
-        <w:rPr>
-          <w:rStyle w:val="Strong"/>
-          <w:rFonts w:ascii="Garamond" w:hAnsi="Garamond"/>
-          <w:color w:val="000000" w:themeColor="text1"/>
-          <w:sz w:val="23"/>
-          <w:szCs w:val="23"/>
-        </w:rPr>
-        <w:t>:</w:t>
-      </w:r>
-      <w:proofErr w:type="gramEnd"/>
-      <w:r>
-        <w:rPr>
-          <w:rFonts w:ascii="Garamond" w:hAnsi="Garamond"/>
-          <w:color w:val="000000" w:themeColor="text1"/>
-          <w:sz w:val="23"/>
-          <w:szCs w:val="23"/>
-        </w:rPr>
-        <w:br/>
-      </w:r>
-      <w:proofErr w:type="spellStart"/>
-      <w:r>
-        <w:rPr>
-          <w:rFonts w:ascii="Garamond" w:hAnsi="Garamond"/>
-          <w:color w:val="000000" w:themeColor="text1"/>
-          <w:sz w:val="23"/>
-          <w:szCs w:val="23"/>
-        </w:rPr>
-        <w:t>Webpack</w:t>
-      </w:r>
-      <w:proofErr w:type="spellEnd"/>
-      <w:r>
-        <w:rPr>
-          <w:rFonts w:ascii="Garamond" w:hAnsi="Garamond"/>
-          <w:color w:val="000000" w:themeColor="text1"/>
-          <w:sz w:val="23"/>
-          <w:szCs w:val="23"/>
-        </w:rPr>
-        <w:t xml:space="preserve">, </w:t>
-      </w:r>
-      <w:proofErr w:type="spellStart"/>
-      <w:r>
-        <w:rPr>
-          <w:rFonts w:ascii="Garamond" w:hAnsi="Garamond"/>
-          <w:color w:val="000000" w:themeColor="text1"/>
-          <w:sz w:val="23"/>
-          <w:szCs w:val="23"/>
-        </w:rPr>
-        <w:t>Vite</w:t>
-      </w:r>
-      <w:proofErr w:type="spellEnd"/>
-      <w:r>
-        <w:rPr>
-          <w:rFonts w:ascii="Garamond" w:hAnsi="Garamond"/>
-          <w:color w:val="000000" w:themeColor="text1"/>
-          <w:sz w:val="23"/>
-          <w:szCs w:val="23"/>
-        </w:rPr>
-        <w:t xml:space="preserve">, </w:t>
-      </w:r>
-      <w:proofErr w:type="spellStart"/>
-      <w:r>
-        <w:rPr>
-          <w:rFonts w:ascii="Garamond" w:hAnsi="Garamond"/>
-          <w:color w:val="000000" w:themeColor="text1"/>
-          <w:sz w:val="23"/>
-          <w:szCs w:val="23"/>
-        </w:rPr>
-        <w:t>npm</w:t>
-      </w:r>
-      <w:proofErr w:type="spellEnd"/>
-      <w:r>
-        <w:rPr>
-          <w:rFonts w:ascii="Garamond" w:hAnsi="Garamond"/>
-          <w:color w:val="000000" w:themeColor="text1"/>
-          <w:sz w:val="23"/>
-          <w:szCs w:val="23"/>
-        </w:rPr>
-        <w:t>, Git, CI/CD pipelines</w:t>
-      </w:r>
-    </w:p>
-    <w:p>
-      <w:pPr>
-        <w:pStyle w:val="NormalWeb"/>
-        <w:rPr>
-          <w:rFonts w:ascii="Garamond" w:hAnsi="Garamond"/>
-          <w:color w:val="000000" w:themeColor="text1"/>
-          <w:sz w:val="23"/>
-          <w:szCs w:val="23"/>
-        </w:rPr>
-      </w:pPr>
-      <w:r>
-        <w:rPr>
-          <w:rStyle w:val="Strong"/>
-          <w:rFonts w:ascii="Garamond" w:hAnsi="Garamond"/>
-          <w:color w:val="000000" w:themeColor="text1"/>
-          <w:sz w:val="23"/>
-          <w:szCs w:val="23"/>
-        </w:rPr>
-        <w:t>Automation &amp; Tooling</w:t>
-      </w:r>
-      <w:proofErr w:type="gramStart"/>
-      <w:r>
-        <w:rPr>
-          <w:rStyle w:val="Strong"/>
-          <w:rFonts w:ascii="Garamond" w:hAnsi="Garamond"/>
-          <w:color w:val="000000" w:themeColor="text1"/>
-          <w:sz w:val="23"/>
-          <w:szCs w:val="23"/>
-        </w:rPr>
-        <w:t>:</w:t>
-      </w:r>
-      <w:proofErr w:type="gramEnd"/>
-      <w:r>
-        <w:rPr>
-          <w:rFonts w:ascii="Garamond" w:hAnsi="Garamond"/>
-          <w:color w:val="000000" w:themeColor="text1"/>
-          <w:sz w:val="23"/>
-          <w:szCs w:val="23"/>
-        </w:rPr>
-        <w:br/>
-        <w:t>Frontend tooling, workflow automation, Chrome Extensions</w:t>
-      </w:r>
-    </w:p>
-    <w:p>
-      <w:pPr>
-        <w:spacing w:line="240" w:lineRule="auto"/>
-        <w:rPr>
-          <w:rFonts w:ascii="Garamond" w:hAnsi="Garamond"/>
-          <w:color w:val="000000" w:themeColor="text1"/>
-          <w:sz w:val="23"/>
-          <w:szCs w:val="23"/>
-        </w:rPr>
-      </w:pPr>
-      <w:r>
-        <w:rPr>
-          <w:rFonts w:ascii="Garamond" w:hAnsi="Garamond"/>
-          <w:color w:val="000000" w:themeColor="text1"/>
-          <w:sz w:val="23"/>
-          <w:szCs w:val="23"/>
-        </w:rPr>
-        <w:pict>
-          <v:rect id="_x0000_i1119" style="width:0;height:1.5pt" o:hralign="center" o:hrstd="t" o:hr="t" fillcolor="#a0a0a0" stroked="f"/>
-        </w:pict>
-      </w:r>
-    </w:p>
-    <w:p>
-      <w:pPr>
-        <w:pStyle w:val="Heading2"/>
-        <w:spacing w:line="240" w:lineRule="auto"/>
-        <w:rPr>
-          <w:rFonts w:ascii="Garamond" w:hAnsi="Garamond"/>
-          <w:color w:val="000000" w:themeColor="text1"/>
-          <w:sz w:val="23"/>
-          <w:szCs w:val="23"/>
-        </w:rPr>
-      </w:pPr>
-      <w:r>
-        <w:rPr>
-          <w:rStyle w:val="Strong"/>
-          <w:rFonts w:ascii="Garamond" w:hAnsi="Garamond"/>
-          <w:b/>
-          <w:bCs/>
-          <w:color w:val="000000" w:themeColor="text1"/>
-          <w:sz w:val="23"/>
-          <w:szCs w:val="23"/>
-        </w:rPr>
-        <w:t>KEY PROJECTS</w:t>
-      </w:r>
-    </w:p>
-    <w:p>
-      <w:pPr>
-        <w:pStyle w:val="NormalWeb"/>
-        <w:rPr>
-          <w:rFonts w:ascii="Garamond" w:hAnsi="Garamond"/>
-          <w:color w:val="000000" w:themeColor="text1"/>
-          <w:sz w:val="23"/>
-          <w:szCs w:val="23"/>
-        </w:rPr>
-      </w:pPr>
-      <w:r>
-        <w:rPr>
-          <w:rStyle w:val="Strong"/>
-          <w:rFonts w:ascii="Garamond" w:hAnsi="Garamond"/>
-          <w:color w:val="000000" w:themeColor="text1"/>
-          <w:sz w:val="23"/>
-          <w:szCs w:val="23"/>
-        </w:rPr>
-        <w:t>Japan CRM Academy</w:t>
-      </w:r>
-    </w:p>
-    <w:p>
-      <w:pPr>
-        <w:numPr>
-          <w:ilvl w:val="0"/>
-          <w:numId w:val="34"/>
-        </w:numPr>
-        <w:spacing w:before="100" w:beforeAutospacing="1" w:after="100" w:afterAutospacing="1" w:line="240" w:lineRule="auto"/>
-        <w:rPr>
-          <w:rFonts w:ascii="Garamond" w:hAnsi="Garamond"/>
-          <w:color w:val="000000" w:themeColor="text1"/>
-          <w:sz w:val="23"/>
-          <w:szCs w:val="23"/>
-        </w:rPr>
-      </w:pPr>
-      <w:r>
-        <w:rPr>
-          <w:rFonts w:ascii="Garamond" w:hAnsi="Garamond"/>
-          <w:color w:val="000000" w:themeColor="text1"/>
-          <w:sz w:val="23"/>
-          <w:szCs w:val="23"/>
-        </w:rPr>
-        <w:t xml:space="preserve">Built and scaled a production learning platform with </w:t>
-      </w:r>
-      <w:proofErr w:type="spellStart"/>
-      <w:r>
-        <w:rPr>
-          <w:rStyle w:val="Strong"/>
-          <w:rFonts w:ascii="Garamond" w:hAnsi="Garamond"/>
-          <w:color w:val="000000" w:themeColor="text1"/>
-          <w:sz w:val="23"/>
-          <w:szCs w:val="23"/>
-        </w:rPr>
-        <w:t>localised</w:t>
-      </w:r>
-      <w:proofErr w:type="spellEnd"/>
-      <w:r>
-        <w:rPr>
-          <w:rStyle w:val="Strong"/>
-          <w:rFonts w:ascii="Garamond" w:hAnsi="Garamond"/>
-          <w:color w:val="000000" w:themeColor="text1"/>
-          <w:sz w:val="23"/>
-          <w:szCs w:val="23"/>
-        </w:rPr>
-        <w:t xml:space="preserve"> UI and performance </w:t>
-      </w:r>
-      <w:proofErr w:type="spellStart"/>
-      <w:r>
-        <w:rPr>
-          <w:rStyle w:val="Strong"/>
-          <w:rFonts w:ascii="Garamond" w:hAnsi="Garamond"/>
-          <w:color w:val="000000" w:themeColor="text1"/>
-          <w:sz w:val="23"/>
-          <w:szCs w:val="23"/>
-        </w:rPr>
-        <w:t>optimisation</w:t>
-      </w:r>
-      <w:proofErr w:type="spellEnd"/>
-      <w:r>
-        <w:rPr>
-          <w:rFonts w:ascii="Garamond" w:hAnsi="Garamond"/>
-          <w:color w:val="000000" w:themeColor="text1"/>
-          <w:sz w:val="23"/>
-          <w:szCs w:val="23"/>
-        </w:rPr>
-        <w:t xml:space="preserve">, improving conversion by ~30% </w:t>
-      </w:r>
-    </w:p>
-    <w:p>
-      <w:pPr>
-        <w:pStyle w:val="NormalWeb"/>
-        <w:rPr>
-          <w:rFonts w:ascii="Garamond" w:hAnsi="Garamond"/>
-          <w:color w:val="000000" w:themeColor="text1"/>
-          <w:sz w:val="23"/>
-          <w:szCs w:val="23"/>
-        </w:rPr>
-      </w:pPr>
-      <w:r>
-        <w:rPr>
-          <w:rStyle w:val="Strong"/>
-          <w:rFonts w:ascii="Garamond" w:hAnsi="Garamond"/>
-          <w:color w:val="000000" w:themeColor="text1"/>
-          <w:sz w:val="23"/>
-          <w:szCs w:val="23"/>
-        </w:rPr>
-        <w:t>AI Productivity &amp; Automation Tools</w:t>
-      </w:r>
-    </w:p>
-    <w:p>
-      <w:pPr>
-        <w:numPr>
-          <w:ilvl w:val="0"/>
-          <w:numId w:val="35"/>
-        </w:numPr>
-        <w:spacing w:before="100" w:beforeAutospacing="1" w:after="100" w:afterAutospacing="1" w:line="240" w:lineRule="auto"/>
-        <w:rPr>
-          <w:rFonts w:ascii="Garamond" w:hAnsi="Garamond"/>
-          <w:color w:val="000000" w:themeColor="text1"/>
-          <w:sz w:val="23"/>
-          <w:szCs w:val="23"/>
-        </w:rPr>
-      </w:pPr>
-      <w:r>
-        <w:rPr>
-          <w:rFonts w:ascii="Garamond" w:hAnsi="Garamond"/>
-          <w:color w:val="000000" w:themeColor="text1"/>
-          <w:sz w:val="23"/>
-          <w:szCs w:val="23"/>
-        </w:rPr>
-        <w:t xml:space="preserve">Developed internal tools to automate SEO checks and UI validation, reducing manual effort and improving delivery speed </w:t>
-      </w:r>
-    </w:p>
-    <w:p>
-      <w:pPr>
-        <w:pStyle w:val="NormalWeb"/>
-        <w:rPr>
-          <w:rFonts w:ascii="Garamond" w:hAnsi="Garamond"/>
-          <w:color w:val="000000" w:themeColor="text1"/>
-          <w:sz w:val="23"/>
-          <w:szCs w:val="23"/>
-        </w:rPr>
-      </w:pPr>
-      <w:proofErr w:type="spellStart"/>
-      <w:r>
-        <w:rPr>
-          <w:rStyle w:val="Strong"/>
-          <w:rFonts w:ascii="Garamond" w:hAnsi="Garamond"/>
-          <w:color w:val="000000" w:themeColor="text1"/>
-          <w:sz w:val="23"/>
-          <w:szCs w:val="23"/>
-        </w:rPr>
-        <w:t>JobHunter</w:t>
-      </w:r>
-      <w:proofErr w:type="spellEnd"/>
-      <w:r>
-        <w:rPr>
-          <w:rStyle w:val="Strong"/>
-          <w:rFonts w:ascii="Garamond" w:hAnsi="Garamond"/>
-          <w:color w:val="000000" w:themeColor="text1"/>
-          <w:sz w:val="23"/>
-          <w:szCs w:val="23"/>
-        </w:rPr>
-        <w:t xml:space="preserve"> Chrome Extension (In Progress)</w:t>
-      </w:r>
-    </w:p>
-    <w:p>
-      <w:pPr>
-        <w:numPr>
-          <w:ilvl w:val="0"/>
-          <w:numId w:val="36"/>
-        </w:numPr>
-        <w:spacing w:before="100" w:beforeAutospacing="1" w:after="100" w:afterAutospacing="1" w:line="240" w:lineRule="auto"/>
-        <w:rPr>
-          <w:rFonts w:ascii="Garamond" w:hAnsi="Garamond"/>
-          <w:color w:val="000000" w:themeColor="text1"/>
-          <w:sz w:val="23"/>
-          <w:szCs w:val="23"/>
-        </w:rPr>
-      </w:pPr>
-      <w:r>
-        <w:rPr>
-          <w:rFonts w:ascii="Garamond" w:hAnsi="Garamond"/>
-          <w:color w:val="000000" w:themeColor="text1"/>
-          <w:sz w:val="23"/>
-          <w:szCs w:val="23"/>
-        </w:rPr>
-        <w:t xml:space="preserve">AI-assisted job search tool to </w:t>
-      </w:r>
-      <w:proofErr w:type="spellStart"/>
-      <w:r>
-        <w:rPr>
-          <w:rFonts w:ascii="Garamond" w:hAnsi="Garamond"/>
-          <w:color w:val="000000" w:themeColor="text1"/>
-          <w:sz w:val="23"/>
-          <w:szCs w:val="23"/>
-        </w:rPr>
-        <w:t>analyse</w:t>
-      </w:r>
-      <w:proofErr w:type="spellEnd"/>
-      <w:r>
-        <w:rPr>
-          <w:rFonts w:ascii="Garamond" w:hAnsi="Garamond"/>
-          <w:color w:val="000000" w:themeColor="text1"/>
-          <w:sz w:val="23"/>
-          <w:szCs w:val="23"/>
-        </w:rPr>
-        <w:t xml:space="preserve"> listings and </w:t>
-      </w:r>
-      <w:proofErr w:type="spellStart"/>
-      <w:r>
-        <w:rPr>
-          <w:rFonts w:ascii="Garamond" w:hAnsi="Garamond"/>
-          <w:color w:val="000000" w:themeColor="text1"/>
-          <w:sz w:val="23"/>
-          <w:szCs w:val="23"/>
-        </w:rPr>
-        <w:t>optimise</w:t>
-      </w:r>
-      <w:proofErr w:type="spellEnd"/>
-      <w:r>
-        <w:rPr>
-          <w:rFonts w:ascii="Garamond" w:hAnsi="Garamond"/>
-          <w:color w:val="000000" w:themeColor="text1"/>
-          <w:sz w:val="23"/>
-          <w:szCs w:val="23"/>
-        </w:rPr>
-        <w:t xml:space="preserve"> application workflows </w:t>
-      </w:r>
-    </w:p>
-    <w:p>
-      <w:pPr>
-        <w:spacing w:after="0" w:line="240" w:lineRule="auto"/>
-        <w:rPr>
-          <w:rFonts w:ascii="Garamond" w:hAnsi="Garamond"/>
-          <w:color w:val="000000" w:themeColor="text1"/>
-          <w:sz w:val="23"/>
-          <w:szCs w:val="23"/>
-        </w:rPr>
-      </w:pPr>
-      <w:r>
-        <w:rPr>
-          <w:rFonts w:ascii="Garamond" w:hAnsi="Garamond"/>
-          <w:color w:val="000000" w:themeColor="text1"/>
-          <w:sz w:val="23"/>
-          <w:szCs w:val="23"/>
-        </w:rPr>
-        <w:pict>
-          <v:rect id="_x0000_i1120" style="width:0;height:1.5pt" o:hralign="center" o:hrstd="t" o:hr="t" fillcolor="#a0a0a0" stroked="f"/>
-        </w:pict>
-      </w:r>
-    </w:p>
-    <w:p>
-      <w:pPr>
-        <w:pStyle w:val="Heading2"/>
-        <w:spacing w:line="240" w:lineRule="auto"/>
-        <w:rPr>
-          <w:rFonts w:ascii="Garamond" w:hAnsi="Garamond"/>
-          <w:color w:val="000000" w:themeColor="text1"/>
-          <w:sz w:val="23"/>
-          <w:szCs w:val="23"/>
-        </w:rPr>
-      </w:pPr>
-      <w:r>
-        <w:rPr>
-          <w:rStyle w:val="Strong"/>
-          <w:rFonts w:ascii="Garamond" w:hAnsi="Garamond"/>
-          <w:b/>
-          <w:bCs/>
-          <w:color w:val="000000" w:themeColor="text1"/>
-          <w:sz w:val="23"/>
-          <w:szCs w:val="23"/>
-        </w:rPr>
-        <w:t>EDUCATION</w:t>
-      </w:r>
-    </w:p>
-    <w:p>
-      <w:pPr>
-        <w:pStyle w:val="NormalWeb"/>
-        <w:rPr>
-          <w:rFonts w:ascii="Garamond" w:hAnsi="Garamond"/>
-          <w:color w:val="000000" w:themeColor="text1"/>
-          <w:sz w:val="23"/>
-          <w:szCs w:val="23"/>
-        </w:rPr>
-      </w:pPr>
-      <w:r>
-        <w:rPr>
-          <w:rFonts w:ascii="Garamond" w:hAnsi="Garamond"/>
-          <w:color w:val="000000" w:themeColor="text1"/>
-          <w:sz w:val="23"/>
-          <w:szCs w:val="23"/>
-        </w:rPr>
-        <w:t>Bachelor of Engineering (Electronics &amp; Communication Engineering</w:t>
-      </w:r>
-      <w:proofErr w:type="gramStart"/>
-      <w:r>
-        <w:rPr>
-          <w:rFonts w:ascii="Garamond" w:hAnsi="Garamond"/>
-          <w:color w:val="000000" w:themeColor="text1"/>
-          <w:sz w:val="23"/>
-          <w:szCs w:val="23"/>
-        </w:rPr>
-        <w:t>)</w:t>
-      </w:r>
-      <w:proofErr w:type="gramEnd"/>
-      <w:r>
-        <w:rPr>
-          <w:rFonts w:ascii="Garamond" w:hAnsi="Garamond"/>
-          <w:color w:val="000000" w:themeColor="text1"/>
-          <w:sz w:val="23"/>
-          <w:szCs w:val="23"/>
-        </w:rPr>
-        <w:br/>
-        <w:t>Anna University — Chennai, India</w:t>
-      </w:r>
-    </w:p>
-    <w:p>
-      <w:pPr>
-        <w:spacing w:line="240" w:lineRule="auto"/>
-        <w:rPr>
-          <w:rFonts w:ascii="Garamond" w:hAnsi="Garamond"/>
-          <w:color w:val="000000" w:themeColor="text1"/>
-          <w:sz w:val="23"/>
-          <w:szCs w:val="23"/>
-        </w:rPr>
-      </w:pPr>
-      <w:r>
-        <w:rPr>
-          <w:rFonts w:ascii="Garamond" w:hAnsi="Garamond"/>
-          <w:color w:val="000000" w:themeColor="text1"/>
-          <w:sz w:val="23"/>
-          <w:szCs w:val="23"/>
-        </w:rPr>
-        <w:pict>
-          <v:rect id="_x0000_i1121" style="width:0;height:1.5pt" o:hralign="center" o:hrstd="t" o:hr="t" fillcolor="#a0a0a0" stroked="f"/>
-        </w:pict>
-      </w:r>
-    </w:p>
-    <w:p>
-      <w:pPr>
-        <w:pStyle w:val="Heading2"/>
-        <w:spacing w:line="240" w:lineRule="auto"/>
-        <w:rPr>
-          <w:rFonts w:ascii="Garamond" w:hAnsi="Garamond"/>
-          <w:color w:val="000000" w:themeColor="text1"/>
-          <w:sz w:val="23"/>
-          <w:szCs w:val="23"/>
-        </w:rPr>
-      </w:pPr>
-      <w:r>
-        <w:rPr>
-          <w:rStyle w:val="Strong"/>
-          <w:rFonts w:ascii="Garamond" w:hAnsi="Garamond"/>
-          <w:b/>
-          <w:bCs/>
-          <w:color w:val="000000" w:themeColor="text1"/>
-          <w:sz w:val="23"/>
-          <w:szCs w:val="23"/>
+          <w:sz w:val="24"/>
+          <w:szCs w:val="24"/>
         </w:rPr>
         <w:t>LANGUAGES</w:t>
       </w:r>
@@ -2346,17 +1742,11 @@
         <w:pStyle w:val="NormalWeb"/>
         <w:rPr>
           <w:rFonts w:ascii="Garamond" w:hAnsi="Garamond"/>
-          <w:color w:val="000000" w:themeColor="text1"/>
-          <w:sz w:val="23"/>
-          <w:szCs w:val="23"/>
         </w:rPr>
       </w:pPr>
       <w:r>
         <w:rPr>
           <w:rFonts w:ascii="Garamond" w:hAnsi="Garamond"/>
-          <w:color w:val="000000" w:themeColor="text1"/>
-          <w:sz w:val="23"/>
-          <w:szCs w:val="23"/>
         </w:rPr>
         <w:t xml:space="preserve">English (Professional), Tamil (Native), </w:t>
       </w:r>
@@ -2364,9 +1754,6 @@
       <w:r>
         <w:rPr>
           <w:rFonts w:ascii="Garamond" w:hAnsi="Garamond"/>
-          <w:color w:val="000000" w:themeColor="text1"/>
-          <w:sz w:val="23"/>
-          <w:szCs w:val="23"/>
         </w:rPr>
         <w:t>Sourashtra</w:t>
       </w:r>
@@ -2374,12 +1761,20 @@
       <w:r>
         <w:rPr>
           <w:rFonts w:ascii="Garamond" w:hAnsi="Garamond"/>
-          <w:color w:val="000000" w:themeColor="text1"/>
+        </w:rPr>
+        <w:t xml:space="preserve"> (Conversational)</w:t>
+      </w:r>
+    </w:p>
+    <w:p>
+      <w:pPr>
+        <w:pStyle w:val="Heading2"/>
+        <w:rPr>
+          <w:rFonts w:ascii="Garamond" w:hAnsi="Garamond"/>
+          <w:color w:val="auto"/>
           <w:sz w:val="23"/>
           <w:szCs w:val="23"/>
         </w:rPr>
-        <w:t xml:space="preserve"> (Conversational)</w:t>
-      </w:r>
+      </w:pPr>
     </w:p>
     <w:sectPr>
       <w:pgSz w:w="12240" w:h="15840"/>
@@ -2394,40 +1789,6 @@
 <file path=word/numbering.xml><?xml version="1.0" encoding="utf-8"?>
 <w:numbering xmlns:wpc="http://schemas.microsoft.com/office/word/2010/wordprocessingCanvas" xmlns:cx="http://schemas.microsoft.com/office/drawing/2014/chartex" xmlns:cx1="http://schemas.microsoft.com/office/drawing/2015/9/8/chartex" xmlns:mc="http://schemas.openxmlformats.org/markup-compatibility/2006" xmlns:o="urn:schemas-microsoft-com:office:office" xmlns:r="http://schemas.openxmlformats.org/officeDocument/2006/relationships" xmlns:m="http://schemas.openxmlformats.org/officeDocument/2006/math" xmlns:v="urn:schemas-microsoft-com:vml" xmlns:wp14="http://schemas.microsoft.com/office/word/2010/wordprocessingDrawing" xmlns:wp="http://schemas.openxmlformats.org/drawingml/2006/wordprocessingDrawing" xmlns:w10="urn:schemas-microsoft-com:office:word" xmlns:w="http://schemas.openxmlformats.org/wordprocessingml/2006/main" xmlns:w14="http://schemas.microsoft.com/office/word/2010/wordml" xmlns:w15="http://schemas.microsoft.com/office/word/2012/wordml" xmlns:w16se="http://schemas.microsoft.com/office/word/2015/wordml/symex" xmlns:wpg="http://schemas.microsoft.com/office/word/2010/wordprocessingGroup" xmlns:wpi="http://schemas.microsoft.com/office/word/2010/wordprocessingInk" xmlns:wne="http://schemas.microsoft.com/office/word/2006/wordml" xmlns:wps="http://schemas.microsoft.com/office/word/2010/wordprocessingShape" mc:Ignorable="w14 w15 w16se wp14">
   <w:abstractNum w:abstractNumId="0" w15:restartNumberingAfterBreak="0">
-    <w:nsid w:val="FFFFFF7C"/>
-    <w:multiLevelType w:val="singleLevel"/>
-    <w:tmpl w:val="C310EC42"/>
-    <w:lvl w:ilvl="0">
-      <w:start w:val="1"/>
-      <w:numFmt w:val="decimal"/>
-      <w:lvlText w:val="%1."/>
-      <w:lvlJc w:val="left"/>
-      <w:pPr>
-        <w:tabs>
-          <w:tab w:val="num" w:pos="1800"/>
-        </w:tabs>
-        <w:ind w:left="1800" w:hanging="360"/>
-      </w:pPr>
-    </w:lvl>
-  </w:abstractNum>
-  <w:abstractNum w:abstractNumId="1" w15:restartNumberingAfterBreak="0">
-    <w:nsid w:val="FFFFFF7D"/>
-    <w:multiLevelType w:val="singleLevel"/>
-    <w:tmpl w:val="E4089024"/>
-    <w:lvl w:ilvl="0">
-      <w:start w:val="1"/>
-      <w:numFmt w:val="decimal"/>
-      <w:lvlText w:val="%1."/>
-      <w:lvlJc w:val="left"/>
-      <w:pPr>
-        <w:tabs>
-          <w:tab w:val="num" w:pos="1440"/>
-        </w:tabs>
-        <w:ind w:left="1440" w:hanging="360"/>
-      </w:pPr>
-    </w:lvl>
-  </w:abstractNum>
-  <w:abstractNum w:abstractNumId="2" w15:restartNumberingAfterBreak="0">
     <w:nsid w:val="FFFFFF7E"/>
     <w:multiLevelType w:val="singleLevel"/>
     <w:tmpl w:val="FB12693A"/>
@@ -2445,7 +1806,7 @@
       </w:pPr>
     </w:lvl>
   </w:abstractNum>
-  <w:abstractNum w:abstractNumId="3" w15:restartNumberingAfterBreak="0">
+  <w:abstractNum w:abstractNumId="1" w15:restartNumberingAfterBreak="0">
     <w:nsid w:val="FFFFFF7F"/>
     <w:multiLevelType w:val="singleLevel"/>
     <w:tmpl w:val="38441652"/>
@@ -2463,27 +1824,7 @@
       </w:pPr>
     </w:lvl>
   </w:abstractNum>
-  <w:abstractNum w:abstractNumId="4" w15:restartNumberingAfterBreak="0">
-    <w:nsid w:val="FFFFFF81"/>
-    <w:multiLevelType w:val="singleLevel"/>
-    <w:tmpl w:val="171AC3A4"/>
-    <w:lvl w:ilvl="0">
-      <w:start w:val="1"/>
-      <w:numFmt w:val="bullet"/>
-      <w:lvlText w:val=""/>
-      <w:lvlJc w:val="left"/>
-      <w:pPr>
-        <w:tabs>
-          <w:tab w:val="num" w:pos="1440"/>
-        </w:tabs>
-        <w:ind w:left="1440" w:hanging="360"/>
-      </w:pPr>
-      <w:rPr>
-        <w:rFonts w:ascii="Symbol" w:hAnsi="Symbol" w:hint="default"/>
-      </w:rPr>
-    </w:lvl>
-  </w:abstractNum>
-  <w:abstractNum w:abstractNumId="5" w15:restartNumberingAfterBreak="0">
+  <w:abstractNum w:abstractNumId="2" w15:restartNumberingAfterBreak="0">
     <w:nsid w:val="FFFFFF82"/>
     <w:multiLevelType w:val="singleLevel"/>
     <w:tmpl w:val="F3EAFDEC"/>
@@ -2504,7 +1845,7 @@
       </w:rPr>
     </w:lvl>
   </w:abstractNum>
-  <w:abstractNum w:abstractNumId="6" w15:restartNumberingAfterBreak="0">
+  <w:abstractNum w:abstractNumId="3" w15:restartNumberingAfterBreak="0">
     <w:nsid w:val="FFFFFF83"/>
     <w:multiLevelType w:val="singleLevel"/>
     <w:tmpl w:val="3D1EFFD4"/>
@@ -2525,7 +1866,7 @@
       </w:rPr>
     </w:lvl>
   </w:abstractNum>
-  <w:abstractNum w:abstractNumId="7" w15:restartNumberingAfterBreak="0">
+  <w:abstractNum w:abstractNumId="4" w15:restartNumberingAfterBreak="0">
     <w:nsid w:val="FFFFFF88"/>
     <w:multiLevelType w:val="singleLevel"/>
     <w:tmpl w:val="D0A62B40"/>
@@ -2543,7 +1884,7 @@
       </w:pPr>
     </w:lvl>
   </w:abstractNum>
-  <w:abstractNum w:abstractNumId="8" w15:restartNumberingAfterBreak="0">
+  <w:abstractNum w:abstractNumId="5" w15:restartNumberingAfterBreak="0">
     <w:nsid w:val="FFFFFF89"/>
     <w:multiLevelType w:val="singleLevel"/>
     <w:tmpl w:val="29761A62"/>
@@ -2564,10 +1905,10 @@
       </w:rPr>
     </w:lvl>
   </w:abstractNum>
-  <w:abstractNum w:abstractNumId="9" w15:restartNumberingAfterBreak="0">
-    <w:nsid w:val="02C73B04"/>
+  <w:abstractNum w:abstractNumId="6" w15:restartNumberingAfterBreak="0">
+    <w:nsid w:val="058441DB"/>
     <w:multiLevelType w:val="multilevel"/>
-    <w:tmpl w:val="97DA0D5E"/>
+    <w:tmpl w:val="722EBC36"/>
     <w:lvl w:ilvl="0">
       <w:start w:val="1"/>
       <w:numFmt w:val="bullet"/>
@@ -2584,7 +1925,7 @@
         <w:sz w:val="20"/>
       </w:rPr>
     </w:lvl>
-    <w:lvl w:ilvl="1">
+    <w:lvl w:ilvl="1" w:tentative="1">
       <w:start w:val="1"/>
       <w:numFmt w:val="bullet"/>
       <w:lvlText w:val="o"/>
@@ -2713,96 +2054,10 @@
       </w:rPr>
     </w:lvl>
   </w:abstractNum>
-  <w:abstractNum w:abstractNumId="10" w15:restartNumberingAfterBreak="0">
-    <w:nsid w:val="0384089E"/>
-    <w:multiLevelType w:val="hybridMultilevel"/>
-    <w:tmpl w:val="A5A07704"/>
-    <w:lvl w:ilvl="0" w:tplc="4009000F">
-      <w:start w:val="1"/>
-      <w:numFmt w:val="decimal"/>
-      <w:lvlText w:val="%1."/>
-      <w:lvlJc w:val="left"/>
-      <w:pPr>
-        <w:ind w:left="360" w:hanging="360"/>
-      </w:pPr>
-    </w:lvl>
-    <w:lvl w:ilvl="1" w:tplc="40090019" w:tentative="1">
-      <w:start w:val="1"/>
-      <w:numFmt w:val="lowerLetter"/>
-      <w:lvlText w:val="%2."/>
-      <w:lvlJc w:val="left"/>
-      <w:pPr>
-        <w:ind w:left="1080" w:hanging="360"/>
-      </w:pPr>
-    </w:lvl>
-    <w:lvl w:ilvl="2" w:tplc="4009001B" w:tentative="1">
-      <w:start w:val="1"/>
-      <w:numFmt w:val="lowerRoman"/>
-      <w:lvlText w:val="%3."/>
-      <w:lvlJc w:val="right"/>
-      <w:pPr>
-        <w:ind w:left="1800" w:hanging="180"/>
-      </w:pPr>
-    </w:lvl>
-    <w:lvl w:ilvl="3" w:tplc="4009000F" w:tentative="1">
-      <w:start w:val="1"/>
-      <w:numFmt w:val="decimal"/>
-      <w:lvlText w:val="%4."/>
-      <w:lvlJc w:val="left"/>
-      <w:pPr>
-        <w:ind w:left="2520" w:hanging="360"/>
-      </w:pPr>
-    </w:lvl>
-    <w:lvl w:ilvl="4" w:tplc="40090019" w:tentative="1">
-      <w:start w:val="1"/>
-      <w:numFmt w:val="lowerLetter"/>
-      <w:lvlText w:val="%5."/>
-      <w:lvlJc w:val="left"/>
-      <w:pPr>
-        <w:ind w:left="3240" w:hanging="360"/>
-      </w:pPr>
-    </w:lvl>
-    <w:lvl w:ilvl="5" w:tplc="4009001B" w:tentative="1">
-      <w:start w:val="1"/>
-      <w:numFmt w:val="lowerRoman"/>
-      <w:lvlText w:val="%6."/>
-      <w:lvlJc w:val="right"/>
-      <w:pPr>
-        <w:ind w:left="3960" w:hanging="180"/>
-      </w:pPr>
-    </w:lvl>
-    <w:lvl w:ilvl="6" w:tplc="4009000F" w:tentative="1">
-      <w:start w:val="1"/>
-      <w:numFmt w:val="decimal"/>
-      <w:lvlText w:val="%7."/>
-      <w:lvlJc w:val="left"/>
-      <w:pPr>
-        <w:ind w:left="4680" w:hanging="360"/>
-      </w:pPr>
-    </w:lvl>
-    <w:lvl w:ilvl="7" w:tplc="40090019" w:tentative="1">
-      <w:start w:val="1"/>
-      <w:numFmt w:val="lowerLetter"/>
-      <w:lvlText w:val="%8."/>
-      <w:lvlJc w:val="left"/>
-      <w:pPr>
-        <w:ind w:left="5400" w:hanging="360"/>
-      </w:pPr>
-    </w:lvl>
-    <w:lvl w:ilvl="8" w:tplc="4009001B" w:tentative="1">
-      <w:start w:val="1"/>
-      <w:numFmt w:val="lowerRoman"/>
-      <w:lvlText w:val="%9."/>
-      <w:lvlJc w:val="right"/>
-      <w:pPr>
-        <w:ind w:left="6120" w:hanging="180"/>
-      </w:pPr>
-    </w:lvl>
-  </w:abstractNum>
-  <w:abstractNum w:abstractNumId="11" w15:restartNumberingAfterBreak="0">
-    <w:nsid w:val="0CAC4971"/>
+  <w:abstractNum w:abstractNumId="7" w15:restartNumberingAfterBreak="0">
+    <w:nsid w:val="0F1B376F"/>
     <w:multiLevelType w:val="multilevel"/>
-    <w:tmpl w:val="956A8DCA"/>
+    <w:tmpl w:val="9EEC5504"/>
     <w:lvl w:ilvl="0">
       <w:start w:val="1"/>
       <w:numFmt w:val="bullet"/>
@@ -2948,10 +2203,10 @@
       </w:rPr>
     </w:lvl>
   </w:abstractNum>
-  <w:abstractNum w:abstractNumId="12" w15:restartNumberingAfterBreak="0">
-    <w:nsid w:val="0F3D40BF"/>
+  <w:abstractNum w:abstractNumId="8" w15:restartNumberingAfterBreak="0">
+    <w:nsid w:val="1F3A39CF"/>
     <w:multiLevelType w:val="multilevel"/>
-    <w:tmpl w:val="2ED4CE4E"/>
+    <w:tmpl w:val="D190420E"/>
     <w:lvl w:ilvl="0">
       <w:start w:val="1"/>
       <w:numFmt w:val="bullet"/>
@@ -3097,10 +2352,10 @@
       </w:rPr>
     </w:lvl>
   </w:abstractNum>
-  <w:abstractNum w:abstractNumId="13" w15:restartNumberingAfterBreak="0">
-    <w:nsid w:val="123E0446"/>
+  <w:abstractNum w:abstractNumId="9" w15:restartNumberingAfterBreak="0">
+    <w:nsid w:val="46D3505B"/>
     <w:multiLevelType w:val="multilevel"/>
-    <w:tmpl w:val="5F12D414"/>
+    <w:tmpl w:val="E9D66DFE"/>
     <w:lvl w:ilvl="0">
       <w:start w:val="1"/>
       <w:numFmt w:val="bullet"/>
@@ -3246,123 +2501,10 @@
       </w:rPr>
     </w:lvl>
   </w:abstractNum>
-  <w:abstractNum w:abstractNumId="14" w15:restartNumberingAfterBreak="0">
-    <w:nsid w:val="141B7958"/>
-    <w:multiLevelType w:val="hybridMultilevel"/>
-    <w:tmpl w:val="ED5C9818"/>
-    <w:lvl w:ilvl="0" w:tplc="40090001">
-      <w:start w:val="1"/>
-      <w:numFmt w:val="bullet"/>
-      <w:lvlText w:val=""/>
-      <w:lvlJc w:val="left"/>
-      <w:pPr>
-        <w:ind w:left="720" w:hanging="360"/>
-      </w:pPr>
-      <w:rPr>
-        <w:rFonts w:ascii="Symbol" w:hAnsi="Symbol" w:hint="default"/>
-      </w:rPr>
-    </w:lvl>
-    <w:lvl w:ilvl="1" w:tplc="40090003" w:tentative="1">
-      <w:start w:val="1"/>
-      <w:numFmt w:val="bullet"/>
-      <w:lvlText w:val="o"/>
-      <w:lvlJc w:val="left"/>
-      <w:pPr>
-        <w:ind w:left="1440" w:hanging="360"/>
-      </w:pPr>
-      <w:rPr>
-        <w:rFonts w:ascii="Courier New" w:hAnsi="Courier New" w:cs="Courier New" w:hint="default"/>
-      </w:rPr>
-    </w:lvl>
-    <w:lvl w:ilvl="2" w:tplc="40090005" w:tentative="1">
-      <w:start w:val="1"/>
-      <w:numFmt w:val="bullet"/>
-      <w:lvlText w:val=""/>
-      <w:lvlJc w:val="left"/>
-      <w:pPr>
-        <w:ind w:left="2160" w:hanging="360"/>
-      </w:pPr>
-      <w:rPr>
-        <w:rFonts w:ascii="Wingdings" w:hAnsi="Wingdings" w:hint="default"/>
-      </w:rPr>
-    </w:lvl>
-    <w:lvl w:ilvl="3" w:tplc="40090001" w:tentative="1">
-      <w:start w:val="1"/>
-      <w:numFmt w:val="bullet"/>
-      <w:lvlText w:val=""/>
-      <w:lvlJc w:val="left"/>
-      <w:pPr>
-        <w:ind w:left="2880" w:hanging="360"/>
-      </w:pPr>
-      <w:rPr>
-        <w:rFonts w:ascii="Symbol" w:hAnsi="Symbol" w:hint="default"/>
-      </w:rPr>
-    </w:lvl>
-    <w:lvl w:ilvl="4" w:tplc="40090003" w:tentative="1">
-      <w:start w:val="1"/>
-      <w:numFmt w:val="bullet"/>
-      <w:lvlText w:val="o"/>
-      <w:lvlJc w:val="left"/>
-      <w:pPr>
-        <w:ind w:left="3600" w:hanging="360"/>
-      </w:pPr>
-      <w:rPr>
-        <w:rFonts w:ascii="Courier New" w:hAnsi="Courier New" w:cs="Courier New" w:hint="default"/>
-      </w:rPr>
-    </w:lvl>
-    <w:lvl w:ilvl="5" w:tplc="40090005" w:tentative="1">
-      <w:start w:val="1"/>
-      <w:numFmt w:val="bullet"/>
-      <w:lvlText w:val=""/>
-      <w:lvlJc w:val="left"/>
-      <w:pPr>
-        <w:ind w:left="4320" w:hanging="360"/>
-      </w:pPr>
-      <w:rPr>
-        <w:rFonts w:ascii="Wingdings" w:hAnsi="Wingdings" w:hint="default"/>
-      </w:rPr>
-    </w:lvl>
-    <w:lvl w:ilvl="6" w:tplc="40090001" w:tentative="1">
-      <w:start w:val="1"/>
-      <w:numFmt w:val="bullet"/>
-      <w:lvlText w:val=""/>
-      <w:lvlJc w:val="left"/>
-      <w:pPr>
-        <w:ind w:left="5040" w:hanging="360"/>
-      </w:pPr>
-      <w:rPr>
-        <w:rFonts w:ascii="Symbol" w:hAnsi="Symbol" w:hint="default"/>
-      </w:rPr>
-    </w:lvl>
-    <w:lvl w:ilvl="7" w:tplc="40090003" w:tentative="1">
-      <w:start w:val="1"/>
-      <w:numFmt w:val="bullet"/>
-      <w:lvlText w:val="o"/>
-      <w:lvlJc w:val="left"/>
-      <w:pPr>
-        <w:ind w:left="5760" w:hanging="360"/>
-      </w:pPr>
-      <w:rPr>
-        <w:rFonts w:ascii="Courier New" w:hAnsi="Courier New" w:cs="Courier New" w:hint="default"/>
-      </w:rPr>
-    </w:lvl>
-    <w:lvl w:ilvl="8" w:tplc="40090005" w:tentative="1">
-      <w:start w:val="1"/>
-      <w:numFmt w:val="bullet"/>
-      <w:lvlText w:val=""/>
-      <w:lvlJc w:val="left"/>
-      <w:pPr>
-        <w:ind w:left="6480" w:hanging="360"/>
-      </w:pPr>
-      <w:rPr>
-        <w:rFonts w:ascii="Wingdings" w:hAnsi="Wingdings" w:hint="default"/>
-      </w:rPr>
-    </w:lvl>
-  </w:abstractNum>
-  <w:abstractNum w:abstractNumId="15" w15:restartNumberingAfterBreak="0">
-    <w:nsid w:val="1D6E3AE0"/>
+  <w:abstractNum w:abstractNumId="10" w15:restartNumberingAfterBreak="0">
+    <w:nsid w:val="496B4294"/>
     <w:multiLevelType w:val="multilevel"/>
-    <w:tmpl w:val="DAAA6E72"/>
+    <w:tmpl w:val="B608E20C"/>
     <w:lvl w:ilvl="0">
       <w:start w:val="1"/>
       <w:numFmt w:val="bullet"/>
@@ -3508,10 +2650,10 @@
       </w:rPr>
     </w:lvl>
   </w:abstractNum>
-  <w:abstractNum w:abstractNumId="16" w15:restartNumberingAfterBreak="0">
-    <w:nsid w:val="20865DB3"/>
+  <w:abstractNum w:abstractNumId="11" w15:restartNumberingAfterBreak="0">
+    <w:nsid w:val="4D796F50"/>
     <w:multiLevelType w:val="multilevel"/>
-    <w:tmpl w:val="E8383F18"/>
+    <w:tmpl w:val="4CC81EBA"/>
     <w:lvl w:ilvl="0">
       <w:start w:val="1"/>
       <w:numFmt w:val="bullet"/>
@@ -3657,2801 +2799,43 @@
       </w:rPr>
     </w:lvl>
   </w:abstractNum>
-  <w:abstractNum w:abstractNumId="17" w15:restartNumberingAfterBreak="0">
-    <w:nsid w:val="275D4E19"/>
-    <w:multiLevelType w:val="multilevel"/>
-    <w:tmpl w:val="B57AABE6"/>
-    <w:lvl w:ilvl="0">
-      <w:start w:val="1"/>
-      <w:numFmt w:val="bullet"/>
-      <w:lvlText w:val=""/>
-      <w:lvlJc w:val="left"/>
-      <w:pPr>
-        <w:tabs>
-          <w:tab w:val="num" w:pos="4320"/>
-        </w:tabs>
-        <w:ind w:left="4320" w:hanging="360"/>
-      </w:pPr>
-      <w:rPr>
-        <w:rFonts w:ascii="Symbol" w:hAnsi="Symbol" w:hint="default"/>
-        <w:sz w:val="20"/>
-      </w:rPr>
-    </w:lvl>
-    <w:lvl w:ilvl="1">
-      <w:start w:val="1"/>
-      <w:numFmt w:val="bullet"/>
-      <w:lvlText w:val="o"/>
-      <w:lvlJc w:val="left"/>
-      <w:pPr>
-        <w:tabs>
-          <w:tab w:val="num" w:pos="5040"/>
-        </w:tabs>
-        <w:ind w:left="5040" w:hanging="360"/>
-      </w:pPr>
-      <w:rPr>
-        <w:rFonts w:ascii="Courier New" w:hAnsi="Courier New" w:hint="default"/>
-        <w:sz w:val="20"/>
-      </w:rPr>
-    </w:lvl>
-    <w:lvl w:ilvl="2" w:tentative="1">
-      <w:start w:val="1"/>
-      <w:numFmt w:val="bullet"/>
-      <w:lvlText w:val=""/>
-      <w:lvlJc w:val="left"/>
-      <w:pPr>
-        <w:tabs>
-          <w:tab w:val="num" w:pos="5760"/>
-        </w:tabs>
-        <w:ind w:left="5760" w:hanging="360"/>
-      </w:pPr>
-      <w:rPr>
-        <w:rFonts w:ascii="Wingdings" w:hAnsi="Wingdings" w:hint="default"/>
-        <w:sz w:val="20"/>
-      </w:rPr>
-    </w:lvl>
-    <w:lvl w:ilvl="3" w:tentative="1">
-      <w:start w:val="1"/>
-      <w:numFmt w:val="bullet"/>
-      <w:lvlText w:val=""/>
-      <w:lvlJc w:val="left"/>
-      <w:pPr>
-        <w:tabs>
-          <w:tab w:val="num" w:pos="6480"/>
-        </w:tabs>
-        <w:ind w:left="6480" w:hanging="360"/>
-      </w:pPr>
-      <w:rPr>
-        <w:rFonts w:ascii="Wingdings" w:hAnsi="Wingdings" w:hint="default"/>
-        <w:sz w:val="20"/>
-      </w:rPr>
-    </w:lvl>
-    <w:lvl w:ilvl="4" w:tentative="1">
-      <w:start w:val="1"/>
-      <w:numFmt w:val="bullet"/>
-      <w:lvlText w:val=""/>
-      <w:lvlJc w:val="left"/>
-      <w:pPr>
-        <w:tabs>
-          <w:tab w:val="num" w:pos="7200"/>
-        </w:tabs>
-        <w:ind w:left="7200" w:hanging="360"/>
-      </w:pPr>
-      <w:rPr>
-        <w:rFonts w:ascii="Wingdings" w:hAnsi="Wingdings" w:hint="default"/>
-        <w:sz w:val="20"/>
-      </w:rPr>
-    </w:lvl>
-    <w:lvl w:ilvl="5" w:tentative="1">
-      <w:start w:val="1"/>
-      <w:numFmt w:val="bullet"/>
-      <w:lvlText w:val=""/>
-      <w:lvlJc w:val="left"/>
-      <w:pPr>
-        <w:tabs>
-          <w:tab w:val="num" w:pos="7920"/>
-        </w:tabs>
-        <w:ind w:left="7920" w:hanging="360"/>
-      </w:pPr>
-      <w:rPr>
-        <w:rFonts w:ascii="Wingdings" w:hAnsi="Wingdings" w:hint="default"/>
-        <w:sz w:val="20"/>
-      </w:rPr>
-    </w:lvl>
-    <w:lvl w:ilvl="6" w:tentative="1">
-      <w:start w:val="1"/>
-      <w:numFmt w:val="bullet"/>
-      <w:lvlText w:val=""/>
-      <w:lvlJc w:val="left"/>
-      <w:pPr>
-        <w:tabs>
-          <w:tab w:val="num" w:pos="8640"/>
-        </w:tabs>
-        <w:ind w:left="8640" w:hanging="360"/>
-      </w:pPr>
-      <w:rPr>
-        <w:rFonts w:ascii="Wingdings" w:hAnsi="Wingdings" w:hint="default"/>
-        <w:sz w:val="20"/>
-      </w:rPr>
-    </w:lvl>
-    <w:lvl w:ilvl="7" w:tentative="1">
-      <w:start w:val="1"/>
-      <w:numFmt w:val="bullet"/>
-      <w:lvlText w:val=""/>
-      <w:lvlJc w:val="left"/>
-      <w:pPr>
-        <w:tabs>
-          <w:tab w:val="num" w:pos="9360"/>
-        </w:tabs>
-        <w:ind w:left="9360" w:hanging="360"/>
-      </w:pPr>
-      <w:rPr>
-        <w:rFonts w:ascii="Wingdings" w:hAnsi="Wingdings" w:hint="default"/>
-        <w:sz w:val="20"/>
-      </w:rPr>
-    </w:lvl>
-    <w:lvl w:ilvl="8" w:tentative="1">
-      <w:start w:val="1"/>
-      <w:numFmt w:val="bullet"/>
-      <w:lvlText w:val=""/>
-      <w:lvlJc w:val="left"/>
-      <w:pPr>
-        <w:tabs>
-          <w:tab w:val="num" w:pos="10080"/>
-        </w:tabs>
-        <w:ind w:left="10080" w:hanging="360"/>
-      </w:pPr>
-      <w:rPr>
-        <w:rFonts w:ascii="Wingdings" w:hAnsi="Wingdings" w:hint="default"/>
-        <w:sz w:val="20"/>
-      </w:rPr>
-    </w:lvl>
-  </w:abstractNum>
-  <w:abstractNum w:abstractNumId="18" w15:restartNumberingAfterBreak="0">
-    <w:nsid w:val="28F21438"/>
-    <w:multiLevelType w:val="multilevel"/>
-    <w:tmpl w:val="B8062BDC"/>
-    <w:lvl w:ilvl="0">
-      <w:start w:val="1"/>
-      <w:numFmt w:val="bullet"/>
-      <w:lvlText w:val=""/>
-      <w:lvlJc w:val="left"/>
-      <w:pPr>
-        <w:tabs>
-          <w:tab w:val="num" w:pos="720"/>
-        </w:tabs>
-        <w:ind w:left="720" w:hanging="360"/>
-      </w:pPr>
-      <w:rPr>
-        <w:rFonts w:ascii="Symbol" w:hAnsi="Symbol" w:hint="default"/>
-        <w:sz w:val="20"/>
-      </w:rPr>
-    </w:lvl>
-    <w:lvl w:ilvl="1" w:tentative="1">
-      <w:start w:val="1"/>
-      <w:numFmt w:val="bullet"/>
-      <w:lvlText w:val="o"/>
-      <w:lvlJc w:val="left"/>
-      <w:pPr>
-        <w:tabs>
-          <w:tab w:val="num" w:pos="1440"/>
-        </w:tabs>
-        <w:ind w:left="1440" w:hanging="360"/>
-      </w:pPr>
-      <w:rPr>
-        <w:rFonts w:ascii="Courier New" w:hAnsi="Courier New" w:hint="default"/>
-        <w:sz w:val="20"/>
-      </w:rPr>
-    </w:lvl>
-    <w:lvl w:ilvl="2" w:tentative="1">
-      <w:start w:val="1"/>
-      <w:numFmt w:val="bullet"/>
-      <w:lvlText w:val=""/>
-      <w:lvlJc w:val="left"/>
-      <w:pPr>
-        <w:tabs>
-          <w:tab w:val="num" w:pos="2160"/>
-        </w:tabs>
-        <w:ind w:left="2160" w:hanging="360"/>
-      </w:pPr>
-      <w:rPr>
-        <w:rFonts w:ascii="Wingdings" w:hAnsi="Wingdings" w:hint="default"/>
-        <w:sz w:val="20"/>
-      </w:rPr>
-    </w:lvl>
-    <w:lvl w:ilvl="3" w:tentative="1">
-      <w:start w:val="1"/>
-      <w:numFmt w:val="bullet"/>
-      <w:lvlText w:val=""/>
-      <w:lvlJc w:val="left"/>
-      <w:pPr>
-        <w:tabs>
-          <w:tab w:val="num" w:pos="2880"/>
-        </w:tabs>
-        <w:ind w:left="2880" w:hanging="360"/>
-      </w:pPr>
-      <w:rPr>
-        <w:rFonts w:ascii="Wingdings" w:hAnsi="Wingdings" w:hint="default"/>
-        <w:sz w:val="20"/>
-      </w:rPr>
-    </w:lvl>
-    <w:lvl w:ilvl="4" w:tentative="1">
-      <w:start w:val="1"/>
-      <w:numFmt w:val="bullet"/>
-      <w:lvlText w:val=""/>
-      <w:lvlJc w:val="left"/>
-      <w:pPr>
-        <w:tabs>
-          <w:tab w:val="num" w:pos="3600"/>
-        </w:tabs>
-        <w:ind w:left="3600" w:hanging="360"/>
-      </w:pPr>
-      <w:rPr>
-        <w:rFonts w:ascii="Wingdings" w:hAnsi="Wingdings" w:hint="default"/>
-        <w:sz w:val="20"/>
-      </w:rPr>
-    </w:lvl>
-    <w:lvl w:ilvl="5" w:tentative="1">
-      <w:start w:val="1"/>
-      <w:numFmt w:val="bullet"/>
-      <w:lvlText w:val=""/>
-      <w:lvlJc w:val="left"/>
-      <w:pPr>
-        <w:tabs>
-          <w:tab w:val="num" w:pos="4320"/>
-        </w:tabs>
-        <w:ind w:left="4320" w:hanging="360"/>
-      </w:pPr>
-      <w:rPr>
-        <w:rFonts w:ascii="Wingdings" w:hAnsi="Wingdings" w:hint="default"/>
-        <w:sz w:val="20"/>
-      </w:rPr>
-    </w:lvl>
-    <w:lvl w:ilvl="6" w:tentative="1">
-      <w:start w:val="1"/>
-      <w:numFmt w:val="bullet"/>
-      <w:lvlText w:val=""/>
-      <w:lvlJc w:val="left"/>
-      <w:pPr>
-        <w:tabs>
-          <w:tab w:val="num" w:pos="5040"/>
-        </w:tabs>
-        <w:ind w:left="5040" w:hanging="360"/>
-      </w:pPr>
-      <w:rPr>
-        <w:rFonts w:ascii="Wingdings" w:hAnsi="Wingdings" w:hint="default"/>
-        <w:sz w:val="20"/>
-      </w:rPr>
-    </w:lvl>
-    <w:lvl w:ilvl="7" w:tentative="1">
-      <w:start w:val="1"/>
-      <w:numFmt w:val="bullet"/>
-      <w:lvlText w:val=""/>
-      <w:lvlJc w:val="left"/>
-      <w:pPr>
-        <w:tabs>
-          <w:tab w:val="num" w:pos="5760"/>
-        </w:tabs>
-        <w:ind w:left="5760" w:hanging="360"/>
-      </w:pPr>
-      <w:rPr>
-        <w:rFonts w:ascii="Wingdings" w:hAnsi="Wingdings" w:hint="default"/>
-        <w:sz w:val="20"/>
-      </w:rPr>
-    </w:lvl>
-    <w:lvl w:ilvl="8" w:tentative="1">
-      <w:start w:val="1"/>
-      <w:numFmt w:val="bullet"/>
-      <w:lvlText w:val=""/>
-      <w:lvlJc w:val="left"/>
-      <w:pPr>
-        <w:tabs>
-          <w:tab w:val="num" w:pos="6480"/>
-        </w:tabs>
-        <w:ind w:left="6480" w:hanging="360"/>
-      </w:pPr>
-      <w:rPr>
-        <w:rFonts w:ascii="Wingdings" w:hAnsi="Wingdings" w:hint="default"/>
-        <w:sz w:val="20"/>
-      </w:rPr>
-    </w:lvl>
-  </w:abstractNum>
-  <w:abstractNum w:abstractNumId="19" w15:restartNumberingAfterBreak="0">
-    <w:nsid w:val="2EA818CB"/>
-    <w:multiLevelType w:val="hybridMultilevel"/>
-    <w:tmpl w:val="A8B6F086"/>
-    <w:lvl w:ilvl="0" w:tplc="40090001">
-      <w:start w:val="1"/>
-      <w:numFmt w:val="bullet"/>
-      <w:lvlText w:val=""/>
-      <w:lvlJc w:val="left"/>
-      <w:pPr>
-        <w:ind w:left="360" w:hanging="360"/>
-      </w:pPr>
-      <w:rPr>
-        <w:rFonts w:ascii="Symbol" w:hAnsi="Symbol" w:hint="default"/>
-      </w:rPr>
-    </w:lvl>
-    <w:lvl w:ilvl="1" w:tplc="40090003">
-      <w:start w:val="1"/>
-      <w:numFmt w:val="bullet"/>
-      <w:lvlText w:val="o"/>
-      <w:lvlJc w:val="left"/>
-      <w:pPr>
-        <w:ind w:left="1080" w:hanging="360"/>
-      </w:pPr>
-      <w:rPr>
-        <w:rFonts w:ascii="Courier New" w:hAnsi="Courier New" w:cs="Courier New" w:hint="default"/>
-      </w:rPr>
-    </w:lvl>
-    <w:lvl w:ilvl="2" w:tplc="40090005" w:tentative="1">
-      <w:start w:val="1"/>
-      <w:numFmt w:val="bullet"/>
-      <w:lvlText w:val=""/>
-      <w:lvlJc w:val="left"/>
-      <w:pPr>
-        <w:ind w:left="1800" w:hanging="360"/>
-      </w:pPr>
-      <w:rPr>
-        <w:rFonts w:ascii="Wingdings" w:hAnsi="Wingdings" w:hint="default"/>
-      </w:rPr>
-    </w:lvl>
-    <w:lvl w:ilvl="3" w:tplc="40090001" w:tentative="1">
-      <w:start w:val="1"/>
-      <w:numFmt w:val="bullet"/>
-      <w:lvlText w:val=""/>
-      <w:lvlJc w:val="left"/>
-      <w:pPr>
-        <w:ind w:left="2520" w:hanging="360"/>
-      </w:pPr>
-      <w:rPr>
-        <w:rFonts w:ascii="Symbol" w:hAnsi="Symbol" w:hint="default"/>
-      </w:rPr>
-    </w:lvl>
-    <w:lvl w:ilvl="4" w:tplc="40090003" w:tentative="1">
-      <w:start w:val="1"/>
-      <w:numFmt w:val="bullet"/>
-      <w:lvlText w:val="o"/>
-      <w:lvlJc w:val="left"/>
-      <w:pPr>
-        <w:ind w:left="3240" w:hanging="360"/>
-      </w:pPr>
-      <w:rPr>
-        <w:rFonts w:ascii="Courier New" w:hAnsi="Courier New" w:cs="Courier New" w:hint="default"/>
-      </w:rPr>
-    </w:lvl>
-    <w:lvl w:ilvl="5" w:tplc="40090005" w:tentative="1">
-      <w:start w:val="1"/>
-      <w:numFmt w:val="bullet"/>
-      <w:lvlText w:val=""/>
-      <w:lvlJc w:val="left"/>
-      <w:pPr>
-        <w:ind w:left="3960" w:hanging="360"/>
-      </w:pPr>
-      <w:rPr>
-        <w:rFonts w:ascii="Wingdings" w:hAnsi="Wingdings" w:hint="default"/>
-      </w:rPr>
-    </w:lvl>
-    <w:lvl w:ilvl="6" w:tplc="40090001" w:tentative="1">
-      <w:start w:val="1"/>
-      <w:numFmt w:val="bullet"/>
-      <w:lvlText w:val=""/>
-      <w:lvlJc w:val="left"/>
-      <w:pPr>
-        <w:ind w:left="4680" w:hanging="360"/>
-      </w:pPr>
-      <w:rPr>
-        <w:rFonts w:ascii="Symbol" w:hAnsi="Symbol" w:hint="default"/>
-      </w:rPr>
-    </w:lvl>
-    <w:lvl w:ilvl="7" w:tplc="40090003" w:tentative="1">
-      <w:start w:val="1"/>
-      <w:numFmt w:val="bullet"/>
-      <w:lvlText w:val="o"/>
-      <w:lvlJc w:val="left"/>
-      <w:pPr>
-        <w:ind w:left="5400" w:hanging="360"/>
-      </w:pPr>
-      <w:rPr>
-        <w:rFonts w:ascii="Courier New" w:hAnsi="Courier New" w:cs="Courier New" w:hint="default"/>
-      </w:rPr>
-    </w:lvl>
-    <w:lvl w:ilvl="8" w:tplc="40090005" w:tentative="1">
-      <w:start w:val="1"/>
-      <w:numFmt w:val="bullet"/>
-      <w:lvlText w:val=""/>
-      <w:lvlJc w:val="left"/>
-      <w:pPr>
-        <w:ind w:left="6120" w:hanging="360"/>
-      </w:pPr>
-      <w:rPr>
-        <w:rFonts w:ascii="Wingdings" w:hAnsi="Wingdings" w:hint="default"/>
-      </w:rPr>
-    </w:lvl>
-  </w:abstractNum>
-  <w:abstractNum w:abstractNumId="20" w15:restartNumberingAfterBreak="0">
-    <w:nsid w:val="2FA80BC8"/>
-    <w:multiLevelType w:val="multilevel"/>
-    <w:tmpl w:val="6E32D998"/>
-    <w:lvl w:ilvl="0">
-      <w:start w:val="1"/>
-      <w:numFmt w:val="bullet"/>
-      <w:lvlText w:val=""/>
-      <w:lvlJc w:val="left"/>
-      <w:pPr>
-        <w:tabs>
-          <w:tab w:val="num" w:pos="720"/>
-        </w:tabs>
-        <w:ind w:left="720" w:hanging="360"/>
-      </w:pPr>
-      <w:rPr>
-        <w:rFonts w:ascii="Symbol" w:hAnsi="Symbol" w:hint="default"/>
-        <w:sz w:val="20"/>
-      </w:rPr>
-    </w:lvl>
-    <w:lvl w:ilvl="1" w:tentative="1">
-      <w:start w:val="1"/>
-      <w:numFmt w:val="bullet"/>
-      <w:lvlText w:val="o"/>
-      <w:lvlJc w:val="left"/>
-      <w:pPr>
-        <w:tabs>
-          <w:tab w:val="num" w:pos="1440"/>
-        </w:tabs>
-        <w:ind w:left="1440" w:hanging="360"/>
-      </w:pPr>
-      <w:rPr>
-        <w:rFonts w:ascii="Courier New" w:hAnsi="Courier New" w:hint="default"/>
-        <w:sz w:val="20"/>
-      </w:rPr>
-    </w:lvl>
-    <w:lvl w:ilvl="2" w:tentative="1">
-      <w:start w:val="1"/>
-      <w:numFmt w:val="bullet"/>
-      <w:lvlText w:val=""/>
-      <w:lvlJc w:val="left"/>
-      <w:pPr>
-        <w:tabs>
-          <w:tab w:val="num" w:pos="2160"/>
-        </w:tabs>
-        <w:ind w:left="2160" w:hanging="360"/>
-      </w:pPr>
-      <w:rPr>
-        <w:rFonts w:ascii="Wingdings" w:hAnsi="Wingdings" w:hint="default"/>
-        <w:sz w:val="20"/>
-      </w:rPr>
-    </w:lvl>
-    <w:lvl w:ilvl="3" w:tentative="1">
-      <w:start w:val="1"/>
-      <w:numFmt w:val="bullet"/>
-      <w:lvlText w:val=""/>
-      <w:lvlJc w:val="left"/>
-      <w:pPr>
-        <w:tabs>
-          <w:tab w:val="num" w:pos="2880"/>
-        </w:tabs>
-        <w:ind w:left="2880" w:hanging="360"/>
-      </w:pPr>
-      <w:rPr>
-        <w:rFonts w:ascii="Wingdings" w:hAnsi="Wingdings" w:hint="default"/>
-        <w:sz w:val="20"/>
-      </w:rPr>
-    </w:lvl>
-    <w:lvl w:ilvl="4" w:tentative="1">
-      <w:start w:val="1"/>
-      <w:numFmt w:val="bullet"/>
-      <w:lvlText w:val=""/>
-      <w:lvlJc w:val="left"/>
-      <w:pPr>
-        <w:tabs>
-          <w:tab w:val="num" w:pos="3600"/>
-        </w:tabs>
-        <w:ind w:left="3600" w:hanging="360"/>
-      </w:pPr>
-      <w:rPr>
-        <w:rFonts w:ascii="Wingdings" w:hAnsi="Wingdings" w:hint="default"/>
-        <w:sz w:val="20"/>
-      </w:rPr>
-    </w:lvl>
-    <w:lvl w:ilvl="5" w:tentative="1">
-      <w:start w:val="1"/>
-      <w:numFmt w:val="bullet"/>
-      <w:lvlText w:val=""/>
-      <w:lvlJc w:val="left"/>
-      <w:pPr>
-        <w:tabs>
-          <w:tab w:val="num" w:pos="4320"/>
-        </w:tabs>
-        <w:ind w:left="4320" w:hanging="360"/>
-      </w:pPr>
-      <w:rPr>
-        <w:rFonts w:ascii="Wingdings" w:hAnsi="Wingdings" w:hint="default"/>
-        <w:sz w:val="20"/>
-      </w:rPr>
-    </w:lvl>
-    <w:lvl w:ilvl="6" w:tentative="1">
-      <w:start w:val="1"/>
-      <w:numFmt w:val="bullet"/>
-      <w:lvlText w:val=""/>
-      <w:lvlJc w:val="left"/>
-      <w:pPr>
-        <w:tabs>
-          <w:tab w:val="num" w:pos="5040"/>
-        </w:tabs>
-        <w:ind w:left="5040" w:hanging="360"/>
-      </w:pPr>
-      <w:rPr>
-        <w:rFonts w:ascii="Wingdings" w:hAnsi="Wingdings" w:hint="default"/>
-        <w:sz w:val="20"/>
-      </w:rPr>
-    </w:lvl>
-    <w:lvl w:ilvl="7" w:tentative="1">
-      <w:start w:val="1"/>
-      <w:numFmt w:val="bullet"/>
-      <w:lvlText w:val=""/>
-      <w:lvlJc w:val="left"/>
-      <w:pPr>
-        <w:tabs>
-          <w:tab w:val="num" w:pos="5760"/>
-        </w:tabs>
-        <w:ind w:left="5760" w:hanging="360"/>
-      </w:pPr>
-      <w:rPr>
-        <w:rFonts w:ascii="Wingdings" w:hAnsi="Wingdings" w:hint="default"/>
-        <w:sz w:val="20"/>
-      </w:rPr>
-    </w:lvl>
-    <w:lvl w:ilvl="8" w:tentative="1">
-      <w:start w:val="1"/>
-      <w:numFmt w:val="bullet"/>
-      <w:lvlText w:val=""/>
-      <w:lvlJc w:val="left"/>
-      <w:pPr>
-        <w:tabs>
-          <w:tab w:val="num" w:pos="6480"/>
-        </w:tabs>
-        <w:ind w:left="6480" w:hanging="360"/>
-      </w:pPr>
-      <w:rPr>
-        <w:rFonts w:ascii="Wingdings" w:hAnsi="Wingdings" w:hint="default"/>
-        <w:sz w:val="20"/>
-      </w:rPr>
-    </w:lvl>
-  </w:abstractNum>
-  <w:abstractNum w:abstractNumId="21" w15:restartNumberingAfterBreak="0">
-    <w:nsid w:val="303357CE"/>
-    <w:multiLevelType w:val="multilevel"/>
-    <w:tmpl w:val="6C068438"/>
-    <w:lvl w:ilvl="0">
-      <w:start w:val="1"/>
-      <w:numFmt w:val="bullet"/>
-      <w:lvlText w:val=""/>
-      <w:lvlJc w:val="left"/>
-      <w:pPr>
-        <w:tabs>
-          <w:tab w:val="num" w:pos="720"/>
-        </w:tabs>
-        <w:ind w:left="720" w:hanging="360"/>
-      </w:pPr>
-      <w:rPr>
-        <w:rFonts w:ascii="Symbol" w:hAnsi="Symbol" w:hint="default"/>
-        <w:sz w:val="20"/>
-      </w:rPr>
-    </w:lvl>
-    <w:lvl w:ilvl="1" w:tentative="1">
-      <w:start w:val="1"/>
-      <w:numFmt w:val="bullet"/>
-      <w:lvlText w:val="o"/>
-      <w:lvlJc w:val="left"/>
-      <w:pPr>
-        <w:tabs>
-          <w:tab w:val="num" w:pos="1440"/>
-        </w:tabs>
-        <w:ind w:left="1440" w:hanging="360"/>
-      </w:pPr>
-      <w:rPr>
-        <w:rFonts w:ascii="Courier New" w:hAnsi="Courier New" w:hint="default"/>
-        <w:sz w:val="20"/>
-      </w:rPr>
-    </w:lvl>
-    <w:lvl w:ilvl="2" w:tentative="1">
-      <w:start w:val="1"/>
-      <w:numFmt w:val="bullet"/>
-      <w:lvlText w:val=""/>
-      <w:lvlJc w:val="left"/>
-      <w:pPr>
-        <w:tabs>
-          <w:tab w:val="num" w:pos="2160"/>
-        </w:tabs>
-        <w:ind w:left="2160" w:hanging="360"/>
-      </w:pPr>
-      <w:rPr>
-        <w:rFonts w:ascii="Wingdings" w:hAnsi="Wingdings" w:hint="default"/>
-        <w:sz w:val="20"/>
-      </w:rPr>
-    </w:lvl>
-    <w:lvl w:ilvl="3" w:tentative="1">
-      <w:start w:val="1"/>
-      <w:numFmt w:val="bullet"/>
-      <w:lvlText w:val=""/>
-      <w:lvlJc w:val="left"/>
-      <w:pPr>
-        <w:tabs>
-          <w:tab w:val="num" w:pos="2880"/>
-        </w:tabs>
-        <w:ind w:left="2880" w:hanging="360"/>
-      </w:pPr>
-      <w:rPr>
-        <w:rFonts w:ascii="Wingdings" w:hAnsi="Wingdings" w:hint="default"/>
-        <w:sz w:val="20"/>
-      </w:rPr>
-    </w:lvl>
-    <w:lvl w:ilvl="4" w:tentative="1">
-      <w:start w:val="1"/>
-      <w:numFmt w:val="bullet"/>
-      <w:lvlText w:val=""/>
-      <w:lvlJc w:val="left"/>
-      <w:pPr>
-        <w:tabs>
-          <w:tab w:val="num" w:pos="3600"/>
-        </w:tabs>
-        <w:ind w:left="3600" w:hanging="360"/>
-      </w:pPr>
-      <w:rPr>
-        <w:rFonts w:ascii="Wingdings" w:hAnsi="Wingdings" w:hint="default"/>
-        <w:sz w:val="20"/>
-      </w:rPr>
-    </w:lvl>
-    <w:lvl w:ilvl="5" w:tentative="1">
-      <w:start w:val="1"/>
-      <w:numFmt w:val="bullet"/>
-      <w:lvlText w:val=""/>
-      <w:lvlJc w:val="left"/>
-      <w:pPr>
-        <w:tabs>
-          <w:tab w:val="num" w:pos="4320"/>
-        </w:tabs>
-        <w:ind w:left="4320" w:hanging="360"/>
-      </w:pPr>
-      <w:rPr>
-        <w:rFonts w:ascii="Wingdings" w:hAnsi="Wingdings" w:hint="default"/>
-        <w:sz w:val="20"/>
-      </w:rPr>
-    </w:lvl>
-    <w:lvl w:ilvl="6" w:tentative="1">
-      <w:start w:val="1"/>
-      <w:numFmt w:val="bullet"/>
-      <w:lvlText w:val=""/>
-      <w:lvlJc w:val="left"/>
-      <w:pPr>
-        <w:tabs>
-          <w:tab w:val="num" w:pos="5040"/>
-        </w:tabs>
-        <w:ind w:left="5040" w:hanging="360"/>
-      </w:pPr>
-      <w:rPr>
-        <w:rFonts w:ascii="Wingdings" w:hAnsi="Wingdings" w:hint="default"/>
-        <w:sz w:val="20"/>
-      </w:rPr>
-    </w:lvl>
-    <w:lvl w:ilvl="7" w:tentative="1">
-      <w:start w:val="1"/>
-      <w:numFmt w:val="bullet"/>
-      <w:lvlText w:val=""/>
-      <w:lvlJc w:val="left"/>
-      <w:pPr>
-        <w:tabs>
-          <w:tab w:val="num" w:pos="5760"/>
-        </w:tabs>
-        <w:ind w:left="5760" w:hanging="360"/>
-      </w:pPr>
-      <w:rPr>
-        <w:rFonts w:ascii="Wingdings" w:hAnsi="Wingdings" w:hint="default"/>
-        <w:sz w:val="20"/>
-      </w:rPr>
-    </w:lvl>
-    <w:lvl w:ilvl="8" w:tentative="1">
-      <w:start w:val="1"/>
-      <w:numFmt w:val="bullet"/>
-      <w:lvlText w:val=""/>
-      <w:lvlJc w:val="left"/>
-      <w:pPr>
-        <w:tabs>
-          <w:tab w:val="num" w:pos="6480"/>
-        </w:tabs>
-        <w:ind w:left="6480" w:hanging="360"/>
-      </w:pPr>
-      <w:rPr>
-        <w:rFonts w:ascii="Wingdings" w:hAnsi="Wingdings" w:hint="default"/>
-        <w:sz w:val="20"/>
-      </w:rPr>
-    </w:lvl>
-  </w:abstractNum>
-  <w:abstractNum w:abstractNumId="22" w15:restartNumberingAfterBreak="0">
-    <w:nsid w:val="3EB979E4"/>
-    <w:multiLevelType w:val="multilevel"/>
-    <w:tmpl w:val="087E05C6"/>
-    <w:lvl w:ilvl="0">
-      <w:start w:val="1"/>
-      <w:numFmt w:val="bullet"/>
-      <w:lvlText w:val=""/>
-      <w:lvlJc w:val="left"/>
-      <w:pPr>
-        <w:tabs>
-          <w:tab w:val="num" w:pos="720"/>
-        </w:tabs>
-        <w:ind w:left="720" w:hanging="360"/>
-      </w:pPr>
-      <w:rPr>
-        <w:rFonts w:ascii="Symbol" w:hAnsi="Symbol" w:hint="default"/>
-        <w:sz w:val="20"/>
-      </w:rPr>
-    </w:lvl>
-    <w:lvl w:ilvl="1" w:tentative="1">
-      <w:start w:val="1"/>
-      <w:numFmt w:val="bullet"/>
-      <w:lvlText w:val="o"/>
-      <w:lvlJc w:val="left"/>
-      <w:pPr>
-        <w:tabs>
-          <w:tab w:val="num" w:pos="1440"/>
-        </w:tabs>
-        <w:ind w:left="1440" w:hanging="360"/>
-      </w:pPr>
-      <w:rPr>
-        <w:rFonts w:ascii="Courier New" w:hAnsi="Courier New" w:hint="default"/>
-        <w:sz w:val="20"/>
-      </w:rPr>
-    </w:lvl>
-    <w:lvl w:ilvl="2" w:tentative="1">
-      <w:start w:val="1"/>
-      <w:numFmt w:val="bullet"/>
-      <w:lvlText w:val=""/>
-      <w:lvlJc w:val="left"/>
-      <w:pPr>
-        <w:tabs>
-          <w:tab w:val="num" w:pos="2160"/>
-        </w:tabs>
-        <w:ind w:left="2160" w:hanging="360"/>
-      </w:pPr>
-      <w:rPr>
-        <w:rFonts w:ascii="Wingdings" w:hAnsi="Wingdings" w:hint="default"/>
-        <w:sz w:val="20"/>
-      </w:rPr>
-    </w:lvl>
-    <w:lvl w:ilvl="3" w:tentative="1">
-      <w:start w:val="1"/>
-      <w:numFmt w:val="bullet"/>
-      <w:lvlText w:val=""/>
-      <w:lvlJc w:val="left"/>
-      <w:pPr>
-        <w:tabs>
-          <w:tab w:val="num" w:pos="2880"/>
-        </w:tabs>
-        <w:ind w:left="2880" w:hanging="360"/>
-      </w:pPr>
-      <w:rPr>
-        <w:rFonts w:ascii="Wingdings" w:hAnsi="Wingdings" w:hint="default"/>
-        <w:sz w:val="20"/>
-      </w:rPr>
-    </w:lvl>
-    <w:lvl w:ilvl="4" w:tentative="1">
-      <w:start w:val="1"/>
-      <w:numFmt w:val="bullet"/>
-      <w:lvlText w:val=""/>
-      <w:lvlJc w:val="left"/>
-      <w:pPr>
-        <w:tabs>
-          <w:tab w:val="num" w:pos="3600"/>
-        </w:tabs>
-        <w:ind w:left="3600" w:hanging="360"/>
-      </w:pPr>
-      <w:rPr>
-        <w:rFonts w:ascii="Wingdings" w:hAnsi="Wingdings" w:hint="default"/>
-        <w:sz w:val="20"/>
-      </w:rPr>
-    </w:lvl>
-    <w:lvl w:ilvl="5" w:tentative="1">
-      <w:start w:val="1"/>
-      <w:numFmt w:val="bullet"/>
-      <w:lvlText w:val=""/>
-      <w:lvlJc w:val="left"/>
-      <w:pPr>
-        <w:tabs>
-          <w:tab w:val="num" w:pos="4320"/>
-        </w:tabs>
-        <w:ind w:left="4320" w:hanging="360"/>
-      </w:pPr>
-      <w:rPr>
-        <w:rFonts w:ascii="Wingdings" w:hAnsi="Wingdings" w:hint="default"/>
-        <w:sz w:val="20"/>
-      </w:rPr>
-    </w:lvl>
-    <w:lvl w:ilvl="6" w:tentative="1">
-      <w:start w:val="1"/>
-      <w:numFmt w:val="bullet"/>
-      <w:lvlText w:val=""/>
-      <w:lvlJc w:val="left"/>
-      <w:pPr>
-        <w:tabs>
-          <w:tab w:val="num" w:pos="5040"/>
-        </w:tabs>
-        <w:ind w:left="5040" w:hanging="360"/>
-      </w:pPr>
-      <w:rPr>
-        <w:rFonts w:ascii="Wingdings" w:hAnsi="Wingdings" w:hint="default"/>
-        <w:sz w:val="20"/>
-      </w:rPr>
-    </w:lvl>
-    <w:lvl w:ilvl="7" w:tentative="1">
-      <w:start w:val="1"/>
-      <w:numFmt w:val="bullet"/>
-      <w:lvlText w:val=""/>
-      <w:lvlJc w:val="left"/>
-      <w:pPr>
-        <w:tabs>
-          <w:tab w:val="num" w:pos="5760"/>
-        </w:tabs>
-        <w:ind w:left="5760" w:hanging="360"/>
-      </w:pPr>
-      <w:rPr>
-        <w:rFonts w:ascii="Wingdings" w:hAnsi="Wingdings" w:hint="default"/>
-        <w:sz w:val="20"/>
-      </w:rPr>
-    </w:lvl>
-    <w:lvl w:ilvl="8" w:tentative="1">
-      <w:start w:val="1"/>
-      <w:numFmt w:val="bullet"/>
-      <w:lvlText w:val=""/>
-      <w:lvlJc w:val="left"/>
-      <w:pPr>
-        <w:tabs>
-          <w:tab w:val="num" w:pos="6480"/>
-        </w:tabs>
-        <w:ind w:left="6480" w:hanging="360"/>
-      </w:pPr>
-      <w:rPr>
-        <w:rFonts w:ascii="Wingdings" w:hAnsi="Wingdings" w:hint="default"/>
-        <w:sz w:val="20"/>
-      </w:rPr>
-    </w:lvl>
-  </w:abstractNum>
-  <w:abstractNum w:abstractNumId="23" w15:restartNumberingAfterBreak="0">
-    <w:nsid w:val="43AB47D2"/>
-    <w:multiLevelType w:val="multilevel"/>
-    <w:tmpl w:val="30D6CF40"/>
-    <w:lvl w:ilvl="0">
-      <w:start w:val="1"/>
-      <w:numFmt w:val="bullet"/>
-      <w:lvlText w:val=""/>
-      <w:lvlJc w:val="left"/>
-      <w:pPr>
-        <w:tabs>
-          <w:tab w:val="num" w:pos="720"/>
-        </w:tabs>
-        <w:ind w:left="720" w:hanging="360"/>
-      </w:pPr>
-      <w:rPr>
-        <w:rFonts w:ascii="Symbol" w:hAnsi="Symbol" w:hint="default"/>
-        <w:sz w:val="20"/>
-      </w:rPr>
-    </w:lvl>
-    <w:lvl w:ilvl="1" w:tentative="1">
-      <w:start w:val="1"/>
-      <w:numFmt w:val="bullet"/>
-      <w:lvlText w:val="o"/>
-      <w:lvlJc w:val="left"/>
-      <w:pPr>
-        <w:tabs>
-          <w:tab w:val="num" w:pos="1440"/>
-        </w:tabs>
-        <w:ind w:left="1440" w:hanging="360"/>
-      </w:pPr>
-      <w:rPr>
-        <w:rFonts w:ascii="Courier New" w:hAnsi="Courier New" w:hint="default"/>
-        <w:sz w:val="20"/>
-      </w:rPr>
-    </w:lvl>
-    <w:lvl w:ilvl="2" w:tentative="1">
-      <w:start w:val="1"/>
-      <w:numFmt w:val="bullet"/>
-      <w:lvlText w:val=""/>
-      <w:lvlJc w:val="left"/>
-      <w:pPr>
-        <w:tabs>
-          <w:tab w:val="num" w:pos="2160"/>
-        </w:tabs>
-        <w:ind w:left="2160" w:hanging="360"/>
-      </w:pPr>
-      <w:rPr>
-        <w:rFonts w:ascii="Wingdings" w:hAnsi="Wingdings" w:hint="default"/>
-        <w:sz w:val="20"/>
-      </w:rPr>
-    </w:lvl>
-    <w:lvl w:ilvl="3" w:tentative="1">
-      <w:start w:val="1"/>
-      <w:numFmt w:val="bullet"/>
-      <w:lvlText w:val=""/>
-      <w:lvlJc w:val="left"/>
-      <w:pPr>
-        <w:tabs>
-          <w:tab w:val="num" w:pos="2880"/>
-        </w:tabs>
-        <w:ind w:left="2880" w:hanging="360"/>
-      </w:pPr>
-      <w:rPr>
-        <w:rFonts w:ascii="Wingdings" w:hAnsi="Wingdings" w:hint="default"/>
-        <w:sz w:val="20"/>
-      </w:rPr>
-    </w:lvl>
-    <w:lvl w:ilvl="4" w:tentative="1">
-      <w:start w:val="1"/>
-      <w:numFmt w:val="bullet"/>
-      <w:lvlText w:val=""/>
-      <w:lvlJc w:val="left"/>
-      <w:pPr>
-        <w:tabs>
-          <w:tab w:val="num" w:pos="3600"/>
-        </w:tabs>
-        <w:ind w:left="3600" w:hanging="360"/>
-      </w:pPr>
-      <w:rPr>
-        <w:rFonts w:ascii="Wingdings" w:hAnsi="Wingdings" w:hint="default"/>
-        <w:sz w:val="20"/>
-      </w:rPr>
-    </w:lvl>
-    <w:lvl w:ilvl="5" w:tentative="1">
-      <w:start w:val="1"/>
-      <w:numFmt w:val="bullet"/>
-      <w:lvlText w:val=""/>
-      <w:lvlJc w:val="left"/>
-      <w:pPr>
-        <w:tabs>
-          <w:tab w:val="num" w:pos="4320"/>
-        </w:tabs>
-        <w:ind w:left="4320" w:hanging="360"/>
-      </w:pPr>
-      <w:rPr>
-        <w:rFonts w:ascii="Wingdings" w:hAnsi="Wingdings" w:hint="default"/>
-        <w:sz w:val="20"/>
-      </w:rPr>
-    </w:lvl>
-    <w:lvl w:ilvl="6" w:tentative="1">
-      <w:start w:val="1"/>
-      <w:numFmt w:val="bullet"/>
-      <w:lvlText w:val=""/>
-      <w:lvlJc w:val="left"/>
-      <w:pPr>
-        <w:tabs>
-          <w:tab w:val="num" w:pos="5040"/>
-        </w:tabs>
-        <w:ind w:left="5040" w:hanging="360"/>
-      </w:pPr>
-      <w:rPr>
-        <w:rFonts w:ascii="Wingdings" w:hAnsi="Wingdings" w:hint="default"/>
-        <w:sz w:val="20"/>
-      </w:rPr>
-    </w:lvl>
-    <w:lvl w:ilvl="7" w:tentative="1">
-      <w:start w:val="1"/>
-      <w:numFmt w:val="bullet"/>
-      <w:lvlText w:val=""/>
-      <w:lvlJc w:val="left"/>
-      <w:pPr>
-        <w:tabs>
-          <w:tab w:val="num" w:pos="5760"/>
-        </w:tabs>
-        <w:ind w:left="5760" w:hanging="360"/>
-      </w:pPr>
-      <w:rPr>
-        <w:rFonts w:ascii="Wingdings" w:hAnsi="Wingdings" w:hint="default"/>
-        <w:sz w:val="20"/>
-      </w:rPr>
-    </w:lvl>
-    <w:lvl w:ilvl="8" w:tentative="1">
-      <w:start w:val="1"/>
-      <w:numFmt w:val="bullet"/>
-      <w:lvlText w:val=""/>
-      <w:lvlJc w:val="left"/>
-      <w:pPr>
-        <w:tabs>
-          <w:tab w:val="num" w:pos="6480"/>
-        </w:tabs>
-        <w:ind w:left="6480" w:hanging="360"/>
-      </w:pPr>
-      <w:rPr>
-        <w:rFonts w:ascii="Wingdings" w:hAnsi="Wingdings" w:hint="default"/>
-        <w:sz w:val="20"/>
-      </w:rPr>
-    </w:lvl>
-  </w:abstractNum>
-  <w:abstractNum w:abstractNumId="24" w15:restartNumberingAfterBreak="0">
-    <w:nsid w:val="49160EB2"/>
-    <w:multiLevelType w:val="multilevel"/>
-    <w:tmpl w:val="E67E030E"/>
-    <w:lvl w:ilvl="0">
-      <w:start w:val="1"/>
-      <w:numFmt w:val="bullet"/>
-      <w:lvlText w:val=""/>
-      <w:lvlJc w:val="left"/>
-      <w:pPr>
-        <w:tabs>
-          <w:tab w:val="num" w:pos="720"/>
-        </w:tabs>
-        <w:ind w:left="720" w:hanging="360"/>
-      </w:pPr>
-      <w:rPr>
-        <w:rFonts w:ascii="Symbol" w:hAnsi="Symbol" w:hint="default"/>
-        <w:sz w:val="20"/>
-      </w:rPr>
-    </w:lvl>
-    <w:lvl w:ilvl="1" w:tentative="1">
-      <w:start w:val="1"/>
-      <w:numFmt w:val="bullet"/>
-      <w:lvlText w:val="o"/>
-      <w:lvlJc w:val="left"/>
-      <w:pPr>
-        <w:tabs>
-          <w:tab w:val="num" w:pos="1440"/>
-        </w:tabs>
-        <w:ind w:left="1440" w:hanging="360"/>
-      </w:pPr>
-      <w:rPr>
-        <w:rFonts w:ascii="Courier New" w:hAnsi="Courier New" w:hint="default"/>
-        <w:sz w:val="20"/>
-      </w:rPr>
-    </w:lvl>
-    <w:lvl w:ilvl="2" w:tentative="1">
-      <w:start w:val="1"/>
-      <w:numFmt w:val="bullet"/>
-      <w:lvlText w:val=""/>
-      <w:lvlJc w:val="left"/>
-      <w:pPr>
-        <w:tabs>
-          <w:tab w:val="num" w:pos="2160"/>
-        </w:tabs>
-        <w:ind w:left="2160" w:hanging="360"/>
-      </w:pPr>
-      <w:rPr>
-        <w:rFonts w:ascii="Wingdings" w:hAnsi="Wingdings" w:hint="default"/>
-        <w:sz w:val="20"/>
-      </w:rPr>
-    </w:lvl>
-    <w:lvl w:ilvl="3" w:tentative="1">
-      <w:start w:val="1"/>
-      <w:numFmt w:val="bullet"/>
-      <w:lvlText w:val=""/>
-      <w:lvlJc w:val="left"/>
-      <w:pPr>
-        <w:tabs>
-          <w:tab w:val="num" w:pos="2880"/>
-        </w:tabs>
-        <w:ind w:left="2880" w:hanging="360"/>
-      </w:pPr>
-      <w:rPr>
-        <w:rFonts w:ascii="Wingdings" w:hAnsi="Wingdings" w:hint="default"/>
-        <w:sz w:val="20"/>
-      </w:rPr>
-    </w:lvl>
-    <w:lvl w:ilvl="4" w:tentative="1">
-      <w:start w:val="1"/>
-      <w:numFmt w:val="bullet"/>
-      <w:lvlText w:val=""/>
-      <w:lvlJc w:val="left"/>
-      <w:pPr>
-        <w:tabs>
-          <w:tab w:val="num" w:pos="3600"/>
-        </w:tabs>
-        <w:ind w:left="3600" w:hanging="360"/>
-      </w:pPr>
-      <w:rPr>
-        <w:rFonts w:ascii="Wingdings" w:hAnsi="Wingdings" w:hint="default"/>
-        <w:sz w:val="20"/>
-      </w:rPr>
-    </w:lvl>
-    <w:lvl w:ilvl="5" w:tentative="1">
-      <w:start w:val="1"/>
-      <w:numFmt w:val="bullet"/>
-      <w:lvlText w:val=""/>
-      <w:lvlJc w:val="left"/>
-      <w:pPr>
-        <w:tabs>
-          <w:tab w:val="num" w:pos="4320"/>
-        </w:tabs>
-        <w:ind w:left="4320" w:hanging="360"/>
-      </w:pPr>
-      <w:rPr>
-        <w:rFonts w:ascii="Wingdings" w:hAnsi="Wingdings" w:hint="default"/>
-        <w:sz w:val="20"/>
-      </w:rPr>
-    </w:lvl>
-    <w:lvl w:ilvl="6" w:tentative="1">
-      <w:start w:val="1"/>
-      <w:numFmt w:val="bullet"/>
-      <w:lvlText w:val=""/>
-      <w:lvlJc w:val="left"/>
-      <w:pPr>
-        <w:tabs>
-          <w:tab w:val="num" w:pos="5040"/>
-        </w:tabs>
-        <w:ind w:left="5040" w:hanging="360"/>
-      </w:pPr>
-      <w:rPr>
-        <w:rFonts w:ascii="Wingdings" w:hAnsi="Wingdings" w:hint="default"/>
-        <w:sz w:val="20"/>
-      </w:rPr>
-    </w:lvl>
-    <w:lvl w:ilvl="7" w:tentative="1">
-      <w:start w:val="1"/>
-      <w:numFmt w:val="bullet"/>
-      <w:lvlText w:val=""/>
-      <w:lvlJc w:val="left"/>
-      <w:pPr>
-        <w:tabs>
-          <w:tab w:val="num" w:pos="5760"/>
-        </w:tabs>
-        <w:ind w:left="5760" w:hanging="360"/>
-      </w:pPr>
-      <w:rPr>
-        <w:rFonts w:ascii="Wingdings" w:hAnsi="Wingdings" w:hint="default"/>
-        <w:sz w:val="20"/>
-      </w:rPr>
-    </w:lvl>
-    <w:lvl w:ilvl="8" w:tentative="1">
-      <w:start w:val="1"/>
-      <w:numFmt w:val="bullet"/>
-      <w:lvlText w:val=""/>
-      <w:lvlJc w:val="left"/>
-      <w:pPr>
-        <w:tabs>
-          <w:tab w:val="num" w:pos="6480"/>
-        </w:tabs>
-        <w:ind w:left="6480" w:hanging="360"/>
-      </w:pPr>
-      <w:rPr>
-        <w:rFonts w:ascii="Wingdings" w:hAnsi="Wingdings" w:hint="default"/>
-        <w:sz w:val="20"/>
-      </w:rPr>
-    </w:lvl>
-  </w:abstractNum>
-  <w:abstractNum w:abstractNumId="25" w15:restartNumberingAfterBreak="0">
-    <w:nsid w:val="4B1C367C"/>
-    <w:multiLevelType w:val="multilevel"/>
-    <w:tmpl w:val="D9760BC4"/>
-    <w:lvl w:ilvl="0">
-      <w:start w:val="1"/>
-      <w:numFmt w:val="bullet"/>
-      <w:lvlText w:val=""/>
-      <w:lvlJc w:val="left"/>
-      <w:pPr>
-        <w:tabs>
-          <w:tab w:val="num" w:pos="360"/>
-        </w:tabs>
-        <w:ind w:left="360" w:hanging="360"/>
-      </w:pPr>
-      <w:rPr>
-        <w:rFonts w:ascii="Symbol" w:hAnsi="Symbol" w:hint="default"/>
-        <w:sz w:val="20"/>
-      </w:rPr>
-    </w:lvl>
-    <w:lvl w:ilvl="1" w:tentative="1">
-      <w:start w:val="1"/>
-      <w:numFmt w:val="bullet"/>
-      <w:lvlText w:val="o"/>
-      <w:lvlJc w:val="left"/>
-      <w:pPr>
-        <w:tabs>
-          <w:tab w:val="num" w:pos="1080"/>
-        </w:tabs>
-        <w:ind w:left="1080" w:hanging="360"/>
-      </w:pPr>
-      <w:rPr>
-        <w:rFonts w:ascii="Courier New" w:hAnsi="Courier New" w:hint="default"/>
-        <w:sz w:val="20"/>
-      </w:rPr>
-    </w:lvl>
-    <w:lvl w:ilvl="2">
-      <w:start w:val="1"/>
-      <w:numFmt w:val="bullet"/>
-      <w:lvlText w:val=""/>
-      <w:lvlJc w:val="left"/>
-      <w:pPr>
-        <w:tabs>
-          <w:tab w:val="num" w:pos="1800"/>
-        </w:tabs>
-        <w:ind w:left="1800" w:hanging="360"/>
-      </w:pPr>
-      <w:rPr>
-        <w:rFonts w:ascii="Wingdings" w:hAnsi="Wingdings" w:hint="default"/>
-        <w:sz w:val="20"/>
-      </w:rPr>
-    </w:lvl>
-    <w:lvl w:ilvl="3" w:tentative="1">
-      <w:start w:val="1"/>
-      <w:numFmt w:val="bullet"/>
-      <w:lvlText w:val=""/>
-      <w:lvlJc w:val="left"/>
-      <w:pPr>
-        <w:tabs>
-          <w:tab w:val="num" w:pos="2520"/>
-        </w:tabs>
-        <w:ind w:left="2520" w:hanging="360"/>
-      </w:pPr>
-      <w:rPr>
-        <w:rFonts w:ascii="Wingdings" w:hAnsi="Wingdings" w:hint="default"/>
-        <w:sz w:val="20"/>
-      </w:rPr>
-    </w:lvl>
-    <w:lvl w:ilvl="4" w:tentative="1">
-      <w:start w:val="1"/>
-      <w:numFmt w:val="bullet"/>
-      <w:lvlText w:val=""/>
-      <w:lvlJc w:val="left"/>
-      <w:pPr>
-        <w:tabs>
-          <w:tab w:val="num" w:pos="3240"/>
-        </w:tabs>
-        <w:ind w:left="3240" w:hanging="360"/>
-      </w:pPr>
-      <w:rPr>
-        <w:rFonts w:ascii="Wingdings" w:hAnsi="Wingdings" w:hint="default"/>
-        <w:sz w:val="20"/>
-      </w:rPr>
-    </w:lvl>
-    <w:lvl w:ilvl="5" w:tentative="1">
-      <w:start w:val="1"/>
-      <w:numFmt w:val="bullet"/>
-      <w:lvlText w:val=""/>
-      <w:lvlJc w:val="left"/>
-      <w:pPr>
-        <w:tabs>
-          <w:tab w:val="num" w:pos="3960"/>
-        </w:tabs>
-        <w:ind w:left="3960" w:hanging="360"/>
-      </w:pPr>
-      <w:rPr>
-        <w:rFonts w:ascii="Wingdings" w:hAnsi="Wingdings" w:hint="default"/>
-        <w:sz w:val="20"/>
-      </w:rPr>
-    </w:lvl>
-    <w:lvl w:ilvl="6" w:tentative="1">
-      <w:start w:val="1"/>
-      <w:numFmt w:val="bullet"/>
-      <w:lvlText w:val=""/>
-      <w:lvlJc w:val="left"/>
-      <w:pPr>
-        <w:tabs>
-          <w:tab w:val="num" w:pos="4680"/>
-        </w:tabs>
-        <w:ind w:left="4680" w:hanging="360"/>
-      </w:pPr>
-      <w:rPr>
-        <w:rFonts w:ascii="Wingdings" w:hAnsi="Wingdings" w:hint="default"/>
-        <w:sz w:val="20"/>
-      </w:rPr>
-    </w:lvl>
-    <w:lvl w:ilvl="7" w:tentative="1">
-      <w:start w:val="1"/>
-      <w:numFmt w:val="bullet"/>
-      <w:lvlText w:val=""/>
-      <w:lvlJc w:val="left"/>
-      <w:pPr>
-        <w:tabs>
-          <w:tab w:val="num" w:pos="5400"/>
-        </w:tabs>
-        <w:ind w:left="5400" w:hanging="360"/>
-      </w:pPr>
-      <w:rPr>
-        <w:rFonts w:ascii="Wingdings" w:hAnsi="Wingdings" w:hint="default"/>
-        <w:sz w:val="20"/>
-      </w:rPr>
-    </w:lvl>
-    <w:lvl w:ilvl="8" w:tentative="1">
-      <w:start w:val="1"/>
-      <w:numFmt w:val="bullet"/>
-      <w:lvlText w:val=""/>
-      <w:lvlJc w:val="left"/>
-      <w:pPr>
-        <w:tabs>
-          <w:tab w:val="num" w:pos="6120"/>
-        </w:tabs>
-        <w:ind w:left="6120" w:hanging="360"/>
-      </w:pPr>
-      <w:rPr>
-        <w:rFonts w:ascii="Wingdings" w:hAnsi="Wingdings" w:hint="default"/>
-        <w:sz w:val="20"/>
-      </w:rPr>
-    </w:lvl>
-  </w:abstractNum>
-  <w:abstractNum w:abstractNumId="26" w15:restartNumberingAfterBreak="0">
-    <w:nsid w:val="4B793538"/>
-    <w:multiLevelType w:val="hybridMultilevel"/>
-    <w:tmpl w:val="BD6A1822"/>
-    <w:lvl w:ilvl="0" w:tplc="40090001">
-      <w:start w:val="1"/>
-      <w:numFmt w:val="bullet"/>
-      <w:lvlText w:val=""/>
-      <w:lvlJc w:val="left"/>
-      <w:pPr>
-        <w:ind w:left="360" w:hanging="360"/>
-      </w:pPr>
-      <w:rPr>
-        <w:rFonts w:ascii="Symbol" w:hAnsi="Symbol" w:hint="default"/>
-      </w:rPr>
-    </w:lvl>
-    <w:lvl w:ilvl="1" w:tplc="40090003" w:tentative="1">
-      <w:start w:val="1"/>
-      <w:numFmt w:val="bullet"/>
-      <w:lvlText w:val="o"/>
-      <w:lvlJc w:val="left"/>
-      <w:pPr>
-        <w:ind w:left="1080" w:hanging="360"/>
-      </w:pPr>
-      <w:rPr>
-        <w:rFonts w:ascii="Courier New" w:hAnsi="Courier New" w:cs="Courier New" w:hint="default"/>
-      </w:rPr>
-    </w:lvl>
-    <w:lvl w:ilvl="2" w:tplc="40090005" w:tentative="1">
-      <w:start w:val="1"/>
-      <w:numFmt w:val="bullet"/>
-      <w:lvlText w:val=""/>
-      <w:lvlJc w:val="left"/>
-      <w:pPr>
-        <w:ind w:left="1800" w:hanging="360"/>
-      </w:pPr>
-      <w:rPr>
-        <w:rFonts w:ascii="Wingdings" w:hAnsi="Wingdings" w:hint="default"/>
-      </w:rPr>
-    </w:lvl>
-    <w:lvl w:ilvl="3" w:tplc="40090001" w:tentative="1">
-      <w:start w:val="1"/>
-      <w:numFmt w:val="bullet"/>
-      <w:lvlText w:val=""/>
-      <w:lvlJc w:val="left"/>
-      <w:pPr>
-        <w:ind w:left="2520" w:hanging="360"/>
-      </w:pPr>
-      <w:rPr>
-        <w:rFonts w:ascii="Symbol" w:hAnsi="Symbol" w:hint="default"/>
-      </w:rPr>
-    </w:lvl>
-    <w:lvl w:ilvl="4" w:tplc="40090003" w:tentative="1">
-      <w:start w:val="1"/>
-      <w:numFmt w:val="bullet"/>
-      <w:lvlText w:val="o"/>
-      <w:lvlJc w:val="left"/>
-      <w:pPr>
-        <w:ind w:left="3240" w:hanging="360"/>
-      </w:pPr>
-      <w:rPr>
-        <w:rFonts w:ascii="Courier New" w:hAnsi="Courier New" w:cs="Courier New" w:hint="default"/>
-      </w:rPr>
-    </w:lvl>
-    <w:lvl w:ilvl="5" w:tplc="40090005" w:tentative="1">
-      <w:start w:val="1"/>
-      <w:numFmt w:val="bullet"/>
-      <w:lvlText w:val=""/>
-      <w:lvlJc w:val="left"/>
-      <w:pPr>
-        <w:ind w:left="3960" w:hanging="360"/>
-      </w:pPr>
-      <w:rPr>
-        <w:rFonts w:ascii="Wingdings" w:hAnsi="Wingdings" w:hint="default"/>
-      </w:rPr>
-    </w:lvl>
-    <w:lvl w:ilvl="6" w:tplc="40090001" w:tentative="1">
-      <w:start w:val="1"/>
-      <w:numFmt w:val="bullet"/>
-      <w:lvlText w:val=""/>
-      <w:lvlJc w:val="left"/>
-      <w:pPr>
-        <w:ind w:left="4680" w:hanging="360"/>
-      </w:pPr>
-      <w:rPr>
-        <w:rFonts w:ascii="Symbol" w:hAnsi="Symbol" w:hint="default"/>
-      </w:rPr>
-    </w:lvl>
-    <w:lvl w:ilvl="7" w:tplc="40090003" w:tentative="1">
-      <w:start w:val="1"/>
-      <w:numFmt w:val="bullet"/>
-      <w:lvlText w:val="o"/>
-      <w:lvlJc w:val="left"/>
-      <w:pPr>
-        <w:ind w:left="5400" w:hanging="360"/>
-      </w:pPr>
-      <w:rPr>
-        <w:rFonts w:ascii="Courier New" w:hAnsi="Courier New" w:cs="Courier New" w:hint="default"/>
-      </w:rPr>
-    </w:lvl>
-    <w:lvl w:ilvl="8" w:tplc="40090005" w:tentative="1">
-      <w:start w:val="1"/>
-      <w:numFmt w:val="bullet"/>
-      <w:lvlText w:val=""/>
-      <w:lvlJc w:val="left"/>
-      <w:pPr>
-        <w:ind w:left="6120" w:hanging="360"/>
-      </w:pPr>
-      <w:rPr>
-        <w:rFonts w:ascii="Wingdings" w:hAnsi="Wingdings" w:hint="default"/>
-      </w:rPr>
-    </w:lvl>
-  </w:abstractNum>
-  <w:abstractNum w:abstractNumId="27" w15:restartNumberingAfterBreak="0">
-    <w:nsid w:val="4E096EE3"/>
-    <w:multiLevelType w:val="multilevel"/>
-    <w:tmpl w:val="B9322C36"/>
-    <w:lvl w:ilvl="0">
-      <w:start w:val="1"/>
-      <w:numFmt w:val="bullet"/>
-      <w:lvlText w:val=""/>
-      <w:lvlJc w:val="left"/>
-      <w:pPr>
-        <w:tabs>
-          <w:tab w:val="num" w:pos="720"/>
-        </w:tabs>
-        <w:ind w:left="720" w:hanging="360"/>
-      </w:pPr>
-      <w:rPr>
-        <w:rFonts w:ascii="Symbol" w:hAnsi="Symbol" w:hint="default"/>
-        <w:sz w:val="20"/>
-      </w:rPr>
-    </w:lvl>
-    <w:lvl w:ilvl="1" w:tentative="1">
-      <w:start w:val="1"/>
-      <w:numFmt w:val="bullet"/>
-      <w:lvlText w:val="o"/>
-      <w:lvlJc w:val="left"/>
-      <w:pPr>
-        <w:tabs>
-          <w:tab w:val="num" w:pos="1440"/>
-        </w:tabs>
-        <w:ind w:left="1440" w:hanging="360"/>
-      </w:pPr>
-      <w:rPr>
-        <w:rFonts w:ascii="Courier New" w:hAnsi="Courier New" w:hint="default"/>
-        <w:sz w:val="20"/>
-      </w:rPr>
-    </w:lvl>
-    <w:lvl w:ilvl="2" w:tentative="1">
-      <w:start w:val="1"/>
-      <w:numFmt w:val="bullet"/>
-      <w:lvlText w:val=""/>
-      <w:lvlJc w:val="left"/>
-      <w:pPr>
-        <w:tabs>
-          <w:tab w:val="num" w:pos="2160"/>
-        </w:tabs>
-        <w:ind w:left="2160" w:hanging="360"/>
-      </w:pPr>
-      <w:rPr>
-        <w:rFonts w:ascii="Wingdings" w:hAnsi="Wingdings" w:hint="default"/>
-        <w:sz w:val="20"/>
-      </w:rPr>
-    </w:lvl>
-    <w:lvl w:ilvl="3" w:tentative="1">
-      <w:start w:val="1"/>
-      <w:numFmt w:val="bullet"/>
-      <w:lvlText w:val=""/>
-      <w:lvlJc w:val="left"/>
-      <w:pPr>
-        <w:tabs>
-          <w:tab w:val="num" w:pos="2880"/>
-        </w:tabs>
-        <w:ind w:left="2880" w:hanging="360"/>
-      </w:pPr>
-      <w:rPr>
-        <w:rFonts w:ascii="Wingdings" w:hAnsi="Wingdings" w:hint="default"/>
-        <w:sz w:val="20"/>
-      </w:rPr>
-    </w:lvl>
-    <w:lvl w:ilvl="4" w:tentative="1">
-      <w:start w:val="1"/>
-      <w:numFmt w:val="bullet"/>
-      <w:lvlText w:val=""/>
-      <w:lvlJc w:val="left"/>
-      <w:pPr>
-        <w:tabs>
-          <w:tab w:val="num" w:pos="3600"/>
-        </w:tabs>
-        <w:ind w:left="3600" w:hanging="360"/>
-      </w:pPr>
-      <w:rPr>
-        <w:rFonts w:ascii="Wingdings" w:hAnsi="Wingdings" w:hint="default"/>
-        <w:sz w:val="20"/>
-      </w:rPr>
-    </w:lvl>
-    <w:lvl w:ilvl="5" w:tentative="1">
-      <w:start w:val="1"/>
-      <w:numFmt w:val="bullet"/>
-      <w:lvlText w:val=""/>
-      <w:lvlJc w:val="left"/>
-      <w:pPr>
-        <w:tabs>
-          <w:tab w:val="num" w:pos="4320"/>
-        </w:tabs>
-        <w:ind w:left="4320" w:hanging="360"/>
-      </w:pPr>
-      <w:rPr>
-        <w:rFonts w:ascii="Wingdings" w:hAnsi="Wingdings" w:hint="default"/>
-        <w:sz w:val="20"/>
-      </w:rPr>
-    </w:lvl>
-    <w:lvl w:ilvl="6" w:tentative="1">
-      <w:start w:val="1"/>
-      <w:numFmt w:val="bullet"/>
-      <w:lvlText w:val=""/>
-      <w:lvlJc w:val="left"/>
-      <w:pPr>
-        <w:tabs>
-          <w:tab w:val="num" w:pos="5040"/>
-        </w:tabs>
-        <w:ind w:left="5040" w:hanging="360"/>
-      </w:pPr>
-      <w:rPr>
-        <w:rFonts w:ascii="Wingdings" w:hAnsi="Wingdings" w:hint="default"/>
-        <w:sz w:val="20"/>
-      </w:rPr>
-    </w:lvl>
-    <w:lvl w:ilvl="7" w:tentative="1">
-      <w:start w:val="1"/>
-      <w:numFmt w:val="bullet"/>
-      <w:lvlText w:val=""/>
-      <w:lvlJc w:val="left"/>
-      <w:pPr>
-        <w:tabs>
-          <w:tab w:val="num" w:pos="5760"/>
-        </w:tabs>
-        <w:ind w:left="5760" w:hanging="360"/>
-      </w:pPr>
-      <w:rPr>
-        <w:rFonts w:ascii="Wingdings" w:hAnsi="Wingdings" w:hint="default"/>
-        <w:sz w:val="20"/>
-      </w:rPr>
-    </w:lvl>
-    <w:lvl w:ilvl="8" w:tentative="1">
-      <w:start w:val="1"/>
-      <w:numFmt w:val="bullet"/>
-      <w:lvlText w:val=""/>
-      <w:lvlJc w:val="left"/>
-      <w:pPr>
-        <w:tabs>
-          <w:tab w:val="num" w:pos="6480"/>
-        </w:tabs>
-        <w:ind w:left="6480" w:hanging="360"/>
-      </w:pPr>
-      <w:rPr>
-        <w:rFonts w:ascii="Wingdings" w:hAnsi="Wingdings" w:hint="default"/>
-        <w:sz w:val="20"/>
-      </w:rPr>
-    </w:lvl>
-  </w:abstractNum>
-  <w:abstractNum w:abstractNumId="28" w15:restartNumberingAfterBreak="0">
-    <w:nsid w:val="52F37047"/>
-    <w:multiLevelType w:val="multilevel"/>
-    <w:tmpl w:val="3508FA58"/>
-    <w:lvl w:ilvl="0">
-      <w:start w:val="1"/>
-      <w:numFmt w:val="bullet"/>
-      <w:lvlText w:val=""/>
-      <w:lvlJc w:val="left"/>
-      <w:pPr>
-        <w:tabs>
-          <w:tab w:val="num" w:pos="720"/>
-        </w:tabs>
-        <w:ind w:left="720" w:hanging="360"/>
-      </w:pPr>
-      <w:rPr>
-        <w:rFonts w:ascii="Symbol" w:hAnsi="Symbol" w:hint="default"/>
-        <w:sz w:val="20"/>
-      </w:rPr>
-    </w:lvl>
-    <w:lvl w:ilvl="1" w:tentative="1">
-      <w:start w:val="1"/>
-      <w:numFmt w:val="bullet"/>
-      <w:lvlText w:val="o"/>
-      <w:lvlJc w:val="left"/>
-      <w:pPr>
-        <w:tabs>
-          <w:tab w:val="num" w:pos="1440"/>
-        </w:tabs>
-        <w:ind w:left="1440" w:hanging="360"/>
-      </w:pPr>
-      <w:rPr>
-        <w:rFonts w:ascii="Courier New" w:hAnsi="Courier New" w:hint="default"/>
-        <w:sz w:val="20"/>
-      </w:rPr>
-    </w:lvl>
-    <w:lvl w:ilvl="2" w:tentative="1">
-      <w:start w:val="1"/>
-      <w:numFmt w:val="bullet"/>
-      <w:lvlText w:val=""/>
-      <w:lvlJc w:val="left"/>
-      <w:pPr>
-        <w:tabs>
-          <w:tab w:val="num" w:pos="2160"/>
-        </w:tabs>
-        <w:ind w:left="2160" w:hanging="360"/>
-      </w:pPr>
-      <w:rPr>
-        <w:rFonts w:ascii="Wingdings" w:hAnsi="Wingdings" w:hint="default"/>
-        <w:sz w:val="20"/>
-      </w:rPr>
-    </w:lvl>
-    <w:lvl w:ilvl="3" w:tentative="1">
-      <w:start w:val="1"/>
-      <w:numFmt w:val="bullet"/>
-      <w:lvlText w:val=""/>
-      <w:lvlJc w:val="left"/>
-      <w:pPr>
-        <w:tabs>
-          <w:tab w:val="num" w:pos="2880"/>
-        </w:tabs>
-        <w:ind w:left="2880" w:hanging="360"/>
-      </w:pPr>
-      <w:rPr>
-        <w:rFonts w:ascii="Wingdings" w:hAnsi="Wingdings" w:hint="default"/>
-        <w:sz w:val="20"/>
-      </w:rPr>
-    </w:lvl>
-    <w:lvl w:ilvl="4" w:tentative="1">
-      <w:start w:val="1"/>
-      <w:numFmt w:val="bullet"/>
-      <w:lvlText w:val=""/>
-      <w:lvlJc w:val="left"/>
-      <w:pPr>
-        <w:tabs>
-          <w:tab w:val="num" w:pos="3600"/>
-        </w:tabs>
-        <w:ind w:left="3600" w:hanging="360"/>
-      </w:pPr>
-      <w:rPr>
-        <w:rFonts w:ascii="Wingdings" w:hAnsi="Wingdings" w:hint="default"/>
-        <w:sz w:val="20"/>
-      </w:rPr>
-    </w:lvl>
-    <w:lvl w:ilvl="5" w:tentative="1">
-      <w:start w:val="1"/>
-      <w:numFmt w:val="bullet"/>
-      <w:lvlText w:val=""/>
-      <w:lvlJc w:val="left"/>
-      <w:pPr>
-        <w:tabs>
-          <w:tab w:val="num" w:pos="4320"/>
-        </w:tabs>
-        <w:ind w:left="4320" w:hanging="360"/>
-      </w:pPr>
-      <w:rPr>
-        <w:rFonts w:ascii="Wingdings" w:hAnsi="Wingdings" w:hint="default"/>
-        <w:sz w:val="20"/>
-      </w:rPr>
-    </w:lvl>
-    <w:lvl w:ilvl="6" w:tentative="1">
-      <w:start w:val="1"/>
-      <w:numFmt w:val="bullet"/>
-      <w:lvlText w:val=""/>
-      <w:lvlJc w:val="left"/>
-      <w:pPr>
-        <w:tabs>
-          <w:tab w:val="num" w:pos="5040"/>
-        </w:tabs>
-        <w:ind w:left="5040" w:hanging="360"/>
-      </w:pPr>
-      <w:rPr>
-        <w:rFonts w:ascii="Wingdings" w:hAnsi="Wingdings" w:hint="default"/>
-        <w:sz w:val="20"/>
-      </w:rPr>
-    </w:lvl>
-    <w:lvl w:ilvl="7" w:tentative="1">
-      <w:start w:val="1"/>
-      <w:numFmt w:val="bullet"/>
-      <w:lvlText w:val=""/>
-      <w:lvlJc w:val="left"/>
-      <w:pPr>
-        <w:tabs>
-          <w:tab w:val="num" w:pos="5760"/>
-        </w:tabs>
-        <w:ind w:left="5760" w:hanging="360"/>
-      </w:pPr>
-      <w:rPr>
-        <w:rFonts w:ascii="Wingdings" w:hAnsi="Wingdings" w:hint="default"/>
-        <w:sz w:val="20"/>
-      </w:rPr>
-    </w:lvl>
-    <w:lvl w:ilvl="8" w:tentative="1">
-      <w:start w:val="1"/>
-      <w:numFmt w:val="bullet"/>
-      <w:lvlText w:val=""/>
-      <w:lvlJc w:val="left"/>
-      <w:pPr>
-        <w:tabs>
-          <w:tab w:val="num" w:pos="6480"/>
-        </w:tabs>
-        <w:ind w:left="6480" w:hanging="360"/>
-      </w:pPr>
-      <w:rPr>
-        <w:rFonts w:ascii="Wingdings" w:hAnsi="Wingdings" w:hint="default"/>
-        <w:sz w:val="20"/>
-      </w:rPr>
-    </w:lvl>
-  </w:abstractNum>
-  <w:abstractNum w:abstractNumId="29" w15:restartNumberingAfterBreak="0">
-    <w:nsid w:val="5B6B581E"/>
-    <w:multiLevelType w:val="hybridMultilevel"/>
-    <w:tmpl w:val="F2B6AF02"/>
-    <w:lvl w:ilvl="0" w:tplc="40090001">
-      <w:start w:val="1"/>
-      <w:numFmt w:val="bullet"/>
-      <w:lvlText w:val=""/>
-      <w:lvlJc w:val="left"/>
-      <w:pPr>
-        <w:ind w:left="360" w:hanging="360"/>
-      </w:pPr>
-      <w:rPr>
-        <w:rFonts w:ascii="Symbol" w:hAnsi="Symbol" w:hint="default"/>
-      </w:rPr>
-    </w:lvl>
-    <w:lvl w:ilvl="1" w:tplc="40090003" w:tentative="1">
-      <w:start w:val="1"/>
-      <w:numFmt w:val="bullet"/>
-      <w:lvlText w:val="o"/>
-      <w:lvlJc w:val="left"/>
-      <w:pPr>
-        <w:ind w:left="1080" w:hanging="360"/>
-      </w:pPr>
-      <w:rPr>
-        <w:rFonts w:ascii="Courier New" w:hAnsi="Courier New" w:cs="Courier New" w:hint="default"/>
-      </w:rPr>
-    </w:lvl>
-    <w:lvl w:ilvl="2" w:tplc="40090005" w:tentative="1">
-      <w:start w:val="1"/>
-      <w:numFmt w:val="bullet"/>
-      <w:lvlText w:val=""/>
-      <w:lvlJc w:val="left"/>
-      <w:pPr>
-        <w:ind w:left="1800" w:hanging="360"/>
-      </w:pPr>
-      <w:rPr>
-        <w:rFonts w:ascii="Wingdings" w:hAnsi="Wingdings" w:hint="default"/>
-      </w:rPr>
-    </w:lvl>
-    <w:lvl w:ilvl="3" w:tplc="40090001" w:tentative="1">
-      <w:start w:val="1"/>
-      <w:numFmt w:val="bullet"/>
-      <w:lvlText w:val=""/>
-      <w:lvlJc w:val="left"/>
-      <w:pPr>
-        <w:ind w:left="2520" w:hanging="360"/>
-      </w:pPr>
-      <w:rPr>
-        <w:rFonts w:ascii="Symbol" w:hAnsi="Symbol" w:hint="default"/>
-      </w:rPr>
-    </w:lvl>
-    <w:lvl w:ilvl="4" w:tplc="40090003" w:tentative="1">
-      <w:start w:val="1"/>
-      <w:numFmt w:val="bullet"/>
-      <w:lvlText w:val="o"/>
-      <w:lvlJc w:val="left"/>
-      <w:pPr>
-        <w:ind w:left="3240" w:hanging="360"/>
-      </w:pPr>
-      <w:rPr>
-        <w:rFonts w:ascii="Courier New" w:hAnsi="Courier New" w:cs="Courier New" w:hint="default"/>
-      </w:rPr>
-    </w:lvl>
-    <w:lvl w:ilvl="5" w:tplc="40090005" w:tentative="1">
-      <w:start w:val="1"/>
-      <w:numFmt w:val="bullet"/>
-      <w:lvlText w:val=""/>
-      <w:lvlJc w:val="left"/>
-      <w:pPr>
-        <w:ind w:left="3960" w:hanging="360"/>
-      </w:pPr>
-      <w:rPr>
-        <w:rFonts w:ascii="Wingdings" w:hAnsi="Wingdings" w:hint="default"/>
-      </w:rPr>
-    </w:lvl>
-    <w:lvl w:ilvl="6" w:tplc="40090001" w:tentative="1">
-      <w:start w:val="1"/>
-      <w:numFmt w:val="bullet"/>
-      <w:lvlText w:val=""/>
-      <w:lvlJc w:val="left"/>
-      <w:pPr>
-        <w:ind w:left="4680" w:hanging="360"/>
-      </w:pPr>
-      <w:rPr>
-        <w:rFonts w:ascii="Symbol" w:hAnsi="Symbol" w:hint="default"/>
-      </w:rPr>
-    </w:lvl>
-    <w:lvl w:ilvl="7" w:tplc="40090003" w:tentative="1">
-      <w:start w:val="1"/>
-      <w:numFmt w:val="bullet"/>
-      <w:lvlText w:val="o"/>
-      <w:lvlJc w:val="left"/>
-      <w:pPr>
-        <w:ind w:left="5400" w:hanging="360"/>
-      </w:pPr>
-      <w:rPr>
-        <w:rFonts w:ascii="Courier New" w:hAnsi="Courier New" w:cs="Courier New" w:hint="default"/>
-      </w:rPr>
-    </w:lvl>
-    <w:lvl w:ilvl="8" w:tplc="40090005" w:tentative="1">
-      <w:start w:val="1"/>
-      <w:numFmt w:val="bullet"/>
-      <w:lvlText w:val=""/>
-      <w:lvlJc w:val="left"/>
-      <w:pPr>
-        <w:ind w:left="6120" w:hanging="360"/>
-      </w:pPr>
-      <w:rPr>
-        <w:rFonts w:ascii="Wingdings" w:hAnsi="Wingdings" w:hint="default"/>
-      </w:rPr>
-    </w:lvl>
-  </w:abstractNum>
-  <w:abstractNum w:abstractNumId="30" w15:restartNumberingAfterBreak="0">
-    <w:nsid w:val="5D2E64C9"/>
-    <w:multiLevelType w:val="multilevel"/>
-    <w:tmpl w:val="9E0A7D90"/>
-    <w:lvl w:ilvl="0">
-      <w:start w:val="1"/>
-      <w:numFmt w:val="bullet"/>
-      <w:lvlText w:val=""/>
-      <w:lvlJc w:val="left"/>
-      <w:pPr>
-        <w:tabs>
-          <w:tab w:val="num" w:pos="720"/>
-        </w:tabs>
-        <w:ind w:left="720" w:hanging="360"/>
-      </w:pPr>
-      <w:rPr>
-        <w:rFonts w:ascii="Symbol" w:hAnsi="Symbol" w:hint="default"/>
-        <w:sz w:val="20"/>
-      </w:rPr>
-    </w:lvl>
-    <w:lvl w:ilvl="1" w:tentative="1">
-      <w:start w:val="1"/>
-      <w:numFmt w:val="bullet"/>
-      <w:lvlText w:val="o"/>
-      <w:lvlJc w:val="left"/>
-      <w:pPr>
-        <w:tabs>
-          <w:tab w:val="num" w:pos="1440"/>
-        </w:tabs>
-        <w:ind w:left="1440" w:hanging="360"/>
-      </w:pPr>
-      <w:rPr>
-        <w:rFonts w:ascii="Courier New" w:hAnsi="Courier New" w:hint="default"/>
-        <w:sz w:val="20"/>
-      </w:rPr>
-    </w:lvl>
-    <w:lvl w:ilvl="2" w:tentative="1">
-      <w:start w:val="1"/>
-      <w:numFmt w:val="bullet"/>
-      <w:lvlText w:val=""/>
-      <w:lvlJc w:val="left"/>
-      <w:pPr>
-        <w:tabs>
-          <w:tab w:val="num" w:pos="2160"/>
-        </w:tabs>
-        <w:ind w:left="2160" w:hanging="360"/>
-      </w:pPr>
-      <w:rPr>
-        <w:rFonts w:ascii="Wingdings" w:hAnsi="Wingdings" w:hint="default"/>
-        <w:sz w:val="20"/>
-      </w:rPr>
-    </w:lvl>
-    <w:lvl w:ilvl="3" w:tentative="1">
-      <w:start w:val="1"/>
-      <w:numFmt w:val="bullet"/>
-      <w:lvlText w:val=""/>
-      <w:lvlJc w:val="left"/>
-      <w:pPr>
-        <w:tabs>
-          <w:tab w:val="num" w:pos="2880"/>
-        </w:tabs>
-        <w:ind w:left="2880" w:hanging="360"/>
-      </w:pPr>
-      <w:rPr>
-        <w:rFonts w:ascii="Wingdings" w:hAnsi="Wingdings" w:hint="default"/>
-        <w:sz w:val="20"/>
-      </w:rPr>
-    </w:lvl>
-    <w:lvl w:ilvl="4" w:tentative="1">
-      <w:start w:val="1"/>
-      <w:numFmt w:val="bullet"/>
-      <w:lvlText w:val=""/>
-      <w:lvlJc w:val="left"/>
-      <w:pPr>
-        <w:tabs>
-          <w:tab w:val="num" w:pos="3600"/>
-        </w:tabs>
-        <w:ind w:left="3600" w:hanging="360"/>
-      </w:pPr>
-      <w:rPr>
-        <w:rFonts w:ascii="Wingdings" w:hAnsi="Wingdings" w:hint="default"/>
-        <w:sz w:val="20"/>
-      </w:rPr>
-    </w:lvl>
-    <w:lvl w:ilvl="5" w:tentative="1">
-      <w:start w:val="1"/>
-      <w:numFmt w:val="bullet"/>
-      <w:lvlText w:val=""/>
-      <w:lvlJc w:val="left"/>
-      <w:pPr>
-        <w:tabs>
-          <w:tab w:val="num" w:pos="4320"/>
-        </w:tabs>
-        <w:ind w:left="4320" w:hanging="360"/>
-      </w:pPr>
-      <w:rPr>
-        <w:rFonts w:ascii="Wingdings" w:hAnsi="Wingdings" w:hint="default"/>
-        <w:sz w:val="20"/>
-      </w:rPr>
-    </w:lvl>
-    <w:lvl w:ilvl="6" w:tentative="1">
-      <w:start w:val="1"/>
-      <w:numFmt w:val="bullet"/>
-      <w:lvlText w:val=""/>
-      <w:lvlJc w:val="left"/>
-      <w:pPr>
-        <w:tabs>
-          <w:tab w:val="num" w:pos="5040"/>
-        </w:tabs>
-        <w:ind w:left="5040" w:hanging="360"/>
-      </w:pPr>
-      <w:rPr>
-        <w:rFonts w:ascii="Wingdings" w:hAnsi="Wingdings" w:hint="default"/>
-        <w:sz w:val="20"/>
-      </w:rPr>
-    </w:lvl>
-    <w:lvl w:ilvl="7" w:tentative="1">
-      <w:start w:val="1"/>
-      <w:numFmt w:val="bullet"/>
-      <w:lvlText w:val=""/>
-      <w:lvlJc w:val="left"/>
-      <w:pPr>
-        <w:tabs>
-          <w:tab w:val="num" w:pos="5760"/>
-        </w:tabs>
-        <w:ind w:left="5760" w:hanging="360"/>
-      </w:pPr>
-      <w:rPr>
-        <w:rFonts w:ascii="Wingdings" w:hAnsi="Wingdings" w:hint="default"/>
-        <w:sz w:val="20"/>
-      </w:rPr>
-    </w:lvl>
-    <w:lvl w:ilvl="8" w:tentative="1">
-      <w:start w:val="1"/>
-      <w:numFmt w:val="bullet"/>
-      <w:lvlText w:val=""/>
-      <w:lvlJc w:val="left"/>
-      <w:pPr>
-        <w:tabs>
-          <w:tab w:val="num" w:pos="6480"/>
-        </w:tabs>
-        <w:ind w:left="6480" w:hanging="360"/>
-      </w:pPr>
-      <w:rPr>
-        <w:rFonts w:ascii="Wingdings" w:hAnsi="Wingdings" w:hint="default"/>
-        <w:sz w:val="20"/>
-      </w:rPr>
-    </w:lvl>
-  </w:abstractNum>
-  <w:abstractNum w:abstractNumId="31" w15:restartNumberingAfterBreak="0">
-    <w:nsid w:val="6FB11D51"/>
-    <w:multiLevelType w:val="hybridMultilevel"/>
-    <w:tmpl w:val="EBB04C72"/>
-    <w:lvl w:ilvl="0" w:tplc="40090001">
-      <w:start w:val="1"/>
-      <w:numFmt w:val="bullet"/>
-      <w:lvlText w:val=""/>
-      <w:lvlJc w:val="left"/>
-      <w:pPr>
-        <w:ind w:left="360" w:hanging="360"/>
-      </w:pPr>
-      <w:rPr>
-        <w:rFonts w:ascii="Symbol" w:hAnsi="Symbol" w:hint="default"/>
-      </w:rPr>
-    </w:lvl>
-    <w:lvl w:ilvl="1" w:tplc="40090003" w:tentative="1">
-      <w:start w:val="1"/>
-      <w:numFmt w:val="bullet"/>
-      <w:lvlText w:val="o"/>
-      <w:lvlJc w:val="left"/>
-      <w:pPr>
-        <w:ind w:left="1080" w:hanging="360"/>
-      </w:pPr>
-      <w:rPr>
-        <w:rFonts w:ascii="Courier New" w:hAnsi="Courier New" w:cs="Courier New" w:hint="default"/>
-      </w:rPr>
-    </w:lvl>
-    <w:lvl w:ilvl="2" w:tplc="40090005" w:tentative="1">
-      <w:start w:val="1"/>
-      <w:numFmt w:val="bullet"/>
-      <w:lvlText w:val=""/>
-      <w:lvlJc w:val="left"/>
-      <w:pPr>
-        <w:ind w:left="1800" w:hanging="360"/>
-      </w:pPr>
-      <w:rPr>
-        <w:rFonts w:ascii="Wingdings" w:hAnsi="Wingdings" w:hint="default"/>
-      </w:rPr>
-    </w:lvl>
-    <w:lvl w:ilvl="3" w:tplc="40090001" w:tentative="1">
-      <w:start w:val="1"/>
-      <w:numFmt w:val="bullet"/>
-      <w:lvlText w:val=""/>
-      <w:lvlJc w:val="left"/>
-      <w:pPr>
-        <w:ind w:left="2520" w:hanging="360"/>
-      </w:pPr>
-      <w:rPr>
-        <w:rFonts w:ascii="Symbol" w:hAnsi="Symbol" w:hint="default"/>
-      </w:rPr>
-    </w:lvl>
-    <w:lvl w:ilvl="4" w:tplc="40090003" w:tentative="1">
-      <w:start w:val="1"/>
-      <w:numFmt w:val="bullet"/>
-      <w:lvlText w:val="o"/>
-      <w:lvlJc w:val="left"/>
-      <w:pPr>
-        <w:ind w:left="3240" w:hanging="360"/>
-      </w:pPr>
-      <w:rPr>
-        <w:rFonts w:ascii="Courier New" w:hAnsi="Courier New" w:cs="Courier New" w:hint="default"/>
-      </w:rPr>
-    </w:lvl>
-    <w:lvl w:ilvl="5" w:tplc="40090005" w:tentative="1">
-      <w:start w:val="1"/>
-      <w:numFmt w:val="bullet"/>
-      <w:lvlText w:val=""/>
-      <w:lvlJc w:val="left"/>
-      <w:pPr>
-        <w:ind w:left="3960" w:hanging="360"/>
-      </w:pPr>
-      <w:rPr>
-        <w:rFonts w:ascii="Wingdings" w:hAnsi="Wingdings" w:hint="default"/>
-      </w:rPr>
-    </w:lvl>
-    <w:lvl w:ilvl="6" w:tplc="40090001" w:tentative="1">
-      <w:start w:val="1"/>
-      <w:numFmt w:val="bullet"/>
-      <w:lvlText w:val=""/>
-      <w:lvlJc w:val="left"/>
-      <w:pPr>
-        <w:ind w:left="4680" w:hanging="360"/>
-      </w:pPr>
-      <w:rPr>
-        <w:rFonts w:ascii="Symbol" w:hAnsi="Symbol" w:hint="default"/>
-      </w:rPr>
-    </w:lvl>
-    <w:lvl w:ilvl="7" w:tplc="40090003" w:tentative="1">
-      <w:start w:val="1"/>
-      <w:numFmt w:val="bullet"/>
-      <w:lvlText w:val="o"/>
-      <w:lvlJc w:val="left"/>
-      <w:pPr>
-        <w:ind w:left="5400" w:hanging="360"/>
-      </w:pPr>
-      <w:rPr>
-        <w:rFonts w:ascii="Courier New" w:hAnsi="Courier New" w:cs="Courier New" w:hint="default"/>
-      </w:rPr>
-    </w:lvl>
-    <w:lvl w:ilvl="8" w:tplc="40090005" w:tentative="1">
-      <w:start w:val="1"/>
-      <w:numFmt w:val="bullet"/>
-      <w:lvlText w:val=""/>
-      <w:lvlJc w:val="left"/>
-      <w:pPr>
-        <w:ind w:left="6120" w:hanging="360"/>
-      </w:pPr>
-      <w:rPr>
-        <w:rFonts w:ascii="Wingdings" w:hAnsi="Wingdings" w:hint="default"/>
-      </w:rPr>
-    </w:lvl>
-  </w:abstractNum>
-  <w:abstractNum w:abstractNumId="32" w15:restartNumberingAfterBreak="0">
-    <w:nsid w:val="73DE4FCF"/>
-    <w:multiLevelType w:val="multilevel"/>
-    <w:tmpl w:val="1368BF66"/>
-    <w:lvl w:ilvl="0">
-      <w:start w:val="1"/>
-      <w:numFmt w:val="bullet"/>
-      <w:lvlText w:val=""/>
-      <w:lvlJc w:val="left"/>
-      <w:pPr>
-        <w:tabs>
-          <w:tab w:val="num" w:pos="720"/>
-        </w:tabs>
-        <w:ind w:left="720" w:hanging="360"/>
-      </w:pPr>
-      <w:rPr>
-        <w:rFonts w:ascii="Symbol" w:hAnsi="Symbol" w:hint="default"/>
-        <w:sz w:val="20"/>
-      </w:rPr>
-    </w:lvl>
-    <w:lvl w:ilvl="1" w:tentative="1">
-      <w:start w:val="1"/>
-      <w:numFmt w:val="bullet"/>
-      <w:lvlText w:val="o"/>
-      <w:lvlJc w:val="left"/>
-      <w:pPr>
-        <w:tabs>
-          <w:tab w:val="num" w:pos="1440"/>
-        </w:tabs>
-        <w:ind w:left="1440" w:hanging="360"/>
-      </w:pPr>
-      <w:rPr>
-        <w:rFonts w:ascii="Courier New" w:hAnsi="Courier New" w:hint="default"/>
-        <w:sz w:val="20"/>
-      </w:rPr>
-    </w:lvl>
-    <w:lvl w:ilvl="2" w:tentative="1">
-      <w:start w:val="1"/>
-      <w:numFmt w:val="bullet"/>
-      <w:lvlText w:val=""/>
-      <w:lvlJc w:val="left"/>
-      <w:pPr>
-        <w:tabs>
-          <w:tab w:val="num" w:pos="2160"/>
-        </w:tabs>
-        <w:ind w:left="2160" w:hanging="360"/>
-      </w:pPr>
-      <w:rPr>
-        <w:rFonts w:ascii="Wingdings" w:hAnsi="Wingdings" w:hint="default"/>
-        <w:sz w:val="20"/>
-      </w:rPr>
-    </w:lvl>
-    <w:lvl w:ilvl="3" w:tentative="1">
-      <w:start w:val="1"/>
-      <w:numFmt w:val="bullet"/>
-      <w:lvlText w:val=""/>
-      <w:lvlJc w:val="left"/>
-      <w:pPr>
-        <w:tabs>
-          <w:tab w:val="num" w:pos="2880"/>
-        </w:tabs>
-        <w:ind w:left="2880" w:hanging="360"/>
-      </w:pPr>
-      <w:rPr>
-        <w:rFonts w:ascii="Wingdings" w:hAnsi="Wingdings" w:hint="default"/>
-        <w:sz w:val="20"/>
-      </w:rPr>
-    </w:lvl>
-    <w:lvl w:ilvl="4" w:tentative="1">
-      <w:start w:val="1"/>
-      <w:numFmt w:val="bullet"/>
-      <w:lvlText w:val=""/>
-      <w:lvlJc w:val="left"/>
-      <w:pPr>
-        <w:tabs>
-          <w:tab w:val="num" w:pos="3600"/>
-        </w:tabs>
-        <w:ind w:left="3600" w:hanging="360"/>
-      </w:pPr>
-      <w:rPr>
-        <w:rFonts w:ascii="Wingdings" w:hAnsi="Wingdings" w:hint="default"/>
-        <w:sz w:val="20"/>
-      </w:rPr>
-    </w:lvl>
-    <w:lvl w:ilvl="5" w:tentative="1">
-      <w:start w:val="1"/>
-      <w:numFmt w:val="bullet"/>
-      <w:lvlText w:val=""/>
-      <w:lvlJc w:val="left"/>
-      <w:pPr>
-        <w:tabs>
-          <w:tab w:val="num" w:pos="4320"/>
-        </w:tabs>
-        <w:ind w:left="4320" w:hanging="360"/>
-      </w:pPr>
-      <w:rPr>
-        <w:rFonts w:ascii="Wingdings" w:hAnsi="Wingdings" w:hint="default"/>
-        <w:sz w:val="20"/>
-      </w:rPr>
-    </w:lvl>
-    <w:lvl w:ilvl="6" w:tentative="1">
-      <w:start w:val="1"/>
-      <w:numFmt w:val="bullet"/>
-      <w:lvlText w:val=""/>
-      <w:lvlJc w:val="left"/>
-      <w:pPr>
-        <w:tabs>
-          <w:tab w:val="num" w:pos="5040"/>
-        </w:tabs>
-        <w:ind w:left="5040" w:hanging="360"/>
-      </w:pPr>
-      <w:rPr>
-        <w:rFonts w:ascii="Wingdings" w:hAnsi="Wingdings" w:hint="default"/>
-        <w:sz w:val="20"/>
-      </w:rPr>
-    </w:lvl>
-    <w:lvl w:ilvl="7" w:tentative="1">
-      <w:start w:val="1"/>
-      <w:numFmt w:val="bullet"/>
-      <w:lvlText w:val=""/>
-      <w:lvlJc w:val="left"/>
-      <w:pPr>
-        <w:tabs>
-          <w:tab w:val="num" w:pos="5760"/>
-        </w:tabs>
-        <w:ind w:left="5760" w:hanging="360"/>
-      </w:pPr>
-      <w:rPr>
-        <w:rFonts w:ascii="Wingdings" w:hAnsi="Wingdings" w:hint="default"/>
-        <w:sz w:val="20"/>
-      </w:rPr>
-    </w:lvl>
-    <w:lvl w:ilvl="8" w:tentative="1">
-      <w:start w:val="1"/>
-      <w:numFmt w:val="bullet"/>
-      <w:lvlText w:val=""/>
-      <w:lvlJc w:val="left"/>
-      <w:pPr>
-        <w:tabs>
-          <w:tab w:val="num" w:pos="6480"/>
-        </w:tabs>
-        <w:ind w:left="6480" w:hanging="360"/>
-      </w:pPr>
-      <w:rPr>
-        <w:rFonts w:ascii="Wingdings" w:hAnsi="Wingdings" w:hint="default"/>
-        <w:sz w:val="20"/>
-      </w:rPr>
-    </w:lvl>
-  </w:abstractNum>
-  <w:abstractNum w:abstractNumId="33" w15:restartNumberingAfterBreak="0">
-    <w:nsid w:val="76340475"/>
-    <w:multiLevelType w:val="multilevel"/>
-    <w:tmpl w:val="332EB3AE"/>
-    <w:lvl w:ilvl="0">
-      <w:start w:val="1"/>
-      <w:numFmt w:val="bullet"/>
-      <w:lvlText w:val=""/>
-      <w:lvlJc w:val="left"/>
-      <w:pPr>
-        <w:tabs>
-          <w:tab w:val="num" w:pos="720"/>
-        </w:tabs>
-        <w:ind w:left="720" w:hanging="360"/>
-      </w:pPr>
-      <w:rPr>
-        <w:rFonts w:ascii="Symbol" w:hAnsi="Symbol" w:hint="default"/>
-        <w:sz w:val="20"/>
-      </w:rPr>
-    </w:lvl>
-    <w:lvl w:ilvl="1" w:tentative="1">
-      <w:start w:val="1"/>
-      <w:numFmt w:val="bullet"/>
-      <w:lvlText w:val="o"/>
-      <w:lvlJc w:val="left"/>
-      <w:pPr>
-        <w:tabs>
-          <w:tab w:val="num" w:pos="1440"/>
-        </w:tabs>
-        <w:ind w:left="1440" w:hanging="360"/>
-      </w:pPr>
-      <w:rPr>
-        <w:rFonts w:ascii="Courier New" w:hAnsi="Courier New" w:hint="default"/>
-        <w:sz w:val="20"/>
-      </w:rPr>
-    </w:lvl>
-    <w:lvl w:ilvl="2" w:tentative="1">
-      <w:start w:val="1"/>
-      <w:numFmt w:val="bullet"/>
-      <w:lvlText w:val=""/>
-      <w:lvlJc w:val="left"/>
-      <w:pPr>
-        <w:tabs>
-          <w:tab w:val="num" w:pos="2160"/>
-        </w:tabs>
-        <w:ind w:left="2160" w:hanging="360"/>
-      </w:pPr>
-      <w:rPr>
-        <w:rFonts w:ascii="Wingdings" w:hAnsi="Wingdings" w:hint="default"/>
-        <w:sz w:val="20"/>
-      </w:rPr>
-    </w:lvl>
-    <w:lvl w:ilvl="3" w:tentative="1">
-      <w:start w:val="1"/>
-      <w:numFmt w:val="bullet"/>
-      <w:lvlText w:val=""/>
-      <w:lvlJc w:val="left"/>
-      <w:pPr>
-        <w:tabs>
-          <w:tab w:val="num" w:pos="2880"/>
-        </w:tabs>
-        <w:ind w:left="2880" w:hanging="360"/>
-      </w:pPr>
-      <w:rPr>
-        <w:rFonts w:ascii="Wingdings" w:hAnsi="Wingdings" w:hint="default"/>
-        <w:sz w:val="20"/>
-      </w:rPr>
-    </w:lvl>
-    <w:lvl w:ilvl="4" w:tentative="1">
-      <w:start w:val="1"/>
-      <w:numFmt w:val="bullet"/>
-      <w:lvlText w:val=""/>
-      <w:lvlJc w:val="left"/>
-      <w:pPr>
-        <w:tabs>
-          <w:tab w:val="num" w:pos="3600"/>
-        </w:tabs>
-        <w:ind w:left="3600" w:hanging="360"/>
-      </w:pPr>
-      <w:rPr>
-        <w:rFonts w:ascii="Wingdings" w:hAnsi="Wingdings" w:hint="default"/>
-        <w:sz w:val="20"/>
-      </w:rPr>
-    </w:lvl>
-    <w:lvl w:ilvl="5" w:tentative="1">
-      <w:start w:val="1"/>
-      <w:numFmt w:val="bullet"/>
-      <w:lvlText w:val=""/>
-      <w:lvlJc w:val="left"/>
-      <w:pPr>
-        <w:tabs>
-          <w:tab w:val="num" w:pos="4320"/>
-        </w:tabs>
-        <w:ind w:left="4320" w:hanging="360"/>
-      </w:pPr>
-      <w:rPr>
-        <w:rFonts w:ascii="Wingdings" w:hAnsi="Wingdings" w:hint="default"/>
-        <w:sz w:val="20"/>
-      </w:rPr>
-    </w:lvl>
-    <w:lvl w:ilvl="6" w:tentative="1">
-      <w:start w:val="1"/>
-      <w:numFmt w:val="bullet"/>
-      <w:lvlText w:val=""/>
-      <w:lvlJc w:val="left"/>
-      <w:pPr>
-        <w:tabs>
-          <w:tab w:val="num" w:pos="5040"/>
-        </w:tabs>
-        <w:ind w:left="5040" w:hanging="360"/>
-      </w:pPr>
-      <w:rPr>
-        <w:rFonts w:ascii="Wingdings" w:hAnsi="Wingdings" w:hint="default"/>
-        <w:sz w:val="20"/>
-      </w:rPr>
-    </w:lvl>
-    <w:lvl w:ilvl="7" w:tentative="1">
-      <w:start w:val="1"/>
-      <w:numFmt w:val="bullet"/>
-      <w:lvlText w:val=""/>
-      <w:lvlJc w:val="left"/>
-      <w:pPr>
-        <w:tabs>
-          <w:tab w:val="num" w:pos="5760"/>
-        </w:tabs>
-        <w:ind w:left="5760" w:hanging="360"/>
-      </w:pPr>
-      <w:rPr>
-        <w:rFonts w:ascii="Wingdings" w:hAnsi="Wingdings" w:hint="default"/>
-        <w:sz w:val="20"/>
-      </w:rPr>
-    </w:lvl>
-    <w:lvl w:ilvl="8" w:tentative="1">
-      <w:start w:val="1"/>
-      <w:numFmt w:val="bullet"/>
-      <w:lvlText w:val=""/>
-      <w:lvlJc w:val="left"/>
-      <w:pPr>
-        <w:tabs>
-          <w:tab w:val="num" w:pos="6480"/>
-        </w:tabs>
-        <w:ind w:left="6480" w:hanging="360"/>
-      </w:pPr>
-      <w:rPr>
-        <w:rFonts w:ascii="Wingdings" w:hAnsi="Wingdings" w:hint="default"/>
-        <w:sz w:val="20"/>
-      </w:rPr>
-    </w:lvl>
-  </w:abstractNum>
-  <w:abstractNum w:abstractNumId="34" w15:restartNumberingAfterBreak="0">
-    <w:nsid w:val="79981276"/>
-    <w:multiLevelType w:val="multilevel"/>
-    <w:tmpl w:val="B7445C70"/>
-    <w:lvl w:ilvl="0">
-      <w:start w:val="1"/>
-      <w:numFmt w:val="bullet"/>
-      <w:lvlText w:val=""/>
-      <w:lvlJc w:val="left"/>
-      <w:pPr>
-        <w:tabs>
-          <w:tab w:val="num" w:pos="720"/>
-        </w:tabs>
-        <w:ind w:left="720" w:hanging="360"/>
-      </w:pPr>
-      <w:rPr>
-        <w:rFonts w:ascii="Symbol" w:hAnsi="Symbol" w:hint="default"/>
-        <w:sz w:val="20"/>
-      </w:rPr>
-    </w:lvl>
-    <w:lvl w:ilvl="1" w:tentative="1">
-      <w:start w:val="1"/>
-      <w:numFmt w:val="bullet"/>
-      <w:lvlText w:val="o"/>
-      <w:lvlJc w:val="left"/>
-      <w:pPr>
-        <w:tabs>
-          <w:tab w:val="num" w:pos="1440"/>
-        </w:tabs>
-        <w:ind w:left="1440" w:hanging="360"/>
-      </w:pPr>
-      <w:rPr>
-        <w:rFonts w:ascii="Courier New" w:hAnsi="Courier New" w:hint="default"/>
-        <w:sz w:val="20"/>
-      </w:rPr>
-    </w:lvl>
-    <w:lvl w:ilvl="2" w:tentative="1">
-      <w:start w:val="1"/>
-      <w:numFmt w:val="bullet"/>
-      <w:lvlText w:val=""/>
-      <w:lvlJc w:val="left"/>
-      <w:pPr>
-        <w:tabs>
-          <w:tab w:val="num" w:pos="2160"/>
-        </w:tabs>
-        <w:ind w:left="2160" w:hanging="360"/>
-      </w:pPr>
-      <w:rPr>
-        <w:rFonts w:ascii="Wingdings" w:hAnsi="Wingdings" w:hint="default"/>
-        <w:sz w:val="20"/>
-      </w:rPr>
-    </w:lvl>
-    <w:lvl w:ilvl="3" w:tentative="1">
-      <w:start w:val="1"/>
-      <w:numFmt w:val="bullet"/>
-      <w:lvlText w:val=""/>
-      <w:lvlJc w:val="left"/>
-      <w:pPr>
-        <w:tabs>
-          <w:tab w:val="num" w:pos="2880"/>
-        </w:tabs>
-        <w:ind w:left="2880" w:hanging="360"/>
-      </w:pPr>
-      <w:rPr>
-        <w:rFonts w:ascii="Wingdings" w:hAnsi="Wingdings" w:hint="default"/>
-        <w:sz w:val="20"/>
-      </w:rPr>
-    </w:lvl>
-    <w:lvl w:ilvl="4" w:tentative="1">
-      <w:start w:val="1"/>
-      <w:numFmt w:val="bullet"/>
-      <w:lvlText w:val=""/>
-      <w:lvlJc w:val="left"/>
-      <w:pPr>
-        <w:tabs>
-          <w:tab w:val="num" w:pos="3600"/>
-        </w:tabs>
-        <w:ind w:left="3600" w:hanging="360"/>
-      </w:pPr>
-      <w:rPr>
-        <w:rFonts w:ascii="Wingdings" w:hAnsi="Wingdings" w:hint="default"/>
-        <w:sz w:val="20"/>
-      </w:rPr>
-    </w:lvl>
-    <w:lvl w:ilvl="5" w:tentative="1">
-      <w:start w:val="1"/>
-      <w:numFmt w:val="bullet"/>
-      <w:lvlText w:val=""/>
-      <w:lvlJc w:val="left"/>
-      <w:pPr>
-        <w:tabs>
-          <w:tab w:val="num" w:pos="4320"/>
-        </w:tabs>
-        <w:ind w:left="4320" w:hanging="360"/>
-      </w:pPr>
-      <w:rPr>
-        <w:rFonts w:ascii="Wingdings" w:hAnsi="Wingdings" w:hint="default"/>
-        <w:sz w:val="20"/>
-      </w:rPr>
-    </w:lvl>
-    <w:lvl w:ilvl="6" w:tentative="1">
-      <w:start w:val="1"/>
-      <w:numFmt w:val="bullet"/>
-      <w:lvlText w:val=""/>
-      <w:lvlJc w:val="left"/>
-      <w:pPr>
-        <w:tabs>
-          <w:tab w:val="num" w:pos="5040"/>
-        </w:tabs>
-        <w:ind w:left="5040" w:hanging="360"/>
-      </w:pPr>
-      <w:rPr>
-        <w:rFonts w:ascii="Wingdings" w:hAnsi="Wingdings" w:hint="default"/>
-        <w:sz w:val="20"/>
-      </w:rPr>
-    </w:lvl>
-    <w:lvl w:ilvl="7" w:tentative="1">
-      <w:start w:val="1"/>
-      <w:numFmt w:val="bullet"/>
-      <w:lvlText w:val=""/>
-      <w:lvlJc w:val="left"/>
-      <w:pPr>
-        <w:tabs>
-          <w:tab w:val="num" w:pos="5760"/>
-        </w:tabs>
-        <w:ind w:left="5760" w:hanging="360"/>
-      </w:pPr>
-      <w:rPr>
-        <w:rFonts w:ascii="Wingdings" w:hAnsi="Wingdings" w:hint="default"/>
-        <w:sz w:val="20"/>
-      </w:rPr>
-    </w:lvl>
-    <w:lvl w:ilvl="8" w:tentative="1">
-      <w:start w:val="1"/>
-      <w:numFmt w:val="bullet"/>
-      <w:lvlText w:val=""/>
-      <w:lvlJc w:val="left"/>
-      <w:pPr>
-        <w:tabs>
-          <w:tab w:val="num" w:pos="6480"/>
-        </w:tabs>
-        <w:ind w:left="6480" w:hanging="360"/>
-      </w:pPr>
-      <w:rPr>
-        <w:rFonts w:ascii="Wingdings" w:hAnsi="Wingdings" w:hint="default"/>
-        <w:sz w:val="20"/>
-      </w:rPr>
-    </w:lvl>
-  </w:abstractNum>
-  <w:abstractNum w:abstractNumId="35" w15:restartNumberingAfterBreak="0">
-    <w:nsid w:val="7CAF12FB"/>
-    <w:multiLevelType w:val="multilevel"/>
-    <w:tmpl w:val="A55AEC18"/>
-    <w:lvl w:ilvl="0">
-      <w:start w:val="1"/>
-      <w:numFmt w:val="bullet"/>
-      <w:lvlText w:val=""/>
-      <w:lvlJc w:val="left"/>
-      <w:pPr>
-        <w:tabs>
-          <w:tab w:val="num" w:pos="720"/>
-        </w:tabs>
-        <w:ind w:left="720" w:hanging="360"/>
-      </w:pPr>
-      <w:rPr>
-        <w:rFonts w:ascii="Symbol" w:hAnsi="Symbol" w:hint="default"/>
-        <w:sz w:val="20"/>
-      </w:rPr>
-    </w:lvl>
-    <w:lvl w:ilvl="1" w:tentative="1">
-      <w:start w:val="1"/>
-      <w:numFmt w:val="bullet"/>
-      <w:lvlText w:val="o"/>
-      <w:lvlJc w:val="left"/>
-      <w:pPr>
-        <w:tabs>
-          <w:tab w:val="num" w:pos="1440"/>
-        </w:tabs>
-        <w:ind w:left="1440" w:hanging="360"/>
-      </w:pPr>
-      <w:rPr>
-        <w:rFonts w:ascii="Courier New" w:hAnsi="Courier New" w:hint="default"/>
-        <w:sz w:val="20"/>
-      </w:rPr>
-    </w:lvl>
-    <w:lvl w:ilvl="2" w:tentative="1">
-      <w:start w:val="1"/>
-      <w:numFmt w:val="bullet"/>
-      <w:lvlText w:val=""/>
-      <w:lvlJc w:val="left"/>
-      <w:pPr>
-        <w:tabs>
-          <w:tab w:val="num" w:pos="2160"/>
-        </w:tabs>
-        <w:ind w:left="2160" w:hanging="360"/>
-      </w:pPr>
-      <w:rPr>
-        <w:rFonts w:ascii="Wingdings" w:hAnsi="Wingdings" w:hint="default"/>
-        <w:sz w:val="20"/>
-      </w:rPr>
-    </w:lvl>
-    <w:lvl w:ilvl="3" w:tentative="1">
-      <w:start w:val="1"/>
-      <w:numFmt w:val="bullet"/>
-      <w:lvlText w:val=""/>
-      <w:lvlJc w:val="left"/>
-      <w:pPr>
-        <w:tabs>
-          <w:tab w:val="num" w:pos="2880"/>
-        </w:tabs>
-        <w:ind w:left="2880" w:hanging="360"/>
-      </w:pPr>
-      <w:rPr>
-        <w:rFonts w:ascii="Wingdings" w:hAnsi="Wingdings" w:hint="default"/>
-        <w:sz w:val="20"/>
-      </w:rPr>
-    </w:lvl>
-    <w:lvl w:ilvl="4" w:tentative="1">
-      <w:start w:val="1"/>
-      <w:numFmt w:val="bullet"/>
-      <w:lvlText w:val=""/>
-      <w:lvlJc w:val="left"/>
-      <w:pPr>
-        <w:tabs>
-          <w:tab w:val="num" w:pos="3600"/>
-        </w:tabs>
-        <w:ind w:left="3600" w:hanging="360"/>
-      </w:pPr>
-      <w:rPr>
-        <w:rFonts w:ascii="Wingdings" w:hAnsi="Wingdings" w:hint="default"/>
-        <w:sz w:val="20"/>
-      </w:rPr>
-    </w:lvl>
-    <w:lvl w:ilvl="5" w:tentative="1">
-      <w:start w:val="1"/>
-      <w:numFmt w:val="bullet"/>
-      <w:lvlText w:val=""/>
-      <w:lvlJc w:val="left"/>
-      <w:pPr>
-        <w:tabs>
-          <w:tab w:val="num" w:pos="4320"/>
-        </w:tabs>
-        <w:ind w:left="4320" w:hanging="360"/>
-      </w:pPr>
-      <w:rPr>
-        <w:rFonts w:ascii="Wingdings" w:hAnsi="Wingdings" w:hint="default"/>
-        <w:sz w:val="20"/>
-      </w:rPr>
-    </w:lvl>
-    <w:lvl w:ilvl="6" w:tentative="1">
-      <w:start w:val="1"/>
-      <w:numFmt w:val="bullet"/>
-      <w:lvlText w:val=""/>
-      <w:lvlJc w:val="left"/>
-      <w:pPr>
-        <w:tabs>
-          <w:tab w:val="num" w:pos="5040"/>
-        </w:tabs>
-        <w:ind w:left="5040" w:hanging="360"/>
-      </w:pPr>
-      <w:rPr>
-        <w:rFonts w:ascii="Wingdings" w:hAnsi="Wingdings" w:hint="default"/>
-        <w:sz w:val="20"/>
-      </w:rPr>
-    </w:lvl>
-    <w:lvl w:ilvl="7" w:tentative="1">
-      <w:start w:val="1"/>
-      <w:numFmt w:val="bullet"/>
-      <w:lvlText w:val=""/>
-      <w:lvlJc w:val="left"/>
-      <w:pPr>
-        <w:tabs>
-          <w:tab w:val="num" w:pos="5760"/>
-        </w:tabs>
-        <w:ind w:left="5760" w:hanging="360"/>
-      </w:pPr>
-      <w:rPr>
-        <w:rFonts w:ascii="Wingdings" w:hAnsi="Wingdings" w:hint="default"/>
-        <w:sz w:val="20"/>
-      </w:rPr>
-    </w:lvl>
-    <w:lvl w:ilvl="8" w:tentative="1">
-      <w:start w:val="1"/>
-      <w:numFmt w:val="bullet"/>
-      <w:lvlText w:val=""/>
-      <w:lvlJc w:val="left"/>
-      <w:pPr>
-        <w:tabs>
-          <w:tab w:val="num" w:pos="6480"/>
-        </w:tabs>
-        <w:ind w:left="6480" w:hanging="360"/>
-      </w:pPr>
-      <w:rPr>
-        <w:rFonts w:ascii="Wingdings" w:hAnsi="Wingdings" w:hint="default"/>
-        <w:sz w:val="20"/>
-      </w:rPr>
-    </w:lvl>
-  </w:abstractNum>
   <w:num w:numId="1">
-    <w:abstractNumId w:val="8"/>
+    <w:abstractNumId w:val="5"/>
   </w:num>
   <w:num w:numId="2">
-    <w:abstractNumId w:val="6"/>
+    <w:abstractNumId w:val="3"/>
   </w:num>
   <w:num w:numId="3">
-    <w:abstractNumId w:val="5"/>
+    <w:abstractNumId w:val="2"/>
   </w:num>
   <w:num w:numId="4">
     <w:abstractNumId w:val="4"/>
   </w:num>
   <w:num w:numId="5">
+    <w:abstractNumId w:val="1"/>
+  </w:num>
+  <w:num w:numId="6">
+    <w:abstractNumId w:val="0"/>
+  </w:num>
+  <w:num w:numId="7">
+    <w:abstractNumId w:val="10"/>
+  </w:num>
+  <w:num w:numId="8">
+    <w:abstractNumId w:val="11"/>
+  </w:num>
+  <w:num w:numId="9">
+    <w:abstractNumId w:val="8"/>
+  </w:num>
+  <w:num w:numId="10">
+    <w:abstractNumId w:val="9"/>
+  </w:num>
+  <w:num w:numId="11">
     <w:abstractNumId w:val="7"/>
   </w:num>
-  <w:num w:numId="6">
-    <w:abstractNumId w:val="3"/>
+  <w:num w:numId="12">
+    <w:abstractNumId w:val="6"/>
   </w:num>
-  <w:num w:numId="7">
-    <w:abstractNumId w:val="2"/>
-  </w:num>
-  <w:num w:numId="8">
-    <w:abstractNumId w:val="1"/>
-  </w:num>
-  <w:num w:numId="9">
-    <w:abstractNumId w:val="0"/>
-  </w:num>
-  <w:num w:numId="10">
-    <w:abstractNumId w:val="22"/>
-  </w:num>
-  <w:num w:numId="11">
-    <w:abstractNumId w:val="34"/>
-  </w:num>
-  <w:num w:numId="12">
-    <w:abstractNumId w:val="24"/>
-  </w:num>
-  <w:num w:numId="13">
-    <w:abstractNumId w:val="28"/>
-  </w:num>
-  <w:num w:numId="14">
-    <w:abstractNumId w:val="27"/>
-  </w:num>
-  <w:num w:numId="15">
-    <w:abstractNumId w:val="21"/>
-  </w:num>
-  <w:num w:numId="16">
-    <w:abstractNumId w:val="17"/>
-  </w:num>
-  <w:num w:numId="17">
-    <w:abstractNumId w:val="9"/>
-  </w:num>
-  <w:num w:numId="18">
-    <w:abstractNumId w:val="16"/>
-  </w:num>
-  <w:num w:numId="19">
-    <w:abstractNumId w:val="32"/>
-  </w:num>
-  <w:num w:numId="20">
-    <w:abstractNumId w:val="18"/>
-  </w:num>
-  <w:num w:numId="21">
-    <w:abstractNumId w:val="13"/>
-  </w:num>
-  <w:num w:numId="22">
-    <w:abstractNumId w:val="30"/>
-  </w:num>
-  <w:num w:numId="23">
-    <w:abstractNumId w:val="25"/>
-  </w:num>
-  <w:num w:numId="24">
-    <w:abstractNumId w:val="14"/>
-  </w:num>
-  <w:num w:numId="25">
-    <w:abstractNumId w:val="19"/>
-  </w:num>
-  <w:num w:numId="26">
-    <w:abstractNumId w:val="31"/>
-  </w:num>
-  <w:num w:numId="27">
-    <w:abstractNumId w:val="29"/>
-  </w:num>
-  <w:num w:numId="28">
-    <w:abstractNumId w:val="26"/>
-  </w:num>
-  <w:num w:numId="29">
-    <w:abstractNumId w:val="10"/>
-  </w:num>
-  <w:num w:numId="30">
-    <w:abstractNumId w:val="35"/>
-  </w:num>
-  <w:num w:numId="31">
-    <w:abstractNumId w:val="33"/>
-  </w:num>
-  <w:num w:numId="32">
-    <w:abstractNumId w:val="23"/>
-  </w:num>
-  <w:num w:numId="33">
-    <w:abstractNumId w:val="20"/>
-  </w:num>
-  <w:num w:numId="34">
-    <w:abstractNumId w:val="11"/>
-  </w:num>
-  <w:num w:numId="35">
-    <w:abstractNumId w:val="12"/>
-  </w:num>
-  <w:num w:numId="36">
-    <w:abstractNumId w:val="15"/>
-  </w:num>
+  <w:numIdMacAtCleanup w:val="12"/>
 </w:numbering>
 </file>
 
@@ -7404,7 +3788,7 @@
     <w:rsid w:val="00326F90"/>
     <w:pPr>
       <w:numPr>
-        <w:numId w:val="5"/>
+        <w:numId w:val="4"/>
       </w:numPr>
       <w:contextualSpacing/>
     </w:pPr>
@@ -7417,7 +3801,7 @@
     <w:rsid w:val="0029639D"/>
     <w:pPr>
       <w:numPr>
-        <w:numId w:val="6"/>
+        <w:numId w:val="5"/>
       </w:numPr>
       <w:contextualSpacing/>
     </w:pPr>
@@ -7430,7 +3814,7 @@
     <w:rsid w:val="0029639D"/>
     <w:pPr>
       <w:numPr>
-        <w:numId w:val="7"/>
+        <w:numId w:val="6"/>
       </w:numPr>
       <w:contextualSpacing/>
     </w:pPr>
@@ -18246,7 +14630,7 @@
 </file>
 
 <file path=customXml/itemProps1.xml><?xml version="1.0" encoding="utf-8"?>
-<ds:datastoreItem xmlns:ds="http://schemas.openxmlformats.org/officeDocument/2006/customXml" ds:itemID="{AE59E26A-B873-4D20-84B8-347098957326}">
+<ds:datastoreItem xmlns:ds="http://schemas.openxmlformats.org/officeDocument/2006/customXml" ds:itemID="{A4065222-47E1-4479-B78B-CE1BF8C1A8B5}">
   <ds:schemaRefs>
     <ds:schemaRef ds:uri="http://schemas.openxmlformats.org/officeDocument/2006/bibliography"/>
   </ds:schemaRefs>

--- a/res/Resumes/Temp.docx
+++ b/res/Resumes/Temp.docx
@@ -45,9 +45,11 @@
         <w:spacing w:after="0"/>
         <w:rPr>
           <w:rFonts w:ascii="Garamond" w:eastAsia="Times New Roman" w:hAnsi="Garamond" w:cs="Times New Roman"/>
+          <w:b/>
+          <w:bCs/>
           <w:color w:val="000000"/>
-          <w:sz w:val="28"/>
-          <w:szCs w:val="28"/>
+          <w:sz w:val="32"/>
+          <w:szCs w:val="32"/>
           <w:lang w:val="en-IN" w:eastAsia="en-IN"/>
         </w:rPr>
       </w:pPr>
@@ -73,7 +75,7 @@
           <w:szCs w:val="32"/>
           <w:lang w:val="en-IN" w:eastAsia="en-IN"/>
         </w:rPr>
-        <w:t>Scalable</w:t>
+        <w:t xml:space="preserve">AI Workflows </w:t>
       </w:r>
       <w:r>
         <w:rPr>
@@ -85,7 +87,7 @@
           <w:szCs w:val="32"/>
           <w:lang w:val="en-IN" w:eastAsia="en-IN"/>
         </w:rPr>
-        <w:t xml:space="preserve"> UI</w:t>
+        <w:t>|</w:t>
       </w:r>
       <w:r>
         <w:rPr>
@@ -97,7 +99,7 @@
           <w:szCs w:val="32"/>
           <w:lang w:val="en-IN" w:eastAsia="en-IN"/>
         </w:rPr>
-        <w:t xml:space="preserve"> Systems | </w:t>
+        <w:t xml:space="preserve"> UI/</w:t>
       </w:r>
       <w:r>
         <w:rPr>
@@ -109,21 +111,12 @@
           <w:szCs w:val="32"/>
           <w:lang w:val="en-IN" w:eastAsia="en-IN"/>
         </w:rPr>
-        <w:t>Performance &amp; Architecture</w:t>
+        <w:t>UX</w:t>
       </w:r>
-      <w:r>
-        <w:rPr>
-          <w:rFonts w:ascii="Garamond" w:eastAsia="Times New Roman" w:hAnsi="Garamond" w:cs="Times New Roman"/>
-          <w:b/>
-          <w:bCs/>
-          <w:color w:val="000000"/>
-          <w:sz w:val="32"/>
-          <w:szCs w:val="32"/>
-          <w:lang w:val="en-IN" w:eastAsia="en-IN"/>
-        </w:rPr>
-        <w:t xml:space="preserve"> </w:t>
-      </w:r>
-      <w:r>
+    </w:p>
+    <w:p>
+      <w:pPr>
+        <w:spacing w:after="0"/>
         <w:rPr>
           <w:rFonts w:ascii="Garamond" w:eastAsia="Times New Roman" w:hAnsi="Garamond" w:cs="Times New Roman"/>
           <w:color w:val="000000"/>
@@ -131,8 +124,7 @@
           <w:szCs w:val="28"/>
           <w:lang w:val="en-IN" w:eastAsia="en-IN"/>
         </w:rPr>
-        <w:t>vigneshwar.s1996@gmail.com | +9</w:t>
-      </w:r>
+      </w:pPr>
       <w:r>
         <w:rPr>
           <w:rFonts w:ascii="Garamond" w:eastAsia="Times New Roman" w:hAnsi="Garamond" w:cs="Times New Roman"/>
@@ -141,7 +133,7 @@
           <w:szCs w:val="28"/>
           <w:lang w:val="en-IN" w:eastAsia="en-IN"/>
         </w:rPr>
-        <w:t>1 9500013901 | Chennai, India</w:t>
+        <w:t>vigneshwar.s1996@gmail.com | +9</w:t>
       </w:r>
       <w:r>
         <w:rPr>
@@ -151,6 +143,16 @@
           <w:szCs w:val="28"/>
           <w:lang w:val="en-IN" w:eastAsia="en-IN"/>
         </w:rPr>
+        <w:t>1 9500013901 | Chennai, India</w:t>
+      </w:r>
+      <w:r>
+        <w:rPr>
+          <w:rFonts w:ascii="Garamond" w:eastAsia="Times New Roman" w:hAnsi="Garamond" w:cs="Times New Roman"/>
+          <w:color w:val="000000"/>
+          <w:sz w:val="28"/>
+          <w:szCs w:val="28"/>
+          <w:lang w:val="en-IN" w:eastAsia="en-IN"/>
+        </w:rPr>
         <w:t xml:space="preserve"> | </w:t>
       </w:r>
       <w:r>
@@ -159,7 +161,23 @@
           <w:sz w:val="28"/>
           <w:szCs w:val="28"/>
         </w:rPr>
-        <w:t>Open to Relocation (UK)</w:t>
+        <w:t>Open to Relocation (</w:t>
+      </w:r>
+      <w:r>
+        <w:rPr>
+          <w:rFonts w:ascii="Garamond" w:hAnsi="Garamond"/>
+          <w:sz w:val="28"/>
+          <w:szCs w:val="28"/>
+        </w:rPr>
+        <w:t>USA</w:t>
+      </w:r>
+      <w:r>
+        <w:rPr>
+          <w:rFonts w:ascii="Garamond" w:hAnsi="Garamond"/>
+          <w:sz w:val="28"/>
+          <w:szCs w:val="28"/>
+        </w:rPr>
+        <w:t>)</w:t>
       </w:r>
     </w:p>
     <w:p>
@@ -370,8 +388,8 @@
         <w:spacing w:line="240" w:lineRule="auto"/>
         <w:rPr>
           <w:rFonts w:ascii="Garamond" w:hAnsi="Garamond"/>
-          <w:sz w:val="24"/>
-          <w:szCs w:val="24"/>
+          <w:sz w:val="23"/>
+          <w:szCs w:val="23"/>
         </w:rPr>
       </w:pPr>
       <w:r>
@@ -380,8 +398,8 @@
           <w:rFonts w:ascii="Garamond" w:hAnsi="Garamond"/>
           <w:b/>
           <w:bCs/>
-          <w:sz w:val="24"/>
-          <w:szCs w:val="24"/>
+          <w:sz w:val="23"/>
+          <w:szCs w:val="23"/>
         </w:rPr>
         <w:t>SUMMARY</w:t>
       </w:r>
@@ -391,11 +409,15 @@
         <w:pStyle w:val="NormalWeb"/>
         <w:rPr>
           <w:rFonts w:ascii="Garamond" w:hAnsi="Garamond"/>
+          <w:sz w:val="23"/>
+          <w:szCs w:val="23"/>
         </w:rPr>
       </w:pPr>
       <w:r>
         <w:rPr>
           <w:rFonts w:ascii="Garamond" w:hAnsi="Garamond"/>
+          <w:sz w:val="23"/>
+          <w:szCs w:val="23"/>
         </w:rPr>
         <w:t xml:space="preserve">Senior Frontend Engineer with </w:t>
       </w:r>
@@ -403,27 +425,18 @@
         <w:rPr>
           <w:rStyle w:val="Strong"/>
           <w:rFonts w:ascii="Garamond" w:hAnsi="Garamond"/>
+          <w:sz w:val="23"/>
+          <w:szCs w:val="23"/>
         </w:rPr>
         <w:t>8 years of experience</w:t>
       </w:r>
       <w:r>
         <w:rPr>
           <w:rFonts w:ascii="Garamond" w:hAnsi="Garamond"/>
-        </w:rPr>
-        <w:t xml:space="preserve"> building scalable, high-performance web applications. Strong expertise in </w:t>
-      </w:r>
-      <w:r>
-        <w:rPr>
-          <w:rStyle w:val="Strong"/>
-          <w:rFonts w:ascii="Garamond" w:hAnsi="Garamond"/>
-        </w:rPr>
-        <w:t>frontend architecture, performance optimisation, and system design</w:t>
-      </w:r>
-      <w:r>
-        <w:rPr>
-          <w:rFonts w:ascii="Garamond" w:hAnsi="Garamond"/>
-        </w:rPr>
-        <w:t>, with a focus on delivering maintainable and reliable applications in production environments.</w:t>
+          <w:sz w:val="23"/>
+          <w:szCs w:val="23"/>
+        </w:rPr>
+        <w:t xml:space="preserve"> building high-impact, user-facing applications with a strong focus on performance, usability, and product outcomes.</w:t>
       </w:r>
     </w:p>
     <w:p>
@@ -431,26 +444,17 @@
         <w:pStyle w:val="NormalWeb"/>
         <w:rPr>
           <w:rFonts w:ascii="Garamond" w:hAnsi="Garamond"/>
+          <w:sz w:val="23"/>
+          <w:szCs w:val="23"/>
         </w:rPr>
       </w:pPr>
       <w:r>
         <w:rPr>
           <w:rFonts w:ascii="Garamond" w:hAnsi="Garamond"/>
-        </w:rPr>
-        <w:t xml:space="preserve">Experienced in working within </w:t>
-      </w:r>
-      <w:r>
-        <w:rPr>
-          <w:rStyle w:val="Strong"/>
-          <w:rFonts w:ascii="Garamond" w:hAnsi="Garamond"/>
-        </w:rPr>
-        <w:t>agile delivery models</w:t>
-      </w:r>
-      <w:r>
-        <w:rPr>
-          <w:rFonts w:ascii="Garamond" w:hAnsi="Garamond"/>
-        </w:rPr>
-        <w:t>, collaborating across teams, and contributing to engineering best practices, code quality, and system stability.</w:t>
+          <w:sz w:val="23"/>
+          <w:szCs w:val="23"/>
+        </w:rPr>
+        <w:t>Experienced in owning features end-to-end, building responsive interfaces, and collaborating closely with product, backend, and users to deliver scalable and reliable systems.</w:t>
       </w:r>
     </w:p>
     <w:p>
@@ -458,18 +462,18 @@
         <w:spacing w:line="240" w:lineRule="auto"/>
         <w:rPr>
           <w:rFonts w:ascii="Garamond" w:hAnsi="Garamond"/>
-          <w:sz w:val="24"/>
-          <w:szCs w:val="24"/>
+          <w:sz w:val="23"/>
+          <w:szCs w:val="23"/>
         </w:rPr>
       </w:pPr>
       <w:r>
         <w:rPr>
           <w:rFonts w:ascii="Garamond" w:hAnsi="Garamond"/>
-          <w:sz w:val="24"/>
-          <w:szCs w:val="24"/>
+          <w:sz w:val="23"/>
+          <w:szCs w:val="23"/>
         </w:rPr>
         <w:pict>
-          <v:rect id="_x0000_i1604" style="width:0;height:1.5pt" o:hralign="center" o:hrstd="t" o:hr="t" fillcolor="#a0a0a0" stroked="f"/>
+          <v:rect id="_x0000_i1854" style="width:0;height:1.5pt" o:hralign="center" o:hrstd="t" o:hr="t" fillcolor="#a0a0a0" stroked="f"/>
         </w:pict>
       </w:r>
     </w:p>
@@ -479,8 +483,8 @@
         <w:spacing w:line="240" w:lineRule="auto"/>
         <w:rPr>
           <w:rFonts w:ascii="Garamond" w:hAnsi="Garamond"/>
-          <w:sz w:val="24"/>
-          <w:szCs w:val="24"/>
+          <w:sz w:val="23"/>
+          <w:szCs w:val="23"/>
         </w:rPr>
       </w:pPr>
       <w:r>
@@ -489,11 +493,13 @@
           <w:rFonts w:ascii="Garamond" w:hAnsi="Garamond"/>
           <w:b/>
           <w:bCs/>
-          <w:sz w:val="24"/>
-          <w:szCs w:val="24"/>
+          <w:sz w:val="23"/>
+          <w:szCs w:val="23"/>
         </w:rPr>
         <w:t>WORK EXPERIENCE</w:t>
       </w:r>
+      <w:bookmarkStart w:id="0" w:name="_GoBack"/>
+      <w:bookmarkEnd w:id="0"/>
     </w:p>
     <w:p>
       <w:pPr>
@@ -501,8 +507,8 @@
         <w:spacing w:line="240" w:lineRule="auto"/>
         <w:rPr>
           <w:rFonts w:ascii="Garamond" w:hAnsi="Garamond"/>
-          <w:sz w:val="24"/>
-          <w:szCs w:val="24"/>
+          <w:sz w:val="23"/>
+          <w:szCs w:val="23"/>
         </w:rPr>
       </w:pPr>
       <w:r>
@@ -511,16 +517,16 @@
           <w:rFonts w:ascii="Garamond" w:hAnsi="Garamond"/>
           <w:b/>
           <w:bCs/>
-          <w:sz w:val="24"/>
-          <w:szCs w:val="24"/>
+          <w:sz w:val="23"/>
+          <w:szCs w:val="23"/>
         </w:rPr>
         <w:t>ZOHO Corporation</w:t>
       </w:r>
       <w:r>
         <w:rPr>
           <w:rFonts w:ascii="Garamond" w:hAnsi="Garamond"/>
-          <w:sz w:val="24"/>
-          <w:szCs w:val="24"/>
+          <w:sz w:val="23"/>
+          <w:szCs w:val="23"/>
         </w:rPr>
         <w:t xml:space="preserve"> — Chennai, India</w:t>
       </w:r>
@@ -530,18 +536,24 @@
         <w:pStyle w:val="NormalWeb"/>
         <w:rPr>
           <w:rFonts w:ascii="Garamond" w:hAnsi="Garamond"/>
+          <w:sz w:val="23"/>
+          <w:szCs w:val="23"/>
         </w:rPr>
       </w:pPr>
       <w:r>
         <w:rPr>
           <w:rStyle w:val="Strong"/>
           <w:rFonts w:ascii="Garamond" w:hAnsi="Garamond"/>
+          <w:sz w:val="23"/>
+          <w:szCs w:val="23"/>
         </w:rPr>
         <w:t>Web Developer (Frontend)</w:t>
       </w:r>
       <w:r>
         <w:rPr>
           <w:rFonts w:ascii="Garamond" w:hAnsi="Garamond"/>
+          <w:sz w:val="23"/>
+          <w:szCs w:val="23"/>
         </w:rPr>
         <w:t xml:space="preserve"> | Feb 2020 – Present</w:t>
       </w:r>
@@ -555,15 +567,15 @@
         <w:spacing w:before="100" w:beforeAutospacing="1" w:after="100" w:afterAutospacing="1" w:line="240" w:lineRule="auto"/>
         <w:rPr>
           <w:rFonts w:ascii="Garamond" w:hAnsi="Garamond"/>
-          <w:sz w:val="24"/>
-          <w:szCs w:val="24"/>
+          <w:sz w:val="23"/>
+          <w:szCs w:val="23"/>
         </w:rPr>
       </w:pPr>
       <w:r>
         <w:rPr>
           <w:rFonts w:ascii="Garamond" w:hAnsi="Garamond"/>
-          <w:sz w:val="24"/>
-          <w:szCs w:val="24"/>
+          <w:sz w:val="23"/>
+          <w:szCs w:val="23"/>
         </w:rPr>
         <w:t xml:space="preserve">Owned frontend development for </w:t>
       </w:r>
@@ -571,16 +583,16 @@
         <w:rPr>
           <w:rStyle w:val="Strong"/>
           <w:rFonts w:ascii="Garamond" w:hAnsi="Garamond"/>
-          <w:sz w:val="24"/>
-          <w:szCs w:val="24"/>
+          <w:sz w:val="23"/>
+          <w:szCs w:val="23"/>
         </w:rPr>
         <w:t>Japan CRM Academy</w:t>
       </w:r>
       <w:r>
         <w:rPr>
           <w:rFonts w:ascii="Garamond" w:hAnsi="Garamond"/>
-          <w:sz w:val="24"/>
-          <w:szCs w:val="24"/>
+          <w:sz w:val="23"/>
+          <w:szCs w:val="23"/>
         </w:rPr>
         <w:t xml:space="preserve">, improving </w:t>
       </w:r>
@@ -588,16 +600,16 @@
         <w:rPr>
           <w:rStyle w:val="Strong"/>
           <w:rFonts w:ascii="Garamond" w:hAnsi="Garamond"/>
-          <w:sz w:val="24"/>
-          <w:szCs w:val="24"/>
+          <w:sz w:val="23"/>
+          <w:szCs w:val="23"/>
         </w:rPr>
         <w:t>sign-up conversion by ~30%</w:t>
       </w:r>
       <w:r>
         <w:rPr>
           <w:rFonts w:ascii="Garamond" w:hAnsi="Garamond"/>
-          <w:sz w:val="24"/>
-          <w:szCs w:val="24"/>
+          <w:sz w:val="23"/>
+          <w:szCs w:val="23"/>
         </w:rPr>
         <w:t xml:space="preserve"> through performance and UX improvements </w:t>
       </w:r>
@@ -608,8 +620,8 @@
         <w:spacing w:line="240" w:lineRule="auto"/>
         <w:rPr>
           <w:rFonts w:ascii="Garamond" w:hAnsi="Garamond"/>
-          <w:sz w:val="24"/>
-          <w:szCs w:val="24"/>
+          <w:sz w:val="23"/>
+          <w:szCs w:val="23"/>
         </w:rPr>
       </w:pPr>
       <w:r>
@@ -618,10 +630,10 @@
           <w:rFonts w:ascii="Garamond" w:hAnsi="Garamond"/>
           <w:b/>
           <w:bCs/>
-          <w:sz w:val="24"/>
-          <w:szCs w:val="24"/>
-        </w:rPr>
-        <w:t>Architecture, Scalability &amp; Performance</w:t>
+          <w:sz w:val="23"/>
+          <w:szCs w:val="23"/>
+        </w:rPr>
+        <w:t>Architecture &amp; System Design</w:t>
       </w:r>
     </w:p>
     <w:p>
@@ -633,15 +645,15 @@
         <w:spacing w:before="100" w:beforeAutospacing="1" w:after="100" w:afterAutospacing="1" w:line="240" w:lineRule="auto"/>
         <w:rPr>
           <w:rFonts w:ascii="Garamond" w:hAnsi="Garamond"/>
-          <w:sz w:val="24"/>
-          <w:szCs w:val="24"/>
+          <w:sz w:val="23"/>
+          <w:szCs w:val="23"/>
         </w:rPr>
       </w:pPr>
       <w:r>
         <w:rPr>
           <w:rFonts w:ascii="Garamond" w:hAnsi="Garamond"/>
-          <w:sz w:val="24"/>
-          <w:szCs w:val="24"/>
+          <w:sz w:val="23"/>
+          <w:szCs w:val="23"/>
         </w:rPr>
         <w:t xml:space="preserve">Designed and implemented </w:t>
       </w:r>
@@ -649,18 +661,18 @@
         <w:rPr>
           <w:rStyle w:val="Strong"/>
           <w:rFonts w:ascii="Garamond" w:hAnsi="Garamond"/>
-          <w:sz w:val="24"/>
-          <w:szCs w:val="24"/>
-        </w:rPr>
-        <w:t>reusable UI systems and frontend architecture</w:t>
+          <w:sz w:val="23"/>
+          <w:szCs w:val="23"/>
+        </w:rPr>
+        <w:t>scalable frontend architecture and reusable UI systems</w:t>
       </w:r>
       <w:r>
         <w:rPr>
           <w:rFonts w:ascii="Garamond" w:hAnsi="Garamond"/>
-          <w:sz w:val="24"/>
-          <w:szCs w:val="24"/>
-        </w:rPr>
-        <w:t xml:space="preserve"> to support scalable and maintainable applications </w:t>
+          <w:sz w:val="23"/>
+          <w:szCs w:val="23"/>
+        </w:rPr>
+        <w:t xml:space="preserve"> to support multiple product workflows </w:t>
       </w:r>
     </w:p>
     <w:p>
@@ -672,148 +684,53 @@
         <w:spacing w:before="100" w:beforeAutospacing="1" w:after="100" w:afterAutospacing="1" w:line="240" w:lineRule="auto"/>
         <w:rPr>
           <w:rFonts w:ascii="Garamond" w:hAnsi="Garamond"/>
-          <w:sz w:val="24"/>
-          <w:szCs w:val="24"/>
+          <w:sz w:val="23"/>
+          <w:szCs w:val="23"/>
         </w:rPr>
       </w:pPr>
       <w:r>
         <w:rPr>
           <w:rFonts w:ascii="Garamond" w:hAnsi="Garamond"/>
-          <w:sz w:val="24"/>
-          <w:szCs w:val="24"/>
-        </w:rPr>
-        <w:t xml:space="preserve">Led </w:t>
+          <w:sz w:val="23"/>
+          <w:szCs w:val="23"/>
+        </w:rPr>
+        <w:t xml:space="preserve">Applied design patterns to improve modularity, maintainability, and long-term scalability </w:t>
       </w:r>
+    </w:p>
+    <w:p>
+      <w:pPr>
+        <w:pStyle w:val="Heading3"/>
+        <w:spacing w:line="240" w:lineRule="auto"/>
+        <w:rPr>
+          <w:rFonts w:ascii="Garamond" w:hAnsi="Garamond"/>
+          <w:sz w:val="23"/>
+          <w:szCs w:val="23"/>
+        </w:rPr>
+      </w:pPr>
       <w:r>
         <w:rPr>
           <w:rStyle w:val="Strong"/>
           <w:rFonts w:ascii="Garamond" w:hAnsi="Garamond"/>
-          <w:sz w:val="24"/>
-          <w:szCs w:val="24"/>
-        </w:rPr>
-        <w:t xml:space="preserve">Core Web Vitals </w:t>
+          <w:b/>
+          <w:bCs/>
+          <w:sz w:val="23"/>
+          <w:szCs w:val="23"/>
+        </w:rPr>
+        <w:t xml:space="preserve">Performance &amp; </w:t>
       </w:r>
       <w:proofErr w:type="spellStart"/>
       <w:r>
         <w:rPr>
           <w:rStyle w:val="Strong"/>
           <w:rFonts w:ascii="Garamond" w:hAnsi="Garamond"/>
-          <w:sz w:val="24"/>
-          <w:szCs w:val="24"/>
-        </w:rPr>
-        <w:t>optimisation</w:t>
+          <w:b/>
+          <w:bCs/>
+          <w:sz w:val="23"/>
+          <w:szCs w:val="23"/>
+        </w:rPr>
+        <w:t>Optimisation</w:t>
       </w:r>
       <w:proofErr w:type="spellEnd"/>
-      <w:r>
-        <w:rPr>
-          <w:rStyle w:val="Strong"/>
-          <w:rFonts w:ascii="Garamond" w:hAnsi="Garamond"/>
-          <w:sz w:val="24"/>
-          <w:szCs w:val="24"/>
-        </w:rPr>
-        <w:t xml:space="preserve"> (LCP, CLS, FID)</w:t>
-      </w:r>
-      <w:r>
-        <w:rPr>
-          <w:rFonts w:ascii="Garamond" w:hAnsi="Garamond"/>
-          <w:sz w:val="24"/>
-          <w:szCs w:val="24"/>
-        </w:rPr>
-        <w:t xml:space="preserve">, improving load time, responsiveness, and overall performance </w:t>
-      </w:r>
-    </w:p>
-    <w:p>
-      <w:pPr>
-        <w:numPr>
-          <w:ilvl w:val="0"/>
-          <w:numId w:val="8"/>
-        </w:numPr>
-        <w:spacing w:before="100" w:beforeAutospacing="1" w:after="100" w:afterAutospacing="1" w:line="240" w:lineRule="auto"/>
-        <w:rPr>
-          <w:rFonts w:ascii="Garamond" w:hAnsi="Garamond"/>
-          <w:sz w:val="24"/>
-          <w:szCs w:val="24"/>
-        </w:rPr>
-      </w:pPr>
-      <w:proofErr w:type="spellStart"/>
-      <w:r>
-        <w:rPr>
-          <w:rFonts w:ascii="Garamond" w:hAnsi="Garamond"/>
-          <w:sz w:val="24"/>
-          <w:szCs w:val="24"/>
-        </w:rPr>
-        <w:t>Optimised</w:t>
-      </w:r>
-      <w:proofErr w:type="spellEnd"/>
-      <w:r>
-        <w:rPr>
-          <w:rFonts w:ascii="Garamond" w:hAnsi="Garamond"/>
-          <w:sz w:val="24"/>
-          <w:szCs w:val="24"/>
-        </w:rPr>
-        <w:t xml:space="preserve"> frontend build pipelines using </w:t>
-      </w:r>
-      <w:proofErr w:type="spellStart"/>
-      <w:r>
-        <w:rPr>
-          <w:rStyle w:val="Strong"/>
-          <w:rFonts w:ascii="Garamond" w:hAnsi="Garamond"/>
-          <w:sz w:val="24"/>
-          <w:szCs w:val="24"/>
-        </w:rPr>
-        <w:t>Webpack</w:t>
-      </w:r>
-      <w:proofErr w:type="spellEnd"/>
-      <w:r>
-        <w:rPr>
-          <w:rStyle w:val="Strong"/>
-          <w:rFonts w:ascii="Garamond" w:hAnsi="Garamond"/>
-          <w:sz w:val="24"/>
-          <w:szCs w:val="24"/>
-        </w:rPr>
-        <w:t xml:space="preserve"> and </w:t>
-      </w:r>
-      <w:proofErr w:type="spellStart"/>
-      <w:r>
-        <w:rPr>
-          <w:rStyle w:val="Strong"/>
-          <w:rFonts w:ascii="Garamond" w:hAnsi="Garamond"/>
-          <w:sz w:val="24"/>
-          <w:szCs w:val="24"/>
-        </w:rPr>
-        <w:t>Vite</w:t>
-      </w:r>
-      <w:proofErr w:type="spellEnd"/>
-      <w:r>
-        <w:rPr>
-          <w:rFonts w:ascii="Garamond" w:hAnsi="Garamond"/>
-          <w:sz w:val="24"/>
-          <w:szCs w:val="24"/>
-        </w:rPr>
-        <w:t xml:space="preserve"> </w:t>
-      </w:r>
-    </w:p>
-    <w:p>
-      <w:pPr>
-        <w:pStyle w:val="Heading3"/>
-        <w:spacing w:line="240" w:lineRule="auto"/>
-        <w:rPr>
-          <w:rFonts w:ascii="Garamond" w:hAnsi="Garamond"/>
-          <w:sz w:val="24"/>
-          <w:szCs w:val="24"/>
-        </w:rPr>
-      </w:pPr>
-      <w:r>
-        <w:rPr>
-          <w:rStyle w:val="Strong"/>
-          <w:rFonts w:ascii="Garamond" w:hAnsi="Garamond"/>
-          <w:b/>
-          <w:bCs/>
-          <w:sz w:val="24"/>
-          <w:szCs w:val="24"/>
-        </w:rPr>
-        <w:t>Engineering Quality &amp; Reliability</w:t>
-      </w:r>
     </w:p>
     <w:p>
       <w:pPr>
@@ -824,17 +741,54 @@
         <w:spacing w:before="100" w:beforeAutospacing="1" w:after="100" w:afterAutospacing="1" w:line="240" w:lineRule="auto"/>
         <w:rPr>
           <w:rFonts w:ascii="Garamond" w:hAnsi="Garamond"/>
-          <w:sz w:val="24"/>
-          <w:szCs w:val="24"/>
+          <w:sz w:val="23"/>
+          <w:szCs w:val="23"/>
         </w:rPr>
       </w:pPr>
       <w:r>
         <w:rPr>
           <w:rFonts w:ascii="Garamond" w:hAnsi="Garamond"/>
-          <w:sz w:val="24"/>
-          <w:szCs w:val="24"/>
-        </w:rPr>
-        <w:t xml:space="preserve">Developed clean, maintainable, and scalable code following structured engineering practices </w:t>
+          <w:sz w:val="23"/>
+          <w:szCs w:val="23"/>
+        </w:rPr>
+        <w:t xml:space="preserve">Led </w:t>
+      </w:r>
+      <w:r>
+        <w:rPr>
+          <w:rStyle w:val="Strong"/>
+          <w:rFonts w:ascii="Garamond" w:hAnsi="Garamond"/>
+          <w:sz w:val="23"/>
+          <w:szCs w:val="23"/>
+        </w:rPr>
+        <w:t xml:space="preserve">Core Web Vitals </w:t>
+      </w:r>
+      <w:proofErr w:type="spellStart"/>
+      <w:r>
+        <w:rPr>
+          <w:rStyle w:val="Strong"/>
+          <w:rFonts w:ascii="Garamond" w:hAnsi="Garamond"/>
+          <w:sz w:val="23"/>
+          <w:szCs w:val="23"/>
+        </w:rPr>
+        <w:t>optimisation</w:t>
+      </w:r>
+      <w:proofErr w:type="spellEnd"/>
+      <w:r>
+        <w:rPr>
+          <w:rStyle w:val="Strong"/>
+          <w:rFonts w:ascii="Garamond" w:hAnsi="Garamond"/>
+          <w:sz w:val="23"/>
+          <w:szCs w:val="23"/>
+        </w:rPr>
+        <w:t xml:space="preserve"> (LCP, CLS, FID)</w:t>
+      </w:r>
+      <w:r>
+        <w:rPr>
+          <w:rFonts w:ascii="Garamond" w:hAnsi="Garamond"/>
+          <w:sz w:val="23"/>
+          <w:szCs w:val="23"/>
+        </w:rPr>
+        <w:t xml:space="preserve">, improving load times, responsiveness, and overall user experience </w:t>
       </w:r>
     </w:p>
     <w:p>
@@ -846,17 +800,17 @@
         <w:spacing w:before="100" w:beforeAutospacing="1" w:after="100" w:afterAutospacing="1" w:line="240" w:lineRule="auto"/>
         <w:rPr>
           <w:rFonts w:ascii="Garamond" w:hAnsi="Garamond"/>
-          <w:sz w:val="24"/>
-          <w:szCs w:val="24"/>
+          <w:sz w:val="23"/>
+          <w:szCs w:val="23"/>
         </w:rPr>
       </w:pPr>
       <w:r>
         <w:rPr>
           <w:rFonts w:ascii="Garamond" w:hAnsi="Garamond"/>
-          <w:sz w:val="24"/>
-          <w:szCs w:val="24"/>
-        </w:rPr>
-        <w:t xml:space="preserve">Applied testing and debugging practices to improve application stability and reduce production issues </w:t>
+          <w:sz w:val="23"/>
+          <w:szCs w:val="23"/>
+        </w:rPr>
+        <w:t xml:space="preserve">Identified and resolved performance bottlenecks in production systems </w:t>
       </w:r>
     </w:p>
     <w:p>
@@ -865,8 +819,8 @@
         <w:spacing w:line="240" w:lineRule="auto"/>
         <w:rPr>
           <w:rFonts w:ascii="Garamond" w:hAnsi="Garamond"/>
-          <w:sz w:val="24"/>
-          <w:szCs w:val="24"/>
+          <w:sz w:val="23"/>
+          <w:szCs w:val="23"/>
         </w:rPr>
       </w:pPr>
       <w:r>
@@ -875,10 +829,10 @@
           <w:rFonts w:ascii="Garamond" w:hAnsi="Garamond"/>
           <w:b/>
           <w:bCs/>
-          <w:sz w:val="24"/>
-          <w:szCs w:val="24"/>
-        </w:rPr>
-        <w:t>Delivery &amp; Ownership</w:t>
+          <w:sz w:val="23"/>
+          <w:szCs w:val="23"/>
+        </w:rPr>
+        <w:t>Engineering Quality &amp; Reliability</w:t>
       </w:r>
     </w:p>
     <w:p>
@@ -890,17 +844,17 @@
         <w:spacing w:before="100" w:beforeAutospacing="1" w:after="100" w:afterAutospacing="1" w:line="240" w:lineRule="auto"/>
         <w:rPr>
           <w:rFonts w:ascii="Garamond" w:hAnsi="Garamond"/>
-          <w:sz w:val="24"/>
-          <w:szCs w:val="24"/>
+          <w:sz w:val="23"/>
+          <w:szCs w:val="23"/>
         </w:rPr>
       </w:pPr>
       <w:r>
         <w:rPr>
           <w:rFonts w:ascii="Garamond" w:hAnsi="Garamond"/>
-          <w:sz w:val="24"/>
-          <w:szCs w:val="24"/>
-        </w:rPr>
-        <w:t xml:space="preserve">Worked within structured delivery workflows, contributing to planning, execution, and release cycles </w:t>
+          <w:sz w:val="23"/>
+          <w:szCs w:val="23"/>
+        </w:rPr>
+        <w:t xml:space="preserve">Developed clean, maintainable, and production-grade code following structured engineering practices </w:t>
       </w:r>
     </w:p>
     <w:p>
@@ -912,17 +866,17 @@
         <w:spacing w:before="100" w:beforeAutospacing="1" w:after="100" w:afterAutospacing="1" w:line="240" w:lineRule="auto"/>
         <w:rPr>
           <w:rFonts w:ascii="Garamond" w:hAnsi="Garamond"/>
-          <w:sz w:val="24"/>
-          <w:szCs w:val="24"/>
+          <w:sz w:val="23"/>
+          <w:szCs w:val="23"/>
         </w:rPr>
       </w:pPr>
       <w:r>
         <w:rPr>
           <w:rFonts w:ascii="Garamond" w:hAnsi="Garamond"/>
-          <w:sz w:val="24"/>
-          <w:szCs w:val="24"/>
-        </w:rPr>
-        <w:t xml:space="preserve">Took ownership of features from development through to production, ensuring quality and reliability </w:t>
+          <w:sz w:val="23"/>
+          <w:szCs w:val="23"/>
+        </w:rPr>
+        <w:t xml:space="preserve">Applied testing and debugging techniques to improve system stability and reduce defects </w:t>
       </w:r>
     </w:p>
     <w:p>
@@ -931,8 +885,8 @@
         <w:spacing w:line="240" w:lineRule="auto"/>
         <w:rPr>
           <w:rFonts w:ascii="Garamond" w:hAnsi="Garamond"/>
-          <w:sz w:val="24"/>
-          <w:szCs w:val="24"/>
+          <w:sz w:val="23"/>
+          <w:szCs w:val="23"/>
         </w:rPr>
       </w:pPr>
       <w:r>
@@ -941,10 +895,10 @@
           <w:rFonts w:ascii="Garamond" w:hAnsi="Garamond"/>
           <w:b/>
           <w:bCs/>
-          <w:sz w:val="24"/>
-          <w:szCs w:val="24"/>
-        </w:rPr>
-        <w:t>Collaboration &amp; Agile</w:t>
+          <w:sz w:val="23"/>
+          <w:szCs w:val="23"/>
+        </w:rPr>
+        <w:t>Ownership &amp; Delivery</w:t>
       </w:r>
     </w:p>
     <w:p>
@@ -956,17 +910,17 @@
         <w:spacing w:before="100" w:beforeAutospacing="1" w:after="100" w:afterAutospacing="1" w:line="240" w:lineRule="auto"/>
         <w:rPr>
           <w:rFonts w:ascii="Garamond" w:hAnsi="Garamond"/>
-          <w:sz w:val="24"/>
-          <w:szCs w:val="24"/>
+          <w:sz w:val="23"/>
+          <w:szCs w:val="23"/>
         </w:rPr>
       </w:pPr>
       <w:r>
         <w:rPr>
           <w:rFonts w:ascii="Garamond" w:hAnsi="Garamond"/>
-          <w:sz w:val="24"/>
-          <w:szCs w:val="24"/>
-        </w:rPr>
-        <w:t xml:space="preserve">Collaborated with cross-functional teams including designers, backend engineers, and stakeholders </w:t>
+          <w:sz w:val="23"/>
+          <w:szCs w:val="23"/>
+        </w:rPr>
+        <w:t xml:space="preserve">Took ownership of features end-to-end, from requirement understanding to production release </w:t>
       </w:r>
     </w:p>
     <w:p>
@@ -978,49 +932,27 @@
         <w:spacing w:before="100" w:beforeAutospacing="1" w:after="100" w:afterAutospacing="1" w:line="240" w:lineRule="auto"/>
         <w:rPr>
           <w:rFonts w:ascii="Garamond" w:hAnsi="Garamond"/>
-          <w:sz w:val="24"/>
-          <w:szCs w:val="24"/>
+          <w:sz w:val="23"/>
+          <w:szCs w:val="23"/>
         </w:rPr>
       </w:pPr>
       <w:r>
         <w:rPr>
           <w:rFonts w:ascii="Garamond" w:hAnsi="Garamond"/>
-          <w:sz w:val="24"/>
-          <w:szCs w:val="24"/>
-        </w:rPr>
-        <w:t xml:space="preserve">Participated in technical discussions and contributed to decision-making processes </w:t>
+          <w:sz w:val="23"/>
+          <w:szCs w:val="23"/>
+        </w:rPr>
+        <w:t xml:space="preserve">Ensured reliable delivery in fast-paced environments with a focus on quality and performance </w:t>
       </w:r>
     </w:p>
     <w:p>
       <w:pPr>
-        <w:numPr>
-          <w:ilvl w:val="0"/>
-          <w:numId w:val="11"/>
-        </w:numPr>
-        <w:spacing w:before="100" w:beforeAutospacing="1" w:after="100" w:afterAutospacing="1" w:line="240" w:lineRule="auto"/>
-        <w:rPr>
-          <w:rFonts w:ascii="Garamond" w:hAnsi="Garamond"/>
-          <w:sz w:val="24"/>
-          <w:szCs w:val="24"/>
-        </w:rPr>
-      </w:pPr>
-      <w:r>
-        <w:rPr>
-          <w:rFonts w:ascii="Garamond" w:hAnsi="Garamond"/>
-          <w:sz w:val="24"/>
-          <w:szCs w:val="24"/>
-        </w:rPr>
-        <w:t xml:space="preserve">Supported code reviews and maintained engineering standards across the team </w:t>
-      </w:r>
-    </w:p>
-    <w:p>
-      <w:pPr>
         <w:pStyle w:val="Heading3"/>
         <w:spacing w:line="240" w:lineRule="auto"/>
         <w:rPr>
           <w:rFonts w:ascii="Garamond" w:hAnsi="Garamond"/>
-          <w:sz w:val="24"/>
-          <w:szCs w:val="24"/>
+          <w:sz w:val="23"/>
+          <w:szCs w:val="23"/>
         </w:rPr>
       </w:pPr>
       <w:r>
@@ -1029,39 +961,10 @@
           <w:rFonts w:ascii="Garamond" w:hAnsi="Garamond"/>
           <w:b/>
           <w:bCs/>
-          <w:sz w:val="24"/>
-          <w:szCs w:val="24"/>
-        </w:rPr>
-        <w:t>K2B Solutions</w:t>
-      </w:r>
-      <w:r>
-        <w:rPr>
-          <w:rFonts w:ascii="Garamond" w:hAnsi="Garamond"/>
-          <w:sz w:val="24"/>
-          <w:szCs w:val="24"/>
-        </w:rPr>
-        <w:t xml:space="preserve"> — Chennai, India</w:t>
-      </w:r>
-    </w:p>
-    <w:p>
-      <w:pPr>
-        <w:pStyle w:val="NormalWeb"/>
-        <w:rPr>
-          <w:rFonts w:ascii="Garamond" w:hAnsi="Garamond"/>
-        </w:rPr>
-      </w:pPr>
-      <w:r>
-        <w:rPr>
-          <w:rStyle w:val="Strong"/>
-          <w:rFonts w:ascii="Garamond" w:hAnsi="Garamond"/>
-        </w:rPr>
-        <w:t>UI Developer</w:t>
-      </w:r>
-      <w:r>
-        <w:rPr>
-          <w:rFonts w:ascii="Garamond" w:hAnsi="Garamond"/>
-        </w:rPr>
-        <w:t xml:space="preserve"> | Jan 2018 – Feb 2020</w:t>
+          <w:sz w:val="23"/>
+          <w:szCs w:val="23"/>
+        </w:rPr>
+        <w:t>Collaboration &amp; Technical Influence</w:t>
       </w:r>
     </w:p>
     <w:p>
@@ -1073,18 +976,17 @@
         <w:spacing w:before="100" w:beforeAutospacing="1" w:after="100" w:afterAutospacing="1" w:line="240" w:lineRule="auto"/>
         <w:rPr>
           <w:rFonts w:ascii="Garamond" w:hAnsi="Garamond"/>
-          <w:sz w:val="24"/>
-          <w:szCs w:val="24"/>
+          <w:sz w:val="23"/>
+          <w:szCs w:val="23"/>
         </w:rPr>
       </w:pPr>
       <w:r>
         <w:rPr>
           <w:rFonts w:ascii="Garamond" w:hAnsi="Garamond"/>
-          <w:sz w:val="24"/>
-          <w:szCs w:val="24"/>
-        </w:rPr>
-        <w:lastRenderedPageBreak/>
-        <w:t xml:space="preserve">Built scalable UI applications for international clients (UK, Singapore, Australia) </w:t>
+          <w:sz w:val="23"/>
+          <w:szCs w:val="23"/>
+        </w:rPr>
+        <w:t xml:space="preserve">Collaborated closely with product managers, designers, and backend engineers to refine user flows and improve usability </w:t>
       </w:r>
     </w:p>
     <w:p>
@@ -1096,15 +998,117 @@
         <w:spacing w:before="100" w:beforeAutospacing="1" w:after="100" w:afterAutospacing="1" w:line="240" w:lineRule="auto"/>
         <w:rPr>
           <w:rFonts w:ascii="Garamond" w:hAnsi="Garamond"/>
-          <w:sz w:val="24"/>
-          <w:szCs w:val="24"/>
+          <w:sz w:val="23"/>
+          <w:szCs w:val="23"/>
         </w:rPr>
       </w:pPr>
       <w:r>
         <w:rPr>
           <w:rFonts w:ascii="Garamond" w:hAnsi="Garamond"/>
-          <w:sz w:val="24"/>
-          <w:szCs w:val="24"/>
+          <w:sz w:val="23"/>
+          <w:szCs w:val="23"/>
+        </w:rPr>
+        <w:t xml:space="preserve">Participated in code reviews and contributed to maintaining engineering standards across the team </w:t>
+      </w:r>
+    </w:p>
+    <w:p>
+      <w:pPr>
+        <w:pStyle w:val="Heading3"/>
+        <w:spacing w:line="240" w:lineRule="auto"/>
+        <w:rPr>
+          <w:rFonts w:ascii="Garamond" w:hAnsi="Garamond"/>
+          <w:sz w:val="23"/>
+          <w:szCs w:val="23"/>
+        </w:rPr>
+      </w:pPr>
+      <w:r>
+        <w:rPr>
+          <w:rStyle w:val="Strong"/>
+          <w:rFonts w:ascii="Garamond" w:hAnsi="Garamond"/>
+          <w:b/>
+          <w:bCs/>
+          <w:sz w:val="23"/>
+          <w:szCs w:val="23"/>
+        </w:rPr>
+        <w:lastRenderedPageBreak/>
+        <w:t>K2B Solutions</w:t>
+      </w:r>
+      <w:r>
+        <w:rPr>
+          <w:rFonts w:ascii="Garamond" w:hAnsi="Garamond"/>
+          <w:sz w:val="23"/>
+          <w:szCs w:val="23"/>
+        </w:rPr>
+        <w:t xml:space="preserve"> — Chennai, India</w:t>
+      </w:r>
+    </w:p>
+    <w:p>
+      <w:pPr>
+        <w:pStyle w:val="NormalWeb"/>
+        <w:rPr>
+          <w:rFonts w:ascii="Garamond" w:hAnsi="Garamond"/>
+          <w:sz w:val="23"/>
+          <w:szCs w:val="23"/>
+        </w:rPr>
+      </w:pPr>
+      <w:r>
+        <w:rPr>
+          <w:rStyle w:val="Strong"/>
+          <w:rFonts w:ascii="Garamond" w:hAnsi="Garamond"/>
+          <w:sz w:val="23"/>
+          <w:szCs w:val="23"/>
+        </w:rPr>
+        <w:t>UI Developer</w:t>
+      </w:r>
+      <w:r>
+        <w:rPr>
+          <w:rFonts w:ascii="Garamond" w:hAnsi="Garamond"/>
+          <w:sz w:val="23"/>
+          <w:szCs w:val="23"/>
+        </w:rPr>
+        <w:t xml:space="preserve"> | Jan 2018 – Feb 2020</w:t>
+      </w:r>
+    </w:p>
+    <w:p>
+      <w:pPr>
+        <w:numPr>
+          <w:ilvl w:val="0"/>
+          <w:numId w:val="13"/>
+        </w:numPr>
+        <w:spacing w:before="100" w:beforeAutospacing="1" w:after="100" w:afterAutospacing="1" w:line="240" w:lineRule="auto"/>
+        <w:rPr>
+          <w:rFonts w:ascii="Garamond" w:hAnsi="Garamond"/>
+          <w:sz w:val="23"/>
+          <w:szCs w:val="23"/>
+        </w:rPr>
+      </w:pPr>
+      <w:r>
+        <w:rPr>
+          <w:rFonts w:ascii="Garamond" w:hAnsi="Garamond"/>
+          <w:sz w:val="23"/>
+          <w:szCs w:val="23"/>
+        </w:rPr>
+        <w:t xml:space="preserve">Developed responsive and scalable UI applications for international clients (UK, Singapore, Australia) </w:t>
+      </w:r>
+    </w:p>
+    <w:p>
+      <w:pPr>
+        <w:numPr>
+          <w:ilvl w:val="0"/>
+          <w:numId w:val="13"/>
+        </w:numPr>
+        <w:spacing w:before="100" w:beforeAutospacing="1" w:after="100" w:afterAutospacing="1" w:line="240" w:lineRule="auto"/>
+        <w:rPr>
+          <w:rFonts w:ascii="Garamond" w:hAnsi="Garamond"/>
+          <w:sz w:val="23"/>
+          <w:szCs w:val="23"/>
+        </w:rPr>
+      </w:pPr>
+      <w:r>
+        <w:rPr>
+          <w:rFonts w:ascii="Garamond" w:hAnsi="Garamond"/>
+          <w:sz w:val="23"/>
+          <w:szCs w:val="23"/>
         </w:rPr>
         <w:t xml:space="preserve">Delivered an </w:t>
       </w:r>
@@ -1113,8 +1117,8 @@
         <w:rPr>
           <w:rStyle w:val="Strong"/>
           <w:rFonts w:ascii="Garamond" w:hAnsi="Garamond"/>
-          <w:sz w:val="24"/>
-          <w:szCs w:val="24"/>
+          <w:sz w:val="23"/>
+          <w:szCs w:val="23"/>
         </w:rPr>
         <w:t>Awwwards-recognised</w:t>
       </w:r>
@@ -1123,37 +1127,59 @@
         <w:rPr>
           <w:rStyle w:val="Strong"/>
           <w:rFonts w:ascii="Garamond" w:hAnsi="Garamond"/>
-          <w:sz w:val="24"/>
-          <w:szCs w:val="24"/>
+          <w:sz w:val="23"/>
+          <w:szCs w:val="23"/>
         </w:rPr>
         <w:t xml:space="preserve"> website</w:t>
       </w:r>
       <w:r>
         <w:rPr>
           <w:rFonts w:ascii="Garamond" w:hAnsi="Garamond"/>
-          <w:sz w:val="24"/>
-          <w:szCs w:val="24"/>
-        </w:rPr>
-        <w:t xml:space="preserve">, demonstrating strong frontend and UX execution </w:t>
+          <w:sz w:val="23"/>
+          <w:szCs w:val="23"/>
+        </w:rPr>
+        <w:t xml:space="preserve">, demonstrating strong UI engineering and user experience </w:t>
       </w:r>
     </w:p>
     <w:p>
       <w:pPr>
+        <w:numPr>
+          <w:ilvl w:val="0"/>
+          <w:numId w:val="13"/>
+        </w:numPr>
+        <w:spacing w:before="100" w:beforeAutospacing="1" w:after="100" w:afterAutospacing="1" w:line="240" w:lineRule="auto"/>
+        <w:rPr>
+          <w:rFonts w:ascii="Garamond" w:hAnsi="Garamond"/>
+          <w:sz w:val="23"/>
+          <w:szCs w:val="23"/>
+        </w:rPr>
+      </w:pPr>
+      <w:r>
+        <w:rPr>
+          <w:rFonts w:ascii="Garamond" w:hAnsi="Garamond"/>
+          <w:sz w:val="23"/>
+          <w:szCs w:val="23"/>
+        </w:rPr>
+        <w:t xml:space="preserve">Built reusable UI components and improved interaction flows to enhance usability </w:t>
+      </w:r>
+    </w:p>
+    <w:p>
+      <w:pPr>
         <w:spacing w:after="0" w:line="240" w:lineRule="auto"/>
         <w:rPr>
           <w:rFonts w:ascii="Garamond" w:hAnsi="Garamond"/>
-          <w:sz w:val="24"/>
-          <w:szCs w:val="24"/>
+          <w:sz w:val="23"/>
+          <w:szCs w:val="23"/>
         </w:rPr>
       </w:pPr>
       <w:r>
         <w:rPr>
           <w:rFonts w:ascii="Garamond" w:hAnsi="Garamond"/>
-          <w:sz w:val="24"/>
-          <w:szCs w:val="24"/>
+          <w:sz w:val="23"/>
+          <w:szCs w:val="23"/>
         </w:rPr>
         <w:pict>
-          <v:rect id="_x0000_i1606" style="width:0;height:1.5pt" o:hralign="center" o:hrstd="t" o:hr="t" fillcolor="#a0a0a0" stroked="f"/>
+          <v:rect id="_x0000_i1930" style="width:0;height:1.5pt" o:hralign="center" o:hrstd="t" o:hr="t" fillcolor="#a0a0a0" stroked="f"/>
         </w:pict>
       </w:r>
     </w:p>
@@ -1163,8 +1189,8 @@
         <w:spacing w:line="240" w:lineRule="auto"/>
         <w:rPr>
           <w:rFonts w:ascii="Garamond" w:hAnsi="Garamond"/>
-          <w:sz w:val="24"/>
-          <w:szCs w:val="24"/>
+          <w:sz w:val="23"/>
+          <w:szCs w:val="23"/>
         </w:rPr>
       </w:pPr>
       <w:r>
@@ -1173,8 +1199,8 @@
           <w:rFonts w:ascii="Garamond" w:hAnsi="Garamond"/>
           <w:b/>
           <w:bCs/>
-          <w:sz w:val="24"/>
-          <w:szCs w:val="24"/>
+          <w:sz w:val="23"/>
+          <w:szCs w:val="23"/>
         </w:rPr>
         <w:t>SKILLS</w:t>
       </w:r>
@@ -1184,12 +1210,16 @@
         <w:pStyle w:val="NormalWeb"/>
         <w:rPr>
           <w:rFonts w:ascii="Garamond" w:hAnsi="Garamond"/>
+          <w:sz w:val="23"/>
+          <w:szCs w:val="23"/>
         </w:rPr>
       </w:pPr>
       <w:r>
         <w:rPr>
           <w:rStyle w:val="Strong"/>
           <w:rFonts w:ascii="Garamond" w:hAnsi="Garamond"/>
+          <w:sz w:val="23"/>
+          <w:szCs w:val="23"/>
         </w:rPr>
         <w:t>Frontend</w:t>
       </w:r>
@@ -1198,6 +1228,8 @@
         <w:rPr>
           <w:rStyle w:val="Strong"/>
           <w:rFonts w:ascii="Garamond" w:hAnsi="Garamond"/>
+          <w:sz w:val="23"/>
+          <w:szCs w:val="23"/>
         </w:rPr>
         <w:t>:</w:t>
       </w:r>
@@ -1205,20 +1237,18 @@
       <w:r>
         <w:rPr>
           <w:rFonts w:ascii="Garamond" w:hAnsi="Garamond"/>
+          <w:sz w:val="23"/>
+          <w:szCs w:val="23"/>
         </w:rPr>
         <w:br/>
-        <w:t>React,</w:t>
-      </w:r>
-      <w:r>
-        <w:rPr>
-          <w:rFonts w:ascii="Garamond" w:hAnsi="Garamond"/>
-        </w:rPr>
-        <w:t xml:space="preserve"> </w:t>
+        <w:t xml:space="preserve">React, </w:t>
       </w:r>
       <w:proofErr w:type="spellStart"/>
       <w:r>
         <w:rPr>
           <w:rFonts w:ascii="Garamond" w:hAnsi="Garamond"/>
+          <w:sz w:val="23"/>
+          <w:szCs w:val="23"/>
         </w:rPr>
         <w:t>TypeScript</w:t>
       </w:r>
@@ -1226,6 +1256,8 @@
       <w:r>
         <w:rPr>
           <w:rFonts w:ascii="Garamond" w:hAnsi="Garamond"/>
+          <w:sz w:val="23"/>
+          <w:szCs w:val="23"/>
         </w:rPr>
         <w:t>, JavaScript (ES6+), HTML5, CSS3, SASS/LESS</w:t>
       </w:r>
@@ -1235,12 +1267,16 @@
         <w:pStyle w:val="NormalWeb"/>
         <w:rPr>
           <w:rFonts w:ascii="Garamond" w:hAnsi="Garamond"/>
+          <w:sz w:val="23"/>
+          <w:szCs w:val="23"/>
         </w:rPr>
       </w:pPr>
       <w:r>
         <w:rPr>
           <w:rStyle w:val="Strong"/>
           <w:rFonts w:ascii="Garamond" w:hAnsi="Garamond"/>
+          <w:sz w:val="23"/>
+          <w:szCs w:val="23"/>
         </w:rPr>
         <w:t>Architecture &amp; Systems</w:t>
       </w:r>
@@ -1249,6 +1285,8 @@
         <w:rPr>
           <w:rStyle w:val="Strong"/>
           <w:rFonts w:ascii="Garamond" w:hAnsi="Garamond"/>
+          <w:sz w:val="23"/>
+          <w:szCs w:val="23"/>
         </w:rPr>
         <w:t>:</w:t>
       </w:r>
@@ -1256,9 +1294,11 @@
       <w:r>
         <w:rPr>
           <w:rFonts w:ascii="Garamond" w:hAnsi="Garamond"/>
+          <w:sz w:val="23"/>
+          <w:szCs w:val="23"/>
         </w:rPr>
         <w:br/>
-        <w:t>Component-driven development, Design Systems, Web Components, Micro Frontends, i18n</w:t>
+        <w:t>Component-driven development, Design Systems, Web Components, i18n</w:t>
       </w:r>
     </w:p>
     <w:p>
@@ -1266,20 +1306,26 @@
         <w:pStyle w:val="NormalWeb"/>
         <w:rPr>
           <w:rFonts w:ascii="Garamond" w:hAnsi="Garamond"/>
+          <w:sz w:val="23"/>
+          <w:szCs w:val="23"/>
         </w:rPr>
       </w:pPr>
       <w:r>
         <w:rPr>
           <w:rStyle w:val="Strong"/>
           <w:rFonts w:ascii="Garamond" w:hAnsi="Garamond"/>
-        </w:rPr>
-        <w:t>Engineering Practices</w:t>
+          <w:sz w:val="23"/>
+          <w:szCs w:val="23"/>
+        </w:rPr>
+        <w:t>State &amp; Data</w:t>
       </w:r>
       <w:proofErr w:type="gramStart"/>
       <w:r>
         <w:rPr>
           <w:rStyle w:val="Strong"/>
           <w:rFonts w:ascii="Garamond" w:hAnsi="Garamond"/>
+          <w:sz w:val="23"/>
+          <w:szCs w:val="23"/>
         </w:rPr>
         <w:t>:</w:t>
       </w:r>
@@ -1287,9 +1333,28 @@
       <w:r>
         <w:rPr>
           <w:rFonts w:ascii="Garamond" w:hAnsi="Garamond"/>
+          <w:sz w:val="23"/>
+          <w:szCs w:val="23"/>
         </w:rPr>
         <w:br/>
-        <w:t>SDLC, CI/CD pipelines, Code Reviews, Debugging, Production Support, Agile</w:t>
+      </w:r>
+      <w:proofErr w:type="spellStart"/>
+      <w:r>
+        <w:rPr>
+          <w:rFonts w:ascii="Garamond" w:hAnsi="Garamond"/>
+          <w:sz w:val="23"/>
+          <w:szCs w:val="23"/>
+        </w:rPr>
+        <w:t>Redux</w:t>
+      </w:r>
+      <w:proofErr w:type="spellEnd"/>
+      <w:r>
+        <w:rPr>
+          <w:rFonts w:ascii="Garamond" w:hAnsi="Garamond"/>
+          <w:sz w:val="23"/>
+          <w:szCs w:val="23"/>
+        </w:rPr>
+        <w:t xml:space="preserve"> Toolkit, RTK Query, Context API, REST APIs</w:t>
       </w:r>
     </w:p>
     <w:p>
@@ -1297,12 +1362,16 @@
         <w:pStyle w:val="NormalWeb"/>
         <w:rPr>
           <w:rFonts w:ascii="Garamond" w:hAnsi="Garamond"/>
+          <w:sz w:val="23"/>
+          <w:szCs w:val="23"/>
         </w:rPr>
       </w:pPr>
       <w:r>
         <w:rPr>
           <w:rStyle w:val="Strong"/>
           <w:rFonts w:ascii="Garamond" w:hAnsi="Garamond"/>
+          <w:sz w:val="23"/>
+          <w:szCs w:val="23"/>
         </w:rPr>
         <w:t>Performance</w:t>
       </w:r>
@@ -1311,6 +1380,8 @@
         <w:rPr>
           <w:rStyle w:val="Strong"/>
           <w:rFonts w:ascii="Garamond" w:hAnsi="Garamond"/>
+          <w:sz w:val="23"/>
+          <w:szCs w:val="23"/>
         </w:rPr>
         <w:t>:</w:t>
       </w:r>
@@ -1318,6 +1389,8 @@
       <w:r>
         <w:rPr>
           <w:rFonts w:ascii="Garamond" w:hAnsi="Garamond"/>
+          <w:sz w:val="23"/>
+          <w:szCs w:val="23"/>
         </w:rPr>
         <w:br/>
         <w:t>Core Web Vitals (LCP, CLS, FID), Performance optimisation</w:t>
@@ -1328,20 +1401,26 @@
         <w:pStyle w:val="NormalWeb"/>
         <w:rPr>
           <w:rFonts w:ascii="Garamond" w:hAnsi="Garamond"/>
+          <w:sz w:val="23"/>
+          <w:szCs w:val="23"/>
         </w:rPr>
       </w:pPr>
       <w:r>
         <w:rPr>
           <w:rStyle w:val="Strong"/>
           <w:rFonts w:ascii="Garamond" w:hAnsi="Garamond"/>
-        </w:rPr>
-        <w:t>State &amp; Data</w:t>
+          <w:sz w:val="23"/>
+          <w:szCs w:val="23"/>
+        </w:rPr>
+        <w:t>Engineering Practices</w:t>
       </w:r>
       <w:proofErr w:type="gramStart"/>
       <w:r>
         <w:rPr>
           <w:rStyle w:val="Strong"/>
           <w:rFonts w:ascii="Garamond" w:hAnsi="Garamond"/>
+          <w:sz w:val="23"/>
+          <w:szCs w:val="23"/>
         </w:rPr>
         <w:t>:</w:t>
       </w:r>
@@ -1349,6 +1428,47 @@
       <w:r>
         <w:rPr>
           <w:rFonts w:ascii="Garamond" w:hAnsi="Garamond"/>
+          <w:sz w:val="23"/>
+          <w:szCs w:val="23"/>
+        </w:rPr>
+        <w:br/>
+        <w:t>CI/CD pipelines, Code Reviews, Debugging, Production Support</w:t>
+      </w:r>
+    </w:p>
+    <w:p>
+      <w:pPr>
+        <w:pStyle w:val="NormalWeb"/>
+        <w:rPr>
+          <w:rFonts w:ascii="Garamond" w:hAnsi="Garamond"/>
+          <w:sz w:val="23"/>
+          <w:szCs w:val="23"/>
+        </w:rPr>
+      </w:pPr>
+      <w:r>
+        <w:rPr>
+          <w:rStyle w:val="Strong"/>
+          <w:rFonts w:ascii="Garamond" w:hAnsi="Garamond"/>
+          <w:sz w:val="23"/>
+          <w:szCs w:val="23"/>
+        </w:rPr>
+        <w:t>Tools</w:t>
+      </w:r>
+      <w:proofErr w:type="gramStart"/>
+      <w:r>
+        <w:rPr>
+          <w:rStyle w:val="Strong"/>
+          <w:rFonts w:ascii="Garamond" w:hAnsi="Garamond"/>
+          <w:sz w:val="23"/>
+          <w:szCs w:val="23"/>
+        </w:rPr>
+        <w:t>:</w:t>
+      </w:r>
+      <w:proofErr w:type="gramEnd"/>
+      <w:r>
+        <w:rPr>
+          <w:rFonts w:ascii="Garamond" w:hAnsi="Garamond"/>
+          <w:sz w:val="23"/>
+          <w:szCs w:val="23"/>
         </w:rPr>
         <w:br/>
       </w:r>
@@ -1356,81 +1476,8 @@
       <w:r>
         <w:rPr>
           <w:rFonts w:ascii="Garamond" w:hAnsi="Garamond"/>
-        </w:rPr>
-        <w:t>Redux</w:t>
-      </w:r>
-      <w:proofErr w:type="spellEnd"/>
-      <w:r>
-        <w:rPr>
-          <w:rFonts w:ascii="Garamond" w:hAnsi="Garamond"/>
-        </w:rPr>
-        <w:t xml:space="preserve"> Toolkit, RTK Query, Context API, REST APIs</w:t>
-      </w:r>
-    </w:p>
-    <w:p>
-      <w:pPr>
-        <w:pStyle w:val="NormalWeb"/>
-        <w:rPr>
-          <w:rFonts w:ascii="Garamond" w:hAnsi="Garamond"/>
-        </w:rPr>
-      </w:pPr>
-      <w:r>
-        <w:rPr>
-          <w:rStyle w:val="Strong"/>
-          <w:rFonts w:ascii="Garamond" w:hAnsi="Garamond"/>
-        </w:rPr>
-        <w:t>Testing &amp; Quality</w:t>
-      </w:r>
-      <w:proofErr w:type="gramStart"/>
-      <w:r>
-        <w:rPr>
-          <w:rStyle w:val="Strong"/>
-          <w:rFonts w:ascii="Garamond" w:hAnsi="Garamond"/>
-        </w:rPr>
-        <w:t>:</w:t>
-      </w:r>
-      <w:proofErr w:type="gramEnd"/>
-      <w:r>
-        <w:rPr>
-          <w:rFonts w:ascii="Garamond" w:hAnsi="Garamond"/>
-        </w:rPr>
-        <w:br/>
-        <w:t>Jest, React Testing Library</w:t>
-      </w:r>
-    </w:p>
-    <w:p>
-      <w:pPr>
-        <w:pStyle w:val="NormalWeb"/>
-        <w:rPr>
-          <w:rFonts w:ascii="Garamond" w:hAnsi="Garamond"/>
-        </w:rPr>
-      </w:pPr>
-      <w:r>
-        <w:rPr>
-          <w:rStyle w:val="Strong"/>
-          <w:rFonts w:ascii="Garamond" w:hAnsi="Garamond"/>
-        </w:rPr>
-        <w:t>Tools</w:t>
-      </w:r>
-      <w:proofErr w:type="gramStart"/>
-      <w:r>
-        <w:rPr>
-          <w:rStyle w:val="Strong"/>
-          <w:rFonts w:ascii="Garamond" w:hAnsi="Garamond"/>
-        </w:rPr>
-        <w:t>:</w:t>
-      </w:r>
-      <w:proofErr w:type="gramEnd"/>
-      <w:r>
-        <w:rPr>
-          <w:rFonts w:ascii="Garamond" w:hAnsi="Garamond"/>
-        </w:rPr>
-        <w:br/>
-      </w:r>
-      <w:proofErr w:type="spellStart"/>
-      <w:r>
-        <w:rPr>
-          <w:rFonts w:ascii="Garamond" w:hAnsi="Garamond"/>
+          <w:sz w:val="23"/>
+          <w:szCs w:val="23"/>
         </w:rPr>
         <w:t>Webpack</w:t>
       </w:r>
@@ -1438,6 +1485,8 @@
       <w:r>
         <w:rPr>
           <w:rFonts w:ascii="Garamond" w:hAnsi="Garamond"/>
+          <w:sz w:val="23"/>
+          <w:szCs w:val="23"/>
         </w:rPr>
         <w:t xml:space="preserve">, </w:t>
       </w:r>
@@ -1445,6 +1494,8 @@
       <w:r>
         <w:rPr>
           <w:rFonts w:ascii="Garamond" w:hAnsi="Garamond"/>
+          <w:sz w:val="23"/>
+          <w:szCs w:val="23"/>
         </w:rPr>
         <w:t>Vite</w:t>
       </w:r>
@@ -1452,6 +1503,8 @@
       <w:r>
         <w:rPr>
           <w:rFonts w:ascii="Garamond" w:hAnsi="Garamond"/>
+          <w:sz w:val="23"/>
+          <w:szCs w:val="23"/>
         </w:rPr>
         <w:t xml:space="preserve">, Git, </w:t>
       </w:r>
@@ -1459,8 +1512,28 @@
       <w:r>
         <w:rPr>
           <w:rFonts w:ascii="Garamond" w:hAnsi="Garamond"/>
+          <w:sz w:val="23"/>
+          <w:szCs w:val="23"/>
         </w:rPr>
         <w:t>npm</w:t>
+      </w:r>
+      <w:proofErr w:type="spellEnd"/>
+      <w:r>
+        <w:rPr>
+          <w:rFonts w:ascii="Garamond" w:hAnsi="Garamond"/>
+          <w:sz w:val="23"/>
+          <w:szCs w:val="23"/>
+        </w:rPr>
+        <w:t xml:space="preserve">, </w:t>
+      </w:r>
+      <w:proofErr w:type="spellStart"/>
+      <w:r>
+        <w:rPr>
+          <w:rFonts w:ascii="Garamond" w:hAnsi="Garamond"/>
+          <w:sz w:val="23"/>
+          <w:szCs w:val="23"/>
+        </w:rPr>
+        <w:t>Figma</w:t>
       </w:r>
       <w:proofErr w:type="spellEnd"/>
     </w:p>
@@ -1469,18 +1542,18 @@
         <w:spacing w:line="240" w:lineRule="auto"/>
         <w:rPr>
           <w:rFonts w:ascii="Garamond" w:hAnsi="Garamond"/>
-          <w:sz w:val="24"/>
-          <w:szCs w:val="24"/>
+          <w:sz w:val="23"/>
+          <w:szCs w:val="23"/>
         </w:rPr>
       </w:pPr>
       <w:r>
         <w:rPr>
           <w:rFonts w:ascii="Garamond" w:hAnsi="Garamond"/>
-          <w:sz w:val="24"/>
-          <w:szCs w:val="24"/>
+          <w:sz w:val="23"/>
+          <w:szCs w:val="23"/>
         </w:rPr>
         <w:pict>
-          <v:rect id="_x0000_i1607" style="width:0;height:1.5pt" o:hralign="center" o:hrstd="t" o:hr="t" fillcolor="#a0a0a0" stroked="f"/>
+          <v:rect id="_x0000_i1857" style="width:0;height:1.5pt" o:hralign="center" o:hrstd="t" o:hr="t" fillcolor="#a0a0a0" stroked="f"/>
         </w:pict>
       </w:r>
     </w:p>
@@ -1490,8 +1563,8 @@
         <w:spacing w:line="240" w:lineRule="auto"/>
         <w:rPr>
           <w:rFonts w:ascii="Garamond" w:hAnsi="Garamond"/>
-          <w:sz w:val="24"/>
-          <w:szCs w:val="24"/>
+          <w:sz w:val="23"/>
+          <w:szCs w:val="23"/>
         </w:rPr>
       </w:pPr>
       <w:r>
@@ -1500,8 +1573,8 @@
           <w:rFonts w:ascii="Garamond" w:hAnsi="Garamond"/>
           <w:b/>
           <w:bCs/>
-          <w:sz w:val="24"/>
-          <w:szCs w:val="24"/>
+          <w:sz w:val="23"/>
+          <w:szCs w:val="23"/>
         </w:rPr>
         <w:t>KEY PROJECTS</w:t>
       </w:r>
@@ -1511,18 +1584,24 @@
         <w:pStyle w:val="NormalWeb"/>
         <w:rPr>
           <w:rFonts w:ascii="Garamond" w:hAnsi="Garamond"/>
+          <w:sz w:val="23"/>
+          <w:szCs w:val="23"/>
         </w:rPr>
       </w:pPr>
       <w:r>
         <w:rPr>
           <w:rStyle w:val="Strong"/>
           <w:rFonts w:ascii="Garamond" w:hAnsi="Garamond"/>
+          <w:sz w:val="23"/>
+          <w:szCs w:val="23"/>
         </w:rPr>
         <w:t>Japan CRM Academy:</w:t>
       </w:r>
       <w:r>
         <w:rPr>
           <w:rFonts w:ascii="Garamond" w:hAnsi="Garamond"/>
+          <w:sz w:val="23"/>
+          <w:szCs w:val="23"/>
         </w:rPr>
         <w:t xml:space="preserve"> Built and localized a production platform improving conversion by ~30% through performance and UX improvements </w:t>
       </w:r>
@@ -1530,6 +1609,8 @@
         <w:rPr>
           <w:rStyle w:val="Emphasis"/>
           <w:rFonts w:ascii="Garamond" w:eastAsiaTheme="majorEastAsia" w:hAnsi="Garamond"/>
+          <w:sz w:val="23"/>
+          <w:szCs w:val="23"/>
         </w:rPr>
         <w:t>(Tech: JavaScript, SCSS, REST APIs, i18n)</w:t>
       </w:r>
@@ -1539,18 +1620,24 @@
         <w:pStyle w:val="NormalWeb"/>
         <w:rPr>
           <w:rFonts w:ascii="Garamond" w:hAnsi="Garamond"/>
+          <w:sz w:val="23"/>
+          <w:szCs w:val="23"/>
         </w:rPr>
       </w:pPr>
       <w:r>
         <w:rPr>
           <w:rStyle w:val="Strong"/>
           <w:rFonts w:ascii="Garamond" w:hAnsi="Garamond"/>
+          <w:sz w:val="23"/>
+          <w:szCs w:val="23"/>
         </w:rPr>
         <w:t>AI Productivity &amp; Automation Tools:</w:t>
       </w:r>
       <w:r>
         <w:rPr>
           <w:rFonts w:ascii="Garamond" w:hAnsi="Garamond"/>
+          <w:sz w:val="23"/>
+          <w:szCs w:val="23"/>
         </w:rPr>
         <w:t xml:space="preserve"> Developed AI-assisted Chrome extensions and internal tools to automate workflows and reduce manual effort by ~30% </w:t>
       </w:r>
@@ -1558,6 +1645,8 @@
         <w:rPr>
           <w:rStyle w:val="Emphasis"/>
           <w:rFonts w:ascii="Garamond" w:eastAsiaTheme="majorEastAsia" w:hAnsi="Garamond"/>
+          <w:sz w:val="23"/>
+          <w:szCs w:val="23"/>
         </w:rPr>
         <w:t>(Tech: JavaScript, Chrome Extension, GPT, Claude APIs)</w:t>
       </w:r>
@@ -1567,6 +1656,8 @@
         <w:pStyle w:val="NormalWeb"/>
         <w:rPr>
           <w:rFonts w:ascii="Garamond" w:hAnsi="Garamond"/>
+          <w:sz w:val="23"/>
+          <w:szCs w:val="23"/>
         </w:rPr>
       </w:pPr>
       <w:proofErr w:type="spellStart"/>
@@ -1574,6 +1665,8 @@
         <w:rPr>
           <w:rStyle w:val="Strong"/>
           <w:rFonts w:ascii="Garamond" w:hAnsi="Garamond"/>
+          <w:sz w:val="23"/>
+          <w:szCs w:val="23"/>
         </w:rPr>
         <w:t>JobHunter</w:t>
       </w:r>
@@ -1582,12 +1675,16 @@
         <w:rPr>
           <w:rStyle w:val="Strong"/>
           <w:rFonts w:ascii="Garamond" w:hAnsi="Garamond"/>
+          <w:sz w:val="23"/>
+          <w:szCs w:val="23"/>
         </w:rPr>
         <w:t xml:space="preserve"> Chrome Extension:</w:t>
       </w:r>
       <w:r>
         <w:rPr>
           <w:rFonts w:ascii="Garamond" w:hAnsi="Garamond"/>
+          <w:sz w:val="23"/>
+          <w:szCs w:val="23"/>
         </w:rPr>
         <w:t xml:space="preserve"> Built an AI-powered Chrome extension to </w:t>
       </w:r>
@@ -1595,6 +1692,8 @@
       <w:r>
         <w:rPr>
           <w:rFonts w:ascii="Garamond" w:hAnsi="Garamond"/>
+          <w:sz w:val="23"/>
+          <w:szCs w:val="23"/>
         </w:rPr>
         <w:t>analyze</w:t>
       </w:r>
@@ -1602,6 +1701,8 @@
       <w:r>
         <w:rPr>
           <w:rFonts w:ascii="Garamond" w:hAnsi="Garamond"/>
+          <w:sz w:val="23"/>
+          <w:szCs w:val="23"/>
         </w:rPr>
         <w:t xml:space="preserve"> job listings and streamline application workflows </w:t>
       </w:r>
@@ -1609,6 +1710,8 @@
         <w:rPr>
           <w:rStyle w:val="Emphasis"/>
           <w:rFonts w:ascii="Garamond" w:eastAsiaTheme="majorEastAsia" w:hAnsi="Garamond"/>
+          <w:sz w:val="23"/>
+          <w:szCs w:val="23"/>
         </w:rPr>
         <w:t>(Tech: JavaScript, Chrome Extension, Claude)</w:t>
       </w:r>
@@ -1618,18 +1721,18 @@
         <w:spacing w:line="240" w:lineRule="auto"/>
         <w:rPr>
           <w:rFonts w:ascii="Garamond" w:hAnsi="Garamond"/>
-          <w:sz w:val="24"/>
-          <w:szCs w:val="24"/>
+          <w:sz w:val="23"/>
+          <w:szCs w:val="23"/>
         </w:rPr>
       </w:pPr>
       <w:r>
         <w:rPr>
           <w:rFonts w:ascii="Garamond" w:hAnsi="Garamond"/>
-          <w:sz w:val="24"/>
-          <w:szCs w:val="24"/>
+          <w:sz w:val="23"/>
+          <w:szCs w:val="23"/>
         </w:rPr>
         <w:pict>
-          <v:rect id="_x0000_i1608" style="width:0;height:1.5pt" o:hralign="center" o:hrstd="t" o:hr="t" fillcolor="#a0a0a0" stroked="f"/>
+          <v:rect id="_x0000_i1858" style="width:0;height:1.5pt" o:hralign="center" o:hrstd="t" o:hr="t" fillcolor="#a0a0a0" stroked="f"/>
         </w:pict>
       </w:r>
     </w:p>
@@ -1639,8 +1742,8 @@
         <w:spacing w:line="240" w:lineRule="auto"/>
         <w:rPr>
           <w:rFonts w:ascii="Garamond" w:hAnsi="Garamond"/>
-          <w:sz w:val="24"/>
-          <w:szCs w:val="24"/>
+          <w:sz w:val="23"/>
+          <w:szCs w:val="23"/>
         </w:rPr>
       </w:pPr>
       <w:r>
@@ -1649,47 +1752,55 @@
           <w:rFonts w:ascii="Garamond" w:hAnsi="Garamond"/>
           <w:b/>
           <w:bCs/>
-          <w:sz w:val="24"/>
-          <w:szCs w:val="24"/>
+          <w:sz w:val="23"/>
+          <w:szCs w:val="23"/>
         </w:rPr>
         <w:t>EDUCATION</w:t>
       </w:r>
-      <w:bookmarkStart w:id="0" w:name="_GoBack"/>
-      <w:bookmarkEnd w:id="0"/>
     </w:p>
     <w:p>
       <w:pPr>
         <w:pStyle w:val="NormalWeb"/>
         <w:rPr>
           <w:rFonts w:ascii="Garamond" w:hAnsi="Garamond"/>
+          <w:sz w:val="23"/>
+          <w:szCs w:val="23"/>
         </w:rPr>
       </w:pPr>
       <w:r>
         <w:rPr>
-          <w:rFonts w:ascii="Garamond" w:hAnsi="Garamond"/>
-          <w:b/>
+          <w:rStyle w:val="Strong"/>
+          <w:rFonts w:ascii="Garamond" w:hAnsi="Garamond"/>
+          <w:sz w:val="23"/>
+          <w:szCs w:val="23"/>
         </w:rPr>
         <w:t xml:space="preserve">Anna University, </w:t>
       </w:r>
       <w:proofErr w:type="spellStart"/>
       <w:r>
         <w:rPr>
-          <w:rFonts w:ascii="Garamond" w:hAnsi="Garamond"/>
-          <w:b/>
+          <w:rStyle w:val="Strong"/>
+          <w:rFonts w:ascii="Garamond" w:hAnsi="Garamond"/>
+          <w:sz w:val="23"/>
+          <w:szCs w:val="23"/>
         </w:rPr>
         <w:t>Jawahar</w:t>
       </w:r>
       <w:proofErr w:type="spellEnd"/>
       <w:r>
         <w:rPr>
-          <w:rFonts w:ascii="Garamond" w:hAnsi="Garamond"/>
-          <w:b/>
+          <w:rStyle w:val="Strong"/>
+          <w:rFonts w:ascii="Garamond" w:hAnsi="Garamond"/>
+          <w:sz w:val="23"/>
+          <w:szCs w:val="23"/>
         </w:rPr>
         <w:t xml:space="preserve"> Engineering College — Chennai, India | 2013 – 2017</w:t>
       </w:r>
       <w:r>
         <w:rPr>
           <w:rFonts w:ascii="Garamond" w:hAnsi="Garamond"/>
+          <w:sz w:val="23"/>
+          <w:szCs w:val="23"/>
         </w:rPr>
         <w:br/>
         <w:t>Bachelor of Engineering (Electronics &amp; Communication Engineering)</w:t>
@@ -1700,18 +1811,18 @@
         <w:spacing w:line="240" w:lineRule="auto"/>
         <w:rPr>
           <w:rFonts w:ascii="Garamond" w:hAnsi="Garamond"/>
-          <w:sz w:val="24"/>
-          <w:szCs w:val="24"/>
+          <w:sz w:val="23"/>
+          <w:szCs w:val="23"/>
         </w:rPr>
       </w:pPr>
       <w:r>
         <w:rPr>
           <w:rFonts w:ascii="Garamond" w:hAnsi="Garamond"/>
-          <w:sz w:val="24"/>
-          <w:szCs w:val="24"/>
+          <w:sz w:val="23"/>
+          <w:szCs w:val="23"/>
         </w:rPr>
         <w:pict>
-          <v:rect id="_x0000_i1609" style="width:0;height:1.5pt" o:hralign="center" o:hrstd="t" o:hr="t" fillcolor="#a0a0a0" stroked="f"/>
+          <v:rect id="_x0000_i1859" style="width:0;height:1.5pt" o:hralign="center" o:hrstd="t" o:hr="t" fillcolor="#a0a0a0" stroked="f"/>
         </w:pict>
       </w:r>
     </w:p>
@@ -1721,8 +1832,8 @@
         <w:spacing w:line="240" w:lineRule="auto"/>
         <w:rPr>
           <w:rFonts w:ascii="Garamond" w:hAnsi="Garamond"/>
-          <w:sz w:val="24"/>
-          <w:szCs w:val="24"/>
+          <w:sz w:val="23"/>
+          <w:szCs w:val="23"/>
         </w:rPr>
       </w:pPr>
       <w:r>
@@ -1731,8 +1842,8 @@
           <w:rFonts w:ascii="Garamond" w:hAnsi="Garamond"/>
           <w:b/>
           <w:bCs/>
-          <w:sz w:val="24"/>
-          <w:szCs w:val="24"/>
+          <w:sz w:val="23"/>
+          <w:szCs w:val="23"/>
         </w:rPr>
         <w:t>LANGUAGES</w:t>
       </w:r>
@@ -1742,11 +1853,15 @@
         <w:pStyle w:val="NormalWeb"/>
         <w:rPr>
           <w:rFonts w:ascii="Garamond" w:hAnsi="Garamond"/>
+          <w:sz w:val="23"/>
+          <w:szCs w:val="23"/>
         </w:rPr>
       </w:pPr>
       <w:r>
         <w:rPr>
           <w:rFonts w:ascii="Garamond" w:hAnsi="Garamond"/>
+          <w:sz w:val="23"/>
+          <w:szCs w:val="23"/>
         </w:rPr>
         <w:t xml:space="preserve">English (Professional), Tamil (Native), </w:t>
       </w:r>
@@ -1754,6 +1869,8 @@
       <w:r>
         <w:rPr>
           <w:rFonts w:ascii="Garamond" w:hAnsi="Garamond"/>
+          <w:sz w:val="23"/>
+          <w:szCs w:val="23"/>
         </w:rPr>
         <w:t>Sourashtra</w:t>
       </w:r>
@@ -1761,20 +1878,11 @@
       <w:r>
         <w:rPr>
           <w:rFonts w:ascii="Garamond" w:hAnsi="Garamond"/>
+          <w:sz w:val="23"/>
+          <w:szCs w:val="23"/>
         </w:rPr>
         <w:t xml:space="preserve"> (Conversational)</w:t>
       </w:r>
-    </w:p>
-    <w:p>
-      <w:pPr>
-        <w:pStyle w:val="Heading2"/>
-        <w:rPr>
-          <w:rFonts w:ascii="Garamond" w:hAnsi="Garamond"/>
-          <w:color w:val="auto"/>
-          <w:sz w:val="23"/>
-          <w:szCs w:val="23"/>
-        </w:rPr>
-      </w:pPr>
     </w:p>
     <w:sectPr>
       <w:pgSz w:w="12240" w:h="15840"/>
@@ -1906,9 +2014,9 @@
     </w:lvl>
   </w:abstractNum>
   <w:abstractNum w:abstractNumId="6" w15:restartNumberingAfterBreak="0">
-    <w:nsid w:val="058441DB"/>
+    <w:nsid w:val="1A253CF6"/>
     <w:multiLevelType w:val="multilevel"/>
-    <w:tmpl w:val="722EBC36"/>
+    <w:tmpl w:val="CEE8581C"/>
     <w:lvl w:ilvl="0">
       <w:start w:val="1"/>
       <w:numFmt w:val="bullet"/>
@@ -2055,9 +2163,9 @@
     </w:lvl>
   </w:abstractNum>
   <w:abstractNum w:abstractNumId="7" w15:restartNumberingAfterBreak="0">
-    <w:nsid w:val="0F1B376F"/>
+    <w:nsid w:val="24E35112"/>
     <w:multiLevelType w:val="multilevel"/>
-    <w:tmpl w:val="9EEC5504"/>
+    <w:tmpl w:val="D362120A"/>
     <w:lvl w:ilvl="0">
       <w:start w:val="1"/>
       <w:numFmt w:val="bullet"/>
@@ -2204,9 +2312,9 @@
     </w:lvl>
   </w:abstractNum>
   <w:abstractNum w:abstractNumId="8" w15:restartNumberingAfterBreak="0">
-    <w:nsid w:val="1F3A39CF"/>
+    <w:nsid w:val="36F768CB"/>
     <w:multiLevelType w:val="multilevel"/>
-    <w:tmpl w:val="D190420E"/>
+    <w:tmpl w:val="28DCCE3E"/>
     <w:lvl w:ilvl="0">
       <w:start w:val="1"/>
       <w:numFmt w:val="bullet"/>
@@ -2353,9 +2461,9 @@
     </w:lvl>
   </w:abstractNum>
   <w:abstractNum w:abstractNumId="9" w15:restartNumberingAfterBreak="0">
-    <w:nsid w:val="46D3505B"/>
+    <w:nsid w:val="3BC36E6F"/>
     <w:multiLevelType w:val="multilevel"/>
-    <w:tmpl w:val="E9D66DFE"/>
+    <w:tmpl w:val="DA220E2E"/>
     <w:lvl w:ilvl="0">
       <w:start w:val="1"/>
       <w:numFmt w:val="bullet"/>
@@ -2502,9 +2610,9 @@
     </w:lvl>
   </w:abstractNum>
   <w:abstractNum w:abstractNumId="10" w15:restartNumberingAfterBreak="0">
-    <w:nsid w:val="496B4294"/>
+    <w:nsid w:val="5108594E"/>
     <w:multiLevelType w:val="multilevel"/>
-    <w:tmpl w:val="B608E20C"/>
+    <w:tmpl w:val="984AF8EE"/>
     <w:lvl w:ilvl="0">
       <w:start w:val="1"/>
       <w:numFmt w:val="bullet"/>
@@ -2651,9 +2759,158 @@
     </w:lvl>
   </w:abstractNum>
   <w:abstractNum w:abstractNumId="11" w15:restartNumberingAfterBreak="0">
-    <w:nsid w:val="4D796F50"/>
+    <w:nsid w:val="5A5121DD"/>
     <w:multiLevelType w:val="multilevel"/>
-    <w:tmpl w:val="4CC81EBA"/>
+    <w:tmpl w:val="B88EB744"/>
+    <w:lvl w:ilvl="0">
+      <w:start w:val="1"/>
+      <w:numFmt w:val="bullet"/>
+      <w:lvlText w:val=""/>
+      <w:lvlJc w:val="left"/>
+      <w:pPr>
+        <w:tabs>
+          <w:tab w:val="num" w:pos="720"/>
+        </w:tabs>
+        <w:ind w:left="720" w:hanging="360"/>
+      </w:pPr>
+      <w:rPr>
+        <w:rFonts w:ascii="Symbol" w:hAnsi="Symbol" w:hint="default"/>
+        <w:sz w:val="20"/>
+      </w:rPr>
+    </w:lvl>
+    <w:lvl w:ilvl="1" w:tentative="1">
+      <w:start w:val="1"/>
+      <w:numFmt w:val="bullet"/>
+      <w:lvlText w:val="o"/>
+      <w:lvlJc w:val="left"/>
+      <w:pPr>
+        <w:tabs>
+          <w:tab w:val="num" w:pos="1440"/>
+        </w:tabs>
+        <w:ind w:left="1440" w:hanging="360"/>
+      </w:pPr>
+      <w:rPr>
+        <w:rFonts w:ascii="Courier New" w:hAnsi="Courier New" w:hint="default"/>
+        <w:sz w:val="20"/>
+      </w:rPr>
+    </w:lvl>
+    <w:lvl w:ilvl="2" w:tentative="1">
+      <w:start w:val="1"/>
+      <w:numFmt w:val="bullet"/>
+      <w:lvlText w:val=""/>
+      <w:lvlJc w:val="left"/>
+      <w:pPr>
+        <w:tabs>
+          <w:tab w:val="num" w:pos="2160"/>
+        </w:tabs>
+        <w:ind w:left="2160" w:hanging="360"/>
+      </w:pPr>
+      <w:rPr>
+        <w:rFonts w:ascii="Wingdings" w:hAnsi="Wingdings" w:hint="default"/>
+        <w:sz w:val="20"/>
+      </w:rPr>
+    </w:lvl>
+    <w:lvl w:ilvl="3" w:tentative="1">
+      <w:start w:val="1"/>
+      <w:numFmt w:val="bullet"/>
+      <w:lvlText w:val=""/>
+      <w:lvlJc w:val="left"/>
+      <w:pPr>
+        <w:tabs>
+          <w:tab w:val="num" w:pos="2880"/>
+        </w:tabs>
+        <w:ind w:left="2880" w:hanging="360"/>
+      </w:pPr>
+      <w:rPr>
+        <w:rFonts w:ascii="Wingdings" w:hAnsi="Wingdings" w:hint="default"/>
+        <w:sz w:val="20"/>
+      </w:rPr>
+    </w:lvl>
+    <w:lvl w:ilvl="4" w:tentative="1">
+      <w:start w:val="1"/>
+      <w:numFmt w:val="bullet"/>
+      <w:lvlText w:val=""/>
+      <w:lvlJc w:val="left"/>
+      <w:pPr>
+        <w:tabs>
+          <w:tab w:val="num" w:pos="3600"/>
+        </w:tabs>
+        <w:ind w:left="3600" w:hanging="360"/>
+      </w:pPr>
+      <w:rPr>
+        <w:rFonts w:ascii="Wingdings" w:hAnsi="Wingdings" w:hint="default"/>
+        <w:sz w:val="20"/>
+      </w:rPr>
+    </w:lvl>
+    <w:lvl w:ilvl="5" w:tentative="1">
+      <w:start w:val="1"/>
+      <w:numFmt w:val="bullet"/>
+      <w:lvlText w:val=""/>
+      <w:lvlJc w:val="left"/>
+      <w:pPr>
+        <w:tabs>
+          <w:tab w:val="num" w:pos="4320"/>
+        </w:tabs>
+        <w:ind w:left="4320" w:hanging="360"/>
+      </w:pPr>
+      <w:rPr>
+        <w:rFonts w:ascii="Wingdings" w:hAnsi="Wingdings" w:hint="default"/>
+        <w:sz w:val="20"/>
+      </w:rPr>
+    </w:lvl>
+    <w:lvl w:ilvl="6" w:tentative="1">
+      <w:start w:val="1"/>
+      <w:numFmt w:val="bullet"/>
+      <w:lvlText w:val=""/>
+      <w:lvlJc w:val="left"/>
+      <w:pPr>
+        <w:tabs>
+          <w:tab w:val="num" w:pos="5040"/>
+        </w:tabs>
+        <w:ind w:left="5040" w:hanging="360"/>
+      </w:pPr>
+      <w:rPr>
+        <w:rFonts w:ascii="Wingdings" w:hAnsi="Wingdings" w:hint="default"/>
+        <w:sz w:val="20"/>
+      </w:rPr>
+    </w:lvl>
+    <w:lvl w:ilvl="7" w:tentative="1">
+      <w:start w:val="1"/>
+      <w:numFmt w:val="bullet"/>
+      <w:lvlText w:val=""/>
+      <w:lvlJc w:val="left"/>
+      <w:pPr>
+        <w:tabs>
+          <w:tab w:val="num" w:pos="5760"/>
+        </w:tabs>
+        <w:ind w:left="5760" w:hanging="360"/>
+      </w:pPr>
+      <w:rPr>
+        <w:rFonts w:ascii="Wingdings" w:hAnsi="Wingdings" w:hint="default"/>
+        <w:sz w:val="20"/>
+      </w:rPr>
+    </w:lvl>
+    <w:lvl w:ilvl="8" w:tentative="1">
+      <w:start w:val="1"/>
+      <w:numFmt w:val="bullet"/>
+      <w:lvlText w:val=""/>
+      <w:lvlJc w:val="left"/>
+      <w:pPr>
+        <w:tabs>
+          <w:tab w:val="num" w:pos="6480"/>
+        </w:tabs>
+        <w:ind w:left="6480" w:hanging="360"/>
+      </w:pPr>
+      <w:rPr>
+        <w:rFonts w:ascii="Wingdings" w:hAnsi="Wingdings" w:hint="default"/>
+        <w:sz w:val="20"/>
+      </w:rPr>
+    </w:lvl>
+  </w:abstractNum>
+  <w:abstractNum w:abstractNumId="12" w15:restartNumberingAfterBreak="0">
+    <w:nsid w:val="7C1159D4"/>
+    <w:multiLevelType w:val="multilevel"/>
+    <w:tmpl w:val="C422D336"/>
     <w:lvl w:ilvl="0">
       <w:start w:val="1"/>
       <w:numFmt w:val="bullet"/>
@@ -2818,24 +3075,27 @@
     <w:abstractNumId w:val="0"/>
   </w:num>
   <w:num w:numId="7">
+    <w:abstractNumId w:val="12"/>
+  </w:num>
+  <w:num w:numId="8">
+    <w:abstractNumId w:val="8"/>
+  </w:num>
+  <w:num w:numId="9">
+    <w:abstractNumId w:val="11"/>
+  </w:num>
+  <w:num w:numId="10">
+    <w:abstractNumId w:val="6"/>
+  </w:num>
+  <w:num w:numId="11">
     <w:abstractNumId w:val="10"/>
   </w:num>
-  <w:num w:numId="8">
-    <w:abstractNumId w:val="11"/>
-  </w:num>
-  <w:num w:numId="9">
-    <w:abstractNumId w:val="8"/>
-  </w:num>
-  <w:num w:numId="10">
+  <w:num w:numId="12">
     <w:abstractNumId w:val="9"/>
   </w:num>
-  <w:num w:numId="11">
+  <w:num w:numId="13">
     <w:abstractNumId w:val="7"/>
   </w:num>
-  <w:num w:numId="12">
-    <w:abstractNumId w:val="6"/>
-  </w:num>
-  <w:numIdMacAtCleanup w:val="12"/>
+  <w:numIdMacAtCleanup w:val="13"/>
 </w:numbering>
 </file>
 
@@ -14630,7 +14890,7 @@
 </file>
 
 <file path=customXml/itemProps1.xml><?xml version="1.0" encoding="utf-8"?>
-<ds:datastoreItem xmlns:ds="http://schemas.openxmlformats.org/officeDocument/2006/customXml" ds:itemID="{A4065222-47E1-4479-B78B-CE1BF8C1A8B5}">
+<ds:datastoreItem xmlns:ds="http://schemas.openxmlformats.org/officeDocument/2006/customXml" ds:itemID="{2ED4502E-8F1E-483E-B6D9-C1066765EE7C}">
   <ds:schemaRefs>
     <ds:schemaRef ds:uri="http://schemas.openxmlformats.org/officeDocument/2006/bibliography"/>
   </ds:schemaRefs>

--- a/res/Resumes/Temp.docx
+++ b/res/Resumes/Temp.docx
@@ -63,7 +63,7 @@
           <w:szCs w:val="32"/>
           <w:lang w:val="en-IN" w:eastAsia="en-IN"/>
         </w:rPr>
-        <w:t xml:space="preserve">Senior Frontend Engineer | </w:t>
+        <w:t>Web Developer</w:t>
       </w:r>
       <w:r>
         <w:rPr>
@@ -75,7 +75,7 @@
           <w:szCs w:val="32"/>
           <w:lang w:val="en-IN" w:eastAsia="en-IN"/>
         </w:rPr>
-        <w:t xml:space="preserve">AI Workflows </w:t>
+        <w:t xml:space="preserve"> </w:t>
       </w:r>
       <w:r>
         <w:rPr>
@@ -87,7 +87,7 @@
           <w:szCs w:val="32"/>
           <w:lang w:val="en-IN" w:eastAsia="en-IN"/>
         </w:rPr>
-        <w:t>|</w:t>
+        <w:t>/</w:t>
       </w:r>
       <w:r>
         <w:rPr>
@@ -99,19 +99,7 @@
           <w:szCs w:val="32"/>
           <w:lang w:val="en-IN" w:eastAsia="en-IN"/>
         </w:rPr>
-        <w:t xml:space="preserve"> UI/</w:t>
-      </w:r>
-      <w:r>
-        <w:rPr>
-          <w:rFonts w:ascii="Garamond" w:eastAsia="Times New Roman" w:hAnsi="Garamond" w:cs="Times New Roman"/>
-          <w:b/>
-          <w:bCs/>
-          <w:color w:val="000000"/>
-          <w:sz w:val="32"/>
-          <w:szCs w:val="32"/>
-          <w:lang w:val="en-IN" w:eastAsia="en-IN"/>
-        </w:rPr>
-        <w:t>UX</w:t>
+        <w:t xml:space="preserve"> Frontend Developer</w:t>
       </w:r>
     </w:p>
     <w:p>
@@ -143,7 +131,7 @@
           <w:szCs w:val="28"/>
           <w:lang w:val="en-IN" w:eastAsia="en-IN"/>
         </w:rPr>
-        <w:t>1 9500013901 | Chennai, India</w:t>
+        <w:t xml:space="preserve">1 9500013901 | </w:t>
       </w:r>
       <w:r>
         <w:rPr>
@@ -153,31 +141,7 @@
           <w:szCs w:val="28"/>
           <w:lang w:val="en-IN" w:eastAsia="en-IN"/>
         </w:rPr>
-        <w:t xml:space="preserve"> | </w:t>
-      </w:r>
-      <w:r>
-        <w:rPr>
-          <w:rFonts w:ascii="Garamond" w:hAnsi="Garamond"/>
-          <w:sz w:val="28"/>
-          <w:szCs w:val="28"/>
-        </w:rPr>
-        <w:t>Open to Relocation (</w:t>
-      </w:r>
-      <w:r>
-        <w:rPr>
-          <w:rFonts w:ascii="Garamond" w:hAnsi="Garamond"/>
-          <w:sz w:val="28"/>
-          <w:szCs w:val="28"/>
-        </w:rPr>
-        <w:t>USA</w:t>
-      </w:r>
-      <w:r>
-        <w:rPr>
-          <w:rFonts w:ascii="Garamond" w:hAnsi="Garamond"/>
-          <w:sz w:val="28"/>
-          <w:szCs w:val="28"/>
-        </w:rPr>
-        <w:t>)</w:t>
+        <w:t>Chennai, Tamil Nadu, India</w:t>
       </w:r>
     </w:p>
     <w:p>
@@ -378,7 +342,7 @@
           <w:color w:val="000000" w:themeColor="text1"/>
         </w:rPr>
         <w:pict>
-          <v:rect id="_x0000_i1229" style="width:0;height:1.5pt" o:hralign="center" o:hrstd="t" o:hr="t" fillcolor="#a0a0a0" stroked="f"/>
+          <v:rect id="_x0000_i1025" style="width:0;height:1.5pt" o:hralign="center" o:hrstd="t" o:hr="t" fillcolor="#a0a0a0" stroked="f"/>
         </w:pict>
       </w:r>
     </w:p>
@@ -388,8 +352,9 @@
         <w:spacing w:line="240" w:lineRule="auto"/>
         <w:rPr>
           <w:rFonts w:ascii="Garamond" w:hAnsi="Garamond"/>
-          <w:sz w:val="23"/>
-          <w:szCs w:val="23"/>
+          <w:color w:val="000000" w:themeColor="text1"/>
+          <w:sz w:val="24"/>
+          <w:szCs w:val="24"/>
         </w:rPr>
       </w:pPr>
       <w:r>
@@ -398,8 +363,21 @@
           <w:rFonts w:ascii="Garamond" w:hAnsi="Garamond"/>
           <w:b/>
           <w:bCs/>
-          <w:sz w:val="23"/>
-          <w:szCs w:val="23"/>
+          <w:color w:val="000000" w:themeColor="text1"/>
+          <w:sz w:val="24"/>
+          <w:szCs w:val="24"/>
+        </w:rPr>
+        <w:t xml:space="preserve">PROFESSIONAL </w:t>
+      </w:r>
+      <w:r>
+        <w:rPr>
+          <w:rStyle w:val="Strong"/>
+          <w:rFonts w:ascii="Garamond" w:hAnsi="Garamond"/>
+          <w:b/>
+          <w:bCs/>
+          <w:color w:val="000000" w:themeColor="text1"/>
+          <w:sz w:val="24"/>
+          <w:szCs w:val="24"/>
         </w:rPr>
         <w:t>SUMMARY</w:t>
       </w:r>
@@ -407,84 +385,95 @@
     <w:p>
       <w:pPr>
         <w:pStyle w:val="NormalWeb"/>
-        <w:rPr>
-          <w:rFonts w:ascii="Garamond" w:hAnsi="Garamond"/>
-          <w:sz w:val="23"/>
-          <w:szCs w:val="23"/>
-        </w:rPr>
-      </w:pPr>
-      <w:r>
-        <w:rPr>
-          <w:rFonts w:ascii="Garamond" w:hAnsi="Garamond"/>
-          <w:sz w:val="23"/>
-          <w:szCs w:val="23"/>
-        </w:rPr>
-        <w:t xml:space="preserve">Senior Frontend Engineer with </w:t>
-      </w:r>
-      <w:r>
-        <w:rPr>
-          <w:rStyle w:val="Strong"/>
-          <w:rFonts w:ascii="Garamond" w:hAnsi="Garamond"/>
-          <w:sz w:val="23"/>
-          <w:szCs w:val="23"/>
-        </w:rPr>
-        <w:t>8 years of experience</w:t>
-      </w:r>
-      <w:r>
-        <w:rPr>
-          <w:rFonts w:ascii="Garamond" w:hAnsi="Garamond"/>
-          <w:sz w:val="23"/>
-          <w:szCs w:val="23"/>
-        </w:rPr>
-        <w:t xml:space="preserve"> building high-impact, user-facing applications with a strong focus on performance, usability, and product outcomes.</w:t>
+        <w:spacing w:line="276" w:lineRule="auto"/>
+        <w:rPr>
+          <w:rFonts w:ascii="Garamond" w:hAnsi="Garamond"/>
+        </w:rPr>
+      </w:pPr>
+      <w:r>
+        <w:rPr>
+          <w:rFonts w:ascii="Garamond" w:hAnsi="Garamond"/>
+        </w:rPr>
+        <w:t>Web Developer and Frontend Engineer with 8+ years of professional experience designing, developing and maintaining frontend software applications, product websites and web-based user interfaces for enterprise software companies. Experienced in full frontend development lifecycle including requirements analysis, UI design and implementation, REST API integration, testing, debugging and deployment. Skilled in building reusable component libraries,</w:t>
+      </w:r>
+      <w:r>
+        <w:rPr>
+          <w:rFonts w:ascii="Garamond" w:hAnsi="Garamond"/>
+        </w:rPr>
+        <w:t xml:space="preserve"> authentication systems, localis</w:t>
+      </w:r>
+      <w:r>
+        <w:rPr>
+          <w:rFonts w:ascii="Garamond" w:hAnsi="Garamond"/>
+        </w:rPr>
+        <w:t>ation frameworks, browser extensi</w:t>
+      </w:r>
+      <w:r>
+        <w:rPr>
+          <w:rFonts w:ascii="Garamond" w:hAnsi="Garamond"/>
+        </w:rPr>
+        <w:t>ons, and web performance optimis</w:t>
+      </w:r>
+      <w:r>
+        <w:rPr>
+          <w:rFonts w:ascii="Garamond" w:hAnsi="Garamond"/>
+        </w:rPr>
+        <w:t>ation for large-scale enterprise applications.</w:t>
       </w:r>
     </w:p>
     <w:p>
       <w:pPr>
-        <w:pStyle w:val="NormalWeb"/>
-        <w:rPr>
-          <w:rFonts w:ascii="Garamond" w:hAnsi="Garamond"/>
-          <w:sz w:val="23"/>
-          <w:szCs w:val="23"/>
-        </w:rPr>
-      </w:pPr>
-      <w:r>
-        <w:rPr>
-          <w:rFonts w:ascii="Garamond" w:hAnsi="Garamond"/>
-          <w:sz w:val="23"/>
-          <w:szCs w:val="23"/>
-        </w:rPr>
-        <w:t>Experienced in owning features end-to-end, building responsive interfaces, and collaborating closely with product, backend, and users to deliver scalable and reliable systems.</w:t>
+        <w:spacing w:line="240" w:lineRule="auto"/>
+        <w:rPr>
+          <w:rFonts w:ascii="Garamond" w:hAnsi="Garamond"/>
+          <w:sz w:val="24"/>
+          <w:szCs w:val="24"/>
+        </w:rPr>
+      </w:pPr>
+      <w:r>
+        <w:rPr>
+          <w:rFonts w:ascii="Garamond" w:hAnsi="Garamond"/>
+          <w:sz w:val="24"/>
+          <w:szCs w:val="24"/>
+        </w:rPr>
+        <w:pict>
+          <v:rect id="_x0000_i1026" style="width:0;height:1.5pt" o:hralign="center" o:hrstd="t" o:hr="t" fillcolor="#a0a0a0" stroked="f"/>
+        </w:pict>
       </w:r>
     </w:p>
     <w:p>
       <w:pPr>
+        <w:pStyle w:val="Heading2"/>
         <w:spacing w:line="240" w:lineRule="auto"/>
         <w:rPr>
           <w:rFonts w:ascii="Garamond" w:hAnsi="Garamond"/>
-          <w:sz w:val="23"/>
-          <w:szCs w:val="23"/>
-        </w:rPr>
-      </w:pPr>
-      <w:r>
-        <w:rPr>
-          <w:rFonts w:ascii="Garamond" w:hAnsi="Garamond"/>
-          <w:sz w:val="23"/>
-          <w:szCs w:val="23"/>
-        </w:rPr>
-        <w:pict>
-          <v:rect id="_x0000_i1854" style="width:0;height:1.5pt" o:hralign="center" o:hrstd="t" o:hr="t" fillcolor="#a0a0a0" stroked="f"/>
-        </w:pict>
+          <w:color w:val="000000" w:themeColor="text1"/>
+          <w:sz w:val="24"/>
+          <w:szCs w:val="24"/>
+        </w:rPr>
+      </w:pPr>
+      <w:r>
+        <w:rPr>
+          <w:rStyle w:val="Strong"/>
+          <w:rFonts w:ascii="Garamond" w:hAnsi="Garamond"/>
+          <w:b/>
+          <w:bCs/>
+          <w:color w:val="000000" w:themeColor="text1"/>
+          <w:sz w:val="24"/>
+          <w:szCs w:val="24"/>
+        </w:rPr>
+        <w:t>WORK EXPERIENCE</w:t>
       </w:r>
     </w:p>
     <w:p>
       <w:pPr>
-        <w:pStyle w:val="Heading2"/>
+        <w:pStyle w:val="Heading3"/>
         <w:spacing w:line="240" w:lineRule="auto"/>
         <w:rPr>
           <w:rFonts w:ascii="Garamond" w:hAnsi="Garamond"/>
-          <w:sz w:val="23"/>
-          <w:szCs w:val="23"/>
+          <w:color w:val="000000" w:themeColor="text1"/>
+          <w:sz w:val="24"/>
+          <w:szCs w:val="24"/>
         </w:rPr>
       </w:pPr>
       <w:r>
@@ -493,500 +482,968 @@
           <w:rFonts w:ascii="Garamond" w:hAnsi="Garamond"/>
           <w:b/>
           <w:bCs/>
-          <w:sz w:val="23"/>
-          <w:szCs w:val="23"/>
-        </w:rPr>
-        <w:t>WORK EXPERIENCE</w:t>
+          <w:color w:val="000000" w:themeColor="text1"/>
+          <w:sz w:val="24"/>
+          <w:szCs w:val="24"/>
+        </w:rPr>
+        <w:t>ZOHO Corporation</w:t>
+      </w:r>
+      <w:r>
+        <w:rPr>
+          <w:rFonts w:ascii="Garamond" w:hAnsi="Garamond"/>
+          <w:color w:val="000000" w:themeColor="text1"/>
+          <w:sz w:val="24"/>
+          <w:szCs w:val="24"/>
+        </w:rPr>
+        <w:t xml:space="preserve"> — Chennai, India</w:t>
+      </w:r>
+    </w:p>
+    <w:p>
+      <w:pPr>
+        <w:pStyle w:val="NormalWeb"/>
+        <w:rPr>
+          <w:rFonts w:ascii="Garamond" w:hAnsi="Garamond"/>
+        </w:rPr>
+      </w:pPr>
+      <w:r>
+        <w:rPr>
+          <w:rStyle w:val="Strong"/>
+          <w:rFonts w:ascii="Garamond" w:hAnsi="Garamond"/>
+        </w:rPr>
+        <w:t>Web Developer (Frontend)</w:t>
+      </w:r>
+      <w:r>
+        <w:rPr>
+          <w:rFonts w:ascii="Garamond" w:hAnsi="Garamond"/>
+        </w:rPr>
+        <w:t xml:space="preserve"> | Feb 2020 – Present</w:t>
+      </w:r>
+    </w:p>
+    <w:p>
+      <w:pPr>
+        <w:numPr>
+          <w:ilvl w:val="0"/>
+          <w:numId w:val="7"/>
+        </w:numPr>
+        <w:spacing w:before="100" w:beforeAutospacing="1" w:after="100" w:afterAutospacing="1"/>
+        <w:rPr>
+          <w:rFonts w:ascii="Garamond" w:hAnsi="Garamond"/>
+          <w:sz w:val="24"/>
+          <w:szCs w:val="24"/>
+        </w:rPr>
+      </w:pPr>
+      <w:r>
+        <w:rPr>
+          <w:rFonts w:ascii="Garamond" w:hAnsi="Garamond"/>
+          <w:sz w:val="24"/>
+          <w:szCs w:val="24"/>
+        </w:rPr>
+        <w:t>Designed, developed and maintained frontend software applications, product websites and web-based user interfaces using HTML, Pug, CSS, LESS/SCSS, JavaScript and Web Components for enterprise products</w:t>
+      </w:r>
+    </w:p>
+    <w:p>
+      <w:pPr>
+        <w:numPr>
+          <w:ilvl w:val="0"/>
+          <w:numId w:val="7"/>
+        </w:numPr>
+        <w:spacing w:before="100" w:beforeAutospacing="1" w:after="100" w:afterAutospacing="1"/>
+        <w:rPr>
+          <w:rFonts w:ascii="Garamond" w:hAnsi="Garamond"/>
+          <w:sz w:val="24"/>
+          <w:szCs w:val="24"/>
+        </w:rPr>
+      </w:pPr>
+      <w:r>
+        <w:rPr>
+          <w:rFonts w:ascii="Garamond" w:hAnsi="Garamond"/>
+          <w:sz w:val="24"/>
+          <w:szCs w:val="24"/>
+        </w:rPr>
+        <w:t>Designed, built and maintained Japan CRM Academy learning platform, including authentication systems, user registration workflows, bookmarks functionality, R</w:t>
+      </w:r>
+      <w:r>
+        <w:rPr>
+          <w:rFonts w:ascii="Garamond" w:hAnsi="Garamond"/>
+          <w:sz w:val="24"/>
+          <w:szCs w:val="24"/>
+        </w:rPr>
+        <w:t xml:space="preserve">EST API integrations and </w:t>
+      </w:r>
+      <w:proofErr w:type="spellStart"/>
+      <w:r>
+        <w:rPr>
+          <w:rFonts w:ascii="Garamond" w:hAnsi="Garamond"/>
+          <w:sz w:val="24"/>
+          <w:szCs w:val="24"/>
+        </w:rPr>
+        <w:t>local</w:t>
+      </w:r>
+      <w:r>
+        <w:rPr>
+          <w:rFonts w:ascii="Garamond" w:hAnsi="Garamond"/>
+          <w:sz w:val="24"/>
+          <w:szCs w:val="24"/>
+        </w:rPr>
+        <w:t>is</w:t>
+      </w:r>
+      <w:r>
+        <w:rPr>
+          <w:rFonts w:ascii="Garamond" w:hAnsi="Garamond"/>
+          <w:sz w:val="24"/>
+          <w:szCs w:val="24"/>
+        </w:rPr>
+        <w:t>ation</w:t>
+      </w:r>
+      <w:proofErr w:type="spellEnd"/>
+      <w:r>
+        <w:rPr>
+          <w:rFonts w:ascii="Garamond" w:hAnsi="Garamond"/>
+          <w:sz w:val="24"/>
+          <w:szCs w:val="24"/>
+        </w:rPr>
+        <w:t xml:space="preserve"> modules</w:t>
+      </w:r>
+    </w:p>
+    <w:p>
+      <w:pPr>
+        <w:numPr>
+          <w:ilvl w:val="0"/>
+          <w:numId w:val="7"/>
+        </w:numPr>
+        <w:spacing w:before="100" w:beforeAutospacing="1" w:after="100" w:afterAutospacing="1"/>
+        <w:rPr>
+          <w:rFonts w:ascii="Garamond" w:hAnsi="Garamond"/>
+          <w:sz w:val="24"/>
+          <w:szCs w:val="24"/>
+        </w:rPr>
+      </w:pPr>
+      <w:r>
+        <w:rPr>
+          <w:rFonts w:ascii="Garamond" w:hAnsi="Garamond"/>
+          <w:sz w:val="24"/>
+          <w:szCs w:val="24"/>
+        </w:rPr>
+        <w:t xml:space="preserve">Developed and maintained frontend functionality for </w:t>
+      </w:r>
+      <w:proofErr w:type="spellStart"/>
+      <w:r>
+        <w:rPr>
+          <w:rFonts w:ascii="Garamond" w:hAnsi="Garamond"/>
+          <w:sz w:val="24"/>
+          <w:szCs w:val="24"/>
+        </w:rPr>
+        <w:t>Zoho</w:t>
+      </w:r>
+      <w:proofErr w:type="spellEnd"/>
+      <w:r>
+        <w:rPr>
+          <w:rFonts w:ascii="Garamond" w:hAnsi="Garamond"/>
+          <w:sz w:val="24"/>
+          <w:szCs w:val="24"/>
+        </w:rPr>
+        <w:t xml:space="preserve"> Japan product websites including </w:t>
+      </w:r>
+      <w:proofErr w:type="spellStart"/>
+      <w:r>
+        <w:rPr>
+          <w:rFonts w:ascii="Garamond" w:hAnsi="Garamond"/>
+          <w:sz w:val="24"/>
+          <w:szCs w:val="24"/>
+        </w:rPr>
+        <w:t>Zoho</w:t>
+      </w:r>
+      <w:proofErr w:type="spellEnd"/>
+      <w:r>
+        <w:rPr>
+          <w:rFonts w:ascii="Garamond" w:hAnsi="Garamond"/>
+          <w:sz w:val="24"/>
+          <w:szCs w:val="24"/>
+        </w:rPr>
+        <w:t xml:space="preserve"> CRM, </w:t>
+      </w:r>
+      <w:proofErr w:type="spellStart"/>
+      <w:r>
+        <w:rPr>
+          <w:rFonts w:ascii="Garamond" w:hAnsi="Garamond"/>
+          <w:sz w:val="24"/>
+          <w:szCs w:val="24"/>
+        </w:rPr>
+        <w:t>Zoho</w:t>
+      </w:r>
+      <w:proofErr w:type="spellEnd"/>
+      <w:r>
+        <w:rPr>
+          <w:rFonts w:ascii="Garamond" w:hAnsi="Garamond"/>
+          <w:sz w:val="24"/>
+          <w:szCs w:val="24"/>
+        </w:rPr>
+        <w:t xml:space="preserve"> Desk and related product platforms, aligning with regional workflows and Japanese market requirements</w:t>
+      </w:r>
+    </w:p>
+    <w:p>
+      <w:pPr>
+        <w:numPr>
+          <w:ilvl w:val="0"/>
+          <w:numId w:val="7"/>
+        </w:numPr>
+        <w:spacing w:before="100" w:beforeAutospacing="1" w:after="100" w:afterAutospacing="1"/>
+        <w:rPr>
+          <w:rFonts w:ascii="Garamond" w:hAnsi="Garamond"/>
+          <w:sz w:val="24"/>
+          <w:szCs w:val="24"/>
+        </w:rPr>
+      </w:pPr>
+      <w:r>
+        <w:rPr>
+          <w:rFonts w:ascii="Garamond" w:hAnsi="Garamond"/>
+          <w:sz w:val="24"/>
+          <w:szCs w:val="24"/>
+        </w:rPr>
+        <w:t>Developed event websites, registration portals and landing pages for Japan-based conferences (</w:t>
+      </w:r>
+      <w:proofErr w:type="spellStart"/>
+      <w:r>
+        <w:rPr>
+          <w:rFonts w:ascii="Garamond" w:hAnsi="Garamond"/>
+          <w:sz w:val="24"/>
+          <w:szCs w:val="24"/>
+        </w:rPr>
+        <w:t>Zoholics</w:t>
+      </w:r>
+      <w:proofErr w:type="spellEnd"/>
+      <w:r>
+        <w:rPr>
+          <w:rFonts w:ascii="Garamond" w:hAnsi="Garamond"/>
+          <w:sz w:val="24"/>
+          <w:szCs w:val="24"/>
+        </w:rPr>
+        <w:t xml:space="preserve">) and implemented </w:t>
+      </w:r>
+      <w:proofErr w:type="spellStart"/>
+      <w:r>
+        <w:rPr>
+          <w:rFonts w:ascii="Garamond" w:hAnsi="Garamond"/>
+          <w:sz w:val="24"/>
+          <w:szCs w:val="24"/>
+        </w:rPr>
+        <w:t>internationalisation</w:t>
+      </w:r>
+      <w:proofErr w:type="spellEnd"/>
+      <w:r>
+        <w:rPr>
+          <w:rFonts w:ascii="Garamond" w:hAnsi="Garamond"/>
+          <w:sz w:val="24"/>
+          <w:szCs w:val="24"/>
+        </w:rPr>
+        <w:t xml:space="preserve"> (i18n), </w:t>
+      </w:r>
+      <w:proofErr w:type="spellStart"/>
+      <w:r>
+        <w:rPr>
+          <w:rFonts w:ascii="Garamond" w:hAnsi="Garamond"/>
+          <w:sz w:val="24"/>
+          <w:szCs w:val="24"/>
+        </w:rPr>
+        <w:t>locali</w:t>
+      </w:r>
+      <w:r>
+        <w:rPr>
+          <w:rFonts w:ascii="Garamond" w:hAnsi="Garamond"/>
+          <w:sz w:val="24"/>
+          <w:szCs w:val="24"/>
+        </w:rPr>
+        <w:t>s</w:t>
+      </w:r>
+      <w:r>
+        <w:rPr>
+          <w:rFonts w:ascii="Garamond" w:hAnsi="Garamond"/>
+          <w:sz w:val="24"/>
+          <w:szCs w:val="24"/>
+        </w:rPr>
+        <w:t>ation</w:t>
+      </w:r>
+      <w:proofErr w:type="spellEnd"/>
+      <w:r>
+        <w:rPr>
+          <w:rFonts w:ascii="Garamond" w:hAnsi="Garamond"/>
+          <w:sz w:val="24"/>
+          <w:szCs w:val="24"/>
+        </w:rPr>
+        <w:t xml:space="preserve"> and multilingual support across global product deployments</w:t>
+      </w:r>
+    </w:p>
+    <w:p>
+      <w:pPr>
+        <w:numPr>
+          <w:ilvl w:val="0"/>
+          <w:numId w:val="7"/>
+        </w:numPr>
+        <w:spacing w:before="100" w:beforeAutospacing="1" w:after="100" w:afterAutospacing="1"/>
+        <w:rPr>
+          <w:rFonts w:ascii="Garamond" w:hAnsi="Garamond"/>
+          <w:sz w:val="24"/>
+          <w:szCs w:val="24"/>
+        </w:rPr>
+      </w:pPr>
+      <w:r>
+        <w:rPr>
+          <w:rFonts w:ascii="Garamond" w:hAnsi="Garamond"/>
+          <w:sz w:val="24"/>
+          <w:szCs w:val="24"/>
+        </w:rPr>
+        <w:t>Designed and implemented reusable Web Component libraries, defining component interfaces and integration standards, alongside shared UI libraries and frontend architecture standards to improve consistency and maintainability across products</w:t>
+      </w:r>
+    </w:p>
+    <w:p>
+      <w:pPr>
+        <w:numPr>
+          <w:ilvl w:val="0"/>
+          <w:numId w:val="7"/>
+        </w:numPr>
+        <w:spacing w:before="100" w:beforeAutospacing="1" w:after="100" w:afterAutospacing="1"/>
+        <w:rPr>
+          <w:rFonts w:ascii="Garamond" w:hAnsi="Garamond"/>
+          <w:sz w:val="24"/>
+          <w:szCs w:val="24"/>
+        </w:rPr>
+      </w:pPr>
+      <w:r>
+        <w:rPr>
+          <w:rFonts w:ascii="Garamond" w:hAnsi="Garamond"/>
+          <w:sz w:val="24"/>
+          <w:szCs w:val="24"/>
+        </w:rPr>
+        <w:t xml:space="preserve">Developed and maintained frontend modules, interface components and product pages for </w:t>
+      </w:r>
+      <w:proofErr w:type="spellStart"/>
+      <w:r>
+        <w:rPr>
+          <w:rFonts w:ascii="Garamond" w:hAnsi="Garamond"/>
+          <w:sz w:val="24"/>
+          <w:szCs w:val="24"/>
+        </w:rPr>
+        <w:t>ManageEngine</w:t>
+      </w:r>
+      <w:proofErr w:type="spellEnd"/>
+      <w:r>
+        <w:rPr>
+          <w:rFonts w:ascii="Garamond" w:hAnsi="Garamond"/>
+          <w:sz w:val="24"/>
+          <w:szCs w:val="24"/>
+        </w:rPr>
+        <w:t xml:space="preserve"> websites using HTML, LESS and Web Components</w:t>
+      </w:r>
+    </w:p>
+    <w:p>
+      <w:pPr>
+        <w:numPr>
+          <w:ilvl w:val="0"/>
+          <w:numId w:val="7"/>
+        </w:numPr>
+        <w:spacing w:before="100" w:beforeAutospacing="1" w:after="100" w:afterAutospacing="1"/>
+        <w:rPr>
+          <w:rFonts w:ascii="Garamond" w:hAnsi="Garamond"/>
+          <w:sz w:val="24"/>
+          <w:szCs w:val="24"/>
+        </w:rPr>
+      </w:pPr>
+      <w:r>
+        <w:rPr>
+          <w:rFonts w:ascii="Garamond" w:hAnsi="Garamond"/>
+          <w:sz w:val="24"/>
+          <w:szCs w:val="24"/>
+        </w:rPr>
+        <w:t xml:space="preserve">Developed and configured </w:t>
+      </w:r>
+      <w:proofErr w:type="spellStart"/>
+      <w:r>
+        <w:rPr>
+          <w:rFonts w:ascii="Garamond" w:hAnsi="Garamond"/>
+          <w:sz w:val="24"/>
+          <w:szCs w:val="24"/>
+        </w:rPr>
+        <w:t>chatbot</w:t>
+      </w:r>
+      <w:proofErr w:type="spellEnd"/>
+      <w:r>
+        <w:rPr>
+          <w:rFonts w:ascii="Garamond" w:hAnsi="Garamond"/>
+          <w:sz w:val="24"/>
+          <w:szCs w:val="24"/>
+        </w:rPr>
+        <w:t xml:space="preserve"> workflows and business logic for </w:t>
+      </w:r>
+      <w:proofErr w:type="spellStart"/>
+      <w:r>
+        <w:rPr>
+          <w:rFonts w:ascii="Garamond" w:hAnsi="Garamond"/>
+          <w:sz w:val="24"/>
+          <w:szCs w:val="24"/>
+        </w:rPr>
+        <w:t>ManageEngine</w:t>
+      </w:r>
+      <w:proofErr w:type="spellEnd"/>
+      <w:r>
+        <w:rPr>
+          <w:rFonts w:ascii="Garamond" w:hAnsi="Garamond"/>
+          <w:sz w:val="24"/>
+          <w:szCs w:val="24"/>
+        </w:rPr>
+        <w:t xml:space="preserve"> websites using </w:t>
+      </w:r>
+      <w:proofErr w:type="spellStart"/>
+      <w:r>
+        <w:rPr>
+          <w:rFonts w:ascii="Garamond" w:hAnsi="Garamond"/>
+          <w:sz w:val="24"/>
+          <w:szCs w:val="24"/>
+        </w:rPr>
+        <w:t>Zoho</w:t>
+      </w:r>
+      <w:proofErr w:type="spellEnd"/>
+      <w:r>
+        <w:rPr>
+          <w:rFonts w:ascii="Garamond" w:hAnsi="Garamond"/>
+          <w:sz w:val="24"/>
+          <w:szCs w:val="24"/>
+        </w:rPr>
+        <w:t xml:space="preserve"> Deluge scripting</w:t>
+      </w:r>
+    </w:p>
+    <w:p>
+      <w:pPr>
+        <w:numPr>
+          <w:ilvl w:val="0"/>
+          <w:numId w:val="7"/>
+        </w:numPr>
+        <w:spacing w:before="100" w:beforeAutospacing="1" w:after="100" w:afterAutospacing="1"/>
+        <w:rPr>
+          <w:rFonts w:ascii="Garamond" w:hAnsi="Garamond"/>
+          <w:sz w:val="24"/>
+          <w:szCs w:val="24"/>
+        </w:rPr>
+      </w:pPr>
+      <w:r>
+        <w:rPr>
+          <w:rFonts w:ascii="Garamond" w:hAnsi="Garamond"/>
+          <w:sz w:val="24"/>
+          <w:szCs w:val="24"/>
+        </w:rPr>
+        <w:t>Designed and developed browser extensions and productivity tools to automate SEO validation, content verification and workflow automation</w:t>
+      </w:r>
+    </w:p>
+    <w:p>
+      <w:pPr>
+        <w:numPr>
+          <w:ilvl w:val="0"/>
+          <w:numId w:val="7"/>
+        </w:numPr>
+        <w:spacing w:before="100" w:beforeAutospacing="1" w:after="100" w:afterAutospacing="1"/>
+        <w:rPr>
+          <w:rFonts w:ascii="Garamond" w:hAnsi="Garamond"/>
+          <w:sz w:val="24"/>
+          <w:szCs w:val="24"/>
+        </w:rPr>
+      </w:pPr>
+      <w:proofErr w:type="spellStart"/>
+      <w:r>
+        <w:rPr>
+          <w:rFonts w:ascii="Garamond" w:hAnsi="Garamond"/>
+          <w:sz w:val="24"/>
+          <w:szCs w:val="24"/>
+        </w:rPr>
+        <w:t>Utilised</w:t>
+      </w:r>
+      <w:proofErr w:type="spellEnd"/>
+      <w:r>
+        <w:rPr>
+          <w:rFonts w:ascii="Garamond" w:hAnsi="Garamond"/>
+          <w:sz w:val="24"/>
+          <w:szCs w:val="24"/>
+        </w:rPr>
+        <w:t xml:space="preserve"> AI-assisted development tools including Claude, </w:t>
+      </w:r>
+      <w:r>
+        <w:rPr>
+          <w:rFonts w:ascii="Garamond" w:hAnsi="Garamond"/>
+          <w:sz w:val="24"/>
+          <w:szCs w:val="24"/>
+        </w:rPr>
+        <w:t xml:space="preserve">Cursor </w:t>
+      </w:r>
+      <w:r>
+        <w:rPr>
+          <w:rFonts w:ascii="Garamond" w:hAnsi="Garamond"/>
+          <w:sz w:val="24"/>
+          <w:szCs w:val="24"/>
+        </w:rPr>
+        <w:t>and GitHub Copilot to accelerate component development, code generation and engineering workflows</w:t>
+      </w:r>
+    </w:p>
+    <w:p>
+      <w:pPr>
+        <w:numPr>
+          <w:ilvl w:val="0"/>
+          <w:numId w:val="7"/>
+        </w:numPr>
+        <w:spacing w:before="100" w:beforeAutospacing="1" w:after="100" w:afterAutospacing="1"/>
+        <w:rPr>
+          <w:rFonts w:ascii="Garamond" w:hAnsi="Garamond"/>
+          <w:sz w:val="24"/>
+          <w:szCs w:val="24"/>
+        </w:rPr>
+      </w:pPr>
+      <w:r>
+        <w:rPr>
+          <w:rFonts w:ascii="Garamond" w:hAnsi="Garamond"/>
+          <w:sz w:val="24"/>
+          <w:szCs w:val="24"/>
+        </w:rPr>
+        <w:t xml:space="preserve">Managed source code using </w:t>
+      </w:r>
+      <w:proofErr w:type="spellStart"/>
+      <w:r>
+        <w:rPr>
+          <w:rFonts w:ascii="Garamond" w:hAnsi="Garamond"/>
+          <w:sz w:val="24"/>
+          <w:szCs w:val="24"/>
+        </w:rPr>
+        <w:t>Git</w:t>
+      </w:r>
+      <w:proofErr w:type="spellEnd"/>
+      <w:r>
+        <w:rPr>
+          <w:rFonts w:ascii="Garamond" w:hAnsi="Garamond"/>
+          <w:sz w:val="24"/>
+          <w:szCs w:val="24"/>
+        </w:rPr>
+        <w:t xml:space="preserve"> version control, performing branch management, code reviews, pull requests and merge conflict resolution</w:t>
+      </w:r>
+    </w:p>
+    <w:p>
+      <w:pPr>
+        <w:numPr>
+          <w:ilvl w:val="0"/>
+          <w:numId w:val="7"/>
+        </w:numPr>
+        <w:spacing w:before="100" w:beforeAutospacing="1" w:after="100" w:afterAutospacing="1"/>
+        <w:rPr>
+          <w:rFonts w:ascii="Garamond" w:hAnsi="Garamond"/>
+          <w:sz w:val="24"/>
+          <w:szCs w:val="24"/>
+        </w:rPr>
+      </w:pPr>
+      <w:proofErr w:type="spellStart"/>
+      <w:r>
+        <w:rPr>
+          <w:rFonts w:ascii="Garamond" w:hAnsi="Garamond"/>
+          <w:sz w:val="24"/>
+          <w:szCs w:val="24"/>
+        </w:rPr>
+        <w:t>Optimised</w:t>
+      </w:r>
+      <w:proofErr w:type="spellEnd"/>
+      <w:r>
+        <w:rPr>
+          <w:rFonts w:ascii="Garamond" w:hAnsi="Garamond"/>
+          <w:sz w:val="24"/>
+          <w:szCs w:val="24"/>
+        </w:rPr>
+        <w:t xml:space="preserve"> web performance using </w:t>
+      </w:r>
+      <w:proofErr w:type="spellStart"/>
+      <w:r>
+        <w:rPr>
+          <w:rFonts w:ascii="Garamond" w:hAnsi="Garamond"/>
+          <w:sz w:val="24"/>
+          <w:szCs w:val="24"/>
+        </w:rPr>
+        <w:t>PageSpeed</w:t>
+      </w:r>
+      <w:proofErr w:type="spellEnd"/>
+      <w:r>
+        <w:rPr>
+          <w:rFonts w:ascii="Garamond" w:hAnsi="Garamond"/>
+          <w:sz w:val="24"/>
+          <w:szCs w:val="24"/>
+        </w:rPr>
+        <w:t xml:space="preserve"> Insights and Core Web Vitals metrics (LCP, CLS, FID), identifying and resolving technical deficiencies through systematic debugging, lazy loading, critical CSS and bundle </w:t>
+      </w:r>
+      <w:proofErr w:type="spellStart"/>
+      <w:r>
+        <w:rPr>
+          <w:rFonts w:ascii="Garamond" w:hAnsi="Garamond"/>
+          <w:sz w:val="24"/>
+          <w:szCs w:val="24"/>
+        </w:rPr>
+        <w:t>optimisation</w:t>
+      </w:r>
+      <w:proofErr w:type="spellEnd"/>
+      <w:r>
+        <w:rPr>
+          <w:rFonts w:ascii="Garamond" w:hAnsi="Garamond"/>
+          <w:sz w:val="24"/>
+          <w:szCs w:val="24"/>
+        </w:rPr>
+        <w:t xml:space="preserve"> across high-traffic product pages</w:t>
+      </w:r>
+    </w:p>
+    <w:p>
+      <w:pPr>
+        <w:numPr>
+          <w:ilvl w:val="0"/>
+          <w:numId w:val="7"/>
+        </w:numPr>
+        <w:spacing w:before="100" w:beforeAutospacing="1" w:after="100" w:afterAutospacing="1"/>
+        <w:rPr>
+          <w:rFonts w:ascii="Garamond" w:hAnsi="Garamond"/>
+          <w:sz w:val="24"/>
+          <w:szCs w:val="24"/>
+        </w:rPr>
+      </w:pPr>
+      <w:r>
+        <w:rPr>
+          <w:rFonts w:ascii="Garamond" w:hAnsi="Garamond"/>
+          <w:sz w:val="24"/>
+          <w:szCs w:val="24"/>
+        </w:rPr>
+        <w:lastRenderedPageBreak/>
+        <w:t xml:space="preserve">Implemented WCAG 2.1/2.2 accessibility standards across </w:t>
+      </w:r>
+      <w:proofErr w:type="spellStart"/>
+      <w:r>
+        <w:rPr>
+          <w:rFonts w:ascii="Garamond" w:hAnsi="Garamond"/>
+          <w:sz w:val="24"/>
+          <w:szCs w:val="24"/>
+        </w:rPr>
+        <w:t>Zoho</w:t>
+      </w:r>
+      <w:proofErr w:type="spellEnd"/>
+      <w:r>
+        <w:rPr>
+          <w:rFonts w:ascii="Garamond" w:hAnsi="Garamond"/>
+          <w:sz w:val="24"/>
+          <w:szCs w:val="24"/>
+        </w:rPr>
+        <w:t xml:space="preserve"> Japan websites including ARIA attributes, keyboard navigation, semantic HTML and screen reader compatibility for enterprise users</w:t>
+      </w:r>
+    </w:p>
+    <w:p>
+      <w:pPr>
+        <w:numPr>
+          <w:ilvl w:val="0"/>
+          <w:numId w:val="7"/>
+        </w:numPr>
+        <w:spacing w:before="100" w:beforeAutospacing="1" w:after="100" w:afterAutospacing="1"/>
+        <w:rPr>
+          <w:rFonts w:ascii="Garamond" w:hAnsi="Garamond"/>
+          <w:sz w:val="24"/>
+          <w:szCs w:val="24"/>
+        </w:rPr>
+      </w:pPr>
+      <w:proofErr w:type="spellStart"/>
+      <w:r>
+        <w:rPr>
+          <w:rFonts w:ascii="Garamond" w:hAnsi="Garamond"/>
+          <w:sz w:val="24"/>
+          <w:szCs w:val="24"/>
+        </w:rPr>
+        <w:t>Analysed</w:t>
+      </w:r>
+      <w:proofErr w:type="spellEnd"/>
+      <w:r>
+        <w:rPr>
+          <w:rFonts w:ascii="Garamond" w:hAnsi="Garamond"/>
+          <w:sz w:val="24"/>
+          <w:szCs w:val="24"/>
+        </w:rPr>
+        <w:t xml:space="preserve"> business requirements in technical planning meetings with </w:t>
+      </w:r>
+      <w:proofErr w:type="spellStart"/>
+      <w:r>
+        <w:rPr>
+          <w:rFonts w:ascii="Garamond" w:hAnsi="Garamond"/>
+          <w:sz w:val="24"/>
+          <w:szCs w:val="24"/>
+        </w:rPr>
+        <w:t>Zoho</w:t>
+      </w:r>
+      <w:proofErr w:type="spellEnd"/>
+      <w:r>
+        <w:rPr>
+          <w:rFonts w:ascii="Garamond" w:hAnsi="Garamond"/>
+          <w:sz w:val="24"/>
+          <w:szCs w:val="24"/>
+        </w:rPr>
+        <w:t xml:space="preserve"> Japan stakeholders, translating specifications into scalable frontend solutions and producing architecture documentation and component guidelines for team-wide standards</w:t>
+      </w:r>
+    </w:p>
+    <w:p>
+      <w:pPr>
+        <w:pStyle w:val="Heading3"/>
+        <w:spacing w:line="240" w:lineRule="auto"/>
+        <w:rPr>
+          <w:rFonts w:ascii="Garamond" w:hAnsi="Garamond"/>
+          <w:color w:val="000000" w:themeColor="text1"/>
+          <w:sz w:val="24"/>
+          <w:szCs w:val="24"/>
+        </w:rPr>
+      </w:pPr>
+      <w:r>
+        <w:rPr>
+          <w:rStyle w:val="Strong"/>
+          <w:rFonts w:ascii="Garamond" w:hAnsi="Garamond"/>
+          <w:b/>
+          <w:bCs/>
+          <w:color w:val="000000" w:themeColor="text1"/>
+          <w:sz w:val="24"/>
+          <w:szCs w:val="24"/>
+        </w:rPr>
+        <w:t>K2B Solutions</w:t>
+      </w:r>
+      <w:r>
+        <w:rPr>
+          <w:rFonts w:ascii="Garamond" w:hAnsi="Garamond"/>
+          <w:color w:val="000000" w:themeColor="text1"/>
+          <w:sz w:val="24"/>
+          <w:szCs w:val="24"/>
+        </w:rPr>
+        <w:t xml:space="preserve"> — Chennai, India</w:t>
+      </w:r>
+    </w:p>
+    <w:p>
+      <w:pPr>
+        <w:pStyle w:val="NormalWeb"/>
+        <w:rPr>
+          <w:rFonts w:ascii="Garamond" w:hAnsi="Garamond"/>
+        </w:rPr>
+      </w:pPr>
+      <w:r>
+        <w:rPr>
+          <w:rStyle w:val="Strong"/>
+          <w:rFonts w:ascii="Garamond" w:hAnsi="Garamond"/>
+        </w:rPr>
+        <w:t>Trainee</w:t>
+      </w:r>
+      <w:r>
+        <w:rPr>
+          <w:rStyle w:val="Strong"/>
+          <w:rFonts w:ascii="Garamond" w:hAnsi="Garamond"/>
+        </w:rPr>
+        <w:t xml:space="preserve"> -</w:t>
+      </w:r>
+      <w:r>
+        <w:rPr>
+          <w:rStyle w:val="Strong"/>
+          <w:rFonts w:ascii="Garamond" w:hAnsi="Garamond"/>
+        </w:rPr>
+        <w:t xml:space="preserve"> UI</w:t>
+      </w:r>
+      <w:r>
+        <w:rPr>
+          <w:rStyle w:val="Strong"/>
+          <w:rFonts w:ascii="Garamond" w:hAnsi="Garamond"/>
+        </w:rPr>
+        <w:t xml:space="preserve"> </w:t>
+      </w:r>
+      <w:r>
+        <w:rPr>
+          <w:rFonts w:ascii="Garamond" w:hAnsi="Garamond"/>
+        </w:rPr>
+        <w:t xml:space="preserve">(Jan 2018 – Jun 2019) </w:t>
+      </w:r>
+      <w:r>
+        <w:rPr>
+          <w:rFonts w:ascii="Garamond" w:hAnsi="Garamond"/>
+        </w:rPr>
+        <w:t xml:space="preserve">| </w:t>
+      </w:r>
+      <w:r>
+        <w:rPr>
+          <w:rFonts w:ascii="Garamond" w:hAnsi="Garamond"/>
+          <w:b/>
+        </w:rPr>
+        <w:t>UI Developer</w:t>
+      </w:r>
+      <w:r>
+        <w:rPr>
+          <w:rFonts w:ascii="Garamond" w:hAnsi="Garamond"/>
+        </w:rPr>
+        <w:t xml:space="preserve"> (Jul 2019 – Feb 2020)</w:t>
+      </w:r>
+    </w:p>
+    <w:p>
+      <w:pPr>
+        <w:numPr>
+          <w:ilvl w:val="0"/>
+          <w:numId w:val="12"/>
+        </w:numPr>
+        <w:spacing w:before="100" w:beforeAutospacing="1" w:after="100" w:afterAutospacing="1"/>
+        <w:rPr>
+          <w:rFonts w:ascii="Garamond" w:hAnsi="Garamond"/>
+          <w:sz w:val="24"/>
+          <w:szCs w:val="24"/>
+        </w:rPr>
+      </w:pPr>
+      <w:r>
+        <w:rPr>
+          <w:rFonts w:ascii="Garamond" w:hAnsi="Garamond"/>
+          <w:sz w:val="24"/>
+          <w:szCs w:val="24"/>
+        </w:rPr>
+        <w:t xml:space="preserve">Developed and maintained frontend implementation for Bluestone98 website (UK client), an </w:t>
+      </w:r>
+      <w:proofErr w:type="spellStart"/>
+      <w:r>
+        <w:rPr>
+          <w:rFonts w:ascii="Garamond" w:hAnsi="Garamond"/>
+          <w:sz w:val="24"/>
+          <w:szCs w:val="24"/>
+        </w:rPr>
+        <w:t>Awwwards-recogni</w:t>
+      </w:r>
+      <w:r>
+        <w:rPr>
+          <w:rFonts w:ascii="Garamond" w:hAnsi="Garamond"/>
+          <w:sz w:val="24"/>
+          <w:szCs w:val="24"/>
+        </w:rPr>
+        <w:t>s</w:t>
+      </w:r>
+      <w:r>
+        <w:rPr>
+          <w:rFonts w:ascii="Garamond" w:hAnsi="Garamond"/>
+          <w:sz w:val="24"/>
+          <w:szCs w:val="24"/>
+        </w:rPr>
+        <w:t>ed</w:t>
+      </w:r>
+      <w:proofErr w:type="spellEnd"/>
+      <w:r>
+        <w:rPr>
+          <w:rFonts w:ascii="Garamond" w:hAnsi="Garamond"/>
+          <w:sz w:val="24"/>
+          <w:szCs w:val="24"/>
+        </w:rPr>
+        <w:t xml:space="preserve"> project, using HTML, CSS and JavaScript</w:t>
+      </w:r>
+    </w:p>
+    <w:p>
+      <w:pPr>
+        <w:numPr>
+          <w:ilvl w:val="0"/>
+          <w:numId w:val="12"/>
+        </w:numPr>
+        <w:spacing w:before="100" w:beforeAutospacing="1" w:after="100" w:afterAutospacing="1"/>
+        <w:rPr>
+          <w:rFonts w:ascii="Garamond" w:hAnsi="Garamond"/>
+          <w:sz w:val="24"/>
+          <w:szCs w:val="24"/>
+        </w:rPr>
+      </w:pPr>
+      <w:r>
+        <w:rPr>
+          <w:rFonts w:ascii="Garamond" w:hAnsi="Garamond"/>
+          <w:sz w:val="24"/>
+          <w:szCs w:val="24"/>
+        </w:rPr>
+        <w:t xml:space="preserve">Developed frontend features, user interface enhancements and responsive layouts for </w:t>
+      </w:r>
+      <w:proofErr w:type="spellStart"/>
+      <w:r>
+        <w:rPr>
+          <w:rFonts w:ascii="Garamond" w:hAnsi="Garamond"/>
+          <w:sz w:val="24"/>
+          <w:szCs w:val="24"/>
+        </w:rPr>
+        <w:t>Sherridon</w:t>
+      </w:r>
+      <w:proofErr w:type="spellEnd"/>
+      <w:r>
+        <w:rPr>
+          <w:rFonts w:ascii="Garamond" w:hAnsi="Garamond"/>
+          <w:sz w:val="24"/>
+          <w:szCs w:val="24"/>
+        </w:rPr>
+        <w:t xml:space="preserve"> Homes Australia real estate website</w:t>
+      </w:r>
+    </w:p>
+    <w:p>
+      <w:pPr>
+        <w:numPr>
+          <w:ilvl w:val="0"/>
+          <w:numId w:val="12"/>
+        </w:numPr>
+        <w:spacing w:before="100" w:beforeAutospacing="1" w:after="100" w:afterAutospacing="1"/>
+        <w:rPr>
+          <w:rFonts w:ascii="Garamond" w:hAnsi="Garamond"/>
+          <w:sz w:val="24"/>
+          <w:szCs w:val="24"/>
+        </w:rPr>
+      </w:pPr>
+      <w:r>
+        <w:rPr>
+          <w:rFonts w:ascii="Garamond" w:hAnsi="Garamond"/>
+          <w:sz w:val="24"/>
+          <w:szCs w:val="24"/>
+        </w:rPr>
+        <w:t xml:space="preserve">Developed and maintained frontend components, user interface updates and WordPress customizations for Unicorn Dating website </w:t>
+      </w:r>
+    </w:p>
+    <w:p>
+      <w:pPr>
+        <w:numPr>
+          <w:ilvl w:val="0"/>
+          <w:numId w:val="12"/>
+        </w:numPr>
+        <w:spacing w:before="100" w:beforeAutospacing="1" w:after="100" w:afterAutospacing="1"/>
+        <w:rPr>
+          <w:rFonts w:ascii="Garamond" w:hAnsi="Garamond"/>
+          <w:sz w:val="24"/>
+          <w:szCs w:val="24"/>
+        </w:rPr>
+      </w:pPr>
+      <w:r>
+        <w:rPr>
+          <w:rFonts w:ascii="Garamond" w:hAnsi="Garamond"/>
+          <w:sz w:val="24"/>
+          <w:szCs w:val="24"/>
+        </w:rPr>
+        <w:t>Developed and contributed to frontend components and UI updates for Singapore Land Authority</w:t>
+      </w:r>
+      <w:r>
+        <w:rPr>
+          <w:rFonts w:ascii="Garamond" w:hAnsi="Garamond"/>
+          <w:sz w:val="24"/>
+          <w:szCs w:val="24"/>
+        </w:rPr>
+        <w:t xml:space="preserve"> enterprise</w:t>
       </w:r>
       <w:bookmarkStart w:id="0" w:name="_GoBack"/>
       <w:bookmarkEnd w:id="0"/>
     </w:p>
     <w:p>
       <w:pPr>
-        <w:pStyle w:val="Heading3"/>
-        <w:spacing w:line="240" w:lineRule="auto"/>
-        <w:rPr>
-          <w:rFonts w:ascii="Garamond" w:hAnsi="Garamond"/>
-          <w:sz w:val="23"/>
-          <w:szCs w:val="23"/>
-        </w:rPr>
-      </w:pPr>
-      <w:r>
-        <w:rPr>
-          <w:rStyle w:val="Strong"/>
-          <w:rFonts w:ascii="Garamond" w:hAnsi="Garamond"/>
-          <w:b/>
-          <w:bCs/>
-          <w:sz w:val="23"/>
-          <w:szCs w:val="23"/>
-        </w:rPr>
-        <w:t>ZOHO Corporation</w:t>
-      </w:r>
-      <w:r>
-        <w:rPr>
-          <w:rFonts w:ascii="Garamond" w:hAnsi="Garamond"/>
-          <w:sz w:val="23"/>
-          <w:szCs w:val="23"/>
-        </w:rPr>
-        <w:t xml:space="preserve"> — Chennai, India</w:t>
-      </w:r>
-    </w:p>
-    <w:p>
-      <w:pPr>
-        <w:pStyle w:val="NormalWeb"/>
-        <w:rPr>
-          <w:rFonts w:ascii="Garamond" w:hAnsi="Garamond"/>
-          <w:sz w:val="23"/>
-          <w:szCs w:val="23"/>
-        </w:rPr>
-      </w:pPr>
-      <w:r>
-        <w:rPr>
-          <w:rStyle w:val="Strong"/>
-          <w:rFonts w:ascii="Garamond" w:hAnsi="Garamond"/>
-          <w:sz w:val="23"/>
-          <w:szCs w:val="23"/>
-        </w:rPr>
-        <w:t>Web Developer (Frontend)</w:t>
-      </w:r>
-      <w:r>
-        <w:rPr>
-          <w:rFonts w:ascii="Garamond" w:hAnsi="Garamond"/>
-          <w:sz w:val="23"/>
-          <w:szCs w:val="23"/>
-        </w:rPr>
-        <w:t xml:space="preserve"> | Feb 2020 – Present</w:t>
-      </w:r>
-    </w:p>
-    <w:p>
-      <w:pPr>
-        <w:numPr>
-          <w:ilvl w:val="0"/>
-          <w:numId w:val="7"/>
-        </w:numPr>
-        <w:spacing w:before="100" w:beforeAutospacing="1" w:after="100" w:afterAutospacing="1" w:line="240" w:lineRule="auto"/>
-        <w:rPr>
-          <w:rFonts w:ascii="Garamond" w:hAnsi="Garamond"/>
-          <w:sz w:val="23"/>
-          <w:szCs w:val="23"/>
-        </w:rPr>
-      </w:pPr>
-      <w:r>
-        <w:rPr>
-          <w:rFonts w:ascii="Garamond" w:hAnsi="Garamond"/>
-          <w:sz w:val="23"/>
-          <w:szCs w:val="23"/>
-        </w:rPr>
-        <w:t xml:space="preserve">Owned frontend development for </w:t>
-      </w:r>
-      <w:r>
-        <w:rPr>
-          <w:rStyle w:val="Strong"/>
-          <w:rFonts w:ascii="Garamond" w:hAnsi="Garamond"/>
-          <w:sz w:val="23"/>
-          <w:szCs w:val="23"/>
-        </w:rPr>
-        <w:t>Japan CRM Academy</w:t>
-      </w:r>
-      <w:r>
-        <w:rPr>
-          <w:rFonts w:ascii="Garamond" w:hAnsi="Garamond"/>
-          <w:sz w:val="23"/>
-          <w:szCs w:val="23"/>
-        </w:rPr>
-        <w:t xml:space="preserve">, improving </w:t>
-      </w:r>
-      <w:r>
-        <w:rPr>
-          <w:rStyle w:val="Strong"/>
-          <w:rFonts w:ascii="Garamond" w:hAnsi="Garamond"/>
-          <w:sz w:val="23"/>
-          <w:szCs w:val="23"/>
-        </w:rPr>
-        <w:t>sign-up conversion by ~30%</w:t>
-      </w:r>
-      <w:r>
-        <w:rPr>
-          <w:rFonts w:ascii="Garamond" w:hAnsi="Garamond"/>
-          <w:sz w:val="23"/>
-          <w:szCs w:val="23"/>
-        </w:rPr>
-        <w:t xml:space="preserve"> through performance and UX improvements </w:t>
-      </w:r>
-    </w:p>
-    <w:p>
-      <w:pPr>
-        <w:pStyle w:val="Heading3"/>
-        <w:spacing w:line="240" w:lineRule="auto"/>
-        <w:rPr>
-          <w:rFonts w:ascii="Garamond" w:hAnsi="Garamond"/>
-          <w:sz w:val="23"/>
-          <w:szCs w:val="23"/>
-        </w:rPr>
-      </w:pPr>
-      <w:r>
-        <w:rPr>
-          <w:rStyle w:val="Strong"/>
-          <w:rFonts w:ascii="Garamond" w:hAnsi="Garamond"/>
-          <w:b/>
-          <w:bCs/>
-          <w:sz w:val="23"/>
-          <w:szCs w:val="23"/>
-        </w:rPr>
-        <w:t>Architecture &amp; System Design</w:t>
-      </w:r>
-    </w:p>
-    <w:p>
-      <w:pPr>
-        <w:numPr>
-          <w:ilvl w:val="0"/>
-          <w:numId w:val="8"/>
-        </w:numPr>
-        <w:spacing w:before="100" w:beforeAutospacing="1" w:after="100" w:afterAutospacing="1" w:line="240" w:lineRule="auto"/>
-        <w:rPr>
-          <w:rFonts w:ascii="Garamond" w:hAnsi="Garamond"/>
-          <w:sz w:val="23"/>
-          <w:szCs w:val="23"/>
-        </w:rPr>
-      </w:pPr>
-      <w:r>
-        <w:rPr>
-          <w:rFonts w:ascii="Garamond" w:hAnsi="Garamond"/>
-          <w:sz w:val="23"/>
-          <w:szCs w:val="23"/>
-        </w:rPr>
-        <w:t xml:space="preserve">Designed and implemented </w:t>
-      </w:r>
-      <w:r>
-        <w:rPr>
-          <w:rStyle w:val="Strong"/>
-          <w:rFonts w:ascii="Garamond" w:hAnsi="Garamond"/>
-          <w:sz w:val="23"/>
-          <w:szCs w:val="23"/>
-        </w:rPr>
-        <w:t>scalable frontend architecture and reusable UI systems</w:t>
-      </w:r>
-      <w:r>
-        <w:rPr>
-          <w:rFonts w:ascii="Garamond" w:hAnsi="Garamond"/>
-          <w:sz w:val="23"/>
-          <w:szCs w:val="23"/>
-        </w:rPr>
-        <w:t xml:space="preserve"> to support multiple product workflows </w:t>
-      </w:r>
-    </w:p>
-    <w:p>
-      <w:pPr>
-        <w:numPr>
-          <w:ilvl w:val="0"/>
-          <w:numId w:val="8"/>
-        </w:numPr>
-        <w:spacing w:before="100" w:beforeAutospacing="1" w:after="100" w:afterAutospacing="1" w:line="240" w:lineRule="auto"/>
-        <w:rPr>
-          <w:rFonts w:ascii="Garamond" w:hAnsi="Garamond"/>
-          <w:sz w:val="23"/>
-          <w:szCs w:val="23"/>
-        </w:rPr>
-      </w:pPr>
-      <w:r>
-        <w:rPr>
-          <w:rFonts w:ascii="Garamond" w:hAnsi="Garamond"/>
-          <w:sz w:val="23"/>
-          <w:szCs w:val="23"/>
-        </w:rPr>
-        <w:t xml:space="preserve">Applied design patterns to improve modularity, maintainability, and long-term scalability </w:t>
-      </w:r>
-    </w:p>
-    <w:p>
-      <w:pPr>
-        <w:pStyle w:val="Heading3"/>
-        <w:spacing w:line="240" w:lineRule="auto"/>
-        <w:rPr>
-          <w:rFonts w:ascii="Garamond" w:hAnsi="Garamond"/>
-          <w:sz w:val="23"/>
-          <w:szCs w:val="23"/>
-        </w:rPr>
-      </w:pPr>
-      <w:r>
-        <w:rPr>
-          <w:rStyle w:val="Strong"/>
-          <w:rFonts w:ascii="Garamond" w:hAnsi="Garamond"/>
-          <w:b/>
-          <w:bCs/>
-          <w:sz w:val="23"/>
-          <w:szCs w:val="23"/>
-        </w:rPr>
-        <w:t xml:space="preserve">Performance &amp; </w:t>
-      </w:r>
-      <w:proofErr w:type="spellStart"/>
-      <w:r>
-        <w:rPr>
-          <w:rStyle w:val="Strong"/>
-          <w:rFonts w:ascii="Garamond" w:hAnsi="Garamond"/>
-          <w:b/>
-          <w:bCs/>
-          <w:sz w:val="23"/>
-          <w:szCs w:val="23"/>
-        </w:rPr>
-        <w:t>Optimisation</w:t>
-      </w:r>
-      <w:proofErr w:type="spellEnd"/>
-    </w:p>
-    <w:p>
-      <w:pPr>
-        <w:numPr>
-          <w:ilvl w:val="0"/>
-          <w:numId w:val="9"/>
-        </w:numPr>
-        <w:spacing w:before="100" w:beforeAutospacing="1" w:after="100" w:afterAutospacing="1" w:line="240" w:lineRule="auto"/>
-        <w:rPr>
-          <w:rFonts w:ascii="Garamond" w:hAnsi="Garamond"/>
-          <w:sz w:val="23"/>
-          <w:szCs w:val="23"/>
-        </w:rPr>
-      </w:pPr>
-      <w:r>
-        <w:rPr>
-          <w:rFonts w:ascii="Garamond" w:hAnsi="Garamond"/>
-          <w:sz w:val="23"/>
-          <w:szCs w:val="23"/>
-        </w:rPr>
-        <w:t xml:space="preserve">Led </w:t>
-      </w:r>
-      <w:r>
-        <w:rPr>
-          <w:rStyle w:val="Strong"/>
-          <w:rFonts w:ascii="Garamond" w:hAnsi="Garamond"/>
-          <w:sz w:val="23"/>
-          <w:szCs w:val="23"/>
-        </w:rPr>
-        <w:t xml:space="preserve">Core Web Vitals </w:t>
-      </w:r>
-      <w:proofErr w:type="spellStart"/>
-      <w:r>
-        <w:rPr>
-          <w:rStyle w:val="Strong"/>
-          <w:rFonts w:ascii="Garamond" w:hAnsi="Garamond"/>
-          <w:sz w:val="23"/>
-          <w:szCs w:val="23"/>
-        </w:rPr>
-        <w:t>optimisation</w:t>
-      </w:r>
-      <w:proofErr w:type="spellEnd"/>
-      <w:r>
-        <w:rPr>
-          <w:rStyle w:val="Strong"/>
-          <w:rFonts w:ascii="Garamond" w:hAnsi="Garamond"/>
-          <w:sz w:val="23"/>
-          <w:szCs w:val="23"/>
-        </w:rPr>
-        <w:t xml:space="preserve"> (LCP, CLS, FID)</w:t>
-      </w:r>
-      <w:r>
-        <w:rPr>
-          <w:rFonts w:ascii="Garamond" w:hAnsi="Garamond"/>
-          <w:sz w:val="23"/>
-          <w:szCs w:val="23"/>
-        </w:rPr>
-        <w:t xml:space="preserve">, improving load times, responsiveness, and overall user experience </w:t>
-      </w:r>
-    </w:p>
-    <w:p>
-      <w:pPr>
-        <w:numPr>
-          <w:ilvl w:val="0"/>
-          <w:numId w:val="9"/>
-        </w:numPr>
-        <w:spacing w:before="100" w:beforeAutospacing="1" w:after="100" w:afterAutospacing="1" w:line="240" w:lineRule="auto"/>
-        <w:rPr>
-          <w:rFonts w:ascii="Garamond" w:hAnsi="Garamond"/>
-          <w:sz w:val="23"/>
-          <w:szCs w:val="23"/>
-        </w:rPr>
-      </w:pPr>
-      <w:r>
-        <w:rPr>
-          <w:rFonts w:ascii="Garamond" w:hAnsi="Garamond"/>
-          <w:sz w:val="23"/>
-          <w:szCs w:val="23"/>
-        </w:rPr>
-        <w:t xml:space="preserve">Identified and resolved performance bottlenecks in production systems </w:t>
-      </w:r>
-    </w:p>
-    <w:p>
-      <w:pPr>
-        <w:pStyle w:val="Heading3"/>
-        <w:spacing w:line="240" w:lineRule="auto"/>
-        <w:rPr>
-          <w:rFonts w:ascii="Garamond" w:hAnsi="Garamond"/>
-          <w:sz w:val="23"/>
-          <w:szCs w:val="23"/>
-        </w:rPr>
-      </w:pPr>
-      <w:r>
-        <w:rPr>
-          <w:rStyle w:val="Strong"/>
-          <w:rFonts w:ascii="Garamond" w:hAnsi="Garamond"/>
-          <w:b/>
-          <w:bCs/>
-          <w:sz w:val="23"/>
-          <w:szCs w:val="23"/>
-        </w:rPr>
-        <w:t>Engineering Quality &amp; Reliability</w:t>
-      </w:r>
-    </w:p>
-    <w:p>
-      <w:pPr>
-        <w:numPr>
-          <w:ilvl w:val="0"/>
-          <w:numId w:val="10"/>
-        </w:numPr>
-        <w:spacing w:before="100" w:beforeAutospacing="1" w:after="100" w:afterAutospacing="1" w:line="240" w:lineRule="auto"/>
-        <w:rPr>
-          <w:rFonts w:ascii="Garamond" w:hAnsi="Garamond"/>
-          <w:sz w:val="23"/>
-          <w:szCs w:val="23"/>
-        </w:rPr>
-      </w:pPr>
-      <w:r>
-        <w:rPr>
-          <w:rFonts w:ascii="Garamond" w:hAnsi="Garamond"/>
-          <w:sz w:val="23"/>
-          <w:szCs w:val="23"/>
-        </w:rPr>
-        <w:t xml:space="preserve">Developed clean, maintainable, and production-grade code following structured engineering practices </w:t>
-      </w:r>
-    </w:p>
-    <w:p>
-      <w:pPr>
-        <w:numPr>
-          <w:ilvl w:val="0"/>
-          <w:numId w:val="10"/>
-        </w:numPr>
-        <w:spacing w:before="100" w:beforeAutospacing="1" w:after="100" w:afterAutospacing="1" w:line="240" w:lineRule="auto"/>
-        <w:rPr>
-          <w:rFonts w:ascii="Garamond" w:hAnsi="Garamond"/>
-          <w:sz w:val="23"/>
-          <w:szCs w:val="23"/>
-        </w:rPr>
-      </w:pPr>
-      <w:r>
-        <w:rPr>
-          <w:rFonts w:ascii="Garamond" w:hAnsi="Garamond"/>
-          <w:sz w:val="23"/>
-          <w:szCs w:val="23"/>
-        </w:rPr>
-        <w:t xml:space="preserve">Applied testing and debugging techniques to improve system stability and reduce defects </w:t>
-      </w:r>
-    </w:p>
-    <w:p>
-      <w:pPr>
-        <w:pStyle w:val="Heading3"/>
-        <w:spacing w:line="240" w:lineRule="auto"/>
-        <w:rPr>
-          <w:rFonts w:ascii="Garamond" w:hAnsi="Garamond"/>
-          <w:sz w:val="23"/>
-          <w:szCs w:val="23"/>
-        </w:rPr>
-      </w:pPr>
-      <w:r>
-        <w:rPr>
-          <w:rStyle w:val="Strong"/>
-          <w:rFonts w:ascii="Garamond" w:hAnsi="Garamond"/>
-          <w:b/>
-          <w:bCs/>
-          <w:sz w:val="23"/>
-          <w:szCs w:val="23"/>
-        </w:rPr>
-        <w:t>Ownership &amp; Delivery</w:t>
-      </w:r>
-    </w:p>
-    <w:p>
-      <w:pPr>
-        <w:numPr>
-          <w:ilvl w:val="0"/>
-          <w:numId w:val="11"/>
-        </w:numPr>
-        <w:spacing w:before="100" w:beforeAutospacing="1" w:after="100" w:afterAutospacing="1" w:line="240" w:lineRule="auto"/>
-        <w:rPr>
-          <w:rFonts w:ascii="Garamond" w:hAnsi="Garamond"/>
-          <w:sz w:val="23"/>
-          <w:szCs w:val="23"/>
-        </w:rPr>
-      </w:pPr>
-      <w:r>
-        <w:rPr>
-          <w:rFonts w:ascii="Garamond" w:hAnsi="Garamond"/>
-          <w:sz w:val="23"/>
-          <w:szCs w:val="23"/>
-        </w:rPr>
-        <w:t xml:space="preserve">Took ownership of features end-to-end, from requirement understanding to production release </w:t>
-      </w:r>
-    </w:p>
-    <w:p>
-      <w:pPr>
-        <w:numPr>
-          <w:ilvl w:val="0"/>
-          <w:numId w:val="11"/>
-        </w:numPr>
-        <w:spacing w:before="100" w:beforeAutospacing="1" w:after="100" w:afterAutospacing="1" w:line="240" w:lineRule="auto"/>
-        <w:rPr>
-          <w:rFonts w:ascii="Garamond" w:hAnsi="Garamond"/>
-          <w:sz w:val="23"/>
-          <w:szCs w:val="23"/>
-        </w:rPr>
-      </w:pPr>
-      <w:r>
-        <w:rPr>
-          <w:rFonts w:ascii="Garamond" w:hAnsi="Garamond"/>
-          <w:sz w:val="23"/>
-          <w:szCs w:val="23"/>
-        </w:rPr>
-        <w:t xml:space="preserve">Ensured reliable delivery in fast-paced environments with a focus on quality and performance </w:t>
-      </w:r>
-    </w:p>
-    <w:p>
-      <w:pPr>
-        <w:pStyle w:val="Heading3"/>
-        <w:spacing w:line="240" w:lineRule="auto"/>
-        <w:rPr>
-          <w:rFonts w:ascii="Garamond" w:hAnsi="Garamond"/>
-          <w:sz w:val="23"/>
-          <w:szCs w:val="23"/>
-        </w:rPr>
-      </w:pPr>
-      <w:r>
-        <w:rPr>
-          <w:rStyle w:val="Strong"/>
-          <w:rFonts w:ascii="Garamond" w:hAnsi="Garamond"/>
-          <w:b/>
-          <w:bCs/>
-          <w:sz w:val="23"/>
-          <w:szCs w:val="23"/>
-        </w:rPr>
-        <w:t>Collaboration &amp; Technical Influence</w:t>
-      </w:r>
-    </w:p>
-    <w:p>
-      <w:pPr>
         <w:numPr>
           <w:ilvl w:val="0"/>
           <w:numId w:val="12"/>
         </w:numPr>
-        <w:spacing w:before="100" w:beforeAutospacing="1" w:after="100" w:afterAutospacing="1" w:line="240" w:lineRule="auto"/>
-        <w:rPr>
-          <w:rFonts w:ascii="Garamond" w:hAnsi="Garamond"/>
-          <w:sz w:val="23"/>
-          <w:szCs w:val="23"/>
-        </w:rPr>
-      </w:pPr>
-      <w:r>
-        <w:rPr>
-          <w:rFonts w:ascii="Garamond" w:hAnsi="Garamond"/>
-          <w:sz w:val="23"/>
-          <w:szCs w:val="23"/>
-        </w:rPr>
-        <w:t xml:space="preserve">Collaborated closely with product managers, designers, and backend engineers to refine user flows and improve usability </w:t>
+        <w:spacing w:before="100" w:beforeAutospacing="1" w:after="100" w:afterAutospacing="1"/>
+        <w:rPr>
+          <w:rFonts w:ascii="Garamond" w:hAnsi="Garamond"/>
+          <w:sz w:val="24"/>
+          <w:szCs w:val="24"/>
+        </w:rPr>
+      </w:pPr>
+      <w:r>
+        <w:rPr>
+          <w:rFonts w:ascii="Garamond" w:hAnsi="Garamond"/>
+          <w:sz w:val="24"/>
+          <w:szCs w:val="24"/>
+        </w:rPr>
+        <w:t>Modified and maintained existing website features and user interface components based on business requirements</w:t>
       </w:r>
     </w:p>
     <w:p>
@@ -995,576 +1452,547 @@
           <w:ilvl w:val="0"/>
           <w:numId w:val="12"/>
         </w:numPr>
-        <w:spacing w:before="100" w:beforeAutospacing="1" w:after="100" w:afterAutospacing="1" w:line="240" w:lineRule="auto"/>
-        <w:rPr>
-          <w:rFonts w:ascii="Garamond" w:hAnsi="Garamond"/>
-          <w:sz w:val="23"/>
-          <w:szCs w:val="23"/>
-        </w:rPr>
-      </w:pPr>
-      <w:r>
-        <w:rPr>
-          <w:rFonts w:ascii="Garamond" w:hAnsi="Garamond"/>
-          <w:sz w:val="23"/>
-          <w:szCs w:val="23"/>
-        </w:rPr>
-        <w:t xml:space="preserve">Participated in code reviews and contributed to maintaining engineering standards across the team </w:t>
-      </w:r>
-    </w:p>
-    <w:p>
-      <w:pPr>
-        <w:pStyle w:val="Heading3"/>
-        <w:spacing w:line="240" w:lineRule="auto"/>
-        <w:rPr>
-          <w:rFonts w:ascii="Garamond" w:hAnsi="Garamond"/>
-          <w:sz w:val="23"/>
-          <w:szCs w:val="23"/>
-        </w:rPr>
-      </w:pPr>
-      <w:r>
-        <w:rPr>
-          <w:rStyle w:val="Strong"/>
-          <w:rFonts w:ascii="Garamond" w:hAnsi="Garamond"/>
-          <w:b/>
-          <w:bCs/>
-          <w:sz w:val="23"/>
-          <w:szCs w:val="23"/>
-        </w:rPr>
-        <w:lastRenderedPageBreak/>
-        <w:t>K2B Solutions</w:t>
-      </w:r>
-      <w:r>
-        <w:rPr>
-          <w:rFonts w:ascii="Garamond" w:hAnsi="Garamond"/>
-          <w:sz w:val="23"/>
-          <w:szCs w:val="23"/>
-        </w:rPr>
-        <w:t xml:space="preserve"> — Chennai, India</w:t>
-      </w:r>
-    </w:p>
-    <w:p>
-      <w:pPr>
-        <w:pStyle w:val="NormalWeb"/>
-        <w:rPr>
-          <w:rFonts w:ascii="Garamond" w:hAnsi="Garamond"/>
-          <w:sz w:val="23"/>
-          <w:szCs w:val="23"/>
-        </w:rPr>
-      </w:pPr>
-      <w:r>
-        <w:rPr>
-          <w:rStyle w:val="Strong"/>
-          <w:rFonts w:ascii="Garamond" w:hAnsi="Garamond"/>
-          <w:sz w:val="23"/>
-          <w:szCs w:val="23"/>
-        </w:rPr>
-        <w:t>UI Developer</w:t>
-      </w:r>
-      <w:r>
-        <w:rPr>
-          <w:rFonts w:ascii="Garamond" w:hAnsi="Garamond"/>
-          <w:sz w:val="23"/>
-          <w:szCs w:val="23"/>
-        </w:rPr>
-        <w:t xml:space="preserve"> | Jan 2018 – Feb 2020</w:t>
-      </w:r>
-    </w:p>
-    <w:p>
-      <w:pPr>
-        <w:numPr>
-          <w:ilvl w:val="0"/>
-          <w:numId w:val="13"/>
-        </w:numPr>
-        <w:spacing w:before="100" w:beforeAutospacing="1" w:after="100" w:afterAutospacing="1" w:line="240" w:lineRule="auto"/>
-        <w:rPr>
-          <w:rFonts w:ascii="Garamond" w:hAnsi="Garamond"/>
-          <w:sz w:val="23"/>
-          <w:szCs w:val="23"/>
-        </w:rPr>
-      </w:pPr>
-      <w:r>
-        <w:rPr>
-          <w:rFonts w:ascii="Garamond" w:hAnsi="Garamond"/>
-          <w:sz w:val="23"/>
-          <w:szCs w:val="23"/>
-        </w:rPr>
-        <w:t xml:space="preserve">Developed responsive and scalable UI applications for international clients (UK, Singapore, Australia) </w:t>
-      </w:r>
-    </w:p>
-    <w:p>
-      <w:pPr>
-        <w:numPr>
-          <w:ilvl w:val="0"/>
-          <w:numId w:val="13"/>
-        </w:numPr>
-        <w:spacing w:before="100" w:beforeAutospacing="1" w:after="100" w:afterAutospacing="1" w:line="240" w:lineRule="auto"/>
-        <w:rPr>
-          <w:rFonts w:ascii="Garamond" w:hAnsi="Garamond"/>
-          <w:sz w:val="23"/>
-          <w:szCs w:val="23"/>
-        </w:rPr>
-      </w:pPr>
-      <w:r>
-        <w:rPr>
-          <w:rFonts w:ascii="Garamond" w:hAnsi="Garamond"/>
-          <w:sz w:val="23"/>
-          <w:szCs w:val="23"/>
-        </w:rPr>
-        <w:t xml:space="preserve">Delivered an </w:t>
+        <w:spacing w:before="100" w:beforeAutospacing="1" w:after="100" w:afterAutospacing="1"/>
+        <w:rPr>
+          <w:rFonts w:ascii="Garamond" w:hAnsi="Garamond"/>
+          <w:sz w:val="24"/>
+          <w:szCs w:val="24"/>
+        </w:rPr>
+      </w:pPr>
+      <w:r>
+        <w:rPr>
+          <w:rFonts w:ascii="Garamond" w:hAnsi="Garamond"/>
+          <w:sz w:val="24"/>
+          <w:szCs w:val="24"/>
+        </w:rPr>
+        <w:t xml:space="preserve">Developed and maintained email templates using </w:t>
       </w:r>
       <w:proofErr w:type="spellStart"/>
       <w:r>
         <w:rPr>
-          <w:rStyle w:val="Strong"/>
-          <w:rFonts w:ascii="Garamond" w:hAnsi="Garamond"/>
-          <w:sz w:val="23"/>
-          <w:szCs w:val="23"/>
-        </w:rPr>
-        <w:t>Awwwards-recognised</w:t>
-      </w:r>
-      <w:proofErr w:type="spellEnd"/>
-      <w:r>
-        <w:rPr>
-          <w:rStyle w:val="Strong"/>
-          <w:rFonts w:ascii="Garamond" w:hAnsi="Garamond"/>
-          <w:sz w:val="23"/>
-          <w:szCs w:val="23"/>
-        </w:rPr>
-        <w:t xml:space="preserve"> website</w:t>
-      </w:r>
-      <w:r>
-        <w:rPr>
-          <w:rFonts w:ascii="Garamond" w:hAnsi="Garamond"/>
-          <w:sz w:val="23"/>
-          <w:szCs w:val="23"/>
-        </w:rPr>
-        <w:t xml:space="preserve">, demonstrating strong UI engineering and user experience </w:t>
-      </w:r>
-    </w:p>
-    <w:p>
-      <w:pPr>
-        <w:numPr>
-          <w:ilvl w:val="0"/>
-          <w:numId w:val="13"/>
-        </w:numPr>
-        <w:spacing w:before="100" w:beforeAutospacing="1" w:after="100" w:afterAutospacing="1" w:line="240" w:lineRule="auto"/>
-        <w:rPr>
-          <w:rFonts w:ascii="Garamond" w:hAnsi="Garamond"/>
-          <w:sz w:val="23"/>
-          <w:szCs w:val="23"/>
-        </w:rPr>
-      </w:pPr>
-      <w:r>
-        <w:rPr>
-          <w:rFonts w:ascii="Garamond" w:hAnsi="Garamond"/>
-          <w:sz w:val="23"/>
-          <w:szCs w:val="23"/>
-        </w:rPr>
-        <w:t xml:space="preserve">Built reusable UI components and improved interaction flows to enhance usability </w:t>
-      </w:r>
-    </w:p>
-    <w:p>
-      <w:pPr>
-        <w:spacing w:after="0" w:line="240" w:lineRule="auto"/>
-        <w:rPr>
-          <w:rFonts w:ascii="Garamond" w:hAnsi="Garamond"/>
-          <w:sz w:val="23"/>
-          <w:szCs w:val="23"/>
-        </w:rPr>
-      </w:pPr>
-      <w:r>
-        <w:rPr>
-          <w:rFonts w:ascii="Garamond" w:hAnsi="Garamond"/>
-          <w:sz w:val="23"/>
-          <w:szCs w:val="23"/>
-        </w:rPr>
-        <w:pict>
-          <v:rect id="_x0000_i1930" style="width:0;height:1.5pt" o:hralign="center" o:hrstd="t" o:hr="t" fillcolor="#a0a0a0" stroked="f"/>
-        </w:pict>
-      </w:r>
-    </w:p>
-    <w:p>
-      <w:pPr>
-        <w:pStyle w:val="Heading2"/>
-        <w:spacing w:line="240" w:lineRule="auto"/>
-        <w:rPr>
-          <w:rFonts w:ascii="Garamond" w:hAnsi="Garamond"/>
-          <w:sz w:val="23"/>
-          <w:szCs w:val="23"/>
-        </w:rPr>
-      </w:pPr>
-      <w:r>
-        <w:rPr>
-          <w:rStyle w:val="Strong"/>
-          <w:rFonts w:ascii="Garamond" w:hAnsi="Garamond"/>
-          <w:b/>
-          <w:bCs/>
-          <w:sz w:val="23"/>
-          <w:szCs w:val="23"/>
-        </w:rPr>
-        <w:t>SKILLS</w:t>
-      </w:r>
-    </w:p>
-    <w:p>
-      <w:pPr>
-        <w:pStyle w:val="NormalWeb"/>
-        <w:rPr>
-          <w:rFonts w:ascii="Garamond" w:hAnsi="Garamond"/>
-          <w:sz w:val="23"/>
-          <w:szCs w:val="23"/>
-        </w:rPr>
-      </w:pPr>
-      <w:r>
-        <w:rPr>
-          <w:rStyle w:val="Strong"/>
-          <w:rFonts w:ascii="Garamond" w:hAnsi="Garamond"/>
-          <w:sz w:val="23"/>
-          <w:szCs w:val="23"/>
-        </w:rPr>
-        <w:t>Frontend</w:t>
-      </w:r>
-      <w:proofErr w:type="gramStart"/>
-      <w:r>
-        <w:rPr>
-          <w:rStyle w:val="Strong"/>
-          <w:rFonts w:ascii="Garamond" w:hAnsi="Garamond"/>
-          <w:sz w:val="23"/>
-          <w:szCs w:val="23"/>
-        </w:rPr>
-        <w:t>:</w:t>
-      </w:r>
-      <w:proofErr w:type="gramEnd"/>
-      <w:r>
-        <w:rPr>
-          <w:rFonts w:ascii="Garamond" w:hAnsi="Garamond"/>
-          <w:sz w:val="23"/>
-          <w:szCs w:val="23"/>
-        </w:rPr>
-        <w:br/>
-        <w:t xml:space="preserve">React, </w:t>
-      </w:r>
-      <w:proofErr w:type="spellStart"/>
-      <w:r>
-        <w:rPr>
-          <w:rFonts w:ascii="Garamond" w:hAnsi="Garamond"/>
-          <w:sz w:val="23"/>
-          <w:szCs w:val="23"/>
-        </w:rPr>
-        <w:t>TypeScript</w:t>
-      </w:r>
-      <w:proofErr w:type="spellEnd"/>
-      <w:r>
-        <w:rPr>
-          <w:rFonts w:ascii="Garamond" w:hAnsi="Garamond"/>
-          <w:sz w:val="23"/>
-          <w:szCs w:val="23"/>
-        </w:rPr>
-        <w:t>, JavaScript (ES6+), HTML5, CSS3, SASS/LESS</w:t>
-      </w:r>
-    </w:p>
-    <w:p>
-      <w:pPr>
-        <w:pStyle w:val="NormalWeb"/>
-        <w:rPr>
-          <w:rFonts w:ascii="Garamond" w:hAnsi="Garamond"/>
-          <w:sz w:val="23"/>
-          <w:szCs w:val="23"/>
-        </w:rPr>
-      </w:pPr>
-      <w:r>
-        <w:rPr>
-          <w:rStyle w:val="Strong"/>
-          <w:rFonts w:ascii="Garamond" w:hAnsi="Garamond"/>
-          <w:sz w:val="23"/>
-          <w:szCs w:val="23"/>
-        </w:rPr>
-        <w:t>Architecture &amp; Systems</w:t>
-      </w:r>
-      <w:proofErr w:type="gramStart"/>
-      <w:r>
-        <w:rPr>
-          <w:rStyle w:val="Strong"/>
-          <w:rFonts w:ascii="Garamond" w:hAnsi="Garamond"/>
-          <w:sz w:val="23"/>
-          <w:szCs w:val="23"/>
-        </w:rPr>
-        <w:t>:</w:t>
-      </w:r>
-      <w:proofErr w:type="gramEnd"/>
-      <w:r>
-        <w:rPr>
-          <w:rFonts w:ascii="Garamond" w:hAnsi="Garamond"/>
-          <w:sz w:val="23"/>
-          <w:szCs w:val="23"/>
-        </w:rPr>
-        <w:br/>
-        <w:t>Component-driven development, Design Systems, Web Components, i18n</w:t>
-      </w:r>
-    </w:p>
-    <w:p>
-      <w:pPr>
-        <w:pStyle w:val="NormalWeb"/>
-        <w:rPr>
-          <w:rFonts w:ascii="Garamond" w:hAnsi="Garamond"/>
-          <w:sz w:val="23"/>
-          <w:szCs w:val="23"/>
-        </w:rPr>
-      </w:pPr>
-      <w:r>
-        <w:rPr>
-          <w:rStyle w:val="Strong"/>
-          <w:rFonts w:ascii="Garamond" w:hAnsi="Garamond"/>
-          <w:sz w:val="23"/>
-          <w:szCs w:val="23"/>
-        </w:rPr>
-        <w:t>State &amp; Data</w:t>
-      </w:r>
-      <w:proofErr w:type="gramStart"/>
-      <w:r>
-        <w:rPr>
-          <w:rStyle w:val="Strong"/>
-          <w:rFonts w:ascii="Garamond" w:hAnsi="Garamond"/>
-          <w:sz w:val="23"/>
-          <w:szCs w:val="23"/>
-        </w:rPr>
-        <w:t>:</w:t>
-      </w:r>
-      <w:proofErr w:type="gramEnd"/>
-      <w:r>
-        <w:rPr>
-          <w:rFonts w:ascii="Garamond" w:hAnsi="Garamond"/>
-          <w:sz w:val="23"/>
-          <w:szCs w:val="23"/>
-        </w:rPr>
-        <w:br/>
-      </w:r>
-      <w:proofErr w:type="spellStart"/>
-      <w:r>
-        <w:rPr>
-          <w:rFonts w:ascii="Garamond" w:hAnsi="Garamond"/>
-          <w:sz w:val="23"/>
-          <w:szCs w:val="23"/>
-        </w:rPr>
-        <w:t>Redux</w:t>
-      </w:r>
-      <w:proofErr w:type="spellEnd"/>
-      <w:r>
-        <w:rPr>
-          <w:rFonts w:ascii="Garamond" w:hAnsi="Garamond"/>
-          <w:sz w:val="23"/>
-          <w:szCs w:val="23"/>
-        </w:rPr>
-        <w:t xml:space="preserve"> Toolkit, RTK Query, Context API, REST APIs</w:t>
-      </w:r>
-    </w:p>
-    <w:p>
-      <w:pPr>
-        <w:pStyle w:val="NormalWeb"/>
-        <w:rPr>
-          <w:rFonts w:ascii="Garamond" w:hAnsi="Garamond"/>
-          <w:sz w:val="23"/>
-          <w:szCs w:val="23"/>
-        </w:rPr>
-      </w:pPr>
-      <w:r>
-        <w:rPr>
-          <w:rStyle w:val="Strong"/>
-          <w:rFonts w:ascii="Garamond" w:hAnsi="Garamond"/>
-          <w:sz w:val="23"/>
-          <w:szCs w:val="23"/>
-        </w:rPr>
-        <w:t>Performance</w:t>
-      </w:r>
-      <w:proofErr w:type="gramStart"/>
-      <w:r>
-        <w:rPr>
-          <w:rStyle w:val="Strong"/>
-          <w:rFonts w:ascii="Garamond" w:hAnsi="Garamond"/>
-          <w:sz w:val="23"/>
-          <w:szCs w:val="23"/>
-        </w:rPr>
-        <w:t>:</w:t>
-      </w:r>
-      <w:proofErr w:type="gramEnd"/>
-      <w:r>
-        <w:rPr>
-          <w:rFonts w:ascii="Garamond" w:hAnsi="Garamond"/>
-          <w:sz w:val="23"/>
-          <w:szCs w:val="23"/>
-        </w:rPr>
-        <w:br/>
-        <w:t>Core Web Vitals (LCP, CLS, FID), Performance optimisation</w:t>
-      </w:r>
-    </w:p>
-    <w:p>
-      <w:pPr>
-        <w:pStyle w:val="NormalWeb"/>
-        <w:rPr>
-          <w:rFonts w:ascii="Garamond" w:hAnsi="Garamond"/>
-          <w:sz w:val="23"/>
-          <w:szCs w:val="23"/>
-        </w:rPr>
-      </w:pPr>
-      <w:r>
-        <w:rPr>
-          <w:rStyle w:val="Strong"/>
-          <w:rFonts w:ascii="Garamond" w:hAnsi="Garamond"/>
-          <w:sz w:val="23"/>
-          <w:szCs w:val="23"/>
-        </w:rPr>
-        <w:t>Engineering Practices</w:t>
-      </w:r>
-      <w:proofErr w:type="gramStart"/>
-      <w:r>
-        <w:rPr>
-          <w:rStyle w:val="Strong"/>
-          <w:rFonts w:ascii="Garamond" w:hAnsi="Garamond"/>
-          <w:sz w:val="23"/>
-          <w:szCs w:val="23"/>
-        </w:rPr>
-        <w:t>:</w:t>
-      </w:r>
-      <w:proofErr w:type="gramEnd"/>
-      <w:r>
-        <w:rPr>
-          <w:rFonts w:ascii="Garamond" w:hAnsi="Garamond"/>
-          <w:sz w:val="23"/>
-          <w:szCs w:val="23"/>
-        </w:rPr>
-        <w:br/>
-        <w:t>CI/CD pipelines, Code Reviews, Debugging, Production Support</w:t>
-      </w:r>
-    </w:p>
-    <w:p>
-      <w:pPr>
-        <w:pStyle w:val="NormalWeb"/>
-        <w:rPr>
-          <w:rFonts w:ascii="Garamond" w:hAnsi="Garamond"/>
-          <w:sz w:val="23"/>
-          <w:szCs w:val="23"/>
-        </w:rPr>
-      </w:pPr>
-      <w:r>
-        <w:rPr>
-          <w:rStyle w:val="Strong"/>
-          <w:rFonts w:ascii="Garamond" w:hAnsi="Garamond"/>
-          <w:sz w:val="23"/>
-          <w:szCs w:val="23"/>
-        </w:rPr>
-        <w:t>Tools</w:t>
-      </w:r>
-      <w:proofErr w:type="gramStart"/>
-      <w:r>
-        <w:rPr>
-          <w:rStyle w:val="Strong"/>
-          <w:rFonts w:ascii="Garamond" w:hAnsi="Garamond"/>
-          <w:sz w:val="23"/>
-          <w:szCs w:val="23"/>
-        </w:rPr>
-        <w:t>:</w:t>
-      </w:r>
-      <w:proofErr w:type="gramEnd"/>
-      <w:r>
-        <w:rPr>
-          <w:rFonts w:ascii="Garamond" w:hAnsi="Garamond"/>
-          <w:sz w:val="23"/>
-          <w:szCs w:val="23"/>
-        </w:rPr>
-        <w:br/>
-      </w:r>
-      <w:proofErr w:type="spellStart"/>
-      <w:r>
-        <w:rPr>
-          <w:rFonts w:ascii="Garamond" w:hAnsi="Garamond"/>
-          <w:sz w:val="23"/>
-          <w:szCs w:val="23"/>
-        </w:rPr>
-        <w:t>Webpack</w:t>
-      </w:r>
-      <w:proofErr w:type="spellEnd"/>
-      <w:r>
-        <w:rPr>
-          <w:rFonts w:ascii="Garamond" w:hAnsi="Garamond"/>
-          <w:sz w:val="23"/>
-          <w:szCs w:val="23"/>
-        </w:rPr>
-        <w:t xml:space="preserve">, </w:t>
-      </w:r>
-      <w:proofErr w:type="spellStart"/>
-      <w:r>
-        <w:rPr>
-          <w:rFonts w:ascii="Garamond" w:hAnsi="Garamond"/>
-          <w:sz w:val="23"/>
-          <w:szCs w:val="23"/>
-        </w:rPr>
-        <w:t>Vite</w:t>
-      </w:r>
-      <w:proofErr w:type="spellEnd"/>
-      <w:r>
-        <w:rPr>
-          <w:rFonts w:ascii="Garamond" w:hAnsi="Garamond"/>
-          <w:sz w:val="23"/>
-          <w:szCs w:val="23"/>
-        </w:rPr>
-        <w:t xml:space="preserve">, Git, </w:t>
-      </w:r>
-      <w:proofErr w:type="spellStart"/>
-      <w:r>
-        <w:rPr>
-          <w:rFonts w:ascii="Garamond" w:hAnsi="Garamond"/>
-          <w:sz w:val="23"/>
-          <w:szCs w:val="23"/>
-        </w:rPr>
-        <w:t>npm</w:t>
-      </w:r>
-      <w:proofErr w:type="spellEnd"/>
-      <w:r>
-        <w:rPr>
-          <w:rFonts w:ascii="Garamond" w:hAnsi="Garamond"/>
-          <w:sz w:val="23"/>
-          <w:szCs w:val="23"/>
-        </w:rPr>
-        <w:t xml:space="preserve">, </w:t>
-      </w:r>
-      <w:proofErr w:type="spellStart"/>
-      <w:r>
-        <w:rPr>
-          <w:rFonts w:ascii="Garamond" w:hAnsi="Garamond"/>
-          <w:sz w:val="23"/>
-          <w:szCs w:val="23"/>
-        </w:rPr>
-        <w:t>Figma</w:t>
+          <w:rFonts w:ascii="Garamond" w:hAnsi="Garamond"/>
+          <w:sz w:val="24"/>
+          <w:szCs w:val="24"/>
+        </w:rPr>
+        <w:t>PHPMailer</w:t>
       </w:r>
       <w:proofErr w:type="spellEnd"/>
     </w:p>
     <w:p>
       <w:pPr>
-        <w:spacing w:line="240" w:lineRule="auto"/>
-        <w:rPr>
-          <w:rFonts w:ascii="Garamond" w:hAnsi="Garamond"/>
-          <w:sz w:val="23"/>
-          <w:szCs w:val="23"/>
-        </w:rPr>
-      </w:pPr>
-      <w:r>
-        <w:rPr>
-          <w:rFonts w:ascii="Garamond" w:hAnsi="Garamond"/>
-          <w:sz w:val="23"/>
-          <w:szCs w:val="23"/>
-        </w:rPr>
-        <w:pict>
-          <v:rect id="_x0000_i1857" style="width:0;height:1.5pt" o:hralign="center" o:hrstd="t" o:hr="t" fillcolor="#a0a0a0" stroked="f"/>
-        </w:pict>
+        <w:numPr>
+          <w:ilvl w:val="0"/>
+          <w:numId w:val="12"/>
+        </w:numPr>
+        <w:spacing w:before="100" w:beforeAutospacing="1" w:after="100" w:afterAutospacing="1"/>
+        <w:rPr>
+          <w:rFonts w:ascii="Garamond" w:hAnsi="Garamond"/>
+          <w:sz w:val="24"/>
+          <w:szCs w:val="24"/>
+        </w:rPr>
+      </w:pPr>
+      <w:r>
+        <w:rPr>
+          <w:rFonts w:ascii="Garamond" w:hAnsi="Garamond"/>
+          <w:sz w:val="24"/>
+          <w:szCs w:val="24"/>
+        </w:rPr>
+        <w:t>Collaborated with designers and stakeholders to translate business requirements into responsive web applications</w:t>
       </w:r>
     </w:p>
     <w:p>
       <w:pPr>
+        <w:numPr>
+          <w:ilvl w:val="0"/>
+          <w:numId w:val="12"/>
+        </w:numPr>
+        <w:spacing w:before="100" w:beforeAutospacing="1" w:after="100" w:afterAutospacing="1"/>
+        <w:rPr>
+          <w:rFonts w:ascii="Garamond" w:hAnsi="Garamond"/>
+          <w:sz w:val="24"/>
+          <w:szCs w:val="24"/>
+        </w:rPr>
+      </w:pPr>
+      <w:r>
+        <w:rPr>
+          <w:rFonts w:ascii="Garamond" w:hAnsi="Garamond"/>
+          <w:sz w:val="24"/>
+          <w:szCs w:val="24"/>
+        </w:rPr>
+        <w:t>Performed browser compatibility testing, responsive layout enhancements, debugging and performance improvements</w:t>
+      </w:r>
+    </w:p>
+    <w:p>
+      <w:pPr>
+        <w:numPr>
+          <w:ilvl w:val="0"/>
+          <w:numId w:val="12"/>
+        </w:numPr>
+        <w:spacing w:before="100" w:beforeAutospacing="1" w:after="100" w:afterAutospacing="1"/>
+        <w:rPr>
+          <w:rFonts w:ascii="Garamond" w:hAnsi="Garamond"/>
+          <w:sz w:val="24"/>
+          <w:szCs w:val="24"/>
+        </w:rPr>
+      </w:pPr>
+      <w:r>
+        <w:rPr>
+          <w:rFonts w:ascii="Garamond" w:hAnsi="Garamond"/>
+          <w:sz w:val="24"/>
+          <w:szCs w:val="24"/>
+        </w:rPr>
+        <w:t>Maintained code quality, mobile responsiveness and usability, including bug fixing and ongoing maintenance across web applications and client projects</w:t>
+      </w:r>
+    </w:p>
+    <w:p>
+      <w:pPr>
+        <w:spacing w:after="0" w:line="240" w:lineRule="auto"/>
+        <w:rPr>
+          <w:rFonts w:ascii="Garamond" w:hAnsi="Garamond"/>
+          <w:sz w:val="24"/>
+          <w:szCs w:val="24"/>
+        </w:rPr>
+      </w:pPr>
+      <w:r>
+        <w:rPr>
+          <w:rFonts w:ascii="Garamond" w:hAnsi="Garamond"/>
+          <w:sz w:val="24"/>
+          <w:szCs w:val="24"/>
+        </w:rPr>
+        <w:pict>
+          <v:rect id="_x0000_i1027" style="width:0;height:1.5pt" o:hralign="center" o:hrstd="t" o:hr="t" fillcolor="#a0a0a0" stroked="f"/>
+        </w:pict>
+      </w:r>
+    </w:p>
+    <w:p>
+      <w:pPr>
+        <w:pStyle w:val="NormalWeb"/>
+        <w:rPr>
+          <w:rStyle w:val="Strong"/>
+          <w:rFonts w:ascii="Garamond" w:eastAsiaTheme="majorEastAsia" w:hAnsi="Garamond" w:cstheme="majorBidi"/>
+          <w:color w:val="000000" w:themeColor="text1"/>
+          <w:lang w:val="en-US" w:eastAsia="en-US"/>
+        </w:rPr>
+      </w:pPr>
+      <w:r>
+        <w:rPr>
+          <w:rStyle w:val="Strong"/>
+          <w:rFonts w:ascii="Garamond" w:eastAsiaTheme="majorEastAsia" w:hAnsi="Garamond" w:cstheme="majorBidi"/>
+          <w:color w:val="000000" w:themeColor="text1"/>
+          <w:lang w:val="en-US" w:eastAsia="en-US"/>
+        </w:rPr>
+        <w:t>TECHNICAL SKILLS</w:t>
+      </w:r>
+    </w:p>
+    <w:p>
+      <w:pPr>
+        <w:pStyle w:val="NormalWeb"/>
+        <w:spacing w:line="276" w:lineRule="auto"/>
+        <w:rPr>
+          <w:rFonts w:ascii="Garamond" w:hAnsi="Garamond"/>
+        </w:rPr>
+      </w:pPr>
+      <w:r>
+        <w:rPr>
+          <w:rStyle w:val="Strong"/>
+          <w:rFonts w:ascii="Garamond" w:hAnsi="Garamond"/>
+        </w:rPr>
+        <w:t>Frontend Development</w:t>
+      </w:r>
+      <w:r>
+        <w:rPr>
+          <w:rStyle w:val="Strong"/>
+          <w:rFonts w:ascii="Garamond" w:hAnsi="Garamond"/>
+        </w:rPr>
+        <w:t>:</w:t>
+      </w:r>
+      <w:r>
+        <w:rPr>
+          <w:rFonts w:ascii="Garamond" w:hAnsi="Garamond"/>
+        </w:rPr>
+        <w:br/>
+      </w:r>
+      <w:r>
+        <w:rPr>
+          <w:rFonts w:ascii="Garamond" w:hAnsi="Garamond"/>
+        </w:rPr>
+        <w:t>HTML5, CSS3, LESS, SCSS, JavaScript (ES6+),</w:t>
+      </w:r>
+      <w:r>
+        <w:rPr>
+          <w:rFonts w:ascii="Garamond" w:hAnsi="Garamond"/>
+        </w:rPr>
+        <w:t xml:space="preserve"> </w:t>
+      </w:r>
+      <w:r>
+        <w:rPr>
+          <w:rFonts w:ascii="Garamond" w:hAnsi="Garamond"/>
+        </w:rPr>
+        <w:t>j</w:t>
+      </w:r>
+      <w:r>
+        <w:rPr>
+          <w:rFonts w:ascii="Garamond" w:hAnsi="Garamond"/>
+        </w:rPr>
+        <w:t>Query,</w:t>
+      </w:r>
+      <w:r>
+        <w:rPr>
+          <w:rFonts w:ascii="Garamond" w:hAnsi="Garamond"/>
+        </w:rPr>
+        <w:t xml:space="preserve"> </w:t>
+      </w:r>
+      <w:proofErr w:type="spellStart"/>
+      <w:r>
+        <w:rPr>
+          <w:rFonts w:ascii="Garamond" w:hAnsi="Garamond"/>
+        </w:rPr>
+        <w:t>TypeScript</w:t>
+      </w:r>
+      <w:proofErr w:type="spellEnd"/>
+      <w:r>
+        <w:rPr>
+          <w:rFonts w:ascii="Garamond" w:hAnsi="Garamond"/>
+        </w:rPr>
+        <w:t>, React, Web Components, Pug</w:t>
+      </w:r>
+    </w:p>
+    <w:p>
+      <w:pPr>
+        <w:pStyle w:val="NormalWeb"/>
+        <w:spacing w:line="276" w:lineRule="auto"/>
+        <w:rPr>
+          <w:rFonts w:ascii="Garamond" w:hAnsi="Garamond"/>
+        </w:rPr>
+      </w:pPr>
+      <w:r>
+        <w:rPr>
+          <w:rStyle w:val="Strong"/>
+          <w:rFonts w:ascii="Garamond" w:hAnsi="Garamond"/>
+        </w:rPr>
+        <w:t>Application Development</w:t>
+      </w:r>
+      <w:proofErr w:type="gramStart"/>
+      <w:r>
+        <w:rPr>
+          <w:rStyle w:val="Strong"/>
+          <w:rFonts w:ascii="Garamond" w:hAnsi="Garamond"/>
+        </w:rPr>
+        <w:t>:</w:t>
+      </w:r>
+      <w:proofErr w:type="gramEnd"/>
+      <w:r>
+        <w:rPr>
+          <w:rFonts w:ascii="Garamond" w:hAnsi="Garamond"/>
+        </w:rPr>
+        <w:br/>
+      </w:r>
+      <w:r>
+        <w:rPr>
+          <w:rFonts w:ascii="Garamond" w:hAnsi="Garamond"/>
+        </w:rPr>
+        <w:t xml:space="preserve">REST API Integration, Authentication </w:t>
+      </w:r>
+      <w:r>
+        <w:rPr>
+          <w:rFonts w:ascii="Garamond" w:hAnsi="Garamond"/>
+        </w:rPr>
+        <w:t>&amp; Authorization Systems, Localis</w:t>
+      </w:r>
+      <w:r>
+        <w:rPr>
+          <w:rFonts w:ascii="Garamond" w:hAnsi="Garamond"/>
+        </w:rPr>
+        <w:t xml:space="preserve">ation (i18n), Responsive Web Design, Browser Extension Development, </w:t>
+      </w:r>
+      <w:proofErr w:type="spellStart"/>
+      <w:r>
+        <w:rPr>
+          <w:rFonts w:ascii="Garamond" w:hAnsi="Garamond"/>
+        </w:rPr>
+        <w:t>Chatbot</w:t>
+      </w:r>
+      <w:proofErr w:type="spellEnd"/>
+      <w:r>
+        <w:rPr>
+          <w:rFonts w:ascii="Garamond" w:hAnsi="Garamond"/>
+        </w:rPr>
+        <w:t xml:space="preserve"> Workflow Development (</w:t>
+      </w:r>
+      <w:proofErr w:type="spellStart"/>
+      <w:r>
+        <w:rPr>
+          <w:rFonts w:ascii="Garamond" w:hAnsi="Garamond"/>
+        </w:rPr>
+        <w:t>Zoho</w:t>
+      </w:r>
+      <w:proofErr w:type="spellEnd"/>
+      <w:r>
+        <w:rPr>
+          <w:rFonts w:ascii="Garamond" w:hAnsi="Garamond"/>
+        </w:rPr>
+        <w:t xml:space="preserve"> Deluge)</w:t>
+      </w:r>
+    </w:p>
+    <w:p>
+      <w:pPr>
+        <w:pStyle w:val="NormalWeb"/>
+        <w:spacing w:line="276" w:lineRule="auto"/>
+        <w:rPr>
+          <w:rFonts w:ascii="Garamond" w:hAnsi="Garamond"/>
+        </w:rPr>
+      </w:pPr>
+      <w:r>
+        <w:rPr>
+          <w:rStyle w:val="Strong"/>
+          <w:rFonts w:ascii="Garamond" w:hAnsi="Garamond"/>
+        </w:rPr>
+        <w:t>Performance &amp; Accessibility</w:t>
+      </w:r>
+      <w:r>
+        <w:rPr>
+          <w:rStyle w:val="Strong"/>
+          <w:rFonts w:ascii="Garamond" w:hAnsi="Garamond"/>
+        </w:rPr>
+        <w:t>:</w:t>
+      </w:r>
+      <w:r>
+        <w:rPr>
+          <w:rFonts w:ascii="Garamond" w:hAnsi="Garamond"/>
+        </w:rPr>
+        <w:br/>
+      </w:r>
+      <w:r>
+        <w:rPr>
+          <w:rFonts w:ascii="Garamond" w:hAnsi="Garamond"/>
+        </w:rPr>
+        <w:t>Core Web Vitals (LCP, CLS, FID), WCAG 2.1/2.2, Semantic HTML, ARIA Attributes, Keyboard Navigation, Lazy Loading, Code Splitting, Critical CSS, Cross-browser Compatibility</w:t>
+      </w:r>
+    </w:p>
+    <w:p>
+      <w:pPr>
+        <w:pStyle w:val="NormalWeb"/>
+        <w:spacing w:line="276" w:lineRule="auto"/>
+        <w:rPr>
+          <w:rFonts w:ascii="Garamond" w:hAnsi="Garamond"/>
+        </w:rPr>
+      </w:pPr>
+      <w:r>
+        <w:rPr>
+          <w:rStyle w:val="Strong"/>
+          <w:rFonts w:ascii="Garamond" w:hAnsi="Garamond"/>
+        </w:rPr>
+        <w:t>SEO &amp; Standards</w:t>
+      </w:r>
+      <w:proofErr w:type="gramStart"/>
+      <w:r>
+        <w:rPr>
+          <w:rStyle w:val="Strong"/>
+          <w:rFonts w:ascii="Garamond" w:hAnsi="Garamond"/>
+        </w:rPr>
+        <w:t>:</w:t>
+      </w:r>
+      <w:proofErr w:type="gramEnd"/>
+      <w:r>
+        <w:rPr>
+          <w:rFonts w:ascii="Garamond" w:hAnsi="Garamond"/>
+        </w:rPr>
+        <w:br/>
+      </w:r>
+      <w:r>
+        <w:rPr>
+          <w:rFonts w:ascii="Garamond" w:hAnsi="Garamond"/>
+        </w:rPr>
+        <w:t>Technical SEO, Structured Data, Meta Optimi</w:t>
+      </w:r>
+      <w:r>
+        <w:rPr>
+          <w:rFonts w:ascii="Garamond" w:hAnsi="Garamond"/>
+        </w:rPr>
+        <w:t>s</w:t>
+      </w:r>
+      <w:r>
+        <w:rPr>
+          <w:rFonts w:ascii="Garamond" w:hAnsi="Garamond"/>
+        </w:rPr>
+        <w:t>ation, Sitemap Management</w:t>
+      </w:r>
+    </w:p>
+    <w:p>
+      <w:pPr>
+        <w:pStyle w:val="NormalWeb"/>
+        <w:spacing w:line="276" w:lineRule="auto"/>
+        <w:rPr>
+          <w:rFonts w:ascii="Garamond" w:hAnsi="Garamond"/>
+        </w:rPr>
+      </w:pPr>
+      <w:r>
+        <w:rPr>
+          <w:rStyle w:val="Strong"/>
+          <w:rFonts w:ascii="Garamond" w:hAnsi="Garamond"/>
+        </w:rPr>
+        <w:t>State &amp; Data Management</w:t>
+      </w:r>
+      <w:proofErr w:type="gramStart"/>
+      <w:r>
+        <w:rPr>
+          <w:rStyle w:val="Strong"/>
+          <w:rFonts w:ascii="Garamond" w:hAnsi="Garamond"/>
+        </w:rPr>
+        <w:t>:</w:t>
+      </w:r>
+      <w:proofErr w:type="gramEnd"/>
+      <w:r>
+        <w:rPr>
+          <w:rFonts w:ascii="Garamond" w:hAnsi="Garamond"/>
+        </w:rPr>
+        <w:br/>
+      </w:r>
+      <w:proofErr w:type="spellStart"/>
+      <w:r>
+        <w:rPr>
+          <w:rFonts w:ascii="Garamond" w:hAnsi="Garamond"/>
+        </w:rPr>
+        <w:t>Redux</w:t>
+      </w:r>
+      <w:proofErr w:type="spellEnd"/>
+      <w:r>
+        <w:rPr>
+          <w:rFonts w:ascii="Garamond" w:hAnsi="Garamond"/>
+        </w:rPr>
+        <w:t xml:space="preserve"> Toolkit, RTK Query, Context API, </w:t>
+      </w:r>
+      <w:proofErr w:type="spellStart"/>
+      <w:r>
+        <w:rPr>
+          <w:rFonts w:ascii="Garamond" w:hAnsi="Garamond"/>
+        </w:rPr>
+        <w:t>Axios</w:t>
+      </w:r>
+      <w:proofErr w:type="spellEnd"/>
+      <w:r>
+        <w:rPr>
+          <w:rFonts w:ascii="Garamond" w:hAnsi="Garamond"/>
+        </w:rPr>
+        <w:t>, Fetch API</w:t>
+      </w:r>
+    </w:p>
+    <w:p>
+      <w:pPr>
+        <w:pStyle w:val="NormalWeb"/>
+        <w:spacing w:line="276" w:lineRule="auto"/>
+        <w:rPr>
+          <w:rFonts w:ascii="Garamond" w:hAnsi="Garamond"/>
+        </w:rPr>
+      </w:pPr>
+      <w:r>
+        <w:rPr>
+          <w:rStyle w:val="Strong"/>
+          <w:rFonts w:ascii="Garamond" w:hAnsi="Garamond"/>
+        </w:rPr>
+        <w:t>Tools &amp; Workflow</w:t>
+      </w:r>
+      <w:proofErr w:type="gramStart"/>
+      <w:r>
+        <w:rPr>
+          <w:rStyle w:val="Strong"/>
+          <w:rFonts w:ascii="Garamond" w:hAnsi="Garamond"/>
+        </w:rPr>
+        <w:t>:</w:t>
+      </w:r>
+      <w:proofErr w:type="gramEnd"/>
+      <w:r>
+        <w:rPr>
+          <w:rFonts w:ascii="Garamond" w:hAnsi="Garamond"/>
+        </w:rPr>
+        <w:br/>
+      </w:r>
+      <w:r>
+        <w:rPr>
+          <w:rFonts w:ascii="Garamond" w:hAnsi="Garamond"/>
+        </w:rPr>
+        <w:t xml:space="preserve">Git (Branch Management, Code Reviews, Pull Requests, Merge Conflict Resolution), </w:t>
+      </w:r>
+      <w:proofErr w:type="spellStart"/>
+      <w:r>
+        <w:rPr>
+          <w:rFonts w:ascii="Garamond" w:hAnsi="Garamond"/>
+        </w:rPr>
+        <w:t>Vite</w:t>
+      </w:r>
+      <w:proofErr w:type="spellEnd"/>
+      <w:r>
+        <w:rPr>
+          <w:rFonts w:ascii="Garamond" w:hAnsi="Garamond"/>
+        </w:rPr>
+        <w:t xml:space="preserve">, </w:t>
+      </w:r>
+      <w:proofErr w:type="spellStart"/>
+      <w:r>
+        <w:rPr>
+          <w:rFonts w:ascii="Garamond" w:hAnsi="Garamond"/>
+        </w:rPr>
+        <w:t>Webpack</w:t>
+      </w:r>
+      <w:proofErr w:type="spellEnd"/>
+      <w:r>
+        <w:rPr>
+          <w:rFonts w:ascii="Garamond" w:hAnsi="Garamond"/>
+        </w:rPr>
+        <w:t xml:space="preserve">, </w:t>
+      </w:r>
+      <w:proofErr w:type="spellStart"/>
+      <w:r>
+        <w:rPr>
+          <w:rFonts w:ascii="Garamond" w:hAnsi="Garamond"/>
+        </w:rPr>
+        <w:t>npm</w:t>
+      </w:r>
+      <w:proofErr w:type="spellEnd"/>
+      <w:r>
+        <w:rPr>
+          <w:rFonts w:ascii="Garamond" w:hAnsi="Garamond"/>
+        </w:rPr>
+        <w:t xml:space="preserve">, </w:t>
+      </w:r>
+      <w:proofErr w:type="spellStart"/>
+      <w:r>
+        <w:rPr>
+          <w:rFonts w:ascii="Garamond" w:hAnsi="Garamond"/>
+        </w:rPr>
+        <w:t>Figma</w:t>
+      </w:r>
+      <w:proofErr w:type="spellEnd"/>
+      <w:r>
+        <w:rPr>
+          <w:rFonts w:ascii="Garamond" w:hAnsi="Garamond"/>
+        </w:rPr>
+        <w:t xml:space="preserve">, GitHub </w:t>
+      </w:r>
+      <w:proofErr w:type="spellStart"/>
+      <w:r>
+        <w:rPr>
+          <w:rFonts w:ascii="Garamond" w:hAnsi="Garamond"/>
+        </w:rPr>
+        <w:t>Copilot</w:t>
+      </w:r>
+      <w:proofErr w:type="spellEnd"/>
+      <w:r>
+        <w:rPr>
+          <w:rFonts w:ascii="Garamond" w:hAnsi="Garamond"/>
+        </w:rPr>
+        <w:t>, Claude, Cursor</w:t>
+      </w:r>
+    </w:p>
+    <w:p>
+      <w:pPr>
         <w:pStyle w:val="Heading2"/>
         <w:spacing w:line="240" w:lineRule="auto"/>
         <w:rPr>
           <w:rFonts w:ascii="Garamond" w:hAnsi="Garamond"/>
-          <w:sz w:val="23"/>
-          <w:szCs w:val="23"/>
+          <w:color w:val="000000" w:themeColor="text1"/>
+          <w:sz w:val="24"/>
+          <w:szCs w:val="24"/>
         </w:rPr>
       </w:pPr>
       <w:r>
@@ -1573,320 +2001,135 @@
           <w:rFonts w:ascii="Garamond" w:hAnsi="Garamond"/>
           <w:b/>
           <w:bCs/>
-          <w:sz w:val="23"/>
-          <w:szCs w:val="23"/>
-        </w:rPr>
-        <w:t>KEY PROJECTS</w:t>
+          <w:color w:val="000000" w:themeColor="text1"/>
+          <w:sz w:val="24"/>
+          <w:szCs w:val="24"/>
+        </w:rPr>
+        <w:lastRenderedPageBreak/>
+        <w:t>EDUCATION</w:t>
       </w:r>
     </w:p>
     <w:p>
       <w:pPr>
         <w:pStyle w:val="NormalWeb"/>
-        <w:rPr>
-          <w:rFonts w:ascii="Garamond" w:hAnsi="Garamond"/>
-          <w:sz w:val="23"/>
-          <w:szCs w:val="23"/>
-        </w:rPr>
-      </w:pPr>
+        <w:spacing w:line="360" w:lineRule="auto"/>
+        <w:rPr>
+          <w:rFonts w:ascii="Garamond" w:hAnsi="Garamond"/>
+        </w:rPr>
+      </w:pPr>
+      <w:proofErr w:type="spellStart"/>
       <w:r>
         <w:rPr>
           <w:rStyle w:val="Strong"/>
           <w:rFonts w:ascii="Garamond" w:hAnsi="Garamond"/>
-          <w:sz w:val="23"/>
-          <w:szCs w:val="23"/>
-        </w:rPr>
-        <w:t>Japan CRM Academy:</w:t>
-      </w:r>
-      <w:r>
-        <w:rPr>
-          <w:rFonts w:ascii="Garamond" w:hAnsi="Garamond"/>
-          <w:sz w:val="23"/>
-          <w:szCs w:val="23"/>
-        </w:rPr>
-        <w:t xml:space="preserve"> Built and localized a production platform improving conversion by ~30% through performance and UX improvements </w:t>
-      </w:r>
-      <w:r>
-        <w:rPr>
-          <w:rStyle w:val="Emphasis"/>
-          <w:rFonts w:ascii="Garamond" w:eastAsiaTheme="majorEastAsia" w:hAnsi="Garamond"/>
-          <w:sz w:val="23"/>
-          <w:szCs w:val="23"/>
-        </w:rPr>
-        <w:t>(Tech: JavaScript, SCSS, REST APIs, i18n)</w:t>
+        </w:rPr>
+        <w:t>Jawahar</w:t>
+      </w:r>
+      <w:proofErr w:type="spellEnd"/>
+      <w:r>
+        <w:rPr>
+          <w:rStyle w:val="Strong"/>
+          <w:rFonts w:ascii="Garamond" w:hAnsi="Garamond"/>
+        </w:rPr>
+        <w:t xml:space="preserve"> Engineering College</w:t>
+      </w:r>
+      <w:r>
+        <w:rPr>
+          <w:rStyle w:val="Strong"/>
+          <w:rFonts w:ascii="Garamond" w:hAnsi="Garamond"/>
+        </w:rPr>
+        <w:t xml:space="preserve"> | Anna University</w:t>
+      </w:r>
+      <w:r>
+        <w:rPr>
+          <w:rStyle w:val="Strong"/>
+          <w:rFonts w:ascii="Garamond" w:hAnsi="Garamond"/>
+        </w:rPr>
+        <w:t xml:space="preserve"> — Chennai, India | 2013 – 2017</w:t>
+      </w:r>
+      <w:r>
+        <w:rPr>
+          <w:rFonts w:ascii="Garamond" w:hAnsi="Garamond"/>
+        </w:rPr>
+        <w:br/>
+        <w:t>Bachelor of Engineering (Electronics &amp; Communication Engineering)</w:t>
       </w:r>
     </w:p>
     <w:p>
       <w:pPr>
-        <w:pStyle w:val="NormalWeb"/>
-        <w:rPr>
-          <w:rFonts w:ascii="Garamond" w:hAnsi="Garamond"/>
-          <w:sz w:val="23"/>
-          <w:szCs w:val="23"/>
-        </w:rPr>
-      </w:pPr>
-      <w:r>
-        <w:rPr>
-          <w:rStyle w:val="Strong"/>
-          <w:rFonts w:ascii="Garamond" w:hAnsi="Garamond"/>
-          <w:sz w:val="23"/>
-          <w:szCs w:val="23"/>
-        </w:rPr>
-        <w:t>AI Productivity &amp; Automation Tools:</w:t>
-      </w:r>
-      <w:r>
-        <w:rPr>
-          <w:rFonts w:ascii="Garamond" w:hAnsi="Garamond"/>
-          <w:sz w:val="23"/>
-          <w:szCs w:val="23"/>
-        </w:rPr>
-        <w:t xml:space="preserve"> Developed AI-assisted Chrome extensions and internal tools to automate workflows and reduce manual effort by ~30% </w:t>
-      </w:r>
-      <w:r>
-        <w:rPr>
-          <w:rStyle w:val="Emphasis"/>
-          <w:rFonts w:ascii="Garamond" w:eastAsiaTheme="majorEastAsia" w:hAnsi="Garamond"/>
-          <w:sz w:val="23"/>
-          <w:szCs w:val="23"/>
-        </w:rPr>
-        <w:t>(Tech: JavaScript, Chrome Extension, GPT, Claude APIs)</w:t>
+        <w:spacing w:line="240" w:lineRule="auto"/>
+        <w:rPr>
+          <w:rFonts w:ascii="Garamond" w:hAnsi="Garamond"/>
+          <w:sz w:val="24"/>
+          <w:szCs w:val="24"/>
+        </w:rPr>
+      </w:pPr>
+      <w:r>
+        <w:rPr>
+          <w:rFonts w:ascii="Garamond" w:hAnsi="Garamond"/>
+          <w:sz w:val="24"/>
+          <w:szCs w:val="24"/>
+        </w:rPr>
+        <w:pict>
+          <v:rect id="_x0000_i1028" style="width:0;height:1.5pt" o:hralign="center" o:hrstd="t" o:hr="t" fillcolor="#a0a0a0" stroked="f"/>
+        </w:pict>
       </w:r>
     </w:p>
     <w:p>
       <w:pPr>
-        <w:pStyle w:val="NormalWeb"/>
-        <w:rPr>
-          <w:rFonts w:ascii="Garamond" w:hAnsi="Garamond"/>
-          <w:sz w:val="23"/>
-          <w:szCs w:val="23"/>
-        </w:rPr>
-      </w:pPr>
-      <w:proofErr w:type="spellStart"/>
+        <w:pStyle w:val="Heading2"/>
+        <w:spacing w:line="240" w:lineRule="auto"/>
+        <w:rPr>
+          <w:rFonts w:ascii="Garamond" w:hAnsi="Garamond"/>
+          <w:color w:val="000000" w:themeColor="text1"/>
+          <w:sz w:val="24"/>
+          <w:szCs w:val="24"/>
+        </w:rPr>
+      </w:pPr>
       <w:r>
         <w:rPr>
           <w:rStyle w:val="Strong"/>
           <w:rFonts w:ascii="Garamond" w:hAnsi="Garamond"/>
-          <w:sz w:val="23"/>
-          <w:szCs w:val="23"/>
-        </w:rPr>
-        <w:t>JobHunter</w:t>
-      </w:r>
-      <w:proofErr w:type="spellEnd"/>
-      <w:r>
-        <w:rPr>
-          <w:rStyle w:val="Strong"/>
-          <w:rFonts w:ascii="Garamond" w:hAnsi="Garamond"/>
-          <w:sz w:val="23"/>
-          <w:szCs w:val="23"/>
-        </w:rPr>
-        <w:t xml:space="preserve"> Chrome Extension:</w:t>
-      </w:r>
-      <w:r>
-        <w:rPr>
-          <w:rFonts w:ascii="Garamond" w:hAnsi="Garamond"/>
-          <w:sz w:val="23"/>
-          <w:szCs w:val="23"/>
-        </w:rPr>
-        <w:t xml:space="preserve"> Built an AI-powered Chrome extension to </w:t>
-      </w:r>
-      <w:proofErr w:type="spellStart"/>
-      <w:r>
-        <w:rPr>
-          <w:rFonts w:ascii="Garamond" w:hAnsi="Garamond"/>
-          <w:sz w:val="23"/>
-          <w:szCs w:val="23"/>
-        </w:rPr>
-        <w:t>analyze</w:t>
-      </w:r>
-      <w:proofErr w:type="spellEnd"/>
-      <w:r>
-        <w:rPr>
-          <w:rFonts w:ascii="Garamond" w:hAnsi="Garamond"/>
-          <w:sz w:val="23"/>
-          <w:szCs w:val="23"/>
-        </w:rPr>
-        <w:t xml:space="preserve"> job listings and streamline application workflows </w:t>
-      </w:r>
-      <w:r>
-        <w:rPr>
-          <w:rStyle w:val="Emphasis"/>
-          <w:rFonts w:ascii="Garamond" w:eastAsiaTheme="majorEastAsia" w:hAnsi="Garamond"/>
-          <w:sz w:val="23"/>
-          <w:szCs w:val="23"/>
-        </w:rPr>
-        <w:t>(Tech: JavaScript, Chrome Extension, Claude)</w:t>
+          <w:b/>
+          <w:bCs/>
+          <w:color w:val="000000" w:themeColor="text1"/>
+          <w:sz w:val="24"/>
+          <w:szCs w:val="24"/>
+        </w:rPr>
+        <w:t>LANGUAGES</w:t>
       </w:r>
     </w:p>
     <w:p>
       <w:pPr>
-        <w:spacing w:line="240" w:lineRule="auto"/>
-        <w:rPr>
-          <w:rFonts w:ascii="Garamond" w:hAnsi="Garamond"/>
-          <w:sz w:val="23"/>
-          <w:szCs w:val="23"/>
-        </w:rPr>
-      </w:pPr>
-      <w:r>
-        <w:rPr>
-          <w:rFonts w:ascii="Garamond" w:hAnsi="Garamond"/>
-          <w:sz w:val="23"/>
-          <w:szCs w:val="23"/>
-        </w:rPr>
-        <w:pict>
-          <v:rect id="_x0000_i1858" style="width:0;height:1.5pt" o:hralign="center" o:hrstd="t" o:hr="t" fillcolor="#a0a0a0" stroked="f"/>
-        </w:pict>
-      </w:r>
-    </w:p>
-    <w:p>
-      <w:pPr>
-        <w:pStyle w:val="Heading2"/>
-        <w:spacing w:line="240" w:lineRule="auto"/>
-        <w:rPr>
-          <w:rFonts w:ascii="Garamond" w:hAnsi="Garamond"/>
-          <w:sz w:val="23"/>
-          <w:szCs w:val="23"/>
-        </w:rPr>
-      </w:pPr>
-      <w:r>
-        <w:rPr>
-          <w:rStyle w:val="Strong"/>
-          <w:rFonts w:ascii="Garamond" w:hAnsi="Garamond"/>
-          <w:b/>
-          <w:bCs/>
-          <w:sz w:val="23"/>
-          <w:szCs w:val="23"/>
-        </w:rPr>
-        <w:t>EDUCATION</w:t>
-      </w:r>
-    </w:p>
-    <w:p>
-      <w:pPr>
         <w:pStyle w:val="NormalWeb"/>
         <w:rPr>
           <w:rFonts w:ascii="Garamond" w:hAnsi="Garamond"/>
-          <w:sz w:val="23"/>
-          <w:szCs w:val="23"/>
-        </w:rPr>
-      </w:pPr>
-      <w:r>
-        <w:rPr>
-          <w:rStyle w:val="Strong"/>
-          <w:rFonts w:ascii="Garamond" w:hAnsi="Garamond"/>
-          <w:sz w:val="23"/>
-          <w:szCs w:val="23"/>
-        </w:rPr>
-        <w:t xml:space="preserve">Anna University, </w:t>
+        </w:rPr>
+      </w:pPr>
+      <w:r>
+        <w:rPr>
+          <w:rFonts w:ascii="Garamond" w:hAnsi="Garamond"/>
+        </w:rPr>
+        <w:t xml:space="preserve">English (Professional), Tamil (Native), </w:t>
       </w:r>
       <w:proofErr w:type="spellStart"/>
       <w:r>
         <w:rPr>
-          <w:rStyle w:val="Strong"/>
-          <w:rFonts w:ascii="Garamond" w:hAnsi="Garamond"/>
-          <w:sz w:val="23"/>
-          <w:szCs w:val="23"/>
-        </w:rPr>
-        <w:t>Jawahar</w:t>
+          <w:rFonts w:ascii="Garamond" w:hAnsi="Garamond"/>
+        </w:rPr>
+        <w:t>Sourashtra</w:t>
       </w:r>
       <w:proofErr w:type="spellEnd"/>
       <w:r>
         <w:rPr>
-          <w:rStyle w:val="Strong"/>
-          <w:rFonts w:ascii="Garamond" w:hAnsi="Garamond"/>
-          <w:sz w:val="23"/>
-          <w:szCs w:val="23"/>
-        </w:rPr>
-        <w:t xml:space="preserve"> Engineering College — Chennai, India | 2013 – 2017</w:t>
-      </w:r>
-      <w:r>
-        <w:rPr>
-          <w:rFonts w:ascii="Garamond" w:hAnsi="Garamond"/>
-          <w:sz w:val="23"/>
-          <w:szCs w:val="23"/>
-        </w:rPr>
-        <w:br/>
-        <w:t>Bachelor of Engineering (Electronics &amp; Communication Engineering)</w:t>
-      </w:r>
-    </w:p>
-    <w:p>
-      <w:pPr>
-        <w:spacing w:line="240" w:lineRule="auto"/>
-        <w:rPr>
-          <w:rFonts w:ascii="Garamond" w:hAnsi="Garamond"/>
-          <w:sz w:val="23"/>
-          <w:szCs w:val="23"/>
-        </w:rPr>
-      </w:pPr>
-      <w:r>
-        <w:rPr>
-          <w:rFonts w:ascii="Garamond" w:hAnsi="Garamond"/>
-          <w:sz w:val="23"/>
-          <w:szCs w:val="23"/>
-        </w:rPr>
-        <w:pict>
-          <v:rect id="_x0000_i1859" style="width:0;height:1.5pt" o:hralign="center" o:hrstd="t" o:hr="t" fillcolor="#a0a0a0" stroked="f"/>
-        </w:pict>
-      </w:r>
-    </w:p>
-    <w:p>
-      <w:pPr>
-        <w:pStyle w:val="Heading2"/>
-        <w:spacing w:line="240" w:lineRule="auto"/>
-        <w:rPr>
-          <w:rFonts w:ascii="Garamond" w:hAnsi="Garamond"/>
-          <w:sz w:val="23"/>
-          <w:szCs w:val="23"/>
-        </w:rPr>
-      </w:pPr>
-      <w:r>
-        <w:rPr>
-          <w:rStyle w:val="Strong"/>
-          <w:rFonts w:ascii="Garamond" w:hAnsi="Garamond"/>
-          <w:b/>
-          <w:bCs/>
-          <w:sz w:val="23"/>
-          <w:szCs w:val="23"/>
-        </w:rPr>
-        <w:t>LANGUAGES</w:t>
-      </w:r>
-    </w:p>
-    <w:p>
-      <w:pPr>
-        <w:pStyle w:val="NormalWeb"/>
-        <w:rPr>
-          <w:rFonts w:ascii="Garamond" w:hAnsi="Garamond"/>
-          <w:sz w:val="23"/>
-          <w:szCs w:val="23"/>
-        </w:rPr>
-      </w:pPr>
-      <w:r>
-        <w:rPr>
-          <w:rFonts w:ascii="Garamond" w:hAnsi="Garamond"/>
-          <w:sz w:val="23"/>
-          <w:szCs w:val="23"/>
-        </w:rPr>
-        <w:t xml:space="preserve">English (Professional), Tamil (Native), </w:t>
-      </w:r>
-      <w:proofErr w:type="spellStart"/>
-      <w:r>
-        <w:rPr>
-          <w:rFonts w:ascii="Garamond" w:hAnsi="Garamond"/>
-          <w:sz w:val="23"/>
-          <w:szCs w:val="23"/>
-        </w:rPr>
-        <w:t>Sourashtra</w:t>
-      </w:r>
-      <w:proofErr w:type="spellEnd"/>
-      <w:r>
-        <w:rPr>
-          <w:rFonts w:ascii="Garamond" w:hAnsi="Garamond"/>
-          <w:sz w:val="23"/>
-          <w:szCs w:val="23"/>
+          <w:rFonts w:ascii="Garamond" w:hAnsi="Garamond"/>
         </w:rPr>
         <w:t xml:space="preserve"> (Conversational)</w:t>
       </w:r>
     </w:p>
     <w:sectPr>
       <w:pgSz w:w="12240" w:h="15840"/>
-      <w:pgMar w:top="397" w:right="397" w:bottom="397" w:left="397" w:header="720" w:footer="720" w:gutter="0"/>
+      <w:pgMar w:top="454" w:right="454" w:bottom="454" w:left="454" w:header="720" w:footer="720" w:gutter="0"/>
       <w:cols w:space="720"/>
       <w:docGrid w:linePitch="360"/>
     </w:sectPr>
@@ -2014,9 +2257,9 @@
     </w:lvl>
   </w:abstractNum>
   <w:abstractNum w:abstractNumId="6" w15:restartNumberingAfterBreak="0">
-    <w:nsid w:val="1A253CF6"/>
+    <w:nsid w:val="0A824A88"/>
     <w:multiLevelType w:val="multilevel"/>
-    <w:tmpl w:val="CEE8581C"/>
+    <w:tmpl w:val="15B06070"/>
     <w:lvl w:ilvl="0">
       <w:start w:val="1"/>
       <w:numFmt w:val="bullet"/>
@@ -2163,9 +2406,9 @@
     </w:lvl>
   </w:abstractNum>
   <w:abstractNum w:abstractNumId="7" w15:restartNumberingAfterBreak="0">
-    <w:nsid w:val="24E35112"/>
+    <w:nsid w:val="22182233"/>
     <w:multiLevelType w:val="multilevel"/>
-    <w:tmpl w:val="D362120A"/>
+    <w:tmpl w:val="76506920"/>
     <w:lvl w:ilvl="0">
       <w:start w:val="1"/>
       <w:numFmt w:val="bullet"/>
@@ -2312,9 +2555,9 @@
     </w:lvl>
   </w:abstractNum>
   <w:abstractNum w:abstractNumId="8" w15:restartNumberingAfterBreak="0">
-    <w:nsid w:val="36F768CB"/>
+    <w:nsid w:val="2A826554"/>
     <w:multiLevelType w:val="multilevel"/>
-    <w:tmpl w:val="28DCCE3E"/>
+    <w:tmpl w:val="0886365A"/>
     <w:lvl w:ilvl="0">
       <w:start w:val="1"/>
       <w:numFmt w:val="bullet"/>
@@ -2461,9 +2704,9 @@
     </w:lvl>
   </w:abstractNum>
   <w:abstractNum w:abstractNumId="9" w15:restartNumberingAfterBreak="0">
-    <w:nsid w:val="3BC36E6F"/>
+    <w:nsid w:val="2BA64947"/>
     <w:multiLevelType w:val="multilevel"/>
-    <w:tmpl w:val="DA220E2E"/>
+    <w:tmpl w:val="BF5A9894"/>
     <w:lvl w:ilvl="0">
       <w:start w:val="1"/>
       <w:numFmt w:val="bullet"/>
@@ -2610,9 +2853,9 @@
     </w:lvl>
   </w:abstractNum>
   <w:abstractNum w:abstractNumId="10" w15:restartNumberingAfterBreak="0">
-    <w:nsid w:val="5108594E"/>
+    <w:nsid w:val="41B21607"/>
     <w:multiLevelType w:val="multilevel"/>
-    <w:tmpl w:val="984AF8EE"/>
+    <w:tmpl w:val="9008FA28"/>
     <w:lvl w:ilvl="0">
       <w:start w:val="1"/>
       <w:numFmt w:val="bullet"/>
@@ -2759,158 +3002,9 @@
     </w:lvl>
   </w:abstractNum>
   <w:abstractNum w:abstractNumId="11" w15:restartNumberingAfterBreak="0">
-    <w:nsid w:val="5A5121DD"/>
+    <w:nsid w:val="4DFB5928"/>
     <w:multiLevelType w:val="multilevel"/>
-    <w:tmpl w:val="B88EB744"/>
-    <w:lvl w:ilvl="0">
-      <w:start w:val="1"/>
-      <w:numFmt w:val="bullet"/>
-      <w:lvlText w:val=""/>
-      <w:lvlJc w:val="left"/>
-      <w:pPr>
-        <w:tabs>
-          <w:tab w:val="num" w:pos="720"/>
-        </w:tabs>
-        <w:ind w:left="720" w:hanging="360"/>
-      </w:pPr>
-      <w:rPr>
-        <w:rFonts w:ascii="Symbol" w:hAnsi="Symbol" w:hint="default"/>
-        <w:sz w:val="20"/>
-      </w:rPr>
-    </w:lvl>
-    <w:lvl w:ilvl="1" w:tentative="1">
-      <w:start w:val="1"/>
-      <w:numFmt w:val="bullet"/>
-      <w:lvlText w:val="o"/>
-      <w:lvlJc w:val="left"/>
-      <w:pPr>
-        <w:tabs>
-          <w:tab w:val="num" w:pos="1440"/>
-        </w:tabs>
-        <w:ind w:left="1440" w:hanging="360"/>
-      </w:pPr>
-      <w:rPr>
-        <w:rFonts w:ascii="Courier New" w:hAnsi="Courier New" w:hint="default"/>
-        <w:sz w:val="20"/>
-      </w:rPr>
-    </w:lvl>
-    <w:lvl w:ilvl="2" w:tentative="1">
-      <w:start w:val="1"/>
-      <w:numFmt w:val="bullet"/>
-      <w:lvlText w:val=""/>
-      <w:lvlJc w:val="left"/>
-      <w:pPr>
-        <w:tabs>
-          <w:tab w:val="num" w:pos="2160"/>
-        </w:tabs>
-        <w:ind w:left="2160" w:hanging="360"/>
-      </w:pPr>
-      <w:rPr>
-        <w:rFonts w:ascii="Wingdings" w:hAnsi="Wingdings" w:hint="default"/>
-        <w:sz w:val="20"/>
-      </w:rPr>
-    </w:lvl>
-    <w:lvl w:ilvl="3" w:tentative="1">
-      <w:start w:val="1"/>
-      <w:numFmt w:val="bullet"/>
-      <w:lvlText w:val=""/>
-      <w:lvlJc w:val="left"/>
-      <w:pPr>
-        <w:tabs>
-          <w:tab w:val="num" w:pos="2880"/>
-        </w:tabs>
-        <w:ind w:left="2880" w:hanging="360"/>
-      </w:pPr>
-      <w:rPr>
-        <w:rFonts w:ascii="Wingdings" w:hAnsi="Wingdings" w:hint="default"/>
-        <w:sz w:val="20"/>
-      </w:rPr>
-    </w:lvl>
-    <w:lvl w:ilvl="4" w:tentative="1">
-      <w:start w:val="1"/>
-      <w:numFmt w:val="bullet"/>
-      <w:lvlText w:val=""/>
-      <w:lvlJc w:val="left"/>
-      <w:pPr>
-        <w:tabs>
-          <w:tab w:val="num" w:pos="3600"/>
-        </w:tabs>
-        <w:ind w:left="3600" w:hanging="360"/>
-      </w:pPr>
-      <w:rPr>
-        <w:rFonts w:ascii="Wingdings" w:hAnsi="Wingdings" w:hint="default"/>
-        <w:sz w:val="20"/>
-      </w:rPr>
-    </w:lvl>
-    <w:lvl w:ilvl="5" w:tentative="1">
-      <w:start w:val="1"/>
-      <w:numFmt w:val="bullet"/>
-      <w:lvlText w:val=""/>
-      <w:lvlJc w:val="left"/>
-      <w:pPr>
-        <w:tabs>
-          <w:tab w:val="num" w:pos="4320"/>
-        </w:tabs>
-        <w:ind w:left="4320" w:hanging="360"/>
-      </w:pPr>
-      <w:rPr>
-        <w:rFonts w:ascii="Wingdings" w:hAnsi="Wingdings" w:hint="default"/>
-        <w:sz w:val="20"/>
-      </w:rPr>
-    </w:lvl>
-    <w:lvl w:ilvl="6" w:tentative="1">
-      <w:start w:val="1"/>
-      <w:numFmt w:val="bullet"/>
-      <w:lvlText w:val=""/>
-      <w:lvlJc w:val="left"/>
-      <w:pPr>
-        <w:tabs>
-          <w:tab w:val="num" w:pos="5040"/>
-        </w:tabs>
-        <w:ind w:left="5040" w:hanging="360"/>
-      </w:pPr>
-      <w:rPr>
-        <w:rFonts w:ascii="Wingdings" w:hAnsi="Wingdings" w:hint="default"/>
-        <w:sz w:val="20"/>
-      </w:rPr>
-    </w:lvl>
-    <w:lvl w:ilvl="7" w:tentative="1">
-      <w:start w:val="1"/>
-      <w:numFmt w:val="bullet"/>
-      <w:lvlText w:val=""/>
-      <w:lvlJc w:val="left"/>
-      <w:pPr>
-        <w:tabs>
-          <w:tab w:val="num" w:pos="5760"/>
-        </w:tabs>
-        <w:ind w:left="5760" w:hanging="360"/>
-      </w:pPr>
-      <w:rPr>
-        <w:rFonts w:ascii="Wingdings" w:hAnsi="Wingdings" w:hint="default"/>
-        <w:sz w:val="20"/>
-      </w:rPr>
-    </w:lvl>
-    <w:lvl w:ilvl="8" w:tentative="1">
-      <w:start w:val="1"/>
-      <w:numFmt w:val="bullet"/>
-      <w:lvlText w:val=""/>
-      <w:lvlJc w:val="left"/>
-      <w:pPr>
-        <w:tabs>
-          <w:tab w:val="num" w:pos="6480"/>
-        </w:tabs>
-        <w:ind w:left="6480" w:hanging="360"/>
-      </w:pPr>
-      <w:rPr>
-        <w:rFonts w:ascii="Wingdings" w:hAnsi="Wingdings" w:hint="default"/>
-        <w:sz w:val="20"/>
-      </w:rPr>
-    </w:lvl>
-  </w:abstractNum>
-  <w:abstractNum w:abstractNumId="12" w15:restartNumberingAfterBreak="0">
-    <w:nsid w:val="7C1159D4"/>
-    <w:multiLevelType w:val="multilevel"/>
-    <w:tmpl w:val="C422D336"/>
+    <w:tmpl w:val="1E669CA2"/>
     <w:lvl w:ilvl="0">
       <w:start w:val="1"/>
       <w:numFmt w:val="bullet"/>
@@ -3075,27 +3169,24 @@
     <w:abstractNumId w:val="0"/>
   </w:num>
   <w:num w:numId="7">
-    <w:abstractNumId w:val="12"/>
+    <w:abstractNumId w:val="11"/>
   </w:num>
   <w:num w:numId="8">
-    <w:abstractNumId w:val="8"/>
+    <w:abstractNumId w:val="10"/>
   </w:num>
   <w:num w:numId="9">
-    <w:abstractNumId w:val="11"/>
+    <w:abstractNumId w:val="9"/>
   </w:num>
   <w:num w:numId="10">
     <w:abstractNumId w:val="6"/>
   </w:num>
   <w:num w:numId="11">
-    <w:abstractNumId w:val="10"/>
+    <w:abstractNumId w:val="7"/>
   </w:num>
   <w:num w:numId="12">
-    <w:abstractNumId w:val="9"/>
+    <w:abstractNumId w:val="8"/>
   </w:num>
-  <w:num w:numId="13">
-    <w:abstractNumId w:val="7"/>
-  </w:num>
-  <w:numIdMacAtCleanup w:val="13"/>
+  <w:numIdMacAtCleanup w:val="12"/>
 </w:numbering>
 </file>
 
@@ -14890,7 +14981,7 @@
 </file>
 
 <file path=customXml/itemProps1.xml><?xml version="1.0" encoding="utf-8"?>
-<ds:datastoreItem xmlns:ds="http://schemas.openxmlformats.org/officeDocument/2006/customXml" ds:itemID="{2ED4502E-8F1E-483E-B6D9-C1066765EE7C}">
+<ds:datastoreItem xmlns:ds="http://schemas.openxmlformats.org/officeDocument/2006/customXml" ds:itemID="{E45CB4DB-95FD-451B-90D9-87FE5F15DA17}">
   <ds:schemaRefs>
     <ds:schemaRef ds:uri="http://schemas.openxmlformats.org/officeDocument/2006/bibliography"/>
   </ds:schemaRefs>
